--- a/agreements/3. Room TA_AC.docx
+++ b/agreements/3. Room TA_AC.docx
@@ -6217,6 +6217,7 @@
                 <w:sz w:val="20"/>
                 <w:szCs w:val="20"/>
               </w:rPr>
+              <w:keepNext/>
             </w:pPr>
             <w:r>
               <w:rPr>
@@ -6247,6 +6248,7 @@
                 <w:sz w:val="20"/>
                 <w:szCs w:val="20"/>
               </w:rPr>
+              <w:keepNext/>
             </w:pPr>
             <w:r>
               <w:rPr>
@@ -6279,6 +6281,7 @@
                 <w:sz w:val="20"/>
                 <w:szCs w:val="20"/>
               </w:rPr>
+              <w:keepNext/>
             </w:pPr>
             <w:r>
               <w:rPr>
@@ -6309,6 +6312,7 @@
                 <w:sz w:val="20"/>
                 <w:szCs w:val="20"/>
               </w:rPr>
+              <w:keepNext/>
             </w:pPr>
             <w:r>
               <w:rPr>
@@ -7285,6 +7289,8 @@
           <w:sz w:val="20"/>
           <w:szCs w:val="20"/>
         </w:rPr>
+        <w:keepNext/>
+        <w:keepLines/>
       </w:pPr>
       <w:r>
         <w:rPr>
@@ -7611,6 +7617,7 @@
           <w:sz w:val="20"/>
           <w:szCs w:val="20"/>
         </w:rPr>
+        <w:keepNext/>
       </w:pPr>
     </w:p>
     <w:tbl>
@@ -7643,6 +7650,7 @@
                 <w:sz w:val="20"/>
                 <w:szCs w:val="20"/>
               </w:rPr>
+              <w:keepNext/>
             </w:pPr>
           </w:p>
           <w:p>
@@ -7659,6 +7667,7 @@
                 <w:sz w:val="20"/>
                 <w:szCs w:val="20"/>
               </w:rPr>
+              <w:keepNext/>
             </w:pPr>
           </w:p>
           <w:p>
@@ -7675,6 +7684,7 @@
                 <w:sz w:val="20"/>
                 <w:szCs w:val="20"/>
               </w:rPr>
+              <w:keepNext/>
             </w:pPr>
           </w:p>
           <w:p>
@@ -7691,6 +7701,7 @@
                 <w:sz w:val="20"/>
                 <w:szCs w:val="20"/>
               </w:rPr>
+              <w:keepNext/>
             </w:pPr>
           </w:p>
           <w:p>
@@ -7707,6 +7718,7 @@
                 <w:sz w:val="20"/>
                 <w:szCs w:val="20"/>
               </w:rPr>
+              <w:keepNext/>
             </w:pPr>
           </w:p>
           <w:p>
@@ -7723,6 +7735,7 @@
                 <w:sz w:val="20"/>
                 <w:szCs w:val="20"/>
               </w:rPr>
+              <w:keepNext/>
             </w:pPr>
           </w:p>
         </w:tc>
@@ -7744,6 +7757,7 @@
                 <w:sz w:val="20"/>
                 <w:szCs w:val="20"/>
               </w:rPr>
+              <w:keepNext/>
             </w:pPr>
           </w:p>
         </w:tc>
@@ -7768,6 +7782,7 @@
                 <w:sz w:val="20"/>
                 <w:szCs w:val="20"/>
               </w:rPr>
+              <w:keepNext/>
             </w:pPr>
             <w:r>
               <w:rPr>
@@ -7857,6 +7872,7 @@
                 <w:sz w:val="20"/>
                 <w:szCs w:val="20"/>
               </w:rPr>
+              <w:keepNext/>
             </w:pPr>
             <w:r>
               <w:rPr>
@@ -7927,6 +7943,7 @@
                 <w:sz w:val="20"/>
                 <w:szCs w:val="20"/>
               </w:rPr>
+              <w:keepNext/>
             </w:pPr>
             <w:r>
               <w:rPr>
@@ -7967,6 +7984,7 @@
                 <w:sz w:val="20"/>
                 <w:szCs w:val="20"/>
               </w:rPr>
+              <w:keepNext/>
             </w:pPr>
             <w:r>
               <w:rPr>
@@ -8009,6 +8027,7 @@
                 <w:sz w:val="20"/>
                 <w:szCs w:val="20"/>
               </w:rPr>
+              <w:keepNext/>
             </w:pPr>
             <w:r>
               <w:rPr>
@@ -8050,6 +8069,7 @@
                 <w:sz w:val="20"/>
                 <w:szCs w:val="20"/>
               </w:rPr>
+              <w:keepNext/>
             </w:pPr>
             <w:r>
               <w:rPr>
@@ -8082,6 +8102,7 @@
                 <w:sz w:val="20"/>
                 <w:szCs w:val="20"/>
               </w:rPr>
+              <w:keepNext/>
             </w:pPr>
             <w:r>
               <w:rPr>
@@ -8123,6 +8144,7 @@
                 <w:sz w:val="20"/>
                 <w:szCs w:val="20"/>
               </w:rPr>
+              <w:keepNext/>
             </w:pPr>
             <w:r>
               <w:rPr>
@@ -8157,6 +8179,7 @@
           <w:sz w:val="20"/>
           <w:szCs w:val="20"/>
         </w:rPr>
+        <w:keepNext/>
       </w:pPr>
     </w:p>
     <w:p>
@@ -8169,6 +8192,7 @@
           <w:sz w:val="20"/>
           <w:szCs w:val="20"/>
         </w:rPr>
+        <w:keepLines/>
       </w:pPr>
       <w:r>
         <w:rPr>
@@ -8258,13 +8282,139 @@
       </w:r>
     </w:p>
     <w:sectPr>
+      <w:headerReference w:type="first" r:id="rIdNestHeader"/>
       <w:pgSz w:w="11906" w:h="16838" w:code="9"/>
-      <w:pgMar w:top="1152" w:right="1080" w:bottom="1440" w:left="1080" w:header="720" w:footer="720" w:gutter="0"/>
+      <w:pgMar w:top="1152" w:right="1080" w:bottom="1440" w:left="1080" w:header="1300" w:footer="720" w:gutter="0"/>
       <w:cols w:space="720"/>
       <w:docGrid w:linePitch="360"/>
+      <w:titlePg/>
     </w:sectPr>
   </w:body>
 </w:document>
+</file>
+
+<file path=word/nest-header.xml><?xml version="1.0" encoding="utf-8"?>
+<w:hdr xmlns:m="http://schemas.openxmlformats.org/officeDocument/2006/math" xmlns:mc="http://schemas.openxmlformats.org/markup-compatibility/2006" xmlns:mo="http://schemas.microsoft.com/office/mac/office/2008/main" xmlns:mv="urn:schemas-microsoft-com:mac:vml" xmlns:o="urn:schemas-microsoft-com:office:office" xmlns:r="http://schemas.openxmlformats.org/officeDocument/2006/relationships" xmlns:v="urn:schemas-microsoft-com:vml" xmlns:w10="urn:schemas-microsoft-com:office:word" xmlns:w14="http://schemas.microsoft.com/office/word/2010/wordml" xmlns:w="http://schemas.openxmlformats.org/wordprocessingml/2006/main" xmlns:wne="http://schemas.microsoft.com/office/word/2006/wordml" xmlns:wp14="http://schemas.microsoft.com/office/word/2010/wordprocessingDrawing" xmlns:wp="http://schemas.openxmlformats.org/drawingml/2006/wordprocessingDrawing" xmlns:wpc="http://schemas.microsoft.com/office/word/2010/wordprocessingCanvas" xmlns:wpg="http://schemas.microsoft.com/office/word/2010/wordprocessingGroup" xmlns:wpi="http://schemas.microsoft.com/office/word/2010/wordprocessingInk" xmlns:wps="http://schemas.microsoft.com/office/word/2010/wordprocessingShape" mc:Ignorable="w14 wp14">
+  <w:p>
+    <w:pPr>
+      <w:pStyle w:val="Header"/>
+      <w:spacing w:after="200"/>
+      <w:jc w:val="center"/>
+    </w:pPr>
+    <w:r>
+      <w:drawing>
+        <wp:inline xmlns:a="http://schemas.openxmlformats.org/drawingml/2006/main" xmlns:pic="http://schemas.openxmlformats.org/drawingml/2006/picture">
+          <wp:extent cx="889000" cy="762000"/>
+          <wp:docPr id="1" name="Picture 1"/>
+          <wp:cNvGraphicFramePr>
+            <a:graphicFrameLocks noChangeAspect="1"/>
+          </wp:cNvGraphicFramePr>
+          <a:graphic>
+            <a:graphicData uri="http://schemas.openxmlformats.org/drawingml/2006/picture">
+              <pic:pic>
+                <pic:nvPicPr>
+                  <pic:cNvPr id="0" name="business_card.jpg"/>
+                  <pic:cNvPicPr/>
+                </pic:nvPicPr>
+                <pic:blipFill>
+                  <a:blip r:embed="rId1"/>
+                  <a:srcRect l="67619" t="16667" r="6190" b="44167"/>
+                  <a:stretch>
+                    <a:fillRect/>
+                  </a:stretch>
+                </pic:blipFill>
+                <pic:spPr>
+                  <a:xfrm>
+                    <a:off x="0" y="0"/>
+                    <a:ext cx="889000" cy="762000"/>
+                  </a:xfrm>
+                  <a:prstGeom prst="rect"/>
+                </pic:spPr>
+              </pic:pic>
+            </a:graphicData>
+          </a:graphic>
+        </wp:inline>
+      </w:drawing>
+    </w:r>
+  </w:p>
+  <w:p>
+    <w:pPr>
+      <w:spacing w:after="40" w:line="240" w:lineRule="auto"/>
+      <w:jc w:val="center"/>
+    </w:pPr>
+    <w:bookmarkStart w:id="2" w:name="NestHeader_name"/>
+    <w:r>
+      <w:rPr>
+        <w:rFonts w:ascii="Arial" w:hAnsi="Arial"/>
+        <w:b/>
+        <w:sz w:val="22"/>
+      </w:rPr>
+      <w:t>NEST &amp; NOOK PROPERTY CARE</w:t>
+    </w:r>
+    <w:bookmarkEnd w:id="2"/>
+  </w:p>
+  <w:p>
+    <w:pPr>
+      <w:spacing w:after="40" w:line="240" w:lineRule="auto"/>
+      <w:jc w:val="center"/>
+    </w:pPr>
+    <w:bookmarkStart w:id="3" w:name="NestHeader_registration"/>
+    <w:r>
+      <w:rPr>
+        <w:rFonts w:ascii="Arial" w:hAnsi="Arial"/>
+        <w:b/>
+        <w:sz w:val="24"/>
+      </w:rPr>
+      <w:t>202603156166 (KT0615852-M)</w:t>
+    </w:r>
+    <w:bookmarkEnd w:id="3"/>
+  </w:p>
+  <w:p>
+    <w:pPr>
+      <w:spacing w:after="40" w:line="240" w:lineRule="auto"/>
+      <w:jc w:val="center"/>
+    </w:pPr>
+    <w:bookmarkStart w:id="4" w:name="NestHeader_address"/>
+    <w:r>
+      <w:rPr>
+        <w:rFonts w:ascii="Times New Roman" w:hAnsi="Times New Roman"/>
+        <w:b/>
+        <w:sz w:val="21"/>
+      </w:rPr>
+      <w:t>#16-03, Trellis Residences, 80100, J.B, Johor.</w:t>
+    </w:r>
+    <w:bookmarkEnd w:id="4"/>
+  </w:p>
+  <w:p>
+    <w:pPr>
+      <w:spacing w:after="40" w:line="240" w:lineRule="auto"/>
+      <w:jc w:val="center"/>
+    </w:pPr>
+    <w:bookmarkStart w:id="5" w:name="NestHeader_phone"/>
+    <w:r>
+      <w:rPr>
+        <w:rFonts w:ascii="Times New Roman" w:hAnsi="Times New Roman"/>
+        <w:b/>
+        <w:sz w:val="23"/>
+      </w:rPr>
+      <w:t>TEL NO.: +60111-3380335</w:t>
+    </w:r>
+    <w:bookmarkEnd w:id="5"/>
+  </w:p>
+  <w:p>
+    <w:pPr>
+      <w:spacing w:after="240" w:line="20" w:lineRule="exact"/>
+      <w:pBdr>
+        <w:bottom w:val="single" w:sz="4" w:space="1" w:color="000000"/>
+      </w:pBdr>
+    </w:pPr>
+    <w:r>
+      <w:rPr>
+        <w:sz w:val="2"/>
+      </w:rPr>
+    </w:r>
+  </w:p>
+</w:hdr>
 </file>
 
 <file path=word/numbering.xml><?xml version="1.0" encoding="utf-8"?>

--- a/agreements/3. Room TA_AC.docx
+++ b/agreements/3. Room TA_AC.docx
@@ -2570,6 +2570,7 @@
           <w:sz w:val="20"/>
           <w:szCs w:val="20"/>
         </w:rPr>
+        <w:lastRenderedPageBreak/>
         <w:t xml:space="preserve">Strictly no early termination of this agreement by Tenant prior to the expiry of </w:t>
       </w:r>
       <w:r>
@@ -3172,7 +3173,6 @@
           <w:sz w:val="20"/>
           <w:szCs w:val="20"/>
         </w:rPr>
-        <w:lastRenderedPageBreak/>
         <w:t xml:space="preserve">The Landlord shall bear the costs for </w:t>
       </w:r>
       <w:r>
@@ -4694,25 +4694,7 @@
           <w:sz w:val="20"/>
           <w:szCs w:val="20"/>
         </w:rPr>
-        <w:t xml:space="preserve">Nest &amp; Nook Property Care is renting the premise from the Landlord, and sub-renting it to the tenants on behalf of Landlord. Nest &amp; Nook Property Care is helping the landlord in managing the Tenants in the premises. In the event landlord has to vacate the premises before the maturity of this agreement, Nest &amp; Nook Property Care will give 2 </w:t>
-      </w:r>
-      <w:proofErr w:type="spellStart"/>
-      <w:r>
-        <w:rPr>
-          <w:rFonts w:ascii="Cambria" w:eastAsia="Cambria" w:hAnsi="Cambria" w:cs="Cambria"/>
-          <w:sz w:val="20"/>
-          <w:szCs w:val="20"/>
-        </w:rPr>
-        <w:t>months notice</w:t>
-      </w:r>
-      <w:proofErr w:type="spellEnd"/>
-      <w:r>
-        <w:rPr>
-          <w:rFonts w:ascii="Cambria" w:eastAsia="Cambria" w:hAnsi="Cambria" w:cs="Cambria"/>
-          <w:sz w:val="20"/>
-          <w:szCs w:val="20"/>
-        </w:rPr>
-        <w:t xml:space="preserve"> period and assist Tenant relocate to other nearest available premises.</w:t>
+        <w:t>Nest &amp; Nook Property Care is renting the premise from the Landlord, and sub-renting it to the tenants on behalf of Landlord. Nest &amp; Nook Property Care is helping the landlord in managing the Tenants in the premises. In the event landlord has to vacate the premises before the maturity of this agreement, Nest &amp; Nook Property Care will give 2 months notice period and assist Tenant relocate to other nearest available premises.</w:t>
       </w:r>
     </w:p>
     <w:p>
@@ -5363,7 +5345,6 @@
         </w:rPr>
         <w:t xml:space="preserve">unpleasant </w:t>
       </w:r>
-      <w:proofErr w:type="spellStart"/>
       <w:r>
         <w:rPr>
           <w:rFonts w:ascii="Cambria" w:eastAsia="Cambria" w:hAnsi="Cambria" w:cs="Cambria"/>
@@ -5372,7 +5353,6 @@
         </w:rPr>
         <w:t>odour</w:t>
       </w:r>
-      <w:proofErr w:type="spellEnd"/>
       <w:r>
         <w:rPr>
           <w:rFonts w:ascii="Cambria" w:eastAsia="Cambria" w:hAnsi="Cambria" w:cs="Cambria"/>
@@ -5696,6 +5676,7 @@
           <w:sz w:val="20"/>
           <w:szCs w:val="20"/>
         </w:rPr>
+        <w:lastRenderedPageBreak/>
         <w:t>Upon</w:t>
       </w:r>
       <w:r>
@@ -6066,47 +6047,7 @@
           <w:sz w:val="20"/>
           <w:szCs w:val="20"/>
         </w:rPr>
-        <w:t xml:space="preserve"> working days after the handover of house and room keys and the Landlord reserves the absolute right to make such deductions for (</w:t>
-      </w:r>
-      <w:proofErr w:type="spellStart"/>
-      <w:r>
-        <w:rPr>
-          <w:rFonts w:ascii="Cambria" w:eastAsia="Cambria" w:hAnsi="Cambria" w:cs="Cambria"/>
-          <w:spacing w:val="-5"/>
-          <w:sz w:val="20"/>
-          <w:szCs w:val="20"/>
-        </w:rPr>
-        <w:t>i</w:t>
-      </w:r>
-      <w:proofErr w:type="spellEnd"/>
-      <w:r>
-        <w:rPr>
-          <w:rFonts w:ascii="Cambria" w:eastAsia="Cambria" w:hAnsi="Cambria" w:cs="Cambria"/>
-          <w:spacing w:val="-5"/>
-          <w:sz w:val="20"/>
-          <w:szCs w:val="20"/>
-        </w:rPr>
-        <w:t>) such amount due and owing to the Landlord and any applicable third party(</w:t>
-      </w:r>
-      <w:proofErr w:type="spellStart"/>
-      <w:r>
-        <w:rPr>
-          <w:rFonts w:ascii="Cambria" w:eastAsia="Cambria" w:hAnsi="Cambria" w:cs="Cambria"/>
-          <w:spacing w:val="-5"/>
-          <w:sz w:val="20"/>
-          <w:szCs w:val="20"/>
-        </w:rPr>
-        <w:t>ies</w:t>
-      </w:r>
-      <w:proofErr w:type="spellEnd"/>
-      <w:r>
-        <w:rPr>
-          <w:rFonts w:ascii="Cambria" w:eastAsia="Cambria" w:hAnsi="Cambria" w:cs="Cambria"/>
-          <w:spacing w:val="-5"/>
-          <w:sz w:val="20"/>
-          <w:szCs w:val="20"/>
-        </w:rPr>
-        <w:t>) including utilities bodies; and (ii)any damages caused by the Tenant to the premise, the room and the fixtures, fittings and furniture therein.</w:t>
+        <w:t xml:space="preserve"> working days after the handover of house and room keys and the Landlord reserves the absolute right to make such deductions for (i) such amount due and owing to the Landlord and any applicable third party(ies) including utilities bodies; and (ii)any damages caused by the Tenant to the premise, the room and the fixtures, fittings and furniture therein.</w:t>
       </w:r>
     </w:p>
     <w:p>
@@ -6167,7 +6108,6 @@
           <w:sz w:val="20"/>
           <w:szCs w:val="20"/>
         </w:rPr>
-        <w:lastRenderedPageBreak/>
         <w:t>All payments should be made directly to:</w:t>
       </w:r>
     </w:p>
@@ -6205,6 +6145,7 @@
           </w:tcPr>
           <w:p>
             <w:pPr>
+              <w:keepNext/>
               <w:tabs>
                 <w:tab w:val="left" w:pos="651"/>
               </w:tabs>
@@ -6217,7 +6158,6 @@
                 <w:sz w:val="20"/>
                 <w:szCs w:val="20"/>
               </w:rPr>
-              <w:keepNext/>
             </w:pPr>
             <w:r>
               <w:rPr>
@@ -6236,6 +6176,7 @@
           </w:tcPr>
           <w:p>
             <w:pPr>
+              <w:keepNext/>
               <w:tabs>
                 <w:tab w:val="left" w:pos="651"/>
               </w:tabs>
@@ -6248,7 +6189,39 @@
                 <w:sz w:val="20"/>
                 <w:szCs w:val="20"/>
               </w:rPr>
+            </w:pPr>
+            <w:r>
+              <w:rPr>
+                <w:rFonts w:ascii="Cambria" w:eastAsia="Cambria" w:hAnsi="Cambria" w:cs="Cambria"/>
+                <w:spacing w:val="-5"/>
+                <w:sz w:val="20"/>
+                <w:szCs w:val="20"/>
+              </w:rPr>
+              <w:t>NEST &amp; NOOK PROPERTY CARE</w:t>
+            </w:r>
+          </w:p>
+        </w:tc>
+      </w:tr>
+      <w:tr>
+        <w:tc>
+          <w:tcPr>
+            <w:tcW w:w="4981" w:type="dxa"/>
+          </w:tcPr>
+          <w:p>
+            <w:pPr>
               <w:keepNext/>
+              <w:tabs>
+                <w:tab w:val="left" w:pos="651"/>
+              </w:tabs>
+              <w:spacing w:after="120"/>
+              <w:ind w:right="275"/>
+              <w:jc w:val="both"/>
+              <w:rPr>
+                <w:rFonts w:ascii="Cambria" w:eastAsia="Cambria" w:hAnsi="Cambria" w:cs="Cambria"/>
+                <w:spacing w:val="-5"/>
+                <w:sz w:val="20"/>
+                <w:szCs w:val="20"/>
+              </w:rPr>
             </w:pPr>
             <w:r>
               <w:rPr>
@@ -6257,7 +6230,38 @@
                 <w:sz w:val="20"/>
                 <w:szCs w:val="20"/>
               </w:rPr>
-              <w:t>NEST &amp; NOOK PROPERTY CARE</w:t>
+              <w:t>Bank Name:</w:t>
+            </w:r>
+          </w:p>
+        </w:tc>
+        <w:tc>
+          <w:tcPr>
+            <w:tcW w:w="4981" w:type="dxa"/>
+          </w:tcPr>
+          <w:p>
+            <w:pPr>
+              <w:keepNext/>
+              <w:tabs>
+                <w:tab w:val="left" w:pos="651"/>
+              </w:tabs>
+              <w:spacing w:after="120"/>
+              <w:ind w:right="275"/>
+              <w:jc w:val="both"/>
+              <w:rPr>
+                <w:rFonts w:ascii="Cambria" w:eastAsia="Cambria" w:hAnsi="Cambria" w:cs="Cambria"/>
+                <w:spacing w:val="-5"/>
+                <w:sz w:val="20"/>
+                <w:szCs w:val="20"/>
+              </w:rPr>
+            </w:pPr>
+            <w:r>
+              <w:rPr>
+                <w:rFonts w:ascii="Cambria" w:eastAsia="Cambria" w:hAnsi="Cambria" w:cs="Cambria"/>
+                <w:spacing w:val="-5"/>
+                <w:sz w:val="20"/>
+                <w:szCs w:val="20"/>
+              </w:rPr>
+              <w:t>OCBC BANK</w:t>
             </w:r>
           </w:p>
         </w:tc>
@@ -6281,7 +6285,6 @@
                 <w:sz w:val="20"/>
                 <w:szCs w:val="20"/>
               </w:rPr>
-              <w:keepNext/>
             </w:pPr>
             <w:r>
               <w:rPr>
@@ -6290,7 +6293,7 @@
                 <w:sz w:val="20"/>
                 <w:szCs w:val="20"/>
               </w:rPr>
-              <w:t>Bank Name:</w:t>
+              <w:t>Account Number:</w:t>
             </w:r>
           </w:p>
         </w:tc>
@@ -6312,69 +6315,6 @@
                 <w:sz w:val="20"/>
                 <w:szCs w:val="20"/>
               </w:rPr>
-              <w:keepNext/>
-            </w:pPr>
-            <w:r>
-              <w:rPr>
-                <w:rFonts w:ascii="Cambria" w:eastAsia="Cambria" w:hAnsi="Cambria" w:cs="Cambria"/>
-                <w:spacing w:val="-5"/>
-                <w:sz w:val="20"/>
-                <w:szCs w:val="20"/>
-              </w:rPr>
-              <w:t>OCBC BANK</w:t>
-            </w:r>
-          </w:p>
-        </w:tc>
-      </w:tr>
-      <w:tr>
-        <w:tc>
-          <w:tcPr>
-            <w:tcW w:w="4981" w:type="dxa"/>
-          </w:tcPr>
-          <w:p>
-            <w:pPr>
-              <w:tabs>
-                <w:tab w:val="left" w:pos="651"/>
-              </w:tabs>
-              <w:spacing w:after="120"/>
-              <w:ind w:right="275"/>
-              <w:jc w:val="both"/>
-              <w:rPr>
-                <w:rFonts w:ascii="Cambria" w:eastAsia="Cambria" w:hAnsi="Cambria" w:cs="Cambria"/>
-                <w:spacing w:val="-5"/>
-                <w:sz w:val="20"/>
-                <w:szCs w:val="20"/>
-              </w:rPr>
-            </w:pPr>
-            <w:r>
-              <w:rPr>
-                <w:rFonts w:ascii="Cambria" w:eastAsia="Cambria" w:hAnsi="Cambria" w:cs="Cambria"/>
-                <w:spacing w:val="-5"/>
-                <w:sz w:val="20"/>
-                <w:szCs w:val="20"/>
-              </w:rPr>
-              <w:t>Account Number:</w:t>
-            </w:r>
-          </w:p>
-        </w:tc>
-        <w:tc>
-          <w:tcPr>
-            <w:tcW w:w="4981" w:type="dxa"/>
-          </w:tcPr>
-          <w:p>
-            <w:pPr>
-              <w:tabs>
-                <w:tab w:val="left" w:pos="651"/>
-              </w:tabs>
-              <w:spacing w:after="120"/>
-              <w:ind w:right="275"/>
-              <w:jc w:val="both"/>
-              <w:rPr>
-                <w:rFonts w:ascii="Cambria" w:eastAsia="Cambria" w:hAnsi="Cambria" w:cs="Cambria"/>
-                <w:spacing w:val="-5"/>
-                <w:sz w:val="20"/>
-                <w:szCs w:val="20"/>
-              </w:rPr>
             </w:pPr>
             <w:r>
               <w:rPr>
@@ -6477,8 +6417,8 @@
         <w:tblLook w:val="04A0" w:firstRow="1" w:lastRow="0" w:firstColumn="1" w:lastColumn="0" w:noHBand="0" w:noVBand="1"/>
       </w:tblPr>
       <w:tblGrid>
-        <w:gridCol w:w="4829"/>
-        <w:gridCol w:w="4843"/>
+        <w:gridCol w:w="4812"/>
+        <w:gridCol w:w="4860"/>
       </w:tblGrid>
       <w:tr>
         <w:tc>
@@ -6601,6 +6541,120 @@
                 <w:szCs w:val="20"/>
               </w:rPr>
             </w:pPr>
+            <w:r>
+              <w:rPr>
+                <w:rFonts w:ascii="Cambria" w:eastAsia="Cambria" w:hAnsi="Cambria" w:cs="Cambria"/>
+                <w:noProof/>
+                <w:spacing w:val="-5"/>
+                <w:sz w:val="20"/>
+                <w:szCs w:val="20"/>
+              </w:rPr>
+              <w:drawing>
+                <wp:inline distT="0" distB="0" distL="0" distR="0" wp14:anchorId="587A8CE5" wp14:editId="2B6A7D60">
+                  <wp:extent cx="1303483" cy="730250"/>
+                  <wp:effectExtent l="0" t="0" r="0" b="0"/>
+                  <wp:docPr id="1369347732" name="Picture 1"/>
+                  <wp:cNvGraphicFramePr>
+                    <a:graphicFrameLocks xmlns:a="http://schemas.openxmlformats.org/drawingml/2006/main" noChangeAspect="1"/>
+                  </wp:cNvGraphicFramePr>
+                  <a:graphic xmlns:a="http://schemas.openxmlformats.org/drawingml/2006/main">
+                    <a:graphicData uri="http://schemas.openxmlformats.org/drawingml/2006/picture">
+                      <pic:pic xmlns:pic="http://schemas.openxmlformats.org/drawingml/2006/picture">
+                        <pic:nvPicPr>
+                          <pic:cNvPr id="0" name="Picture 1"/>
+                          <pic:cNvPicPr>
+                            <a:picLocks noChangeAspect="1" noChangeArrowheads="1"/>
+                          </pic:cNvPicPr>
+                        </pic:nvPicPr>
+                        <pic:blipFill>
+                          <a:blip r:embed="rId7" cstate="print">
+                            <a:extLst>
+                              <a:ext uri="{28A0092B-C50C-407E-A947-70E740481C1C}">
+                                <a14:useLocalDpi xmlns:a14="http://schemas.microsoft.com/office/drawing/2010/main" val="0"/>
+                              </a:ext>
+                            </a:extLst>
+                          </a:blip>
+                          <a:srcRect/>
+                          <a:stretch>
+                            <a:fillRect/>
+                          </a:stretch>
+                        </pic:blipFill>
+                        <pic:spPr bwMode="auto">
+                          <a:xfrm>
+                            <a:off x="0" y="0"/>
+                            <a:ext cx="1307509" cy="732506"/>
+                          </a:xfrm>
+                          <a:prstGeom prst="rect">
+                            <a:avLst/>
+                          </a:prstGeom>
+                          <a:noFill/>
+                          <a:ln>
+                            <a:noFill/>
+                          </a:ln>
+                        </pic:spPr>
+                      </pic:pic>
+                    </a:graphicData>
+                  </a:graphic>
+                </wp:inline>
+              </w:drawing>
+            </w:r>
+            <w:r>
+              <w:rPr>
+                <w:rFonts w:ascii="Cambria" w:eastAsia="Cambria" w:hAnsi="Cambria" w:cs="Cambria"/>
+                <w:noProof/>
+                <w:spacing w:val="-5"/>
+                <w:sz w:val="20"/>
+                <w:szCs w:val="20"/>
+              </w:rPr>
+              <w:drawing>
+                <wp:inline distT="0" distB="0" distL="0" distR="0" wp14:anchorId="5D5AAC88" wp14:editId="6DCB4D89">
+                  <wp:extent cx="934448" cy="949227"/>
+                  <wp:effectExtent l="0" t="0" r="0" b="0"/>
+                  <wp:docPr id="1109147259" name="Picture 3"/>
+                  <wp:cNvGraphicFramePr>
+                    <a:graphicFrameLocks xmlns:a="http://schemas.openxmlformats.org/drawingml/2006/main" noChangeAspect="1"/>
+                  </wp:cNvGraphicFramePr>
+                  <a:graphic xmlns:a="http://schemas.openxmlformats.org/drawingml/2006/main">
+                    <a:graphicData uri="http://schemas.openxmlformats.org/drawingml/2006/picture">
+                      <pic:pic xmlns:pic="http://schemas.openxmlformats.org/drawingml/2006/picture">
+                        <pic:nvPicPr>
+                          <pic:cNvPr id="0" name="Picture 3"/>
+                          <pic:cNvPicPr>
+                            <a:picLocks noChangeAspect="1" noChangeArrowheads="1"/>
+                          </pic:cNvPicPr>
+                        </pic:nvPicPr>
+                        <pic:blipFill>
+                          <a:blip r:embed="rId8" cstate="print">
+                            <a:extLst>
+                              <a:ext uri="{28A0092B-C50C-407E-A947-70E740481C1C}">
+                                <a14:useLocalDpi xmlns:a14="http://schemas.microsoft.com/office/drawing/2010/main" val="0"/>
+                              </a:ext>
+                            </a:extLst>
+                          </a:blip>
+                          <a:srcRect/>
+                          <a:stretch>
+                            <a:fillRect/>
+                          </a:stretch>
+                        </pic:blipFill>
+                        <pic:spPr bwMode="auto">
+                          <a:xfrm>
+                            <a:off x="0" y="0"/>
+                            <a:ext cx="948447" cy="963447"/>
+                          </a:xfrm>
+                          <a:prstGeom prst="rect">
+                            <a:avLst/>
+                          </a:prstGeom>
+                          <a:noFill/>
+                          <a:ln>
+                            <a:noFill/>
+                          </a:ln>
+                        </pic:spPr>
+                      </pic:pic>
+                    </a:graphicData>
+                  </a:graphic>
+                </wp:inline>
+              </w:drawing>
+            </w:r>
           </w:p>
         </w:tc>
       </w:tr>
@@ -6830,19 +6884,8 @@
                 <w:spacing w:val="-10"/>
                 <w:sz w:val="20"/>
               </w:rPr>
-              <w:t xml:space="preserve">TENG YING </w:t>
-            </w:r>
-            <w:proofErr w:type="spellStart"/>
-            <w:r>
-              <w:rPr>
-                <w:rFonts w:ascii="Cambria" w:eastAsia="Cambria" w:hAnsi="Cambria" w:cs="Cambria"/>
-                <w:bCs/>
-                <w:spacing w:val="-10"/>
-                <w:sz w:val="20"/>
-              </w:rPr>
-              <w:t>YING</w:t>
-            </w:r>
-            <w:proofErr w:type="spellEnd"/>
+              <w:t>TENG YING YING</w:t>
+            </w:r>
           </w:p>
         </w:tc>
         <w:tc>
@@ -7280,6 +7323,8 @@
     </w:p>
     <w:p>
       <w:pPr>
+        <w:keepNext/>
+        <w:keepLines/>
         <w:spacing w:after="0" w:line="240" w:lineRule="auto"/>
         <w:ind w:left="290" w:right="282"/>
         <w:jc w:val="both"/>
@@ -7289,8 +7334,6 @@
           <w:sz w:val="20"/>
           <w:szCs w:val="20"/>
         </w:rPr>
-        <w:keepNext/>
-        <w:keepLines/>
       </w:pPr>
       <w:r>
         <w:rPr>
@@ -7299,6 +7342,7 @@
           <w:sz w:val="20"/>
           <w:szCs w:val="20"/>
         </w:rPr>
+        <w:lastRenderedPageBreak/>
         <w:t>In the event that the Tenant is less than 18 years old, the Tenant’s guardian shall execute this Agreement and Tenant’s guardian agrees to procure the compliance by the Tenant of all the terms failing</w:t>
       </w:r>
       <w:r>
@@ -7608,6 +7652,7 @@
     </w:p>
     <w:p>
       <w:pPr>
+        <w:keepNext/>
         <w:spacing w:after="0" w:line="240" w:lineRule="auto"/>
         <w:ind w:left="290" w:right="282"/>
         <w:jc w:val="both"/>
@@ -7617,7 +7662,6 @@
           <w:sz w:val="20"/>
           <w:szCs w:val="20"/>
         </w:rPr>
-        <w:keepNext/>
       </w:pPr>
     </w:p>
     <w:tbl>
@@ -7638,6 +7682,7 @@
           </w:tcPr>
           <w:p>
             <w:pPr>
+              <w:keepNext/>
               <w:tabs>
                 <w:tab w:val="left" w:pos="1010"/>
                 <w:tab w:val="left" w:pos="5330"/>
@@ -7650,11 +7695,11 @@
                 <w:sz w:val="20"/>
                 <w:szCs w:val="20"/>
               </w:rPr>
-              <w:keepNext/>
             </w:pPr>
           </w:p>
           <w:p>
             <w:pPr>
+              <w:keepNext/>
               <w:tabs>
                 <w:tab w:val="left" w:pos="1010"/>
                 <w:tab w:val="left" w:pos="5330"/>
@@ -7667,11 +7712,11 @@
                 <w:sz w:val="20"/>
                 <w:szCs w:val="20"/>
               </w:rPr>
-              <w:keepNext/>
             </w:pPr>
           </w:p>
           <w:p>
             <w:pPr>
+              <w:keepNext/>
               <w:tabs>
                 <w:tab w:val="left" w:pos="1010"/>
                 <w:tab w:val="left" w:pos="5330"/>
@@ -7684,11 +7729,11 @@
                 <w:sz w:val="20"/>
                 <w:szCs w:val="20"/>
               </w:rPr>
-              <w:keepNext/>
             </w:pPr>
           </w:p>
           <w:p>
             <w:pPr>
+              <w:keepNext/>
               <w:tabs>
                 <w:tab w:val="left" w:pos="1010"/>
                 <w:tab w:val="left" w:pos="5330"/>
@@ -7701,11 +7746,11 @@
                 <w:sz w:val="20"/>
                 <w:szCs w:val="20"/>
               </w:rPr>
-              <w:keepNext/>
             </w:pPr>
           </w:p>
           <w:p>
             <w:pPr>
+              <w:keepNext/>
               <w:tabs>
                 <w:tab w:val="left" w:pos="1010"/>
                 <w:tab w:val="left" w:pos="5330"/>
@@ -7718,11 +7763,11 @@
                 <w:sz w:val="20"/>
                 <w:szCs w:val="20"/>
               </w:rPr>
-              <w:keepNext/>
             </w:pPr>
           </w:p>
           <w:p>
             <w:pPr>
+              <w:keepNext/>
               <w:tabs>
                 <w:tab w:val="left" w:pos="1010"/>
                 <w:tab w:val="left" w:pos="5330"/>
@@ -7735,7 +7780,6 @@
                 <w:sz w:val="20"/>
                 <w:szCs w:val="20"/>
               </w:rPr>
-              <w:keepNext/>
             </w:pPr>
           </w:p>
         </w:tc>
@@ -7745,6 +7789,7 @@
           </w:tcPr>
           <w:p>
             <w:pPr>
+              <w:keepNext/>
               <w:tabs>
                 <w:tab w:val="left" w:pos="1010"/>
                 <w:tab w:val="left" w:pos="5330"/>
@@ -7757,7 +7802,6 @@
                 <w:sz w:val="20"/>
                 <w:szCs w:val="20"/>
               </w:rPr>
-              <w:keepNext/>
             </w:pPr>
           </w:p>
         </w:tc>
@@ -7769,6 +7813,7 @@
           </w:tcPr>
           <w:p>
             <w:pPr>
+              <w:keepNext/>
               <w:tabs>
                 <w:tab w:val="left" w:pos="1010"/>
                 <w:tab w:val="left" w:pos="5330"/>
@@ -7782,7 +7827,6 @@
                 <w:sz w:val="20"/>
                 <w:szCs w:val="20"/>
               </w:rPr>
-              <w:keepNext/>
             </w:pPr>
             <w:r>
               <w:rPr>
@@ -7859,6 +7903,7 @@
           </w:tcPr>
           <w:p>
             <w:pPr>
+              <w:keepNext/>
               <w:tabs>
                 <w:tab w:val="left" w:pos="1010"/>
                 <w:tab w:val="left" w:pos="5330"/>
@@ -7872,7 +7917,6 @@
                 <w:sz w:val="20"/>
                 <w:szCs w:val="20"/>
               </w:rPr>
-              <w:keepNext/>
             </w:pPr>
             <w:r>
               <w:rPr>
@@ -7931,6 +7975,7 @@
           </w:tcPr>
           <w:p>
             <w:pPr>
+              <w:keepNext/>
               <w:tabs>
                 <w:tab w:val="left" w:pos="1010"/>
                 <w:tab w:val="left" w:pos="5330"/>
@@ -7943,7 +7988,6 @@
                 <w:sz w:val="20"/>
                 <w:szCs w:val="20"/>
               </w:rPr>
-              <w:keepNext/>
             </w:pPr>
             <w:r>
               <w:rPr>
@@ -7972,6 +8016,7 @@
           </w:tcPr>
           <w:p>
             <w:pPr>
+              <w:keepNext/>
               <w:tabs>
                 <w:tab w:val="left" w:pos="1010"/>
                 <w:tab w:val="left" w:pos="5330"/>
@@ -7984,7 +8029,6 @@
                 <w:sz w:val="20"/>
                 <w:szCs w:val="20"/>
               </w:rPr>
-              <w:keepNext/>
             </w:pPr>
             <w:r>
               <w:rPr>
@@ -8015,6 +8059,7 @@
           </w:tcPr>
           <w:p>
             <w:pPr>
+              <w:keepNext/>
               <w:tabs>
                 <w:tab w:val="left" w:pos="1010"/>
                 <w:tab w:val="left" w:pos="5330"/>
@@ -8027,7 +8072,6 @@
                 <w:sz w:val="20"/>
                 <w:szCs w:val="20"/>
               </w:rPr>
-              <w:keepNext/>
             </w:pPr>
             <w:r>
               <w:rPr>
@@ -8057,6 +8101,7 @@
           </w:tcPr>
           <w:p>
             <w:pPr>
+              <w:keepNext/>
               <w:tabs>
                 <w:tab w:val="left" w:pos="1010"/>
                 <w:tab w:val="left" w:pos="5330"/>
@@ -8069,7 +8114,6 @@
                 <w:sz w:val="20"/>
                 <w:szCs w:val="20"/>
               </w:rPr>
-              <w:keepNext/>
             </w:pPr>
             <w:r>
               <w:rPr>
@@ -8090,6 +8134,7 @@
           </w:tcPr>
           <w:p>
             <w:pPr>
+              <w:keepNext/>
               <w:tabs>
                 <w:tab w:val="left" w:pos="1010"/>
                 <w:tab w:val="left" w:pos="5330"/>
@@ -8102,7 +8147,6 @@
                 <w:sz w:val="20"/>
                 <w:szCs w:val="20"/>
               </w:rPr>
-              <w:keepNext/>
             </w:pPr>
             <w:r>
               <w:rPr>
@@ -8132,6 +8176,7 @@
           </w:tcPr>
           <w:p>
             <w:pPr>
+              <w:keepNext/>
               <w:tabs>
                 <w:tab w:val="left" w:pos="1010"/>
                 <w:tab w:val="left" w:pos="5330"/>
@@ -8144,7 +8189,6 @@
                 <w:sz w:val="20"/>
                 <w:szCs w:val="20"/>
               </w:rPr>
-              <w:keepNext/>
             </w:pPr>
             <w:r>
               <w:rPr>
@@ -8172,6 +8216,7 @@
     </w:tbl>
     <w:p>
       <w:pPr>
+        <w:keepNext/>
         <w:spacing w:before="229" w:after="0" w:line="240" w:lineRule="auto"/>
         <w:rPr>
           <w:rFonts w:ascii="Cambria" w:eastAsia="Cambria" w:hAnsi="Cambria" w:cs="Cambria"/>
@@ -8179,11 +8224,11 @@
           <w:sz w:val="20"/>
           <w:szCs w:val="20"/>
         </w:rPr>
-        <w:keepNext/>
       </w:pPr>
     </w:p>
     <w:p>
       <w:pPr>
+        <w:keepLines/>
         <w:spacing w:after="0" w:line="259" w:lineRule="auto"/>
         <w:ind w:left="293" w:right="279" w:hanging="1"/>
         <w:jc w:val="both"/>
@@ -8192,7 +8237,6 @@
           <w:sz w:val="20"/>
           <w:szCs w:val="20"/>
         </w:rPr>
-        <w:keepLines/>
       </w:pPr>
       <w:r>
         <w:rPr>
@@ -8282,36 +8326,89 @@
       </w:r>
     </w:p>
     <w:sectPr>
-      <w:headerReference w:type="first" r:id="rIdNestHeader"/>
+      <w:headerReference w:type="first" r:id="rId9"/>
       <w:pgSz w:w="11906" w:h="16838" w:code="9"/>
       <w:pgMar w:top="1152" w:right="1080" w:bottom="1440" w:left="1080" w:header="1300" w:footer="720" w:gutter="0"/>
       <w:cols w:space="720"/>
+      <w:titlePg/>
       <w:docGrid w:linePitch="360"/>
-      <w:titlePg/>
     </w:sectPr>
   </w:body>
 </w:document>
 </file>
 
-<file path=word/nest-header.xml><?xml version="1.0" encoding="utf-8"?>
-<w:hdr xmlns:m="http://schemas.openxmlformats.org/officeDocument/2006/math" xmlns:mc="http://schemas.openxmlformats.org/markup-compatibility/2006" xmlns:mo="http://schemas.microsoft.com/office/mac/office/2008/main" xmlns:mv="urn:schemas-microsoft-com:mac:vml" xmlns:o="urn:schemas-microsoft-com:office:office" xmlns:r="http://schemas.openxmlformats.org/officeDocument/2006/relationships" xmlns:v="urn:schemas-microsoft-com:vml" xmlns:w10="urn:schemas-microsoft-com:office:word" xmlns:w14="http://schemas.microsoft.com/office/word/2010/wordml" xmlns:w="http://schemas.openxmlformats.org/wordprocessingml/2006/main" xmlns:wne="http://schemas.microsoft.com/office/word/2006/wordml" xmlns:wp14="http://schemas.microsoft.com/office/word/2010/wordprocessingDrawing" xmlns:wp="http://schemas.openxmlformats.org/drawingml/2006/wordprocessingDrawing" xmlns:wpc="http://schemas.microsoft.com/office/word/2010/wordprocessingCanvas" xmlns:wpg="http://schemas.microsoft.com/office/word/2010/wordprocessingGroup" xmlns:wpi="http://schemas.microsoft.com/office/word/2010/wordprocessingInk" xmlns:wps="http://schemas.microsoft.com/office/word/2010/wordprocessingShape" mc:Ignorable="w14 wp14">
+<file path=word/endnotes.xml><?xml version="1.0" encoding="utf-8"?>
+<w:endnotes xmlns:wpc="http://schemas.microsoft.com/office/word/2010/wordprocessingCanvas" xmlns:cx="http://schemas.microsoft.com/office/drawing/2014/chartex" xmlns:cx1="http://schemas.microsoft.com/office/drawing/2015/9/8/chartex" xmlns:cx2="http://schemas.microsoft.com/office/drawing/2015/10/21/chartex" xmlns:cx3="http://schemas.microsoft.com/office/drawing/2016/5/9/chartex" xmlns:cx4="http://schemas.microsoft.com/office/drawing/2016/5/10/chartex" xmlns:cx5="http://schemas.microsoft.com/office/drawing/2016/5/11/chartex" xmlns:cx6="http://schemas.microsoft.com/office/drawing/2016/5/12/chartex" xmlns:cx7="http://schemas.microsoft.com/office/drawing/2016/5/13/chartex" xmlns:cx8="http://schemas.microsoft.com/office/drawing/2016/5/14/chartex" xmlns:mc="http://schemas.openxmlformats.org/markup-compatibility/2006" xmlns:aink="http://schemas.microsoft.com/office/drawing/2016/ink" xmlns:am3d="http://schemas.microsoft.com/office/drawing/2017/model3d" xmlns:o="urn:schemas-microsoft-com:office:office" xmlns:oel="http://schemas.microsoft.com/office/2019/extlst" xmlns:r="http://schemas.openxmlformats.org/officeDocument/2006/relationships" xmlns:m="http://schemas.openxmlformats.org/officeDocument/2006/math" xmlns:v="urn:schemas-microsoft-com:vml" xmlns:wp14="http://schemas.microsoft.com/office/word/2010/wordprocessingDrawing" xmlns:wp="http://schemas.openxmlformats.org/drawingml/2006/wordprocessingDrawing" xmlns:w10="urn:schemas-microsoft-com:office:word" xmlns:w="http://schemas.openxmlformats.org/wordprocessingml/2006/main" xmlns:w14="http://schemas.microsoft.com/office/word/2010/wordml" xmlns:w15="http://schemas.microsoft.com/office/word/2012/wordml" xmlns:w16cex="http://schemas.microsoft.com/office/word/2018/wordml/cex" xmlns:w16cid="http://schemas.microsoft.com/office/word/2016/wordml/cid" xmlns:w16="http://schemas.microsoft.com/office/word/2018/wordml" xmlns:w16du="http://schemas.microsoft.com/office/word/2023/wordml/word16du" xmlns:w16sdtdh="http://schemas.microsoft.com/office/word/2020/wordml/sdtdatahash" xmlns:w16sdtfl="http://schemas.microsoft.com/office/word/2024/wordml/sdtformatlock" xmlns:w16se="http://schemas.microsoft.com/office/word/2015/wordml/symex" xmlns:wpg="http://schemas.microsoft.com/office/word/2010/wordprocessingGroup" xmlns:wpi="http://schemas.microsoft.com/office/word/2010/wordprocessingInk" xmlns:wne="http://schemas.microsoft.com/office/word/2006/wordml" xmlns:wps="http://schemas.microsoft.com/office/word/2010/wordprocessingShape" mc:Ignorable="w14 w15 w16se w16cid w16 w16cex w16sdtdh w16sdtfl w16du wp14">
+  <w:endnote w:type="separator" w:id="-1">
+    <w:p>
+      <w:pPr>
+        <w:spacing w:after="0" w:line="240" w:lineRule="auto"/>
+      </w:pPr>
+      <w:r>
+        <w:separator/>
+      </w:r>
+    </w:p>
+  </w:endnote>
+  <w:endnote w:type="continuationSeparator" w:id="0">
+    <w:p>
+      <w:pPr>
+        <w:spacing w:after="0" w:line="240" w:lineRule="auto"/>
+      </w:pPr>
+      <w:r>
+        <w:continuationSeparator/>
+      </w:r>
+    </w:p>
+  </w:endnote>
+</w:endnotes>
+</file>
+
+<file path=word/footnotes.xml><?xml version="1.0" encoding="utf-8"?>
+<w:footnotes xmlns:wpc="http://schemas.microsoft.com/office/word/2010/wordprocessingCanvas" xmlns:cx="http://schemas.microsoft.com/office/drawing/2014/chartex" xmlns:cx1="http://schemas.microsoft.com/office/drawing/2015/9/8/chartex" xmlns:cx2="http://schemas.microsoft.com/office/drawing/2015/10/21/chartex" xmlns:cx3="http://schemas.microsoft.com/office/drawing/2016/5/9/chartex" xmlns:cx4="http://schemas.microsoft.com/office/drawing/2016/5/10/chartex" xmlns:cx5="http://schemas.microsoft.com/office/drawing/2016/5/11/chartex" xmlns:cx6="http://schemas.microsoft.com/office/drawing/2016/5/12/chartex" xmlns:cx7="http://schemas.microsoft.com/office/drawing/2016/5/13/chartex" xmlns:cx8="http://schemas.microsoft.com/office/drawing/2016/5/14/chartex" xmlns:mc="http://schemas.openxmlformats.org/markup-compatibility/2006" xmlns:aink="http://schemas.microsoft.com/office/drawing/2016/ink" xmlns:am3d="http://schemas.microsoft.com/office/drawing/2017/model3d" xmlns:o="urn:schemas-microsoft-com:office:office" xmlns:oel="http://schemas.microsoft.com/office/2019/extlst" xmlns:r="http://schemas.openxmlformats.org/officeDocument/2006/relationships" xmlns:m="http://schemas.openxmlformats.org/officeDocument/2006/math" xmlns:v="urn:schemas-microsoft-com:vml" xmlns:wp14="http://schemas.microsoft.com/office/word/2010/wordprocessingDrawing" xmlns:wp="http://schemas.openxmlformats.org/drawingml/2006/wordprocessingDrawing" xmlns:w10="urn:schemas-microsoft-com:office:word" xmlns:w="http://schemas.openxmlformats.org/wordprocessingml/2006/main" xmlns:w14="http://schemas.microsoft.com/office/word/2010/wordml" xmlns:w15="http://schemas.microsoft.com/office/word/2012/wordml" xmlns:w16cex="http://schemas.microsoft.com/office/word/2018/wordml/cex" xmlns:w16cid="http://schemas.microsoft.com/office/word/2016/wordml/cid" xmlns:w16="http://schemas.microsoft.com/office/word/2018/wordml" xmlns:w16du="http://schemas.microsoft.com/office/word/2023/wordml/word16du" xmlns:w16sdtdh="http://schemas.microsoft.com/office/word/2020/wordml/sdtdatahash" xmlns:w16sdtfl="http://schemas.microsoft.com/office/word/2024/wordml/sdtformatlock" xmlns:w16se="http://schemas.microsoft.com/office/word/2015/wordml/symex" xmlns:wpg="http://schemas.microsoft.com/office/word/2010/wordprocessingGroup" xmlns:wpi="http://schemas.microsoft.com/office/word/2010/wordprocessingInk" xmlns:wne="http://schemas.microsoft.com/office/word/2006/wordml" xmlns:wps="http://schemas.microsoft.com/office/word/2010/wordprocessingShape" mc:Ignorable="w14 w15 w16se w16cid w16 w16cex w16sdtdh w16sdtfl w16du wp14">
+  <w:footnote w:type="separator" w:id="-1">
+    <w:p>
+      <w:pPr>
+        <w:spacing w:after="0" w:line="240" w:lineRule="auto"/>
+      </w:pPr>
+      <w:r>
+        <w:separator/>
+      </w:r>
+    </w:p>
+  </w:footnote>
+  <w:footnote w:type="continuationSeparator" w:id="0">
+    <w:p>
+      <w:pPr>
+        <w:spacing w:after="0" w:line="240" w:lineRule="auto"/>
+      </w:pPr>
+      <w:r>
+        <w:continuationSeparator/>
+      </w:r>
+    </w:p>
+  </w:footnote>
+</w:footnotes>
+</file>
+
+<file path=word/header1.xml><?xml version="1.0" encoding="utf-8"?>
+<w:hdr xmlns:wpc="http://schemas.microsoft.com/office/word/2010/wordprocessingCanvas" xmlns:cx="http://schemas.microsoft.com/office/drawing/2014/chartex" xmlns:cx1="http://schemas.microsoft.com/office/drawing/2015/9/8/chartex" xmlns:cx2="http://schemas.microsoft.com/office/drawing/2015/10/21/chartex" xmlns:cx3="http://schemas.microsoft.com/office/drawing/2016/5/9/chartex" xmlns:cx4="http://schemas.microsoft.com/office/drawing/2016/5/10/chartex" xmlns:cx5="http://schemas.microsoft.com/office/drawing/2016/5/11/chartex" xmlns:cx6="http://schemas.microsoft.com/office/drawing/2016/5/12/chartex" xmlns:cx7="http://schemas.microsoft.com/office/drawing/2016/5/13/chartex" xmlns:cx8="http://schemas.microsoft.com/office/drawing/2016/5/14/chartex" xmlns:mc="http://schemas.openxmlformats.org/markup-compatibility/2006" xmlns:aink="http://schemas.microsoft.com/office/drawing/2016/ink" xmlns:am3d="http://schemas.microsoft.com/office/drawing/2017/model3d" xmlns:o="urn:schemas-microsoft-com:office:office" xmlns:oel="http://schemas.microsoft.com/office/2019/extlst" xmlns:r="http://schemas.openxmlformats.org/officeDocument/2006/relationships" xmlns:m="http://schemas.openxmlformats.org/officeDocument/2006/math" xmlns:v="urn:schemas-microsoft-com:vml" xmlns:wp14="http://schemas.microsoft.com/office/word/2010/wordprocessingDrawing" xmlns:wp="http://schemas.openxmlformats.org/drawingml/2006/wordprocessingDrawing" xmlns:w10="urn:schemas-microsoft-com:office:word" xmlns:w="http://schemas.openxmlformats.org/wordprocessingml/2006/main" xmlns:w14="http://schemas.microsoft.com/office/word/2010/wordml" xmlns:w15="http://schemas.microsoft.com/office/word/2012/wordml" xmlns:w16cex="http://schemas.microsoft.com/office/word/2018/wordml/cex" xmlns:w16cid="http://schemas.microsoft.com/office/word/2016/wordml/cid" xmlns:w16="http://schemas.microsoft.com/office/word/2018/wordml" xmlns:w16du="http://schemas.microsoft.com/office/word/2023/wordml/word16du" xmlns:w16sdtdh="http://schemas.microsoft.com/office/word/2020/wordml/sdtdatahash" xmlns:w16sdtfl="http://schemas.microsoft.com/office/word/2024/wordml/sdtformatlock" xmlns:w16se="http://schemas.microsoft.com/office/word/2015/wordml/symex" xmlns:wpg="http://schemas.microsoft.com/office/word/2010/wordprocessingGroup" xmlns:wpi="http://schemas.microsoft.com/office/word/2010/wordprocessingInk" xmlns:wne="http://schemas.microsoft.com/office/word/2006/wordml" xmlns:wps="http://schemas.microsoft.com/office/word/2010/wordprocessingShape" mc:Ignorable="w14 w15 w16se w16cid w16 w16cex w16sdtdh w16sdtfl w16du wp14">
   <w:p>
     <w:pPr>
-      <w:pStyle w:val="Header"/>
       <w:spacing w:after="200"/>
       <w:jc w:val="center"/>
     </w:pPr>
     <w:r>
+      <w:rPr>
+        <w:noProof/>
+      </w:rPr>
       <w:drawing>
-        <wp:inline xmlns:a="http://schemas.openxmlformats.org/drawingml/2006/main" xmlns:pic="http://schemas.openxmlformats.org/drawingml/2006/picture">
+        <wp:inline distT="0" distB="0" distL="0" distR="0" wp14:anchorId="2BC36225" wp14:editId="0198FFCF">
           <wp:extent cx="889000" cy="762000"/>
+          <wp:effectExtent l="0" t="0" r="0" b="0"/>
           <wp:docPr id="1" name="Picture 1"/>
           <wp:cNvGraphicFramePr>
-            <a:graphicFrameLocks noChangeAspect="1"/>
+            <a:graphicFrameLocks xmlns:a="http://schemas.openxmlformats.org/drawingml/2006/main" noChangeAspect="1"/>
           </wp:cNvGraphicFramePr>
-          <a:graphic>
+          <a:graphic xmlns:a="http://schemas.openxmlformats.org/drawingml/2006/main">
             <a:graphicData uri="http://schemas.openxmlformats.org/drawingml/2006/picture">
-              <pic:pic>
+              <pic:pic xmlns:pic="http://schemas.openxmlformats.org/drawingml/2006/picture">
                 <pic:nvPicPr>
                   <pic:cNvPr id="0" name="business_card.jpg"/>
                   <pic:cNvPicPr/>
@@ -8328,7 +8425,9 @@
                     <a:off x="0" y="0"/>
                     <a:ext cx="889000" cy="762000"/>
                   </a:xfrm>
-                  <a:prstGeom prst="rect"/>
+                  <a:prstGeom prst="rect">
+                    <a:avLst/>
+                  </a:prstGeom>
                 </pic:spPr>
               </pic:pic>
             </a:graphicData>
@@ -8342,7 +8441,7 @@
       <w:spacing w:after="40" w:line="240" w:lineRule="auto"/>
       <w:jc w:val="center"/>
     </w:pPr>
-    <w:bookmarkStart w:id="2" w:name="NestHeader_name"/>
+    <w:bookmarkStart w:id="0" w:name="NestHeader_name"/>
     <w:r>
       <w:rPr>
         <w:rFonts w:ascii="Arial" w:hAnsi="Arial"/>
@@ -8351,30 +8450,29 @@
       </w:rPr>
       <w:t>NEST &amp; NOOK PROPERTY CARE</w:t>
     </w:r>
-    <w:bookmarkEnd w:id="2"/>
+    <w:bookmarkEnd w:id="0"/>
   </w:p>
   <w:p>
     <w:pPr>
       <w:spacing w:after="40" w:line="240" w:lineRule="auto"/>
       <w:jc w:val="center"/>
     </w:pPr>
-    <w:bookmarkStart w:id="3" w:name="NestHeader_registration"/>
+    <w:bookmarkStart w:id="1" w:name="NestHeader_registration"/>
     <w:r>
       <w:rPr>
         <w:rFonts w:ascii="Arial" w:hAnsi="Arial"/>
         <w:b/>
-        <w:sz w:val="24"/>
       </w:rPr>
       <w:t>202603156166 (KT0615852-M)</w:t>
     </w:r>
-    <w:bookmarkEnd w:id="3"/>
+    <w:bookmarkEnd w:id="1"/>
   </w:p>
   <w:p>
     <w:pPr>
       <w:spacing w:after="40" w:line="240" w:lineRule="auto"/>
       <w:jc w:val="center"/>
     </w:pPr>
-    <w:bookmarkStart w:id="4" w:name="NestHeader_address"/>
+    <w:bookmarkStart w:id="2" w:name="NestHeader_address"/>
     <w:r>
       <w:rPr>
         <w:rFonts w:ascii="Times New Roman" w:hAnsi="Times New Roman"/>
@@ -8383,14 +8481,14 @@
       </w:rPr>
       <w:t>#16-03, Trellis Residences, 80100, J.B, Johor.</w:t>
     </w:r>
-    <w:bookmarkEnd w:id="4"/>
+    <w:bookmarkEnd w:id="2"/>
   </w:p>
   <w:p>
     <w:pPr>
       <w:spacing w:after="40" w:line="240" w:lineRule="auto"/>
       <w:jc w:val="center"/>
     </w:pPr>
-    <w:bookmarkStart w:id="5" w:name="NestHeader_phone"/>
+    <w:bookmarkStart w:id="3" w:name="NestHeader_phone"/>
     <w:r>
       <w:rPr>
         <w:rFonts w:ascii="Times New Roman" w:hAnsi="Times New Roman"/>
@@ -8399,20 +8497,15 @@
       </w:rPr>
       <w:t>TEL NO.: +60111-3380335</w:t>
     </w:r>
-    <w:bookmarkEnd w:id="5"/>
+    <w:bookmarkEnd w:id="3"/>
   </w:p>
   <w:p>
     <w:pPr>
-      <w:spacing w:after="240" w:line="20" w:lineRule="exact"/>
       <w:pBdr>
         <w:bottom w:val="single" w:sz="4" w:space="1" w:color="000000"/>
       </w:pBdr>
+      <w:spacing w:after="240" w:line="20" w:lineRule="exact"/>
     </w:pPr>
-    <w:r>
-      <w:rPr>
-        <w:sz w:val="2"/>
-      </w:rPr>
-    </w:r>
   </w:p>
 </w:hdr>
 </file>

--- a/agreements/3. Room TA_AC.docx
+++ b/agreements/3. Room TA_AC.docx
@@ -46,6 +46,7 @@
       </w:tblGrid>
       <w:tr>
         <w:trPr>
+          <w:trHeight w:val="362"/>
           <w:jc w:val="center"/>
         </w:trPr>
         <w:tc>
@@ -107,6 +108,7 @@
                 <w:lang w:eastAsia="zh-CN"/>
               </w:rPr>
             </w:pPr>
+            <w:bookmarkStart w:id="0" w:name="NNF_1_4653_352_19_0_B"/>
             <w:r>
               <w:rPr>
                 <w:rFonts w:ascii="Cambria" w:eastAsia="Cambria" w:hAnsi="Cambria" w:cs="Cambria"/>
@@ -114,42 +116,15 @@
                 <w:spacing w:val="-10"/>
                 <w:sz w:val="20"/>
               </w:rPr>
-              <w:t xml:space="preserve">1 </w:t>
+              <w:t>{{agreement_date}}</w:t>
             </w:r>
-            <w:r>
-              <w:rPr>
-                <w:rFonts w:ascii="Cambria" w:hAnsi="Cambria" w:cs="Cambria" w:hint="eastAsia"/>
-                <w:bCs/>
-                <w:spacing w:val="-10"/>
-                <w:sz w:val="20"/>
-                <w:lang w:eastAsia="zh-CN"/>
-              </w:rPr>
-              <w:t>JU</w:t>
-            </w:r>
-            <w:r>
-              <w:rPr>
-                <w:rFonts w:ascii="Cambria" w:hAnsi="Cambria" w:cs="Cambria"/>
-                <w:bCs/>
-                <w:spacing w:val="-10"/>
-                <w:sz w:val="20"/>
-                <w:lang w:eastAsia="zh-CN"/>
-              </w:rPr>
-              <w:t>LY</w:t>
-            </w:r>
-            <w:r>
-              <w:rPr>
-                <w:rFonts w:ascii="Cambria" w:eastAsia="Cambria" w:hAnsi="Cambria" w:cs="Cambria"/>
-                <w:bCs/>
-                <w:spacing w:val="-10"/>
-                <w:sz w:val="20"/>
-              </w:rPr>
-              <w:t xml:space="preserve"> 2026</w:t>
-            </w:r>
+            <w:bookmarkEnd w:id="0"/>
           </w:p>
         </w:tc>
       </w:tr>
       <w:tr>
         <w:trPr>
+          <w:trHeight w:val="363"/>
           <w:jc w:val="center"/>
         </w:trPr>
         <w:tc>
@@ -211,6 +186,7 @@
                 <w:lang w:eastAsia="zh-CN"/>
               </w:rPr>
             </w:pPr>
+            <w:bookmarkStart w:id="1" w:name="NNF_2_4653_353_19_0_B"/>
             <w:r>
               <w:rPr>
                 <w:rFonts w:ascii="Cambria" w:eastAsia="DengXian" w:hAnsi="Cambria" w:cs="Cambria"/>
@@ -220,57 +196,15 @@
                 <w:szCs w:val="20"/>
                 <w:lang w:eastAsia="zh-CN"/>
               </w:rPr>
-              <w:t>Room</w:t>
+              <w:t>{{room}} {{property}}</w:t>
             </w:r>
-            <w:r>
-              <w:rPr>
-                <w:rFonts w:ascii="Cambria" w:eastAsia="DengXian" w:hAnsi="Cambria" w:cs="Cambria"/>
-                <w:bCs/>
-                <w:spacing w:val="-2"/>
-                <w:sz w:val="20"/>
-                <w:szCs w:val="20"/>
-                <w:lang w:eastAsia="zh-CN"/>
-              </w:rPr>
-              <w:t xml:space="preserve"> 0</w:t>
-            </w:r>
-            <w:r>
-              <w:rPr>
-                <w:rFonts w:ascii="Cambria" w:eastAsia="DengXian" w:hAnsi="Cambria" w:cs="Cambria"/>
-                <w:bCs/>
-                <w:spacing w:val="-2"/>
-                <w:sz w:val="20"/>
-                <w:szCs w:val="20"/>
-                <w:lang w:eastAsia="zh-CN"/>
-              </w:rPr>
-              <w:t>6</w:t>
-            </w:r>
-            <w:r>
-              <w:rPr>
-                <w:rFonts w:ascii="Cambria" w:eastAsia="DengXian" w:hAnsi="Cambria" w:cs="Cambria"/>
-                <w:bCs/>
-                <w:spacing w:val="-2"/>
-                <w:sz w:val="20"/>
-                <w:szCs w:val="20"/>
-                <w:lang w:eastAsia="zh-CN"/>
-              </w:rPr>
-              <w:t xml:space="preserve"> Unit A</w:t>
-            </w:r>
-            <w:r>
-              <w:rPr>
-                <w:rFonts w:ascii="Cambria" w:eastAsia="DengXian" w:hAnsi="Cambria" w:cs="Cambria"/>
-                <w:bCs/>
-                <w:spacing w:val="-2"/>
-                <w:sz w:val="20"/>
-                <w:szCs w:val="20"/>
-                <w:lang w:eastAsia="zh-CN"/>
-              </w:rPr>
-              <w:t>7-1-2404</w:t>
-            </w:r>
+            <w:bookmarkEnd w:id="1"/>
           </w:p>
         </w:tc>
       </w:tr>
       <w:tr>
         <w:trPr>
+          <w:trHeight w:val="1066"/>
           <w:jc w:val="center"/>
         </w:trPr>
         <w:tc>
@@ -332,6 +266,7 @@
                 <w:lang w:eastAsia="zh-CN"/>
               </w:rPr>
             </w:pPr>
+            <w:bookmarkStart w:id="2" w:name="NNF_3_4653_1056_19_0_B"/>
             <w:r>
               <w:rPr>
                 <w:rFonts w:ascii="Cambria" w:eastAsia="DengXian" w:hAnsi="Cambria" w:cs="Cambria"/>
@@ -341,35 +276,15 @@
                 <w:szCs w:val="20"/>
                 <w:lang w:eastAsia="zh-CN"/>
               </w:rPr>
-              <w:t>Unit A</w:t>
+              <w:t>{{property_address}}</w:t>
             </w:r>
-            <w:r>
-              <w:rPr>
-                <w:rFonts w:ascii="Cambria" w:eastAsia="DengXian" w:hAnsi="Cambria" w:cs="Cambria"/>
-                <w:bCs/>
-                <w:spacing w:val="-2"/>
-                <w:sz w:val="20"/>
-                <w:szCs w:val="20"/>
-                <w:lang w:eastAsia="zh-CN"/>
-              </w:rPr>
-              <w:t>7-1-2404</w:t>
-            </w:r>
-            <w:r>
-              <w:rPr>
-                <w:rFonts w:ascii="Cambria" w:eastAsia="DengXian" w:hAnsi="Cambria" w:cs="Cambria"/>
-                <w:bCs/>
-                <w:spacing w:val="-2"/>
-                <w:sz w:val="20"/>
-                <w:szCs w:val="20"/>
-                <w:lang w:eastAsia="zh-CN"/>
-              </w:rPr>
-              <w:t>, R&amp;F Princess Cove, Jalan Tanjung Puteri, 1, R&amp;F, Tanjung Puteri, 80300, Johor Bahru, Johor.</w:t>
-            </w:r>
+            <w:bookmarkEnd w:id="2"/>
           </w:p>
         </w:tc>
       </w:tr>
       <w:tr>
         <w:trPr>
+          <w:trHeight w:val="360"/>
           <w:jc w:val="center"/>
         </w:trPr>
         <w:tc>
@@ -441,6 +356,7 @@
                 <w:lang w:eastAsia="zh-CN"/>
               </w:rPr>
             </w:pPr>
+            <w:bookmarkStart w:id="3" w:name="NNF_4_4653_350_19_0_B"/>
             <w:r>
               <w:rPr>
                 <w:rFonts w:ascii="Cambria" w:eastAsia="Cambria" w:hAnsi="Cambria" w:cs="Cambria"/>
@@ -448,42 +364,15 @@
                 <w:spacing w:val="-10"/>
                 <w:sz w:val="20"/>
               </w:rPr>
-              <w:t xml:space="preserve">1 </w:t>
+              <w:t>{{start_date}}</w:t>
             </w:r>
-            <w:r>
-              <w:rPr>
-                <w:rFonts w:ascii="Cambria" w:hAnsi="Cambria" w:cs="Cambria" w:hint="eastAsia"/>
-                <w:bCs/>
-                <w:spacing w:val="-10"/>
-                <w:sz w:val="20"/>
-                <w:lang w:eastAsia="zh-CN"/>
-              </w:rPr>
-              <w:t>JU</w:t>
-            </w:r>
-            <w:r>
-              <w:rPr>
-                <w:rFonts w:ascii="Cambria" w:hAnsi="Cambria" w:cs="Cambria"/>
-                <w:bCs/>
-                <w:spacing w:val="-10"/>
-                <w:sz w:val="20"/>
-                <w:lang w:eastAsia="zh-CN"/>
-              </w:rPr>
-              <w:t>LY</w:t>
-            </w:r>
-            <w:r>
-              <w:rPr>
-                <w:rFonts w:ascii="Cambria" w:eastAsia="Cambria" w:hAnsi="Cambria" w:cs="Cambria"/>
-                <w:bCs/>
-                <w:spacing w:val="-10"/>
-                <w:sz w:val="20"/>
-              </w:rPr>
-              <w:t xml:space="preserve"> 2026</w:t>
-            </w:r>
+            <w:bookmarkEnd w:id="3"/>
           </w:p>
         </w:tc>
       </w:tr>
       <w:tr>
         <w:trPr>
+          <w:trHeight w:val="362"/>
           <w:jc w:val="center"/>
         </w:trPr>
         <w:tc>
@@ -545,6 +434,7 @@
                 <w:lang w:eastAsia="zh-CN"/>
               </w:rPr>
             </w:pPr>
+            <w:bookmarkStart w:id="4" w:name="NNF_5_4653_352_19_0_B"/>
             <w:r>
               <w:rPr>
                 <w:rFonts w:ascii="Cambria" w:eastAsia="DengXian" w:hAnsi="Cambria" w:cs="Cambria"/>
@@ -554,68 +444,15 @@
                 <w:szCs w:val="20"/>
                 <w:lang w:eastAsia="zh-CN"/>
               </w:rPr>
-              <w:t>3</w:t>
+              <w:t>{{end_date}}</w:t>
             </w:r>
-            <w:r>
-              <w:rPr>
-                <w:rFonts w:ascii="Cambria" w:eastAsia="DengXian" w:hAnsi="Cambria" w:cs="Cambria"/>
-                <w:bCs/>
-                <w:spacing w:val="-2"/>
-                <w:sz w:val="20"/>
-                <w:szCs w:val="20"/>
-                <w:lang w:eastAsia="zh-CN"/>
-              </w:rPr>
-              <w:t>0</w:t>
-            </w:r>
-            <w:r>
-              <w:rPr>
-                <w:rFonts w:ascii="Cambria" w:eastAsia="DengXian" w:hAnsi="Cambria" w:cs="Cambria"/>
-                <w:bCs/>
-                <w:spacing w:val="-2"/>
-                <w:sz w:val="20"/>
-                <w:szCs w:val="20"/>
-                <w:lang w:eastAsia="zh-CN"/>
-              </w:rPr>
-              <w:t xml:space="preserve"> </w:t>
-            </w:r>
-            <w:r>
-              <w:rPr>
-                <w:rFonts w:ascii="Cambria" w:eastAsia="DengXian" w:hAnsi="Cambria" w:cs="Cambria"/>
-                <w:bCs/>
-                <w:spacing w:val="-2"/>
-                <w:sz w:val="20"/>
-                <w:szCs w:val="20"/>
-                <w:lang w:eastAsia="zh-CN"/>
-              </w:rPr>
-              <w:t>JUNE</w:t>
-            </w:r>
-            <w:r>
-              <w:rPr>
-                <w:rFonts w:ascii="Cambria" w:eastAsia="DengXian" w:hAnsi="Cambria" w:cs="Cambria"/>
-                <w:bCs/>
-                <w:spacing w:val="-2"/>
-                <w:sz w:val="20"/>
-                <w:szCs w:val="20"/>
-                <w:lang w:eastAsia="zh-CN"/>
-              </w:rPr>
-              <w:t xml:space="preserve"> 202</w:t>
-            </w:r>
-            <w:r>
-              <w:rPr>
-                <w:rFonts w:ascii="Cambria" w:eastAsia="DengXian" w:hAnsi="Cambria" w:cs="Cambria"/>
-                <w:bCs/>
-                <w:spacing w:val="-2"/>
-                <w:sz w:val="20"/>
-                <w:szCs w:val="20"/>
-                <w:lang w:eastAsia="zh-CN"/>
-              </w:rPr>
-              <w:t>7</w:t>
-            </w:r>
+            <w:bookmarkEnd w:id="4"/>
           </w:p>
         </w:tc>
       </w:tr>
       <w:tr>
         <w:trPr>
+          <w:trHeight w:val="362"/>
           <w:jc w:val="center"/>
         </w:trPr>
         <w:tc>
@@ -677,6 +514,7 @@
                 <w:lang w:eastAsia="zh-CN"/>
               </w:rPr>
             </w:pPr>
+            <w:bookmarkStart w:id="5" w:name="NNF_6_4653_352_19_0_B"/>
             <w:r>
               <w:rPr>
                 <w:rFonts w:ascii="Cambria" w:eastAsia="DengXian" w:hAnsi="Cambria" w:cs="Cambria"/>
@@ -686,13 +524,15 @@
                 <w:szCs w:val="20"/>
                 <w:lang w:eastAsia="zh-CN"/>
               </w:rPr>
-              <w:t>1 Year</w:t>
+              <w:t>{{tenure}}</w:t>
             </w:r>
+            <w:bookmarkEnd w:id="5"/>
           </w:p>
         </w:tc>
       </w:tr>
       <w:tr>
         <w:trPr>
+          <w:trHeight w:val="362"/>
           <w:jc w:val="center"/>
         </w:trPr>
         <w:tc>
@@ -754,6 +594,7 @@
                 <w:lang w:eastAsia="zh-CN"/>
               </w:rPr>
             </w:pPr>
+            <w:bookmarkStart w:id="6" w:name="NNF_7_4653_352_19_0_B"/>
             <w:r>
               <w:rPr>
                 <w:rFonts w:ascii="Cambria" w:eastAsia="DengXian" w:hAnsi="Cambria" w:cs="Cambria"/>
@@ -763,46 +604,15 @@
                 <w:szCs w:val="20"/>
                 <w:lang w:eastAsia="zh-CN"/>
               </w:rPr>
-              <w:t>RM</w:t>
+              <w:t>{{rent}}</w:t>
             </w:r>
-            <w:r>
-              <w:rPr>
-                <w:rFonts w:ascii="Cambria" w:eastAsia="DengXian" w:hAnsi="Cambria" w:cs="Cambria" w:hint="eastAsia"/>
-                <w:bCs/>
-                <w:spacing w:val="-2"/>
-                <w:sz w:val="20"/>
-                <w:szCs w:val="20"/>
-                <w:lang w:eastAsia="zh-CN"/>
-              </w:rPr>
-              <w:t>1</w:t>
-            </w:r>
-            <w:r>
-              <w:rPr>
-                <w:rFonts w:ascii="Cambria" w:eastAsia="DengXian" w:hAnsi="Cambria" w:cs="Cambria"/>
-                <w:bCs/>
-                <w:spacing w:val="-2"/>
-                <w:sz w:val="20"/>
-                <w:szCs w:val="20"/>
-                <w:lang w:eastAsia="zh-CN"/>
-              </w:rPr>
-              <w:t>2</w:t>
-            </w:r>
-            <w:r>
-              <w:rPr>
-                <w:rFonts w:ascii="Cambria" w:eastAsia="DengXian" w:hAnsi="Cambria" w:cs="Cambria" w:hint="eastAsia"/>
-                <w:bCs/>
-                <w:spacing w:val="-2"/>
-                <w:sz w:val="20"/>
-                <w:szCs w:val="20"/>
-                <w:lang w:eastAsia="zh-CN"/>
-              </w:rPr>
-              <w:t>88</w:t>
-            </w:r>
+            <w:bookmarkEnd w:id="6"/>
           </w:p>
         </w:tc>
       </w:tr>
       <w:tr>
         <w:trPr>
+          <w:trHeight w:val="360"/>
           <w:jc w:val="center"/>
         </w:trPr>
         <w:tc>
@@ -864,6 +674,7 @@
                 <w:lang w:eastAsia="zh-CN"/>
               </w:rPr>
             </w:pPr>
+            <w:bookmarkStart w:id="7" w:name="NNF_8_4653_350_19_0_B"/>
             <w:r>
               <w:rPr>
                 <w:rFonts w:ascii="Cambria" w:eastAsia="DengXian" w:hAnsi="Cambria" w:cs="Cambria"/>
@@ -873,13 +684,15 @@
                 <w:szCs w:val="20"/>
                 <w:lang w:eastAsia="zh-CN"/>
               </w:rPr>
-              <w:t>NIL</w:t>
+              <w:t>{{parking}}</w:t>
             </w:r>
+            <w:bookmarkEnd w:id="7"/>
           </w:p>
         </w:tc>
       </w:tr>
       <w:tr>
         <w:trPr>
+          <w:trHeight w:val="362"/>
           <w:jc w:val="center"/>
         </w:trPr>
         <w:tc>
@@ -914,7 +727,7 @@
                 <w:szCs w:val="20"/>
                 <w:lang w:eastAsia="zh-CN"/>
               </w:rPr>
-              <w:t>Room Deposit</w:t>
+              <w:t>Refundable Room Deposit</w:t>
             </w:r>
           </w:p>
         </w:tc>
@@ -941,6 +754,7 @@
                 <w:lang w:eastAsia="zh-CN"/>
               </w:rPr>
             </w:pPr>
+            <w:bookmarkStart w:id="8" w:name="NNF_9_4653_352_19_0_B"/>
             <w:r>
               <w:rPr>
                 <w:rFonts w:ascii="Cambria" w:eastAsia="DengXian" w:hAnsi="Cambria" w:cs="Cambria"/>
@@ -950,13 +764,15 @@
                 <w:szCs w:val="20"/>
                 <w:lang w:eastAsia="zh-CN"/>
               </w:rPr>
-              <w:t>RM1288</w:t>
+              <w:t>{{security_deposit}}</w:t>
             </w:r>
+            <w:bookmarkEnd w:id="8"/>
           </w:p>
         </w:tc>
       </w:tr>
       <w:tr>
         <w:trPr>
+          <w:trHeight w:val="363"/>
           <w:jc w:val="center"/>
         </w:trPr>
         <w:tc>
@@ -991,18 +807,7 @@
                 <w:szCs w:val="20"/>
                 <w:lang w:eastAsia="zh-CN"/>
               </w:rPr>
-              <w:t xml:space="preserve">Access </w:t>
-            </w:r>
-            <w:r>
-              <w:rPr>
-                <w:rFonts w:ascii="Cambria" w:eastAsia="DengXian" w:hAnsi="Cambria" w:cs="Cambria"/>
-                <w:b/>
-                <w:spacing w:val="-2"/>
-                <w:sz w:val="20"/>
-                <w:szCs w:val="20"/>
-                <w:lang w:eastAsia="zh-CN"/>
-              </w:rPr>
-              <w:t>Card Deposit</w:t>
+              <w:t>Refundable Access Card Deposit</w:t>
             </w:r>
           </w:p>
         </w:tc>
@@ -1029,6 +834,7 @@
                 <w:lang w:eastAsia="zh-CN"/>
               </w:rPr>
             </w:pPr>
+            <w:bookmarkStart w:id="9" w:name="NNF_10_4653_353_19_0_B"/>
             <w:r>
               <w:rPr>
                 <w:rFonts w:ascii="Cambria" w:eastAsia="DengXian" w:hAnsi="Cambria" w:cs="Cambria"/>
@@ -1038,35 +844,15 @@
                 <w:szCs w:val="20"/>
                 <w:lang w:eastAsia="zh-CN"/>
               </w:rPr>
-              <w:t>RM</w:t>
+              <w:t>{{access_deposit}}</w:t>
             </w:r>
-            <w:r>
-              <w:rPr>
-                <w:rFonts w:ascii="Cambria" w:eastAsia="DengXian" w:hAnsi="Cambria" w:cs="Cambria" w:hint="eastAsia"/>
-                <w:bCs/>
-                <w:spacing w:val="-2"/>
-                <w:sz w:val="20"/>
-                <w:szCs w:val="20"/>
-                <w:lang w:eastAsia="zh-CN"/>
-              </w:rPr>
-              <w:t>1</w:t>
-            </w:r>
-            <w:r>
-              <w:rPr>
-                <w:rFonts w:ascii="Cambria" w:eastAsia="DengXian" w:hAnsi="Cambria" w:cs="Cambria"/>
-                <w:bCs/>
-                <w:spacing w:val="-2"/>
-                <w:sz w:val="20"/>
-                <w:szCs w:val="20"/>
-                <w:lang w:eastAsia="zh-CN"/>
-              </w:rPr>
-              <w:t>50</w:t>
-            </w:r>
+            <w:bookmarkEnd w:id="9"/>
           </w:p>
         </w:tc>
       </w:tr>
       <w:tr>
         <w:trPr>
+          <w:trHeight w:val="718"/>
           <w:jc w:val="center"/>
         </w:trPr>
         <w:tc>
@@ -1168,6 +954,7 @@
                 <w:lang w:eastAsia="zh-CN"/>
               </w:rPr>
             </w:pPr>
+            <w:bookmarkStart w:id="10" w:name="NNF_11_4653_708_19_0_B"/>
             <w:r>
               <w:rPr>
                 <w:rFonts w:ascii="Cambria" w:eastAsia="DengXian" w:hAnsi="Cambria" w:cs="Cambria" w:hint="eastAsia"/>
@@ -1177,13 +964,15 @@
                 <w:szCs w:val="20"/>
                 <w:lang w:eastAsia="zh-CN"/>
               </w:rPr>
-              <w:t>NIL</w:t>
+              <w:t>{{advance_rent}}</w:t>
             </w:r>
+            <w:bookmarkEnd w:id="10"/>
           </w:p>
         </w:tc>
       </w:tr>
       <w:tr>
         <w:trPr>
+          <w:trHeight w:val="364"/>
           <w:jc w:val="center"/>
         </w:trPr>
         <w:tc>
@@ -1245,6 +1034,7 @@
                 <w:lang w:eastAsia="zh-CN"/>
               </w:rPr>
             </w:pPr>
+            <w:bookmarkStart w:id="11" w:name="NNF_12_4653_354_19_0_B"/>
             <w:r>
               <w:rPr>
                 <w:rFonts w:ascii="Cambria" w:eastAsia="DengXian" w:hAnsi="Cambria" w:cs="Cambria"/>
@@ -1254,8 +1044,9 @@
                 <w:szCs w:val="20"/>
                 <w:lang w:eastAsia="zh-CN"/>
               </w:rPr>
-              <w:t>NIL</w:t>
+              <w:t>{{agreement_fee}}</w:t>
             </w:r>
+            <w:bookmarkEnd w:id="11"/>
           </w:p>
         </w:tc>
       </w:tr>
@@ -2182,6 +1973,71 @@
       <w:r>
         <w:rPr>
           <w:rFonts w:ascii="Cambria" w:eastAsia="Cambria" w:hAnsi="Cambria" w:cs="Cambria"/>
+          <w:noProof/>
+          <w:spacing w:val="-5"/>
+          <w:sz w:val="20"/>
+          <w:szCs w:val="20"/>
+        </w:rPr>
+        <w:drawing>
+          <wp:anchor distT="0" distB="0" distL="114300" distR="114300" simplePos="0" relativeHeight="251654656" behindDoc="1" locked="0" layoutInCell="1" allowOverlap="1" wp14:anchorId="0B999AB7" wp14:editId="026F76ED">
+            <wp:simplePos x="0" y="0"/>
+            <wp:positionH relativeFrom="column">
+              <wp:posOffset>4832712</wp:posOffset>
+            </wp:positionH>
+            <wp:positionV relativeFrom="page">
+              <wp:posOffset>9677219</wp:posOffset>
+            </wp:positionV>
+            <wp:extent cx="1303020" cy="730250"/>
+            <wp:effectExtent l="0" t="0" r="0" b="0"/>
+            <wp:wrapNone/>
+            <wp:docPr id="263861726" name="Picture 1"/>
+            <wp:cNvGraphicFramePr>
+              <a:graphicFrameLocks xmlns:a="http://schemas.openxmlformats.org/drawingml/2006/main" noChangeAspect="1"/>
+            </wp:cNvGraphicFramePr>
+            <a:graphic xmlns:a="http://schemas.openxmlformats.org/drawingml/2006/main">
+              <a:graphicData uri="http://schemas.openxmlformats.org/drawingml/2006/picture">
+                <pic:pic xmlns:pic="http://schemas.openxmlformats.org/drawingml/2006/picture">
+                  <pic:nvPicPr>
+                    <pic:cNvPr id="0" name="Picture 1"/>
+                    <pic:cNvPicPr>
+                      <a:picLocks noChangeAspect="1" noChangeArrowheads="1"/>
+                    </pic:cNvPicPr>
+                  </pic:nvPicPr>
+                  <pic:blipFill>
+                    <a:blip r:embed="rId7" cstate="print">
+                      <a:extLst>
+                        <a:ext uri="{28A0092B-C50C-407E-A947-70E740481C1C}">
+                          <a14:useLocalDpi xmlns:a14="http://schemas.microsoft.com/office/drawing/2010/main" val="0"/>
+                        </a:ext>
+                      </a:extLst>
+                    </a:blip>
+                    <a:srcRect/>
+                    <a:stretch>
+                      <a:fillRect/>
+                    </a:stretch>
+                  </pic:blipFill>
+                  <pic:spPr bwMode="auto">
+                    <a:xfrm>
+                      <a:off x="0" y="0"/>
+                      <a:ext cx="1303020" cy="730250"/>
+                    </a:xfrm>
+                    <a:prstGeom prst="rect">
+                      <a:avLst/>
+                    </a:prstGeom>
+                    <a:noFill/>
+                    <a:ln>
+                      <a:noFill/>
+                    </a:ln>
+                  </pic:spPr>
+                </pic:pic>
+              </a:graphicData>
+            </a:graphic>
+          </wp:anchor>
+        </w:drawing>
+      </w:r>
+      <w:r>
+        <w:rPr>
+          <w:rFonts w:ascii="Cambria" w:eastAsia="Cambria" w:hAnsi="Cambria" w:cs="Cambria"/>
           <w:sz w:val="20"/>
           <w:szCs w:val="20"/>
         </w:rPr>
@@ -3395,7 +3251,43 @@
           <w:sz w:val="20"/>
           <w:szCs w:val="20"/>
         </w:rPr>
-        <w:t xml:space="preserve">However, if any damage is caused by the Tenant, inclusive of damage to the furniture and equipment in the premise, </w:t>
+        <w:t xml:space="preserve">However, if any damage is caused by the Tenant, inclusive of damage to the furniture and equipment </w:t>
+      </w:r>
+      <w:proofErr w:type="gramStart"/>
+      <w:r>
+        <w:rPr>
+          <w:rFonts w:ascii="Cambria" w:eastAsia="Cambria" w:hAnsi="Cambria" w:cs="Cambria"/>
+          <w:sz w:val="20"/>
+          <w:szCs w:val="20"/>
+        </w:rPr>
+        <w:t>in</w:t>
+      </w:r>
+      <w:proofErr w:type="gramEnd"/>
+      <w:r>
+        <w:rPr>
+          <w:rFonts w:ascii="Cambria" w:eastAsia="Cambria" w:hAnsi="Cambria" w:cs="Cambria"/>
+          <w:sz w:val="20"/>
+          <w:szCs w:val="20"/>
+        </w:rPr>
+        <w:t xml:space="preserve"> the </w:t>
+      </w:r>
+      <w:proofErr w:type="gramStart"/>
+      <w:r>
+        <w:rPr>
+          <w:rFonts w:ascii="Cambria" w:eastAsia="Cambria" w:hAnsi="Cambria" w:cs="Cambria"/>
+          <w:sz w:val="20"/>
+          <w:szCs w:val="20"/>
+        </w:rPr>
+        <w:t>premise</w:t>
+      </w:r>
+      <w:proofErr w:type="gramEnd"/>
+      <w:r>
+        <w:rPr>
+          <w:rFonts w:ascii="Cambria" w:eastAsia="Cambria" w:hAnsi="Cambria" w:cs="Cambria"/>
+          <w:sz w:val="20"/>
+          <w:szCs w:val="20"/>
+        </w:rPr>
+        <w:t xml:space="preserve">, </w:t>
       </w:r>
       <w:r>
         <w:rPr>
@@ -3761,6 +3653,7 @@
           <w:szCs w:val="20"/>
         </w:rPr>
       </w:pPr>
+      <w:proofErr w:type="gramStart"/>
       <w:r>
         <w:rPr>
           <w:rFonts w:ascii="Cambria" w:eastAsia="Cambria" w:hAnsi="Cambria" w:cs="Cambria"/>
@@ -3786,6 +3679,7 @@
         </w:rPr>
         <w:t>has</w:t>
       </w:r>
+      <w:proofErr w:type="gramEnd"/>
       <w:r>
         <w:rPr>
           <w:rFonts w:ascii="Cambria" w:eastAsia="Cambria" w:hAnsi="Cambria" w:cs="Cambria"/>
@@ -4688,14 +4582,34 @@
           <w:szCs w:val="20"/>
         </w:rPr>
       </w:pPr>
-      <w:r>
-        <w:rPr>
-          <w:rFonts w:ascii="Cambria" w:eastAsia="Cambria" w:hAnsi="Cambria" w:cs="Cambria"/>
-          <w:sz w:val="20"/>
-          <w:szCs w:val="20"/>
-        </w:rPr>
-        <w:t>Nest &amp; Nook Property Care is renting the premise from the Landlord, and sub-renting it to the tenants on behalf of Landlord. Nest &amp; Nook Property Care is helping the landlord in managing the Tenants in the premises. In the event landlord has to vacate the premises before the maturity of this agreement, Nest &amp; Nook Property Care will give 2 months notice period and assist Tenant relocate to other nearest available premises.</w:t>
-      </w:r>
+      <w:bookmarkStart w:id="12" w:name="NNF_13_8910_1210_19_0_B"/>
+      <w:r>
+        <w:rPr>
+          <w:rFonts w:ascii="Cambria" w:eastAsia="Cambria" w:hAnsi="Cambria" w:cs="Cambria"/>
+          <w:sz w:val="20"/>
+          <w:szCs w:val="20"/>
+        </w:rPr>
+        <w:t xml:space="preserve">{{company.name}} is renting the premise from the Landlord, and sub-renting it to the tenants on behalf of Landlord. {{company.name}} is helping the landlord in managing the Tenants in the premises. In the event landlord </w:t>
+      </w:r>
+      <w:proofErr w:type="gramStart"/>
+      <w:r>
+        <w:rPr>
+          <w:rFonts w:ascii="Cambria" w:eastAsia="Cambria" w:hAnsi="Cambria" w:cs="Cambria"/>
+          <w:sz w:val="20"/>
+          <w:szCs w:val="20"/>
+        </w:rPr>
+        <w:t>has to</w:t>
+      </w:r>
+      <w:proofErr w:type="gramEnd"/>
+      <w:r>
+        <w:rPr>
+          <w:rFonts w:ascii="Cambria" w:eastAsia="Cambria" w:hAnsi="Cambria" w:cs="Cambria"/>
+          <w:sz w:val="20"/>
+          <w:szCs w:val="20"/>
+        </w:rPr>
+        <w:t xml:space="preserve"> vacate the premises before the maturity of this agreement, {{company.name}} will give 2 months notice period and assist Tenant relocate to other nearest available premises.</w:t>
+      </w:r>
+      <w:bookmarkEnd w:id="12"/>
     </w:p>
     <w:p>
       <w:pPr>
@@ -4755,7 +4669,25 @@
           <w:sz w:val="20"/>
           <w:szCs w:val="20"/>
         </w:rPr>
-        <w:t>reserves the rights to take appropriate legal action against the Tenant and all loses, damages, costs, fees (including legal fees) and expenses shall be borne by the Tenant.</w:t>
+        <w:t xml:space="preserve">reserves the rights to take appropriate legal action against the </w:t>
+      </w:r>
+      <w:proofErr w:type="gramStart"/>
+      <w:r>
+        <w:rPr>
+          <w:rFonts w:ascii="Cambria" w:eastAsia="Cambria" w:hAnsi="Cambria" w:cs="Cambria"/>
+          <w:sz w:val="20"/>
+          <w:szCs w:val="20"/>
+        </w:rPr>
+        <w:t>Tenant</w:t>
+      </w:r>
+      <w:proofErr w:type="gramEnd"/>
+      <w:r>
+        <w:rPr>
+          <w:rFonts w:ascii="Cambria" w:eastAsia="Cambria" w:hAnsi="Cambria" w:cs="Cambria"/>
+          <w:sz w:val="20"/>
+          <w:szCs w:val="20"/>
+        </w:rPr>
+        <w:t xml:space="preserve"> and all loses, damages, costs, fees (including legal fees) and expenses shall be borne by the Tenant.</w:t>
       </w:r>
     </w:p>
     <w:p>
@@ -5673,300 +5605,373 @@
       <w:r>
         <w:rPr>
           <w:rFonts w:ascii="Cambria" w:eastAsia="Cambria" w:hAnsi="Cambria" w:cs="Cambria"/>
+          <w:noProof/>
+          <w:spacing w:val="-5"/>
+          <w:sz w:val="20"/>
+          <w:szCs w:val="20"/>
+        </w:rPr>
+        <w:drawing>
+          <wp:anchor distT="0" distB="0" distL="114300" distR="114300" simplePos="0" relativeHeight="251657728" behindDoc="1" locked="0" layoutInCell="1" allowOverlap="1" wp14:anchorId="021194C6" wp14:editId="3C30549E">
+            <wp:simplePos x="0" y="0"/>
+            <wp:positionH relativeFrom="column">
+              <wp:posOffset>4723855</wp:posOffset>
+            </wp:positionH>
+            <wp:positionV relativeFrom="page">
+              <wp:posOffset>9770745</wp:posOffset>
+            </wp:positionV>
+            <wp:extent cx="1303020" cy="730250"/>
+            <wp:effectExtent l="0" t="0" r="0" b="0"/>
+            <wp:wrapNone/>
+            <wp:docPr id="888107780" name="Picture 1"/>
+            <wp:cNvGraphicFramePr>
+              <a:graphicFrameLocks xmlns:a="http://schemas.openxmlformats.org/drawingml/2006/main" noChangeAspect="1"/>
+            </wp:cNvGraphicFramePr>
+            <a:graphic xmlns:a="http://schemas.openxmlformats.org/drawingml/2006/main">
+              <a:graphicData uri="http://schemas.openxmlformats.org/drawingml/2006/picture">
+                <pic:pic xmlns:pic="http://schemas.openxmlformats.org/drawingml/2006/picture">
+                  <pic:nvPicPr>
+                    <pic:cNvPr id="0" name="Picture 1"/>
+                    <pic:cNvPicPr>
+                      <a:picLocks noChangeAspect="1" noChangeArrowheads="1"/>
+                    </pic:cNvPicPr>
+                  </pic:nvPicPr>
+                  <pic:blipFill>
+                    <a:blip r:embed="rId7" cstate="print">
+                      <a:extLst>
+                        <a:ext uri="{28A0092B-C50C-407E-A947-70E740481C1C}">
+                          <a14:useLocalDpi xmlns:a14="http://schemas.microsoft.com/office/drawing/2010/main" val="0"/>
+                        </a:ext>
+                      </a:extLst>
+                    </a:blip>
+                    <a:srcRect/>
+                    <a:stretch>
+                      <a:fillRect/>
+                    </a:stretch>
+                  </pic:blipFill>
+                  <pic:spPr bwMode="auto">
+                    <a:xfrm>
+                      <a:off x="0" y="0"/>
+                      <a:ext cx="1303020" cy="730250"/>
+                    </a:xfrm>
+                    <a:prstGeom prst="rect">
+                      <a:avLst/>
+                    </a:prstGeom>
+                    <a:noFill/>
+                    <a:ln>
+                      <a:noFill/>
+                    </a:ln>
+                  </pic:spPr>
+                </pic:pic>
+              </a:graphicData>
+            </a:graphic>
+          </wp:anchor>
+        </w:drawing>
+      </w:r>
+      <w:r>
+        <w:rPr>
+          <w:rFonts w:ascii="Cambria" w:eastAsia="Cambria" w:hAnsi="Cambria" w:cs="Cambria"/>
+          <w:sz w:val="20"/>
+          <w:szCs w:val="20"/>
+        </w:rPr>
+        <w:t>Upon</w:t>
+      </w:r>
+      <w:r>
+        <w:rPr>
+          <w:rFonts w:ascii="Cambria" w:eastAsia="Cambria" w:hAnsi="Cambria" w:cs="Cambria"/>
+          <w:spacing w:val="-5"/>
+          <w:sz w:val="20"/>
+          <w:szCs w:val="20"/>
+        </w:rPr>
+        <w:t xml:space="preserve"> </w:t>
+      </w:r>
+      <w:r>
+        <w:rPr>
+          <w:rFonts w:ascii="Cambria" w:eastAsia="Cambria" w:hAnsi="Cambria" w:cs="Cambria"/>
+          <w:sz w:val="20"/>
+          <w:szCs w:val="20"/>
+        </w:rPr>
+        <w:t>termination</w:t>
+      </w:r>
+      <w:r>
+        <w:rPr>
+          <w:rFonts w:ascii="Cambria" w:eastAsia="Cambria" w:hAnsi="Cambria" w:cs="Cambria"/>
+          <w:spacing w:val="-5"/>
+          <w:sz w:val="20"/>
+          <w:szCs w:val="20"/>
+        </w:rPr>
+        <w:t xml:space="preserve"> </w:t>
+      </w:r>
+      <w:r>
+        <w:rPr>
+          <w:rFonts w:ascii="Cambria" w:eastAsia="Cambria" w:hAnsi="Cambria" w:cs="Cambria"/>
+          <w:sz w:val="20"/>
+          <w:szCs w:val="20"/>
+        </w:rPr>
+        <w:t>of</w:t>
+      </w:r>
+      <w:r>
+        <w:rPr>
+          <w:rFonts w:ascii="Cambria" w:eastAsia="Cambria" w:hAnsi="Cambria" w:cs="Cambria"/>
+          <w:spacing w:val="-4"/>
+          <w:sz w:val="20"/>
+          <w:szCs w:val="20"/>
+        </w:rPr>
+        <w:t xml:space="preserve"> </w:t>
+      </w:r>
+      <w:r>
+        <w:rPr>
+          <w:rFonts w:ascii="Cambria" w:eastAsia="Cambria" w:hAnsi="Cambria" w:cs="Cambria"/>
+          <w:sz w:val="20"/>
+          <w:szCs w:val="20"/>
+        </w:rPr>
+        <w:t>the</w:t>
+      </w:r>
+      <w:r>
+        <w:rPr>
+          <w:rFonts w:ascii="Cambria" w:eastAsia="Cambria" w:hAnsi="Cambria" w:cs="Cambria"/>
+          <w:spacing w:val="-5"/>
+          <w:sz w:val="20"/>
+          <w:szCs w:val="20"/>
+        </w:rPr>
+        <w:t xml:space="preserve"> </w:t>
+      </w:r>
+      <w:r>
+        <w:rPr>
+          <w:rFonts w:ascii="Cambria" w:eastAsia="Cambria" w:hAnsi="Cambria" w:cs="Cambria"/>
+          <w:sz w:val="20"/>
+          <w:szCs w:val="20"/>
+        </w:rPr>
+        <w:t>tenancy,</w:t>
+      </w:r>
+      <w:r>
+        <w:rPr>
+          <w:rFonts w:ascii="Cambria" w:eastAsia="Cambria" w:hAnsi="Cambria" w:cs="Cambria"/>
+          <w:spacing w:val="-4"/>
+          <w:sz w:val="20"/>
+          <w:szCs w:val="20"/>
+        </w:rPr>
+        <w:t xml:space="preserve"> </w:t>
+      </w:r>
+      <w:r>
+        <w:rPr>
+          <w:rFonts w:ascii="Cambria" w:eastAsia="Cambria" w:hAnsi="Cambria" w:cs="Cambria"/>
+          <w:sz w:val="20"/>
+          <w:szCs w:val="20"/>
+        </w:rPr>
+        <w:t>the</w:t>
+      </w:r>
+      <w:r>
+        <w:rPr>
+          <w:rFonts w:ascii="Cambria" w:eastAsia="Cambria" w:hAnsi="Cambria" w:cs="Cambria"/>
+          <w:spacing w:val="-5"/>
+          <w:sz w:val="20"/>
+          <w:szCs w:val="20"/>
+        </w:rPr>
+        <w:t xml:space="preserve"> </w:t>
+      </w:r>
+      <w:r>
+        <w:rPr>
+          <w:rFonts w:ascii="Cambria" w:eastAsia="Cambria" w:hAnsi="Cambria" w:cs="Cambria"/>
+          <w:sz w:val="20"/>
+          <w:szCs w:val="20"/>
+        </w:rPr>
+        <w:t>Tenant</w:t>
+      </w:r>
+      <w:r>
+        <w:rPr>
+          <w:rFonts w:ascii="Cambria" w:eastAsia="Cambria" w:hAnsi="Cambria" w:cs="Cambria"/>
+          <w:spacing w:val="-4"/>
+          <w:sz w:val="20"/>
+          <w:szCs w:val="20"/>
+        </w:rPr>
+        <w:t xml:space="preserve"> </w:t>
+      </w:r>
+      <w:r>
+        <w:rPr>
+          <w:rFonts w:ascii="Cambria" w:eastAsia="Cambria" w:hAnsi="Cambria" w:cs="Cambria"/>
+          <w:sz w:val="20"/>
+          <w:szCs w:val="20"/>
+        </w:rPr>
+        <w:t>shall</w:t>
+      </w:r>
+      <w:r>
+        <w:rPr>
+          <w:rFonts w:ascii="Cambria" w:eastAsia="Cambria" w:hAnsi="Cambria" w:cs="Cambria"/>
+          <w:spacing w:val="-4"/>
+          <w:sz w:val="20"/>
+          <w:szCs w:val="20"/>
+        </w:rPr>
+        <w:t xml:space="preserve"> </w:t>
+      </w:r>
+      <w:r>
+        <w:rPr>
+          <w:rFonts w:ascii="Cambria" w:eastAsia="Cambria" w:hAnsi="Cambria" w:cs="Cambria"/>
+          <w:sz w:val="20"/>
+          <w:szCs w:val="20"/>
+        </w:rPr>
+        <w:t>restore</w:t>
+      </w:r>
+      <w:r>
+        <w:rPr>
+          <w:rFonts w:ascii="Cambria" w:eastAsia="Cambria" w:hAnsi="Cambria" w:cs="Cambria"/>
+          <w:spacing w:val="-5"/>
+          <w:sz w:val="20"/>
+          <w:szCs w:val="20"/>
+        </w:rPr>
+        <w:t xml:space="preserve"> </w:t>
+      </w:r>
+      <w:r>
+        <w:rPr>
+          <w:rFonts w:ascii="Cambria" w:eastAsia="Cambria" w:hAnsi="Cambria" w:cs="Cambria"/>
+          <w:sz w:val="20"/>
+          <w:szCs w:val="20"/>
+        </w:rPr>
+        <w:t>the</w:t>
+      </w:r>
+      <w:r>
+        <w:rPr>
+          <w:rFonts w:ascii="Cambria" w:eastAsia="Cambria" w:hAnsi="Cambria" w:cs="Cambria"/>
+          <w:spacing w:val="-5"/>
+          <w:sz w:val="20"/>
+          <w:szCs w:val="20"/>
+        </w:rPr>
+        <w:t xml:space="preserve"> </w:t>
+      </w:r>
+      <w:r>
+        <w:rPr>
+          <w:rFonts w:ascii="Cambria" w:eastAsia="Cambria" w:hAnsi="Cambria" w:cs="Cambria"/>
+          <w:sz w:val="20"/>
+          <w:szCs w:val="20"/>
+        </w:rPr>
+        <w:t>room</w:t>
+      </w:r>
+      <w:r>
+        <w:rPr>
+          <w:rFonts w:ascii="Cambria" w:eastAsia="Cambria" w:hAnsi="Cambria" w:cs="Cambria"/>
+          <w:spacing w:val="-5"/>
+          <w:sz w:val="20"/>
+          <w:szCs w:val="20"/>
+        </w:rPr>
+        <w:t xml:space="preserve"> </w:t>
+      </w:r>
+      <w:r>
+        <w:rPr>
+          <w:rFonts w:ascii="Cambria" w:eastAsia="Cambria" w:hAnsi="Cambria" w:cs="Cambria"/>
+          <w:sz w:val="20"/>
+          <w:szCs w:val="20"/>
+        </w:rPr>
+        <w:t>and</w:t>
+      </w:r>
+      <w:r>
+        <w:rPr>
+          <w:rFonts w:ascii="Cambria" w:eastAsia="Cambria" w:hAnsi="Cambria" w:cs="Cambria"/>
+          <w:spacing w:val="-5"/>
+          <w:sz w:val="20"/>
+          <w:szCs w:val="20"/>
+        </w:rPr>
+        <w:t xml:space="preserve"> </w:t>
+      </w:r>
+      <w:r>
+        <w:rPr>
+          <w:rFonts w:ascii="Cambria" w:eastAsia="Cambria" w:hAnsi="Cambria" w:cs="Cambria"/>
+          <w:sz w:val="20"/>
+          <w:szCs w:val="20"/>
+        </w:rPr>
+        <w:t>premise</w:t>
+      </w:r>
+      <w:r>
+        <w:rPr>
+          <w:rFonts w:ascii="Cambria" w:eastAsia="Cambria" w:hAnsi="Cambria" w:cs="Cambria"/>
+          <w:spacing w:val="-5"/>
+          <w:sz w:val="20"/>
+          <w:szCs w:val="20"/>
+        </w:rPr>
+        <w:t xml:space="preserve"> </w:t>
+      </w:r>
+      <w:r>
+        <w:rPr>
+          <w:rFonts w:ascii="Cambria" w:eastAsia="Cambria" w:hAnsi="Cambria" w:cs="Cambria"/>
+          <w:sz w:val="20"/>
+          <w:szCs w:val="20"/>
+        </w:rPr>
+        <w:t>to</w:t>
+      </w:r>
+      <w:r>
+        <w:rPr>
+          <w:rFonts w:ascii="Cambria" w:eastAsia="Cambria" w:hAnsi="Cambria" w:cs="Cambria"/>
+          <w:spacing w:val="-5"/>
+          <w:sz w:val="20"/>
+          <w:szCs w:val="20"/>
+        </w:rPr>
+        <w:t xml:space="preserve"> </w:t>
+      </w:r>
+      <w:r>
+        <w:rPr>
+          <w:rFonts w:ascii="Cambria" w:eastAsia="Cambria" w:hAnsi="Cambria" w:cs="Cambria"/>
+          <w:sz w:val="20"/>
+          <w:szCs w:val="20"/>
+        </w:rPr>
+        <w:t>its</w:t>
+      </w:r>
+      <w:r>
+        <w:rPr>
+          <w:rFonts w:ascii="Cambria" w:eastAsia="Cambria" w:hAnsi="Cambria" w:cs="Cambria"/>
+          <w:spacing w:val="-4"/>
+          <w:sz w:val="20"/>
+          <w:szCs w:val="20"/>
+        </w:rPr>
+        <w:t xml:space="preserve"> </w:t>
+      </w:r>
+      <w:r>
+        <w:rPr>
+          <w:rFonts w:ascii="Cambria" w:eastAsia="Cambria" w:hAnsi="Cambria" w:cs="Cambria"/>
+          <w:sz w:val="20"/>
+          <w:szCs w:val="20"/>
+        </w:rPr>
+        <w:t>original</w:t>
+      </w:r>
+      <w:r>
+        <w:rPr>
+          <w:rFonts w:ascii="Cambria" w:eastAsia="Cambria" w:hAnsi="Cambria" w:cs="Cambria"/>
+          <w:spacing w:val="-4"/>
+          <w:sz w:val="20"/>
+          <w:szCs w:val="20"/>
+        </w:rPr>
+        <w:t xml:space="preserve"> </w:t>
+      </w:r>
+      <w:r>
+        <w:rPr>
+          <w:rFonts w:ascii="Cambria" w:eastAsia="Cambria" w:hAnsi="Cambria" w:cs="Cambria"/>
+          <w:sz w:val="20"/>
+          <w:szCs w:val="20"/>
+        </w:rPr>
+        <w:t>state</w:t>
+      </w:r>
+      <w:r>
+        <w:rPr>
+          <w:rFonts w:ascii="Cambria" w:eastAsia="Cambria" w:hAnsi="Cambria" w:cs="Cambria"/>
+          <w:spacing w:val="-5"/>
+          <w:sz w:val="20"/>
+          <w:szCs w:val="20"/>
+        </w:rPr>
+        <w:t xml:space="preserve"> </w:t>
+      </w:r>
+      <w:r>
+        <w:rPr>
+          <w:rFonts w:ascii="Cambria" w:eastAsia="Cambria" w:hAnsi="Cambria" w:cs="Cambria"/>
+          <w:sz w:val="20"/>
+          <w:szCs w:val="20"/>
+        </w:rPr>
+        <w:t xml:space="preserve">and condition at the expense of the Tenant (fair wear and tear excepted) and to clear up any rubbish and </w:t>
+      </w:r>
+      <w:r>
+        <w:rPr>
+          <w:rFonts w:ascii="Cambria" w:eastAsia="Cambria" w:hAnsi="Cambria" w:cs="Cambria"/>
           <w:sz w:val="20"/>
           <w:szCs w:val="20"/>
         </w:rPr>
         <w:lastRenderedPageBreak/>
-        <w:t>Upon</w:t>
-      </w:r>
-      <w:r>
-        <w:rPr>
-          <w:rFonts w:ascii="Cambria" w:eastAsia="Cambria" w:hAnsi="Cambria" w:cs="Cambria"/>
-          <w:spacing w:val="-5"/>
-          <w:sz w:val="20"/>
-          <w:szCs w:val="20"/>
-        </w:rPr>
-        <w:t xml:space="preserve"> </w:t>
-      </w:r>
-      <w:r>
-        <w:rPr>
-          <w:rFonts w:ascii="Cambria" w:eastAsia="Cambria" w:hAnsi="Cambria" w:cs="Cambria"/>
-          <w:sz w:val="20"/>
-          <w:szCs w:val="20"/>
-        </w:rPr>
-        <w:t>termination</w:t>
-      </w:r>
-      <w:r>
-        <w:rPr>
-          <w:rFonts w:ascii="Cambria" w:eastAsia="Cambria" w:hAnsi="Cambria" w:cs="Cambria"/>
-          <w:spacing w:val="-5"/>
-          <w:sz w:val="20"/>
-          <w:szCs w:val="20"/>
-        </w:rPr>
-        <w:t xml:space="preserve"> </w:t>
-      </w:r>
-      <w:r>
-        <w:rPr>
-          <w:rFonts w:ascii="Cambria" w:eastAsia="Cambria" w:hAnsi="Cambria" w:cs="Cambria"/>
-          <w:sz w:val="20"/>
-          <w:szCs w:val="20"/>
-        </w:rPr>
-        <w:t>of</w:t>
-      </w:r>
-      <w:r>
-        <w:rPr>
-          <w:rFonts w:ascii="Cambria" w:eastAsia="Cambria" w:hAnsi="Cambria" w:cs="Cambria"/>
-          <w:spacing w:val="-4"/>
-          <w:sz w:val="20"/>
-          <w:szCs w:val="20"/>
-        </w:rPr>
-        <w:t xml:space="preserve"> </w:t>
-      </w:r>
-      <w:r>
-        <w:rPr>
-          <w:rFonts w:ascii="Cambria" w:eastAsia="Cambria" w:hAnsi="Cambria" w:cs="Cambria"/>
-          <w:sz w:val="20"/>
-          <w:szCs w:val="20"/>
-        </w:rPr>
-        <w:t>the</w:t>
-      </w:r>
-      <w:r>
-        <w:rPr>
-          <w:rFonts w:ascii="Cambria" w:eastAsia="Cambria" w:hAnsi="Cambria" w:cs="Cambria"/>
-          <w:spacing w:val="-5"/>
-          <w:sz w:val="20"/>
-          <w:szCs w:val="20"/>
-        </w:rPr>
-        <w:t xml:space="preserve"> </w:t>
-      </w:r>
-      <w:r>
-        <w:rPr>
-          <w:rFonts w:ascii="Cambria" w:eastAsia="Cambria" w:hAnsi="Cambria" w:cs="Cambria"/>
-          <w:sz w:val="20"/>
-          <w:szCs w:val="20"/>
-        </w:rPr>
-        <w:t>tenancy,</w:t>
-      </w:r>
-      <w:r>
-        <w:rPr>
-          <w:rFonts w:ascii="Cambria" w:eastAsia="Cambria" w:hAnsi="Cambria" w:cs="Cambria"/>
-          <w:spacing w:val="-4"/>
-          <w:sz w:val="20"/>
-          <w:szCs w:val="20"/>
-        </w:rPr>
-        <w:t xml:space="preserve"> </w:t>
-      </w:r>
-      <w:r>
-        <w:rPr>
-          <w:rFonts w:ascii="Cambria" w:eastAsia="Cambria" w:hAnsi="Cambria" w:cs="Cambria"/>
-          <w:sz w:val="20"/>
-          <w:szCs w:val="20"/>
-        </w:rPr>
-        <w:t>the</w:t>
-      </w:r>
-      <w:r>
-        <w:rPr>
-          <w:rFonts w:ascii="Cambria" w:eastAsia="Cambria" w:hAnsi="Cambria" w:cs="Cambria"/>
-          <w:spacing w:val="-5"/>
-          <w:sz w:val="20"/>
-          <w:szCs w:val="20"/>
-        </w:rPr>
-        <w:t xml:space="preserve"> </w:t>
-      </w:r>
-      <w:r>
-        <w:rPr>
-          <w:rFonts w:ascii="Cambria" w:eastAsia="Cambria" w:hAnsi="Cambria" w:cs="Cambria"/>
-          <w:sz w:val="20"/>
-          <w:szCs w:val="20"/>
-        </w:rPr>
-        <w:t>Tenant</w:t>
-      </w:r>
-      <w:r>
-        <w:rPr>
-          <w:rFonts w:ascii="Cambria" w:eastAsia="Cambria" w:hAnsi="Cambria" w:cs="Cambria"/>
-          <w:spacing w:val="-4"/>
-          <w:sz w:val="20"/>
-          <w:szCs w:val="20"/>
-        </w:rPr>
-        <w:t xml:space="preserve"> </w:t>
-      </w:r>
-      <w:r>
-        <w:rPr>
-          <w:rFonts w:ascii="Cambria" w:eastAsia="Cambria" w:hAnsi="Cambria" w:cs="Cambria"/>
-          <w:sz w:val="20"/>
-          <w:szCs w:val="20"/>
-        </w:rPr>
-        <w:t>shall</w:t>
-      </w:r>
-      <w:r>
-        <w:rPr>
-          <w:rFonts w:ascii="Cambria" w:eastAsia="Cambria" w:hAnsi="Cambria" w:cs="Cambria"/>
-          <w:spacing w:val="-4"/>
-          <w:sz w:val="20"/>
-          <w:szCs w:val="20"/>
-        </w:rPr>
-        <w:t xml:space="preserve"> </w:t>
-      </w:r>
-      <w:r>
-        <w:rPr>
-          <w:rFonts w:ascii="Cambria" w:eastAsia="Cambria" w:hAnsi="Cambria" w:cs="Cambria"/>
-          <w:sz w:val="20"/>
-          <w:szCs w:val="20"/>
-        </w:rPr>
-        <w:t>restore</w:t>
-      </w:r>
-      <w:r>
-        <w:rPr>
-          <w:rFonts w:ascii="Cambria" w:eastAsia="Cambria" w:hAnsi="Cambria" w:cs="Cambria"/>
-          <w:spacing w:val="-5"/>
-          <w:sz w:val="20"/>
-          <w:szCs w:val="20"/>
-        </w:rPr>
-        <w:t xml:space="preserve"> </w:t>
-      </w:r>
-      <w:r>
-        <w:rPr>
-          <w:rFonts w:ascii="Cambria" w:eastAsia="Cambria" w:hAnsi="Cambria" w:cs="Cambria"/>
-          <w:sz w:val="20"/>
-          <w:szCs w:val="20"/>
-        </w:rPr>
-        <w:t>the</w:t>
-      </w:r>
-      <w:r>
-        <w:rPr>
-          <w:rFonts w:ascii="Cambria" w:eastAsia="Cambria" w:hAnsi="Cambria" w:cs="Cambria"/>
-          <w:spacing w:val="-5"/>
-          <w:sz w:val="20"/>
-          <w:szCs w:val="20"/>
-        </w:rPr>
-        <w:t xml:space="preserve"> </w:t>
-      </w:r>
-      <w:r>
-        <w:rPr>
-          <w:rFonts w:ascii="Cambria" w:eastAsia="Cambria" w:hAnsi="Cambria" w:cs="Cambria"/>
-          <w:sz w:val="20"/>
-          <w:szCs w:val="20"/>
-        </w:rPr>
-        <w:t>room</w:t>
-      </w:r>
-      <w:r>
-        <w:rPr>
-          <w:rFonts w:ascii="Cambria" w:eastAsia="Cambria" w:hAnsi="Cambria" w:cs="Cambria"/>
-          <w:spacing w:val="-5"/>
-          <w:sz w:val="20"/>
-          <w:szCs w:val="20"/>
-        </w:rPr>
-        <w:t xml:space="preserve"> </w:t>
-      </w:r>
-      <w:r>
-        <w:rPr>
-          <w:rFonts w:ascii="Cambria" w:eastAsia="Cambria" w:hAnsi="Cambria" w:cs="Cambria"/>
-          <w:sz w:val="20"/>
-          <w:szCs w:val="20"/>
-        </w:rPr>
-        <w:t>and</w:t>
-      </w:r>
-      <w:r>
-        <w:rPr>
-          <w:rFonts w:ascii="Cambria" w:eastAsia="Cambria" w:hAnsi="Cambria" w:cs="Cambria"/>
-          <w:spacing w:val="-5"/>
-          <w:sz w:val="20"/>
-          <w:szCs w:val="20"/>
-        </w:rPr>
-        <w:t xml:space="preserve"> </w:t>
-      </w:r>
-      <w:r>
-        <w:rPr>
-          <w:rFonts w:ascii="Cambria" w:eastAsia="Cambria" w:hAnsi="Cambria" w:cs="Cambria"/>
-          <w:sz w:val="20"/>
-          <w:szCs w:val="20"/>
-        </w:rPr>
-        <w:t>premise</w:t>
-      </w:r>
-      <w:r>
-        <w:rPr>
-          <w:rFonts w:ascii="Cambria" w:eastAsia="Cambria" w:hAnsi="Cambria" w:cs="Cambria"/>
-          <w:spacing w:val="-5"/>
-          <w:sz w:val="20"/>
-          <w:szCs w:val="20"/>
-        </w:rPr>
-        <w:t xml:space="preserve"> </w:t>
-      </w:r>
-      <w:r>
-        <w:rPr>
-          <w:rFonts w:ascii="Cambria" w:eastAsia="Cambria" w:hAnsi="Cambria" w:cs="Cambria"/>
-          <w:sz w:val="20"/>
-          <w:szCs w:val="20"/>
-        </w:rPr>
-        <w:t>to</w:t>
-      </w:r>
-      <w:r>
-        <w:rPr>
-          <w:rFonts w:ascii="Cambria" w:eastAsia="Cambria" w:hAnsi="Cambria" w:cs="Cambria"/>
-          <w:spacing w:val="-5"/>
-          <w:sz w:val="20"/>
-          <w:szCs w:val="20"/>
-        </w:rPr>
-        <w:t xml:space="preserve"> </w:t>
-      </w:r>
-      <w:r>
-        <w:rPr>
-          <w:rFonts w:ascii="Cambria" w:eastAsia="Cambria" w:hAnsi="Cambria" w:cs="Cambria"/>
-          <w:sz w:val="20"/>
-          <w:szCs w:val="20"/>
-        </w:rPr>
-        <w:t>its</w:t>
-      </w:r>
-      <w:r>
-        <w:rPr>
-          <w:rFonts w:ascii="Cambria" w:eastAsia="Cambria" w:hAnsi="Cambria" w:cs="Cambria"/>
-          <w:spacing w:val="-4"/>
-          <w:sz w:val="20"/>
-          <w:szCs w:val="20"/>
-        </w:rPr>
-        <w:t xml:space="preserve"> </w:t>
-      </w:r>
-      <w:r>
-        <w:rPr>
-          <w:rFonts w:ascii="Cambria" w:eastAsia="Cambria" w:hAnsi="Cambria" w:cs="Cambria"/>
-          <w:sz w:val="20"/>
-          <w:szCs w:val="20"/>
-        </w:rPr>
-        <w:t>original</w:t>
-      </w:r>
-      <w:r>
-        <w:rPr>
-          <w:rFonts w:ascii="Cambria" w:eastAsia="Cambria" w:hAnsi="Cambria" w:cs="Cambria"/>
-          <w:spacing w:val="-4"/>
-          <w:sz w:val="20"/>
-          <w:szCs w:val="20"/>
-        </w:rPr>
-        <w:t xml:space="preserve"> </w:t>
-      </w:r>
-      <w:r>
-        <w:rPr>
-          <w:rFonts w:ascii="Cambria" w:eastAsia="Cambria" w:hAnsi="Cambria" w:cs="Cambria"/>
-          <w:sz w:val="20"/>
-          <w:szCs w:val="20"/>
-        </w:rPr>
-        <w:t>state</w:t>
-      </w:r>
-      <w:r>
-        <w:rPr>
-          <w:rFonts w:ascii="Cambria" w:eastAsia="Cambria" w:hAnsi="Cambria" w:cs="Cambria"/>
-          <w:spacing w:val="-5"/>
-          <w:sz w:val="20"/>
-          <w:szCs w:val="20"/>
-        </w:rPr>
-        <w:t xml:space="preserve"> </w:t>
-      </w:r>
-      <w:r>
-        <w:rPr>
-          <w:rFonts w:ascii="Cambria" w:eastAsia="Cambria" w:hAnsi="Cambria" w:cs="Cambria"/>
-          <w:sz w:val="20"/>
-          <w:szCs w:val="20"/>
-        </w:rPr>
-        <w:t>and condition at the expense of the Tenant (fair wear and tear excepted) and to clear up any rubbish and peaceably and quietly deliver up to the Landlord</w:t>
+        <w:t>peaceably and quietly deliver up to the Landlord</w:t>
       </w:r>
       <w:r>
         <w:rPr>
@@ -6135,10 +6140,13 @@
         <w:tblLook w:val="04A0" w:firstRow="1" w:lastRow="0" w:firstColumn="1" w:lastColumn="0" w:noHBand="0" w:noVBand="1"/>
       </w:tblPr>
       <w:tblGrid>
-        <w:gridCol w:w="4648"/>
-        <w:gridCol w:w="4662"/>
+        <w:gridCol w:w="4569"/>
+        <w:gridCol w:w="4741"/>
       </w:tblGrid>
       <w:tr>
+        <w:trPr>
+          <w:trHeight w:val="365"/>
+        </w:trPr>
         <w:tc>
           <w:tcPr>
             <w:tcW w:w="4981" w:type="dxa"/>
@@ -6190,6 +6198,7 @@
                 <w:szCs w:val="20"/>
               </w:rPr>
             </w:pPr>
+            <w:bookmarkStart w:id="13" w:name="NNF_14_4544_355_19_0_B"/>
             <w:r>
               <w:rPr>
                 <w:rFonts w:ascii="Cambria" w:eastAsia="Cambria" w:hAnsi="Cambria" w:cs="Cambria"/>
@@ -6197,12 +6206,36 @@
                 <w:sz w:val="20"/>
                 <w:szCs w:val="20"/>
               </w:rPr>
-              <w:t>NEST &amp; NOOK PROPERTY CARE</w:t>
+              <w:t>{{</w:t>
             </w:r>
+            <w:proofErr w:type="gramStart"/>
+            <w:r>
+              <w:rPr>
+                <w:rFonts w:ascii="Cambria" w:eastAsia="Cambria" w:hAnsi="Cambria" w:cs="Cambria"/>
+                <w:spacing w:val="-5"/>
+                <w:sz w:val="20"/>
+                <w:szCs w:val="20"/>
+              </w:rPr>
+              <w:t>company.account</w:t>
+            </w:r>
+            <w:proofErr w:type="gramEnd"/>
+            <w:r>
+              <w:rPr>
+                <w:rFonts w:ascii="Cambria" w:eastAsia="Cambria" w:hAnsi="Cambria" w:cs="Cambria"/>
+                <w:spacing w:val="-5"/>
+                <w:sz w:val="20"/>
+                <w:szCs w:val="20"/>
+              </w:rPr>
+              <w:t>_name}}</w:t>
+            </w:r>
+            <w:bookmarkEnd w:id="13"/>
           </w:p>
         </w:tc>
       </w:tr>
       <w:tr>
+        <w:trPr>
+          <w:trHeight w:val="362"/>
+        </w:trPr>
         <w:tc>
           <w:tcPr>
             <w:tcW w:w="4981" w:type="dxa"/>
@@ -6254,6 +6287,7 @@
                 <w:szCs w:val="20"/>
               </w:rPr>
             </w:pPr>
+            <w:bookmarkStart w:id="14" w:name="NNF_15_4544_352_19_0_B"/>
             <w:r>
               <w:rPr>
                 <w:rFonts w:ascii="Cambria" w:eastAsia="Cambria" w:hAnsi="Cambria" w:cs="Cambria"/>
@@ -6261,12 +6295,36 @@
                 <w:sz w:val="20"/>
                 <w:szCs w:val="20"/>
               </w:rPr>
-              <w:t>OCBC BANK</w:t>
+              <w:t>{{</w:t>
             </w:r>
+            <w:proofErr w:type="gramStart"/>
+            <w:r>
+              <w:rPr>
+                <w:rFonts w:ascii="Cambria" w:eastAsia="Cambria" w:hAnsi="Cambria" w:cs="Cambria"/>
+                <w:spacing w:val="-5"/>
+                <w:sz w:val="20"/>
+                <w:szCs w:val="20"/>
+              </w:rPr>
+              <w:t>company.bank</w:t>
+            </w:r>
+            <w:proofErr w:type="gramEnd"/>
+            <w:r>
+              <w:rPr>
+                <w:rFonts w:ascii="Cambria" w:eastAsia="Cambria" w:hAnsi="Cambria" w:cs="Cambria"/>
+                <w:spacing w:val="-5"/>
+                <w:sz w:val="20"/>
+                <w:szCs w:val="20"/>
+              </w:rPr>
+              <w:t>}}</w:t>
+            </w:r>
+            <w:bookmarkEnd w:id="14"/>
           </w:p>
         </w:tc>
       </w:tr>
       <w:tr>
+        <w:trPr>
+          <w:trHeight w:val="367"/>
+        </w:trPr>
         <w:tc>
           <w:tcPr>
             <w:tcW w:w="4981" w:type="dxa"/>
@@ -6316,6 +6374,7 @@
                 <w:szCs w:val="20"/>
               </w:rPr>
             </w:pPr>
+            <w:bookmarkStart w:id="15" w:name="NNF_16_4544_357_19_0_B"/>
             <w:r>
               <w:rPr>
                 <w:rFonts w:ascii="Cambria" w:eastAsia="Cambria" w:hAnsi="Cambria" w:cs="Cambria"/>
@@ -6323,8 +6382,29 @@
                 <w:sz w:val="20"/>
                 <w:szCs w:val="20"/>
               </w:rPr>
-              <w:t>7101403930</w:t>
+              <w:t>{{</w:t>
             </w:r>
+            <w:proofErr w:type="gramStart"/>
+            <w:r>
+              <w:rPr>
+                <w:rFonts w:ascii="Cambria" w:eastAsia="Cambria" w:hAnsi="Cambria" w:cs="Cambria"/>
+                <w:spacing w:val="-5"/>
+                <w:sz w:val="20"/>
+                <w:szCs w:val="20"/>
+              </w:rPr>
+              <w:t>company.account</w:t>
+            </w:r>
+            <w:proofErr w:type="gramEnd"/>
+            <w:r>
+              <w:rPr>
+                <w:rFonts w:ascii="Cambria" w:eastAsia="Cambria" w:hAnsi="Cambria" w:cs="Cambria"/>
+                <w:spacing w:val="-5"/>
+                <w:sz w:val="20"/>
+                <w:szCs w:val="20"/>
+              </w:rPr>
+              <w:t>_number}}</w:t>
+            </w:r>
+            <w:bookmarkEnd w:id="15"/>
           </w:p>
         </w:tc>
       </w:tr>
@@ -6417,8 +6497,8 @@
         <w:tblLook w:val="04A0" w:firstRow="1" w:lastRow="0" w:firstColumn="1" w:lastColumn="0" w:noHBand="0" w:noVBand="1"/>
       </w:tblPr>
       <w:tblGrid>
-        <w:gridCol w:w="4812"/>
-        <w:gridCol w:w="4860"/>
+        <w:gridCol w:w="4823"/>
+        <w:gridCol w:w="4849"/>
       </w:tblGrid>
       <w:tr>
         <w:tc>
@@ -6550,7 +6630,7 @@
                 <w:szCs w:val="20"/>
               </w:rPr>
               <w:drawing>
-                <wp:inline distT="0" distB="0" distL="0" distR="0" wp14:anchorId="587A8CE5" wp14:editId="2B6A7D60">
+                <wp:inline distT="0" distB="0" distL="0" distR="0" wp14:anchorId="587A8CE5" wp14:editId="6F2D6D25">
                   <wp:extent cx="1303483" cy="730250"/>
                   <wp:effectExtent l="0" t="0" r="0" b="0"/>
                   <wp:docPr id="1369347732" name="Picture 1"/>
@@ -6829,6 +6909,9 @@
         </w:tc>
       </w:tr>
       <w:tr>
+        <w:trPr>
+          <w:trHeight w:val="245"/>
+        </w:trPr>
         <w:tc>
           <w:tcPr>
             <w:tcW w:w="4981" w:type="dxa"/>
@@ -6848,6 +6931,8 @@
                 <w:szCs w:val="20"/>
               </w:rPr>
             </w:pPr>
+            <w:bookmarkStart w:id="16" w:name="NNF_17_4693_235_19_0_B"/>
+            <w:proofErr w:type="gramStart"/>
             <w:r>
               <w:rPr>
                 <w:rFonts w:ascii="Cambria" w:eastAsia="Cambria" w:hAnsi="Cambria" w:cs="Cambria"/>
@@ -6855,37 +6940,19 @@
                 <w:sz w:val="20"/>
                 <w:szCs w:val="20"/>
               </w:rPr>
-              <w:t>Name</w:t>
+              <w:t>Name: {{</w:t>
             </w:r>
+            <w:proofErr w:type="gramEnd"/>
             <w:r>
               <w:rPr>
                 <w:rFonts w:ascii="Cambria" w:eastAsia="Cambria" w:hAnsi="Cambria" w:cs="Cambria"/>
                 <w:bCs/>
-                <w:spacing w:val="-10"/>
-                <w:sz w:val="20"/>
-                <w:szCs w:val="20"/>
-              </w:rPr>
-              <w:t>:</w:t>
+                <w:sz w:val="20"/>
+                <w:szCs w:val="20"/>
+              </w:rPr>
+              <w:t>tenant_name}}</w:t>
             </w:r>
-            <w:r>
-              <w:rPr>
-                <w:rFonts w:ascii="Cambria" w:eastAsia="Cambria" w:hAnsi="Cambria" w:cs="Cambria"/>
-                <w:bCs/>
-                <w:spacing w:val="-10"/>
-                <w:sz w:val="20"/>
-                <w:szCs w:val="20"/>
-              </w:rPr>
-              <w:t xml:space="preserve"> </w:t>
-            </w:r>
-            <w:r>
-              <w:rPr>
-                <w:rFonts w:ascii="Cambria" w:eastAsia="Cambria" w:hAnsi="Cambria" w:cs="Cambria"/>
-                <w:bCs/>
-                <w:spacing w:val="-10"/>
-                <w:sz w:val="20"/>
-              </w:rPr>
-              <w:t>TENG YING YING</w:t>
-            </w:r>
+            <w:bookmarkEnd w:id="16"/>
           </w:p>
         </w:tc>
         <w:tc>
@@ -6907,6 +6974,8 @@
                 <w:szCs w:val="20"/>
               </w:rPr>
             </w:pPr>
+            <w:bookmarkStart w:id="17" w:name="NNF_18_4741_235_19_0_B"/>
+            <w:proofErr w:type="gramStart"/>
             <w:r>
               <w:rPr>
                 <w:rFonts w:ascii="Cambria" w:eastAsia="Cambria" w:hAnsi="Cambria" w:cs="Cambria"/>
@@ -6914,42 +6983,26 @@
                 <w:sz w:val="20"/>
                 <w:szCs w:val="20"/>
               </w:rPr>
-              <w:t>Name</w:t>
+              <w:t>Name: {{</w:t>
             </w:r>
+            <w:proofErr w:type="gramEnd"/>
             <w:r>
               <w:rPr>
                 <w:rFonts w:ascii="Cambria" w:eastAsia="Cambria" w:hAnsi="Cambria" w:cs="Cambria"/>
                 <w:bCs/>
-                <w:spacing w:val="-10"/>
-                <w:sz w:val="20"/>
-                <w:szCs w:val="20"/>
-              </w:rPr>
-              <w:t>:</w:t>
+                <w:sz w:val="20"/>
+                <w:szCs w:val="20"/>
+              </w:rPr>
+              <w:t>company.name}}</w:t>
             </w:r>
-            <w:r>
-              <w:rPr>
-                <w:rFonts w:ascii="Cambria" w:eastAsia="Cambria" w:hAnsi="Cambria" w:cs="Cambria"/>
-                <w:bCs/>
-                <w:spacing w:val="-10"/>
-                <w:sz w:val="20"/>
-                <w:szCs w:val="20"/>
-              </w:rPr>
-              <w:t xml:space="preserve"> </w:t>
-            </w:r>
-            <w:r>
-              <w:rPr>
-                <w:rFonts w:ascii="Cambria" w:eastAsia="Cambria" w:hAnsi="Cambria" w:cs="Cambria"/>
-                <w:bCs/>
-                <w:spacing w:val="-10"/>
-                <w:sz w:val="20"/>
-                <w:szCs w:val="20"/>
-              </w:rPr>
-              <w:t>NEST &amp; NOOK PROPERTY CARE</w:t>
-            </w:r>
+            <w:bookmarkEnd w:id="17"/>
           </w:p>
         </w:tc>
       </w:tr>
       <w:tr>
+        <w:trPr>
+          <w:trHeight w:val="247"/>
+        </w:trPr>
         <w:tc>
           <w:tcPr>
             <w:tcW w:w="4981" w:type="dxa"/>
@@ -6969,6 +7022,7 @@
                 <w:szCs w:val="20"/>
               </w:rPr>
             </w:pPr>
+            <w:bookmarkStart w:id="18" w:name="NNF_19_4693_237_19_0_B"/>
             <w:r>
               <w:rPr>
                 <w:rFonts w:ascii="Cambria" w:eastAsia="Cambria" w:hAnsi="Cambria" w:cs="Cambria"/>
@@ -6977,8 +7031,9 @@
                 <w:sz w:val="20"/>
                 <w:szCs w:val="20"/>
               </w:rPr>
-              <w:t>IC</w:t>
+              <w:t>IC No</w:t>
             </w:r>
+            <w:proofErr w:type="gramStart"/>
             <w:r>
               <w:rPr>
                 <w:rFonts w:ascii="Cambria" w:eastAsia="Cambria" w:hAnsi="Cambria" w:cs="Cambria"/>
@@ -6987,8 +7042,9 @@
                 <w:sz w:val="20"/>
                 <w:szCs w:val="20"/>
               </w:rPr>
-              <w:t xml:space="preserve"> No.</w:t>
+              <w:t>.: {{</w:t>
             </w:r>
+            <w:proofErr w:type="gramEnd"/>
             <w:r>
               <w:rPr>
                 <w:rFonts w:ascii="Cambria" w:eastAsia="Cambria" w:hAnsi="Cambria" w:cs="Cambria"/>
@@ -6997,28 +7053,9 @@
                 <w:sz w:val="20"/>
                 <w:szCs w:val="20"/>
               </w:rPr>
-              <w:t>:</w:t>
+              <w:t>tenant_id}}</w:t>
             </w:r>
-            <w:r>
-              <w:rPr>
-                <w:rFonts w:ascii="Cambria" w:eastAsia="Cambria" w:hAnsi="Cambria" w:cs="Cambria"/>
-                <w:bCs/>
-                <w:spacing w:val="-10"/>
-                <w:sz w:val="20"/>
-                <w:szCs w:val="20"/>
-              </w:rPr>
-              <w:t xml:space="preserve"> </w:t>
-            </w:r>
-            <w:r>
-              <w:rPr>
-                <w:rFonts w:ascii="Cambria" w:eastAsia="Cambria" w:hAnsi="Cambria" w:cs="Cambria"/>
-                <w:bCs/>
-                <w:spacing w:val="-10"/>
-                <w:sz w:val="20"/>
-                <w:szCs w:val="20"/>
-              </w:rPr>
-              <w:t>050718-08-0106</w:t>
-            </w:r>
+            <w:bookmarkEnd w:id="18"/>
           </w:p>
         </w:tc>
         <w:tc>
@@ -7040,6 +7077,7 @@
                 <w:szCs w:val="20"/>
               </w:rPr>
             </w:pPr>
+            <w:bookmarkStart w:id="19" w:name="NNF_20_4741_237_19_0_B"/>
             <w:r>
               <w:rPr>
                 <w:rFonts w:ascii="Cambria" w:eastAsia="Cambria" w:hAnsi="Cambria" w:cs="Cambria"/>
@@ -7047,8 +7085,9 @@
                 <w:sz w:val="20"/>
                 <w:szCs w:val="20"/>
               </w:rPr>
-              <w:t>SSM</w:t>
+              <w:t>SSM No</w:t>
             </w:r>
+            <w:proofErr w:type="gramStart"/>
             <w:r>
               <w:rPr>
                 <w:rFonts w:ascii="Cambria" w:eastAsia="Cambria" w:hAnsi="Cambria" w:cs="Cambria"/>
@@ -7056,8 +7095,9 @@
                 <w:sz w:val="20"/>
                 <w:szCs w:val="20"/>
               </w:rPr>
-              <w:t xml:space="preserve"> No.</w:t>
+              <w:t>.: {{company.registration</w:t>
             </w:r>
+            <w:proofErr w:type="gramEnd"/>
             <w:r>
               <w:rPr>
                 <w:rFonts w:ascii="Cambria" w:eastAsia="Cambria" w:hAnsi="Cambria" w:cs="Cambria"/>
@@ -7065,48 +7105,16 @@
                 <w:sz w:val="20"/>
                 <w:szCs w:val="20"/>
               </w:rPr>
-              <w:t>:</w:t>
+              <w:t>}}</w:t>
             </w:r>
-            <w:r>
-              <w:rPr>
-                <w:rFonts w:ascii="Cambria" w:eastAsia="Cambria" w:hAnsi="Cambria" w:cs="Cambria"/>
-                <w:bCs/>
-                <w:sz w:val="20"/>
-                <w:szCs w:val="20"/>
-              </w:rPr>
-              <w:t xml:space="preserve"> </w:t>
-            </w:r>
-            <w:r>
-              <w:rPr>
-                <w:rFonts w:ascii="Cambria" w:eastAsia="Cambria" w:hAnsi="Cambria" w:cs="Cambria"/>
-                <w:bCs/>
-                <w:sz w:val="20"/>
-                <w:szCs w:val="20"/>
-              </w:rPr>
-              <w:t>202603156166</w:t>
-            </w:r>
-            <w:r>
-              <w:rPr>
-                <w:rFonts w:ascii="Cambria" w:eastAsia="Cambria" w:hAnsi="Cambria" w:cs="Cambria"/>
-                <w:bCs/>
-                <w:sz w:val="20"/>
-                <w:szCs w:val="20"/>
-              </w:rPr>
-              <w:t xml:space="preserve"> </w:t>
-            </w:r>
-            <w:r>
-              <w:rPr>
-                <w:rFonts w:ascii="Cambria" w:eastAsia="Cambria" w:hAnsi="Cambria" w:cs="Cambria"/>
-                <w:bCs/>
-                <w:sz w:val="20"/>
-                <w:szCs w:val="20"/>
-              </w:rPr>
-              <w:t>(KT0615852-M)</w:t>
-            </w:r>
+            <w:bookmarkEnd w:id="19"/>
           </w:p>
         </w:tc>
       </w:tr>
       <w:tr>
+        <w:trPr>
+          <w:trHeight w:val="245"/>
+        </w:trPr>
         <w:tc>
           <w:tcPr>
             <w:tcW w:w="4981" w:type="dxa"/>
@@ -7126,6 +7134,8 @@
                 <w:szCs w:val="20"/>
               </w:rPr>
             </w:pPr>
+            <w:bookmarkStart w:id="20" w:name="NNF_21_4693_235_19_0_B"/>
+            <w:proofErr w:type="gramStart"/>
             <w:r>
               <w:rPr>
                 <w:rFonts w:ascii="Cambria" w:eastAsia="Cambria" w:hAnsi="Cambria" w:cs="Cambria"/>
@@ -7134,71 +7144,20 @@
                 <w:sz w:val="20"/>
                 <w:szCs w:val="20"/>
               </w:rPr>
-              <w:t>Date</w:t>
+              <w:t>Date: {{</w:t>
             </w:r>
+            <w:proofErr w:type="gramEnd"/>
             <w:r>
               <w:rPr>
                 <w:rFonts w:ascii="Cambria" w:eastAsia="Cambria" w:hAnsi="Cambria" w:cs="Cambria"/>
                 <w:bCs/>
-                <w:spacing w:val="-10"/>
-                <w:sz w:val="20"/>
-                <w:szCs w:val="20"/>
-              </w:rPr>
-              <w:t xml:space="preserve">: </w:t>
+                <w:spacing w:val="-4"/>
+                <w:sz w:val="20"/>
+                <w:szCs w:val="20"/>
+              </w:rPr>
+              <w:t>agreement_date}}</w:t>
             </w:r>
-            <w:r>
-              <w:rPr>
-                <w:rFonts w:ascii="Cambria" w:eastAsia="Cambria" w:hAnsi="Cambria" w:cs="Cambria"/>
-                <w:bCs/>
-                <w:spacing w:val="-10"/>
-                <w:sz w:val="20"/>
-                <w:szCs w:val="20"/>
-              </w:rPr>
-              <w:t xml:space="preserve">1 </w:t>
-            </w:r>
-            <w:r>
-              <w:rPr>
-                <w:rFonts w:ascii="Cambria" w:eastAsia="DengXian" w:hAnsi="Cambria" w:cs="Cambria" w:hint="eastAsia"/>
-                <w:bCs/>
-                <w:spacing w:val="-10"/>
-                <w:sz w:val="20"/>
-                <w:szCs w:val="20"/>
-                <w:lang w:eastAsia="zh-CN"/>
-              </w:rPr>
-              <w:t>JU</w:t>
-            </w:r>
-            <w:r>
-              <w:rPr>
-                <w:rFonts w:ascii="Cambria" w:eastAsia="DengXian" w:hAnsi="Cambria" w:cs="Cambria"/>
-                <w:bCs/>
-                <w:spacing w:val="-10"/>
-                <w:sz w:val="20"/>
-                <w:szCs w:val="20"/>
-                <w:lang w:eastAsia="zh-CN"/>
-              </w:rPr>
-              <w:t>LY</w:t>
-            </w:r>
-            <w:r>
-              <w:rPr>
-                <w:rFonts w:ascii="Cambria" w:eastAsia="Cambria" w:hAnsi="Cambria" w:cs="Cambria"/>
-                <w:bCs/>
-                <w:spacing w:val="-10"/>
-                <w:sz w:val="20"/>
-                <w:szCs w:val="20"/>
-              </w:rPr>
-              <w:t xml:space="preserve"> 202</w:t>
-            </w:r>
-            <w:r>
-              <w:rPr>
-                <w:rFonts w:ascii="Cambria" w:eastAsia="DengXian" w:hAnsi="Cambria" w:cs="Cambria" w:hint="eastAsia"/>
-                <w:bCs/>
-                <w:spacing w:val="-10"/>
-                <w:sz w:val="20"/>
-                <w:szCs w:val="20"/>
-                <w:lang w:eastAsia="zh-CN"/>
-              </w:rPr>
-              <w:t>6</w:t>
-            </w:r>
+            <w:bookmarkEnd w:id="20"/>
           </w:p>
         </w:tc>
         <w:tc>
@@ -7221,6 +7180,8 @@
                 <w:lang w:eastAsia="zh-CN"/>
               </w:rPr>
             </w:pPr>
+            <w:bookmarkStart w:id="21" w:name="NNF_22_4741_235_19_0_B"/>
+            <w:proofErr w:type="gramStart"/>
             <w:r>
               <w:rPr>
                 <w:rFonts w:ascii="Cambria" w:eastAsia="Cambria" w:hAnsi="Cambria" w:cs="Cambria"/>
@@ -7229,81 +7190,20 @@
                 <w:sz w:val="20"/>
                 <w:szCs w:val="20"/>
               </w:rPr>
-              <w:t>Date</w:t>
+              <w:t>Date: {{</w:t>
             </w:r>
+            <w:proofErr w:type="gramEnd"/>
             <w:r>
               <w:rPr>
                 <w:rFonts w:ascii="Cambria" w:eastAsia="Cambria" w:hAnsi="Cambria" w:cs="Cambria"/>
                 <w:bCs/>
-                <w:spacing w:val="-10"/>
-                <w:sz w:val="20"/>
-                <w:szCs w:val="20"/>
-              </w:rPr>
-              <w:t xml:space="preserve">: </w:t>
+                <w:spacing w:val="-4"/>
+                <w:sz w:val="20"/>
+                <w:szCs w:val="20"/>
+              </w:rPr>
+              <w:t>agreement_date}}</w:t>
             </w:r>
-            <w:r>
-              <w:rPr>
-                <w:rFonts w:ascii="Cambria" w:eastAsia="Cambria" w:hAnsi="Cambria" w:cs="Cambria"/>
-                <w:bCs/>
-                <w:spacing w:val="-10"/>
-                <w:sz w:val="20"/>
-                <w:szCs w:val="20"/>
-              </w:rPr>
-              <w:t xml:space="preserve">1 </w:t>
-            </w:r>
-            <w:r>
-              <w:rPr>
-                <w:rFonts w:ascii="Cambria" w:eastAsia="DengXian" w:hAnsi="Cambria" w:cs="Cambria" w:hint="eastAsia"/>
-                <w:bCs/>
-                <w:spacing w:val="-10"/>
-                <w:sz w:val="20"/>
-                <w:szCs w:val="20"/>
-                <w:lang w:eastAsia="zh-CN"/>
-              </w:rPr>
-              <w:t>JU</w:t>
-            </w:r>
-            <w:r>
-              <w:rPr>
-                <w:rFonts w:ascii="Cambria" w:eastAsia="DengXian" w:hAnsi="Cambria" w:cs="Cambria"/>
-                <w:bCs/>
-                <w:spacing w:val="-10"/>
-                <w:sz w:val="20"/>
-                <w:szCs w:val="20"/>
-                <w:lang w:eastAsia="zh-CN"/>
-              </w:rPr>
-              <w:t>LY</w:t>
-            </w:r>
-            <w:r>
-              <w:rPr>
-                <w:rFonts w:ascii="Cambria" w:eastAsia="Cambria" w:hAnsi="Cambria" w:cs="Cambria"/>
-                <w:bCs/>
-                <w:spacing w:val="-10"/>
-                <w:sz w:val="20"/>
-                <w:szCs w:val="20"/>
-              </w:rPr>
-              <w:t xml:space="preserve"> </w:t>
-            </w:r>
-            <w:r>
-              <w:rPr>
-                <w:rFonts w:ascii="Cambria" w:eastAsia="Cambria" w:hAnsi="Cambria" w:cs="Cambria"/>
-                <w:bCs/>
-                <w:spacing w:val="-10"/>
-                <w:sz w:val="20"/>
-                <w:szCs w:val="20"/>
-              </w:rPr>
-              <w:t>202</w:t>
-            </w:r>
-            <w:r>
-              <w:rPr>
-                <w:rFonts w:ascii="Cambria" w:eastAsia="DengXian" w:hAnsi="Cambria" w:cs="Cambria" w:hint="eastAsia"/>
-                <w:bCs/>
-                <w:spacing w:val="-10"/>
-                <w:sz w:val="20"/>
-                <w:szCs w:val="20"/>
-                <w:lang w:eastAsia="zh-CN"/>
-              </w:rPr>
-              <w:t>6</w:t>
-            </w:r>
+            <w:bookmarkEnd w:id="21"/>
           </w:p>
         </w:tc>
       </w:tr>
@@ -7342,7 +7242,6 @@
           <w:sz w:val="20"/>
           <w:szCs w:val="20"/>
         </w:rPr>
-        <w:lastRenderedPageBreak/>
         <w:t>In the event that the Tenant is less than 18 years old, the Tenant’s guardian shall execute this Agreement and Tenant’s guardian agrees to procure the compliance by the Tenant of all the terms failing</w:t>
       </w:r>
       <w:r>
@@ -7672,8 +7571,8 @@
         <w:tblLook w:val="04A0" w:firstRow="1" w:lastRow="0" w:firstColumn="1" w:lastColumn="0" w:noHBand="0" w:noVBand="1"/>
       </w:tblPr>
       <w:tblGrid>
-        <w:gridCol w:w="4836"/>
-        <w:gridCol w:w="4836"/>
+        <w:gridCol w:w="4852"/>
+        <w:gridCol w:w="4820"/>
       </w:tblGrid>
       <w:tr>
         <w:tc>
@@ -7885,6 +7784,7 @@
               </w:rPr>
               <w:t xml:space="preserve"> </w:t>
             </w:r>
+            <w:proofErr w:type="gramStart"/>
             <w:r>
               <w:rPr>
                 <w:rFonts w:ascii="Cambria" w:eastAsia="Cambria" w:hAnsi="Cambria" w:cs="Cambria"/>
@@ -7895,6 +7795,7 @@
               </w:rPr>
               <w:t>Tenant’s )</w:t>
             </w:r>
+            <w:proofErr w:type="gramEnd"/>
           </w:p>
         </w:tc>
         <w:tc>
@@ -7969,6 +7870,9 @@
         </w:tc>
       </w:tr>
       <w:tr>
+        <w:trPr>
+          <w:trHeight w:val="245"/>
+        </w:trPr>
         <w:tc>
           <w:tcPr>
             <w:tcW w:w="4981" w:type="dxa"/>
@@ -7989,6 +7893,8 @@
                 <w:szCs w:val="20"/>
               </w:rPr>
             </w:pPr>
+            <w:bookmarkStart w:id="22" w:name="NNF_23_4717_235_19_0_B"/>
+            <w:proofErr w:type="gramStart"/>
             <w:r>
               <w:rPr>
                 <w:rFonts w:ascii="Cambria" w:eastAsia="Cambria" w:hAnsi="Cambria" w:cs="Cambria"/>
@@ -7996,18 +7902,19 @@
                 <w:sz w:val="20"/>
                 <w:szCs w:val="20"/>
               </w:rPr>
-              <w:t>Name</w:t>
+              <w:t>Name: {{</w:t>
             </w:r>
+            <w:proofErr w:type="gramEnd"/>
             <w:r>
               <w:rPr>
                 <w:rFonts w:ascii="Cambria" w:eastAsia="Cambria" w:hAnsi="Cambria" w:cs="Cambria"/>
                 <w:b/>
-                <w:spacing w:val="-10"/>
-                <w:sz w:val="20"/>
-                <w:szCs w:val="20"/>
-              </w:rPr>
-              <w:t>:</w:t>
+                <w:sz w:val="20"/>
+                <w:szCs w:val="20"/>
+              </w:rPr>
+              <w:t>guardian_name}}</w:t>
             </w:r>
+            <w:bookmarkEnd w:id="22"/>
           </w:p>
         </w:tc>
         <w:tc>
@@ -8053,6 +7960,9 @@
         </w:tc>
       </w:tr>
       <w:tr>
+        <w:trPr>
+          <w:trHeight w:val="245"/>
+        </w:trPr>
         <w:tc>
           <w:tcPr>
             <w:tcW w:w="4981" w:type="dxa"/>
@@ -8073,6 +7983,8 @@
                 <w:szCs w:val="20"/>
               </w:rPr>
             </w:pPr>
+            <w:bookmarkStart w:id="23" w:name="NNF_24_4717_235_19_0_B"/>
+            <w:proofErr w:type="gramStart"/>
             <w:r>
               <w:rPr>
                 <w:rFonts w:ascii="Cambria" w:eastAsia="Cambria" w:hAnsi="Cambria" w:cs="Cambria"/>
@@ -8081,18 +7993,20 @@
                 <w:sz w:val="20"/>
                 <w:szCs w:val="20"/>
               </w:rPr>
-              <w:t>IC</w:t>
+              <w:t>IC: {{</w:t>
             </w:r>
+            <w:proofErr w:type="gramEnd"/>
             <w:r>
               <w:rPr>
                 <w:rFonts w:ascii="Cambria" w:eastAsia="Cambria" w:hAnsi="Cambria" w:cs="Cambria"/>
                 <w:b/>
-                <w:spacing w:val="-10"/>
-                <w:sz w:val="20"/>
-                <w:szCs w:val="20"/>
-              </w:rPr>
-              <w:t>:</w:t>
+                <w:spacing w:val="-5"/>
+                <w:sz w:val="20"/>
+                <w:szCs w:val="20"/>
+              </w:rPr>
+              <w:t>guardian_id}}</w:t>
             </w:r>
+            <w:bookmarkEnd w:id="23"/>
           </w:p>
         </w:tc>
         <w:tc>
@@ -8128,6 +8042,9 @@
         </w:tc>
       </w:tr>
       <w:tr>
+        <w:trPr>
+          <w:trHeight w:val="247"/>
+        </w:trPr>
         <w:tc>
           <w:tcPr>
             <w:tcW w:w="4981" w:type="dxa"/>
@@ -8148,6 +8065,8 @@
                 <w:szCs w:val="20"/>
               </w:rPr>
             </w:pPr>
+            <w:bookmarkStart w:id="24" w:name="NNF_25_4717_237_19_0_B"/>
+            <w:proofErr w:type="gramStart"/>
             <w:r>
               <w:rPr>
                 <w:rFonts w:ascii="Cambria" w:eastAsia="Cambria" w:hAnsi="Cambria" w:cs="Cambria"/>
@@ -8156,18 +8075,20 @@
                 <w:sz w:val="20"/>
                 <w:szCs w:val="20"/>
               </w:rPr>
-              <w:t>Date</w:t>
+              <w:t>Date: {{</w:t>
             </w:r>
+            <w:proofErr w:type="gramEnd"/>
             <w:r>
               <w:rPr>
                 <w:rFonts w:ascii="Cambria" w:eastAsia="Cambria" w:hAnsi="Cambria" w:cs="Cambria"/>
                 <w:b/>
-                <w:spacing w:val="-10"/>
-                <w:sz w:val="20"/>
-                <w:szCs w:val="20"/>
-              </w:rPr>
-              <w:t xml:space="preserve">: </w:t>
+                <w:spacing w:val="-4"/>
+                <w:sz w:val="20"/>
+                <w:szCs w:val="20"/>
+              </w:rPr>
+              <w:t>guardian_date}}</w:t>
             </w:r>
+            <w:bookmarkEnd w:id="24"/>
           </w:p>
         </w:tc>
         <w:tc>
@@ -8238,6 +8159,72 @@
           <w:szCs w:val="20"/>
         </w:rPr>
       </w:pPr>
+      <w:bookmarkStart w:id="25" w:name="NNF_26_9270_1370_19_0_B"/>
+      <w:r>
+        <w:rPr>
+          <w:rFonts w:ascii="Cambria" w:eastAsia="Cambria" w:hAnsi="Cambria" w:cs="Cambria"/>
+          <w:noProof/>
+          <w:spacing w:val="-5"/>
+          <w:sz w:val="20"/>
+          <w:szCs w:val="20"/>
+        </w:rPr>
+        <w:drawing>
+          <wp:anchor distT="0" distB="0" distL="114300" distR="114300" simplePos="0" relativeHeight="251665920" behindDoc="1" locked="0" layoutInCell="1" allowOverlap="1" wp14:anchorId="53938DEE" wp14:editId="0631A1D8">
+            <wp:simplePos x="0" y="0"/>
+            <wp:positionH relativeFrom="column">
+              <wp:posOffset>4713514</wp:posOffset>
+            </wp:positionH>
+            <wp:positionV relativeFrom="page">
+              <wp:posOffset>9688286</wp:posOffset>
+            </wp:positionV>
+            <wp:extent cx="1303020" cy="730250"/>
+            <wp:effectExtent l="0" t="0" r="0" b="0"/>
+            <wp:wrapNone/>
+            <wp:docPr id="1255896697" name="Picture 1"/>
+            <wp:cNvGraphicFramePr>
+              <a:graphicFrameLocks xmlns:a="http://schemas.openxmlformats.org/drawingml/2006/main" noChangeAspect="1"/>
+            </wp:cNvGraphicFramePr>
+            <a:graphic xmlns:a="http://schemas.openxmlformats.org/drawingml/2006/main">
+              <a:graphicData uri="http://schemas.openxmlformats.org/drawingml/2006/picture">
+                <pic:pic xmlns:pic="http://schemas.openxmlformats.org/drawingml/2006/picture">
+                  <pic:nvPicPr>
+                    <pic:cNvPr id="0" name="Picture 1"/>
+                    <pic:cNvPicPr>
+                      <a:picLocks noChangeAspect="1" noChangeArrowheads="1"/>
+                    </pic:cNvPicPr>
+                  </pic:nvPicPr>
+                  <pic:blipFill>
+                    <a:blip r:embed="rId7" cstate="print">
+                      <a:extLst>
+                        <a:ext uri="{28A0092B-C50C-407E-A947-70E740481C1C}">
+                          <a14:useLocalDpi xmlns:a14="http://schemas.microsoft.com/office/drawing/2010/main" val="0"/>
+                        </a:ext>
+                      </a:extLst>
+                    </a:blip>
+                    <a:srcRect/>
+                    <a:stretch>
+                      <a:fillRect/>
+                    </a:stretch>
+                  </pic:blipFill>
+                  <pic:spPr bwMode="auto">
+                    <a:xfrm>
+                      <a:off x="0" y="0"/>
+                      <a:ext cx="1303020" cy="730250"/>
+                    </a:xfrm>
+                    <a:prstGeom prst="rect">
+                      <a:avLst/>
+                    </a:prstGeom>
+                    <a:noFill/>
+                    <a:ln>
+                      <a:noFill/>
+                    </a:ln>
+                  </pic:spPr>
+                </pic:pic>
+              </a:graphicData>
+            </a:graphic>
+          </wp:anchor>
+        </w:drawing>
+      </w:r>
       <w:r>
         <w:rPr>
           <w:rFonts w:ascii="Cambria" w:eastAsia="Cambria" w:hAnsi="Cambria" w:cs="Cambria"/>
@@ -8254,7 +8241,7 @@
           <w:sz w:val="20"/>
           <w:szCs w:val="20"/>
         </w:rPr>
-        <w:t>NEST &amp; NOOK PROPERTY CARE</w:t>
+        <w:t>{{company.name}}</w:t>
       </w:r>
       <w:r>
         <w:rPr>
@@ -8314,7 +8301,7 @@
           <w:sz w:val="20"/>
           <w:szCs w:val="20"/>
         </w:rPr>
-        <w:t>NEST &amp; NOOK PROPERTY CARE</w:t>
+        <w:t>{{company.name}}</w:t>
       </w:r>
       <w:r>
         <w:rPr>
@@ -8324,6 +8311,7 @@
         </w:rPr>
         <w:t>.</w:t>
       </w:r>
+      <w:bookmarkEnd w:id="25"/>
     </w:p>
     <w:sectPr>
       <w:headerReference w:type="first" r:id="rId9"/>
@@ -8441,63 +8429,123 @@
       <w:spacing w:after="40" w:line="240" w:lineRule="auto"/>
       <w:jc w:val="center"/>
     </w:pPr>
-    <w:bookmarkStart w:id="0" w:name="NestHeader_name"/>
+    <w:bookmarkStart w:id="26" w:name="NestHeader_name"/>
+    <w:bookmarkStart w:id="27" w:name="NNF_27_9746_272_22_1_S"/>
     <w:r>
       <w:rPr>
         <w:rFonts w:ascii="Arial" w:hAnsi="Arial"/>
         <w:b/>
         <w:sz w:val="22"/>
       </w:rPr>
-      <w:t>NEST &amp; NOOK PROPERTY CARE</w:t>
+      <w:t>{{company.name}}</w:t>
     </w:r>
-    <w:bookmarkEnd w:id="0"/>
+    <w:bookmarkEnd w:id="26"/>
+    <w:bookmarkEnd w:id="27"/>
   </w:p>
   <w:p>
     <w:pPr>
       <w:spacing w:after="40" w:line="240" w:lineRule="auto"/>
       <w:jc w:val="center"/>
     </w:pPr>
-    <w:bookmarkStart w:id="1" w:name="NestHeader_registration"/>
+    <w:bookmarkStart w:id="28" w:name="NestHeader_registration"/>
+    <w:bookmarkStart w:id="29" w:name="NNF_28_9746_294_24_1_S"/>
     <w:r>
       <w:rPr>
         <w:rFonts w:ascii="Arial" w:hAnsi="Arial"/>
         <w:b/>
       </w:rPr>
-      <w:t>202603156166 (KT0615852-M)</w:t>
+      <w:t>{{</w:t>
     </w:r>
-    <w:bookmarkEnd w:id="1"/>
+    <w:proofErr w:type="gramStart"/>
+    <w:r>
+      <w:rPr>
+        <w:rFonts w:ascii="Arial" w:hAnsi="Arial"/>
+        <w:b/>
+      </w:rPr>
+      <w:t>company.registration</w:t>
+    </w:r>
+    <w:proofErr w:type="gramEnd"/>
+    <w:r>
+      <w:rPr>
+        <w:rFonts w:ascii="Arial" w:hAnsi="Arial"/>
+        <w:b/>
+      </w:rPr>
+      <w:t>}}</w:t>
+    </w:r>
+    <w:bookmarkEnd w:id="28"/>
+    <w:bookmarkEnd w:id="29"/>
   </w:p>
   <w:p>
     <w:pPr>
       <w:spacing w:after="40" w:line="240" w:lineRule="auto"/>
       <w:jc w:val="center"/>
     </w:pPr>
-    <w:bookmarkStart w:id="2" w:name="NestHeader_address"/>
+    <w:bookmarkStart w:id="30" w:name="NestHeader_address"/>
+    <w:bookmarkStart w:id="31" w:name="NNF_29_9746_260_21_1_T"/>
     <w:r>
       <w:rPr>
         <w:rFonts w:ascii="Times New Roman" w:hAnsi="Times New Roman"/>
         <w:b/>
         <w:sz w:val="21"/>
       </w:rPr>
-      <w:t>#16-03, Trellis Residences, 80100, J.B, Johor.</w:t>
+      <w:t>{{</w:t>
     </w:r>
-    <w:bookmarkEnd w:id="2"/>
+    <w:proofErr w:type="gramStart"/>
+    <w:r>
+      <w:rPr>
+        <w:rFonts w:ascii="Times New Roman" w:hAnsi="Times New Roman"/>
+        <w:b/>
+        <w:sz w:val="21"/>
+      </w:rPr>
+      <w:t>company.address</w:t>
+    </w:r>
+    <w:proofErr w:type="gramEnd"/>
+    <w:r>
+      <w:rPr>
+        <w:rFonts w:ascii="Times New Roman" w:hAnsi="Times New Roman"/>
+        <w:b/>
+        <w:sz w:val="21"/>
+      </w:rPr>
+      <w:t>}}</w:t>
+    </w:r>
+    <w:bookmarkEnd w:id="30"/>
+    <w:bookmarkEnd w:id="31"/>
   </w:p>
   <w:p>
     <w:pPr>
       <w:spacing w:after="40" w:line="240" w:lineRule="auto"/>
       <w:jc w:val="center"/>
     </w:pPr>
-    <w:bookmarkStart w:id="3" w:name="NestHeader_phone"/>
+    <w:bookmarkStart w:id="32" w:name="NestHeader_phone"/>
+    <w:bookmarkStart w:id="33" w:name="NNF_30_9746_281_23_1_T"/>
     <w:r>
       <w:rPr>
         <w:rFonts w:ascii="Times New Roman" w:hAnsi="Times New Roman"/>
         <w:b/>
         <w:sz w:val="23"/>
       </w:rPr>
-      <w:t>TEL NO.: +60111-3380335</w:t>
+      <w:t>TEL NO</w:t>
     </w:r>
-    <w:bookmarkEnd w:id="3"/>
+    <w:proofErr w:type="gramStart"/>
+    <w:r>
+      <w:rPr>
+        <w:rFonts w:ascii="Times New Roman" w:hAnsi="Times New Roman"/>
+        <w:b/>
+        <w:sz w:val="23"/>
+      </w:rPr>
+      <w:t>.: {{company.phone</w:t>
+    </w:r>
+    <w:proofErr w:type="gramEnd"/>
+    <w:r>
+      <w:rPr>
+        <w:rFonts w:ascii="Times New Roman" w:hAnsi="Times New Roman"/>
+        <w:b/>
+        <w:sz w:val="23"/>
+      </w:rPr>
+      <w:t>}}</w:t>
+    </w:r>
+    <w:bookmarkEnd w:id="32"/>
+    <w:bookmarkEnd w:id="33"/>
   </w:p>
   <w:p>
     <w:pPr>

--- a/agreements/3. Room TA_AC.docx
+++ b/agreements/3. Room TA_AC.docx
@@ -1099,6 +1099,7 @@
     </w:p>
     <w:p>
       <w:pPr>
+        <w:keepLines/>
         <w:numPr>
           <w:ilvl w:val="0"/>
           <w:numId w:val="1"/>
@@ -1116,6 +1117,7 @@
           <w:szCs w:val="20"/>
         </w:rPr>
       </w:pPr>
+      <w:bookmarkStart w:id="12" w:name="NNF_26_9096_720_20_0_B"/>
       <w:r>
         <w:rPr>
           <w:rFonts w:ascii="Cambria" w:eastAsia="Cambria" w:hAnsi="Cambria" w:cs="Cambria"/>
@@ -1488,7 +1490,15 @@
           <w:sz w:val="20"/>
           <w:szCs w:val="20"/>
         </w:rPr>
-        <w:t>, or such later day as may be agreed by the Landlord</w:t>
+        <w:t xml:space="preserve">, or such later day as may be agreed by </w:t>
+      </w:r>
+      <w:r>
+        <w:rPr>
+          <w:rFonts w:ascii="Cambria" w:eastAsia="Cambria" w:hAnsi="Cambria" w:cs="Cambria"/>
+          <w:sz w:val="20"/>
+          <w:szCs w:val="20"/>
+        </w:rPr>
+        <w:t>{{company.name}}</w:t>
       </w:r>
       <w:r>
         <w:rPr>
@@ -1507,6 +1517,7 @@
         </w:rPr>
         <w:t xml:space="preserve">in writing. </w:t>
       </w:r>
+      <w:bookmarkEnd w:id="12"/>
     </w:p>
     <w:p>
       <w:pPr>
@@ -1657,6 +1668,7 @@
     </w:p>
     <w:p>
       <w:pPr>
+        <w:keepLines/>
         <w:numPr>
           <w:ilvl w:val="0"/>
           <w:numId w:val="1"/>
@@ -1674,13 +1686,14 @@
           <w:szCs w:val="20"/>
         </w:rPr>
       </w:pPr>
-      <w:r>
-        <w:rPr>
-          <w:rFonts w:ascii="Cambria" w:eastAsia="Cambria" w:hAnsi="Cambria" w:cs="Cambria"/>
-          <w:sz w:val="20"/>
-          <w:szCs w:val="20"/>
-        </w:rPr>
-        <w:t>The Landlord</w:t>
+      <w:bookmarkStart w:id="13" w:name="NNF_27_9093_960_20_0_B"/>
+      <w:r>
+        <w:rPr>
+          <w:rFonts w:ascii="Cambria" w:eastAsia="Cambria" w:hAnsi="Cambria" w:cs="Cambria"/>
+          <w:sz w:val="20"/>
+          <w:szCs w:val="20"/>
+        </w:rPr>
+        <w:t>{{company.name}}</w:t>
       </w:r>
       <w:r>
         <w:rPr>
@@ -1930,8 +1943,9 @@
           <w:sz w:val="20"/>
           <w:szCs w:val="20"/>
         </w:rPr>
-        <w:t xml:space="preserve">month Rental and if the Tenant cancels the tenancy before moving in into the room, the </w:t>
-      </w:r>
+        <w:t xml:space="preserve">month Rental and if the Tenant cancels the tenancy before </w:t>
+      </w:r>
+      <w:proofErr w:type="gramStart"/>
       <w:r>
         <w:rPr>
           <w:rFonts w:ascii="Cambria" w:eastAsia="Cambria" w:hAnsi="Cambria" w:cs="Cambria"/>
@@ -1939,6 +1953,25 @@
           <w:sz w:val="20"/>
           <w:szCs w:val="20"/>
         </w:rPr>
+        <w:t>moving in</w:t>
+      </w:r>
+      <w:proofErr w:type="gramEnd"/>
+      <w:r>
+        <w:rPr>
+          <w:rFonts w:ascii="Cambria" w:eastAsia="Cambria" w:hAnsi="Cambria" w:cs="Cambria"/>
+          <w:color w:val="1A1A1A"/>
+          <w:sz w:val="20"/>
+          <w:szCs w:val="20"/>
+        </w:rPr>
+        <w:t xml:space="preserve"> into the room, the </w:t>
+      </w:r>
+      <w:r>
+        <w:rPr>
+          <w:rFonts w:ascii="Cambria" w:eastAsia="Cambria" w:hAnsi="Cambria" w:cs="Cambria"/>
+          <w:color w:val="1A1A1A"/>
+          <w:sz w:val="20"/>
+          <w:szCs w:val="20"/>
+        </w:rPr>
         <w:t>Booking Fee</w:t>
       </w:r>
       <w:r>
@@ -1948,11 +1981,31 @@
           <w:sz w:val="20"/>
           <w:szCs w:val="20"/>
         </w:rPr>
-        <w:t xml:space="preserve"> shall be forfeited by the Landlord.</w:t>
-      </w:r>
+        <w:t xml:space="preserve"> shall be forfeited by </w:t>
+      </w:r>
+      <w:r>
+        <w:rPr>
+          <w:rFonts w:ascii="Cambria" w:eastAsia="Cambria" w:hAnsi="Cambria" w:cs="Cambria"/>
+          <w:color w:val="1A1A1A"/>
+          <w:sz w:val="20"/>
+          <w:szCs w:val="20"/>
+        </w:rPr>
+        <w:t>{{company.name}}</w:t>
+      </w:r>
+      <w:r>
+        <w:rPr>
+          <w:rFonts w:ascii="Cambria" w:eastAsia="Cambria" w:hAnsi="Cambria" w:cs="Cambria"/>
+          <w:color w:val="1A1A1A"/>
+          <w:sz w:val="20"/>
+          <w:szCs w:val="20"/>
+        </w:rPr>
+        <w:t>.</w:t>
+      </w:r>
+      <w:bookmarkEnd w:id="13"/>
     </w:p>
     <w:p>
       <w:pPr>
+        <w:keepLines/>
         <w:numPr>
           <w:ilvl w:val="0"/>
           <w:numId w:val="1"/>
@@ -1970,78 +2023,14 @@
           <w:szCs w:val="20"/>
         </w:rPr>
       </w:pPr>
-      <w:r>
-        <w:rPr>
-          <w:rFonts w:ascii="Cambria" w:eastAsia="Cambria" w:hAnsi="Cambria" w:cs="Cambria"/>
-          <w:noProof/>
-          <w:spacing w:val="-5"/>
-          <w:sz w:val="20"/>
-          <w:szCs w:val="20"/>
-        </w:rPr>
-        <w:drawing>
-          <wp:anchor distT="0" distB="0" distL="114300" distR="114300" simplePos="0" relativeHeight="251654656" behindDoc="1" locked="0" layoutInCell="1" allowOverlap="1" wp14:anchorId="0B999AB7" wp14:editId="026F76ED">
-            <wp:simplePos x="0" y="0"/>
-            <wp:positionH relativeFrom="column">
-              <wp:posOffset>4832712</wp:posOffset>
-            </wp:positionH>
-            <wp:positionV relativeFrom="page">
-              <wp:posOffset>9677219</wp:posOffset>
-            </wp:positionV>
-            <wp:extent cx="1303020" cy="730250"/>
-            <wp:effectExtent l="0" t="0" r="0" b="0"/>
-            <wp:wrapNone/>
-            <wp:docPr id="263861726" name="Picture 1"/>
-            <wp:cNvGraphicFramePr>
-              <a:graphicFrameLocks xmlns:a="http://schemas.openxmlformats.org/drawingml/2006/main" noChangeAspect="1"/>
-            </wp:cNvGraphicFramePr>
-            <a:graphic xmlns:a="http://schemas.openxmlformats.org/drawingml/2006/main">
-              <a:graphicData uri="http://schemas.openxmlformats.org/drawingml/2006/picture">
-                <pic:pic xmlns:pic="http://schemas.openxmlformats.org/drawingml/2006/picture">
-                  <pic:nvPicPr>
-                    <pic:cNvPr id="0" name="Picture 1"/>
-                    <pic:cNvPicPr>
-                      <a:picLocks noChangeAspect="1" noChangeArrowheads="1"/>
-                    </pic:cNvPicPr>
-                  </pic:nvPicPr>
-                  <pic:blipFill>
-                    <a:blip r:embed="rId7" cstate="print">
-                      <a:extLst>
-                        <a:ext uri="{28A0092B-C50C-407E-A947-70E740481C1C}">
-                          <a14:useLocalDpi xmlns:a14="http://schemas.microsoft.com/office/drawing/2010/main" val="0"/>
-                        </a:ext>
-                      </a:extLst>
-                    </a:blip>
-                    <a:srcRect/>
-                    <a:stretch>
-                      <a:fillRect/>
-                    </a:stretch>
-                  </pic:blipFill>
-                  <pic:spPr bwMode="auto">
-                    <a:xfrm>
-                      <a:off x="0" y="0"/>
-                      <a:ext cx="1303020" cy="730250"/>
-                    </a:xfrm>
-                    <a:prstGeom prst="rect">
-                      <a:avLst/>
-                    </a:prstGeom>
-                    <a:noFill/>
-                    <a:ln>
-                      <a:noFill/>
-                    </a:ln>
-                  </pic:spPr>
-                </pic:pic>
-              </a:graphicData>
-            </a:graphic>
-          </wp:anchor>
-        </w:drawing>
-      </w:r>
-      <w:r>
-        <w:rPr>
-          <w:rFonts w:ascii="Cambria" w:eastAsia="Cambria" w:hAnsi="Cambria" w:cs="Cambria"/>
-          <w:sz w:val="20"/>
-          <w:szCs w:val="20"/>
-        </w:rPr>
-        <w:t>The Landlord</w:t>
+      <w:bookmarkStart w:id="14" w:name="NNF_28_9093_1200_20_0_B"/>
+      <w:r>
+        <w:rPr>
+          <w:rFonts w:ascii="Cambria" w:eastAsia="Cambria" w:hAnsi="Cambria" w:cs="Cambria"/>
+          <w:sz w:val="20"/>
+          <w:szCs w:val="20"/>
+        </w:rPr>
+        <w:t>{{company.name}}</w:t>
       </w:r>
       <w:r>
         <w:rPr>
@@ -2400,6 +2389,7 @@
         </w:rPr>
         <w:t xml:space="preserve"> of the month, Landlord reserves the right to enter the premises and change the locks without prior notice.</w:t>
       </w:r>
+      <w:bookmarkEnd w:id="14"/>
     </w:p>
     <w:p>
       <w:pPr>
@@ -2426,7 +2416,6 @@
           <w:sz w:val="20"/>
           <w:szCs w:val="20"/>
         </w:rPr>
-        <w:lastRenderedPageBreak/>
         <w:t xml:space="preserve">Strictly no early termination of this agreement by Tenant prior to the expiry of </w:t>
       </w:r>
       <w:r>
@@ -2496,6 +2485,7 @@
     </w:p>
     <w:p>
       <w:pPr>
+        <w:keepLines/>
         <w:numPr>
           <w:ilvl w:val="0"/>
           <w:numId w:val="1"/>
@@ -2512,13 +2502,22 @@
           <w:szCs w:val="20"/>
         </w:rPr>
       </w:pPr>
-      <w:r>
-        <w:rPr>
-          <w:rFonts w:ascii="Cambria" w:eastAsia="Cambria" w:hAnsi="Cambria" w:cs="Cambria"/>
-          <w:sz w:val="20"/>
-          <w:szCs w:val="20"/>
-        </w:rPr>
-        <w:t>Prior to the expiry of this agreement, Tenant shall inform the Landlord</w:t>
+      <w:bookmarkStart w:id="15" w:name="NNF_29_9093_720_20_0_B"/>
+      <w:r>
+        <w:rPr>
+          <w:rFonts w:ascii="Cambria" w:eastAsia="Cambria" w:hAnsi="Cambria" w:cs="Cambria"/>
+          <w:sz w:val="20"/>
+          <w:szCs w:val="20"/>
+        </w:rPr>
+        <w:t xml:space="preserve">Prior to the expiry of this agreement, Tenant shall inform </w:t>
+      </w:r>
+      <w:r>
+        <w:rPr>
+          <w:rFonts w:ascii="Cambria" w:eastAsia="Cambria" w:hAnsi="Cambria" w:cs="Cambria"/>
+          <w:sz w:val="20"/>
+          <w:szCs w:val="20"/>
+        </w:rPr>
+        <w:t>{{company.name}}</w:t>
       </w:r>
       <w:r>
         <w:rPr>
@@ -2935,9 +2934,11 @@
         </w:rPr>
         <w:t xml:space="preserve"> Deposit will be forfeited as penalty.</w:t>
       </w:r>
+      <w:bookmarkEnd w:id="15"/>
     </w:p>
     <w:p>
       <w:pPr>
+        <w:keepLines/>
         <w:numPr>
           <w:ilvl w:val="0"/>
           <w:numId w:val="1"/>
@@ -2954,13 +2955,23 @@
           <w:szCs w:val="20"/>
         </w:rPr>
       </w:pPr>
-      <w:r>
-        <w:rPr>
-          <w:rFonts w:ascii="Cambria" w:eastAsia="Cambria" w:hAnsi="Cambria" w:cs="Cambria"/>
-          <w:sz w:val="20"/>
-          <w:szCs w:val="20"/>
-        </w:rPr>
-        <w:t>In case of transfer of room, admin and contract charges of RM150 will be charged to the Tenant. the Landlord</w:t>
+      <w:bookmarkStart w:id="16" w:name="NNF_30_9096_720_20_0_B"/>
+      <w:r>
+        <w:rPr>
+          <w:rFonts w:ascii="Cambria" w:eastAsia="Cambria" w:hAnsi="Cambria" w:cs="Cambria"/>
+          <w:sz w:val="20"/>
+          <w:szCs w:val="20"/>
+        </w:rPr>
+        <w:lastRenderedPageBreak/>
+        <w:t xml:space="preserve">In case of transfer of room, admin and contract charges of RM150 will be charged to the Tenant. </w:t>
+      </w:r>
+      <w:r>
+        <w:rPr>
+          <w:rFonts w:ascii="Cambria" w:eastAsia="Cambria" w:hAnsi="Cambria" w:cs="Cambria"/>
+          <w:sz w:val="20"/>
+          <w:szCs w:val="20"/>
+        </w:rPr>
+        <w:t>{{company.name}}</w:t>
       </w:r>
       <w:r>
         <w:rPr>
@@ -2979,6 +2990,7 @@
         </w:rPr>
         <w:t>reserves the right to vary the Rental payment and the terms and conditions for the renewed and/or the transferred tenancy.</w:t>
       </w:r>
+      <w:bookmarkEnd w:id="16"/>
     </w:p>
     <w:p>
       <w:pPr>
@@ -3010,6 +3022,7 @@
     </w:p>
     <w:p>
       <w:pPr>
+        <w:keepLines/>
         <w:numPr>
           <w:ilvl w:val="0"/>
           <w:numId w:val="1"/>
@@ -3023,13 +3036,22 @@
           <w:szCs w:val="20"/>
         </w:rPr>
       </w:pPr>
-      <w:r>
-        <w:rPr>
-          <w:rFonts w:ascii="Cambria" w:eastAsia="Cambria" w:hAnsi="Cambria" w:cs="Cambria"/>
-          <w:sz w:val="20"/>
-          <w:szCs w:val="20"/>
-        </w:rPr>
-        <w:t xml:space="preserve">The Landlord shall bear the costs for </w:t>
+      <w:bookmarkStart w:id="17" w:name="NNF_31_9096_1200_20_0_B"/>
+      <w:r>
+        <w:rPr>
+          <w:rFonts w:ascii="Cambria" w:eastAsia="Cambria" w:hAnsi="Cambria" w:cs="Cambria"/>
+          <w:sz w:val="20"/>
+          <w:szCs w:val="20"/>
+        </w:rPr>
+        <w:t>{{company.name}}</w:t>
+      </w:r>
+      <w:r>
+        <w:rPr>
+          <w:rFonts w:ascii="Cambria" w:eastAsia="Cambria" w:hAnsi="Cambria" w:cs="Cambria"/>
+          <w:sz w:val="20"/>
+          <w:szCs w:val="20"/>
+        </w:rPr>
+        <w:t xml:space="preserve"> shall bear the costs for </w:t>
       </w:r>
       <w:r>
         <w:rPr>
@@ -3093,9 +3115,11 @@
         </w:rPr>
         <w:t xml:space="preserve"> and wear-and-tear items, such as replacement of light bulbs, batteries, air conditioning cleaning, small fittings, and other small consumables necessary for the daily upkeep of the room only. </w:t>
       </w:r>
+      <w:bookmarkEnd w:id="17"/>
     </w:p>
     <w:p>
       <w:pPr>
+        <w:keepLines/>
         <w:numPr>
           <w:ilvl w:val="0"/>
           <w:numId w:val="1"/>
@@ -3109,13 +3133,22 @@
           <w:szCs w:val="20"/>
         </w:rPr>
       </w:pPr>
-      <w:r>
-        <w:rPr>
-          <w:rFonts w:ascii="Cambria" w:eastAsia="Cambria" w:hAnsi="Cambria" w:cs="Cambria"/>
-          <w:sz w:val="20"/>
-          <w:szCs w:val="20"/>
-        </w:rPr>
-        <w:t xml:space="preserve">The Landlord agrees to provide a </w:t>
+      <w:bookmarkStart w:id="18" w:name="NNF_32_9096_720_20_0_B"/>
+      <w:r>
+        <w:rPr>
+          <w:rFonts w:ascii="Cambria" w:eastAsia="Cambria" w:hAnsi="Cambria" w:cs="Cambria"/>
+          <w:sz w:val="20"/>
+          <w:szCs w:val="20"/>
+        </w:rPr>
+        <w:t>{{company.name}}</w:t>
+      </w:r>
+      <w:r>
+        <w:rPr>
+          <w:rFonts w:ascii="Cambria" w:eastAsia="Cambria" w:hAnsi="Cambria" w:cs="Cambria"/>
+          <w:sz w:val="20"/>
+          <w:szCs w:val="20"/>
+        </w:rPr>
+        <w:t xml:space="preserve"> agrees to provide a </w:t>
       </w:r>
       <w:r>
         <w:rPr>
@@ -3195,7 +3228,41 @@
           <w:sz w:val="20"/>
           <w:szCs w:val="20"/>
         </w:rPr>
-        <w:t>During this period, the Landlord shall be responsible for all reaso</w:t>
+        <w:t xml:space="preserve">During this </w:t>
+      </w:r>
+      <w:proofErr w:type="gramStart"/>
+      <w:r>
+        <w:rPr>
+          <w:rFonts w:ascii="Cambria" w:eastAsia="Cambria" w:hAnsi="Cambria" w:cs="Cambria"/>
+          <w:sz w:val="20"/>
+          <w:szCs w:val="20"/>
+        </w:rPr>
+        <w:t xml:space="preserve">period, </w:t>
+      </w:r>
+      <w:r>
+        <w:rPr>
+          <w:rFonts w:ascii="Cambria" w:eastAsia="Cambria" w:hAnsi="Cambria" w:cs="Cambria"/>
+          <w:sz w:val="20"/>
+          <w:szCs w:val="20"/>
+        </w:rPr>
+        <w:t>{{</w:t>
+      </w:r>
+      <w:proofErr w:type="gramEnd"/>
+      <w:r>
+        <w:rPr>
+          <w:rFonts w:ascii="Cambria" w:eastAsia="Cambria" w:hAnsi="Cambria" w:cs="Cambria"/>
+          <w:sz w:val="20"/>
+          <w:szCs w:val="20"/>
+        </w:rPr>
+        <w:t>company.name}}</w:t>
+      </w:r>
+      <w:r>
+        <w:rPr>
+          <w:rFonts w:ascii="Cambria" w:eastAsia="Cambria" w:hAnsi="Cambria" w:cs="Cambria"/>
+          <w:sz w:val="20"/>
+          <w:szCs w:val="20"/>
+        </w:rPr>
+        <w:t xml:space="preserve"> shall be responsible for all reaso</w:t>
       </w:r>
       <w:r>
         <w:rPr>
@@ -3229,9 +3296,11 @@
         </w:rPr>
         <w:t xml:space="preserve">. </w:t>
       </w:r>
+      <w:bookmarkEnd w:id="18"/>
     </w:p>
     <w:p>
       <w:pPr>
+        <w:keepLines/>
         <w:numPr>
           <w:ilvl w:val="0"/>
           <w:numId w:val="1"/>
@@ -3245,6 +3314,7 @@
           <w:szCs w:val="20"/>
         </w:rPr>
       </w:pPr>
+      <w:bookmarkStart w:id="19" w:name="NNF_33_9096_960_20_0_B"/>
       <w:r>
         <w:rPr>
           <w:rFonts w:ascii="Cambria" w:eastAsia="Cambria" w:hAnsi="Cambria" w:cs="Cambria"/>
@@ -3303,7 +3373,15 @@
           <w:sz w:val="20"/>
           <w:szCs w:val="20"/>
         </w:rPr>
-        <w:t xml:space="preserve"> shall be borne to the cost of repair. The Tenant is strictly not allowed to make any renovation and/or alteration to the room and premise unless prior written consent of the Landlord</w:t>
+        <w:t xml:space="preserve"> shall be borne to the cost of repair. The Tenant is strictly not allowed to make any renovation and/or alteration to the room and premise unless prior written consent of </w:t>
+      </w:r>
+      <w:r>
+        <w:rPr>
+          <w:rFonts w:ascii="Cambria" w:eastAsia="Cambria" w:hAnsi="Cambria" w:cs="Cambria"/>
+          <w:sz w:val="20"/>
+          <w:szCs w:val="20"/>
+        </w:rPr>
+        <w:t>{{company.name}}</w:t>
       </w:r>
       <w:r>
         <w:rPr>
@@ -3332,9 +3410,11 @@
         </w:rPr>
         <w:t>.</w:t>
       </w:r>
+      <w:bookmarkEnd w:id="19"/>
     </w:p>
     <w:p>
       <w:pPr>
+        <w:keepLines/>
         <w:numPr>
           <w:ilvl w:val="0"/>
           <w:numId w:val="1"/>
@@ -3352,13 +3432,22 @@
           <w:szCs w:val="20"/>
         </w:rPr>
       </w:pPr>
-      <w:r>
-        <w:rPr>
-          <w:rFonts w:ascii="Cambria" w:eastAsia="Cambria" w:hAnsi="Cambria" w:cs="Cambria"/>
-          <w:sz w:val="20"/>
-          <w:szCs w:val="20"/>
-        </w:rPr>
-        <w:t>The Landlord shall bear the costs for water, electricity</w:t>
+      <w:bookmarkStart w:id="20" w:name="NNF_34_9098_960_20_0_B"/>
+      <w:r>
+        <w:rPr>
+          <w:rFonts w:ascii="Cambria" w:eastAsia="Cambria" w:hAnsi="Cambria" w:cs="Cambria"/>
+          <w:sz w:val="20"/>
+          <w:szCs w:val="20"/>
+        </w:rPr>
+        <w:t>{{company.name}}</w:t>
+      </w:r>
+      <w:r>
+        <w:rPr>
+          <w:rFonts w:ascii="Cambria" w:eastAsia="Cambria" w:hAnsi="Cambria" w:cs="Cambria"/>
+          <w:sz w:val="20"/>
+          <w:szCs w:val="20"/>
+        </w:rPr>
+        <w:t xml:space="preserve"> shall bear the costs for water, electricity</w:t>
       </w:r>
       <w:r>
         <w:rPr>
@@ -3382,11 +3471,13 @@
           <w:sz w:val="20"/>
           <w:szCs w:val="20"/>
         </w:rPr>
-        <w:t xml:space="preserve"> and 40kwh of air conditioning usage (estimate 2hours daily). Extra usage of air conditioning shall be the sole responsibility of the Tenant. The Tenant shall independently manage and recharge the Smart Meter account as needed to cover the air-conditioning usage expenses during the lease term. </w:t>
-      </w:r>
+        <w:t xml:space="preserve"> and {{aircon_kwh}} kWh of air conditioning usage. Extra usage of air conditioning shall be the sole responsibility of the Tenant. The Tenant shall independently manage and recharge the Smart Meter account as needed to cover the air-conditioning usage expenses during the lease term. </w:t>
+      </w:r>
+      <w:bookmarkEnd w:id="20"/>
     </w:p>
     <w:p>
       <w:pPr>
+        <w:keepLines/>
         <w:numPr>
           <w:ilvl w:val="0"/>
           <w:numId w:val="1"/>
@@ -3404,13 +3495,14 @@
           <w:szCs w:val="20"/>
         </w:rPr>
       </w:pPr>
-      <w:r>
-        <w:rPr>
-          <w:rFonts w:ascii="Cambria" w:eastAsia="Cambria" w:hAnsi="Cambria" w:cs="Cambria"/>
-          <w:sz w:val="20"/>
-          <w:szCs w:val="20"/>
-        </w:rPr>
-        <w:t>The Landlord</w:t>
+      <w:bookmarkStart w:id="21" w:name="NNF_35_9098_480_20_0_B"/>
+      <w:r>
+        <w:rPr>
+          <w:rFonts w:ascii="Cambria" w:eastAsia="Cambria" w:hAnsi="Cambria" w:cs="Cambria"/>
+          <w:sz w:val="20"/>
+          <w:szCs w:val="20"/>
+        </w:rPr>
+        <w:t>{{company.name}}</w:t>
       </w:r>
       <w:r>
         <w:rPr>
@@ -3634,6 +3726,7 @@
         </w:rPr>
         <w:t>or to initiate repairs only after giving Tenant 24-hour advance notice.</w:t>
       </w:r>
+      <w:bookmarkEnd w:id="21"/>
     </w:p>
     <w:p>
       <w:pPr>
@@ -4250,6 +4343,7 @@
     </w:p>
     <w:p>
       <w:pPr>
+        <w:keepLines/>
         <w:numPr>
           <w:ilvl w:val="0"/>
           <w:numId w:val="1"/>
@@ -4266,6 +4360,7 @@
           <w:szCs w:val="20"/>
         </w:rPr>
       </w:pPr>
+      <w:bookmarkStart w:id="22" w:name="NNF_36_9093_720_20_0_B"/>
       <w:r>
         <w:rPr>
           <w:rFonts w:ascii="Cambria" w:eastAsia="Cambria" w:hAnsi="Cambria" w:cs="Cambria"/>
@@ -4561,11 +4656,29 @@
           <w:sz w:val="20"/>
           <w:szCs w:val="20"/>
         </w:rPr>
-        <w:t>attended to on an upcoming working day unless otherwise informed by the Landlord.</w:t>
-      </w:r>
+        <w:t xml:space="preserve">attended to on an upcoming working day unless otherwise informed by </w:t>
+      </w:r>
+      <w:r>
+        <w:rPr>
+          <w:rFonts w:ascii="Cambria" w:eastAsia="Cambria" w:hAnsi="Cambria" w:cs="Cambria"/>
+          <w:sz w:val="20"/>
+          <w:szCs w:val="20"/>
+        </w:rPr>
+        <w:t>{{company.name}}</w:t>
+      </w:r>
+      <w:r>
+        <w:rPr>
+          <w:rFonts w:ascii="Cambria" w:eastAsia="Cambria" w:hAnsi="Cambria" w:cs="Cambria"/>
+          <w:sz w:val="20"/>
+          <w:szCs w:val="20"/>
+        </w:rPr>
+        <w:t>.</w:t>
+      </w:r>
+      <w:bookmarkEnd w:id="22"/>
     </w:p>
     <w:p>
       <w:pPr>
+        <w:keepLines/>
         <w:numPr>
           <w:ilvl w:val="0"/>
           <w:numId w:val="1"/>
@@ -4582,14 +4695,30 @@
           <w:szCs w:val="20"/>
         </w:rPr>
       </w:pPr>
-      <w:bookmarkStart w:id="12" w:name="NNF_13_8910_1210_19_0_B"/>
-      <w:r>
-        <w:rPr>
-          <w:rFonts w:ascii="Cambria" w:eastAsia="Cambria" w:hAnsi="Cambria" w:cs="Cambria"/>
-          <w:sz w:val="20"/>
-          <w:szCs w:val="20"/>
-        </w:rPr>
-        <w:t xml:space="preserve">{{company.name}} is renting the premise from the Landlord, and sub-renting it to the tenants on behalf of Landlord. {{company.name}} is helping the landlord in managing the Tenants in the premises. In the event landlord </w:t>
+      <w:bookmarkStart w:id="23" w:name="NNF_13_8910_1210_19_0_B"/>
+      <w:r>
+        <w:rPr>
+          <w:rFonts w:ascii="Cambria" w:eastAsia="Cambria" w:hAnsi="Cambria" w:cs="Cambria"/>
+          <w:sz w:val="20"/>
+          <w:szCs w:val="20"/>
+        </w:rPr>
+        <w:t xml:space="preserve">{{company.name}} is helping </w:t>
+      </w:r>
+      <w:r>
+        <w:rPr>
+          <w:rFonts w:ascii="Cambria" w:eastAsia="Cambria" w:hAnsi="Cambria" w:cs="Cambria"/>
+          <w:sz w:val="20"/>
+          <w:szCs w:val="20"/>
+        </w:rPr>
+        <w:t>{{company.name}}</w:t>
+      </w:r>
+      <w:r>
+        <w:rPr>
+          <w:rFonts w:ascii="Cambria" w:eastAsia="Cambria" w:hAnsi="Cambria" w:cs="Cambria"/>
+          <w:sz w:val="20"/>
+          <w:szCs w:val="20"/>
+        </w:rPr>
+        <w:t xml:space="preserve"> in managing the Tenants in the premises. In the event landlord </w:t>
       </w:r>
       <w:proofErr w:type="gramStart"/>
       <w:r>
@@ -4609,7 +4738,123 @@
         </w:rPr>
         <w:t xml:space="preserve"> vacate the premises before the maturity of this agreement, {{company.name}} will give 2 months notice period and assist Tenant relocate to other nearest available premises.</w:t>
       </w:r>
-      <w:bookmarkEnd w:id="12"/>
+      <w:bookmarkEnd w:id="23"/>
+    </w:p>
+    <w:p>
+      <w:pPr>
+        <w:keepLines/>
+        <w:numPr>
+          <w:ilvl w:val="0"/>
+          <w:numId w:val="1"/>
+        </w:numPr>
+        <w:tabs>
+          <w:tab w:val="left" w:pos="652"/>
+        </w:tabs>
+        <w:spacing w:after="120" w:line="240" w:lineRule="auto"/>
+        <w:ind w:left="652" w:right="280" w:hanging="360"/>
+        <w:jc w:val="both"/>
+        <w:rPr>
+          <w:rFonts w:ascii="Cambria" w:eastAsia="Cambria" w:hAnsi="Cambria" w:cs="Cambria"/>
+          <w:sz w:val="20"/>
+          <w:szCs w:val="20"/>
+        </w:rPr>
+      </w:pPr>
+      <w:bookmarkStart w:id="24" w:name="NNF_37_9093_960_20_0_B"/>
+      <w:r>
+        <w:rPr>
+          <w:rFonts w:ascii="Cambria" w:eastAsia="Cambria" w:hAnsi="Cambria" w:cs="Cambria"/>
+          <w:sz w:val="20"/>
+          <w:szCs w:val="20"/>
+        </w:rPr>
+        <w:t xml:space="preserve">Units rented under </w:t>
+      </w:r>
+      <w:r>
+        <w:rPr>
+          <w:rFonts w:ascii="Cambria" w:eastAsia="Cambria" w:hAnsi="Cambria" w:cs="Cambria"/>
+          <w:sz w:val="20"/>
+          <w:szCs w:val="20"/>
+        </w:rPr>
+        <w:t>{{company.name}}</w:t>
+      </w:r>
+      <w:r>
+        <w:rPr>
+          <w:rFonts w:ascii="Cambria" w:eastAsia="Cambria" w:hAnsi="Cambria" w:cs="Cambria"/>
+          <w:color w:val="FF0000"/>
+          <w:sz w:val="20"/>
+          <w:szCs w:val="20"/>
+        </w:rPr>
+        <w:t xml:space="preserve"> </w:t>
+      </w:r>
+      <w:r>
+        <w:rPr>
+          <w:rFonts w:ascii="Cambria" w:eastAsia="Cambria" w:hAnsi="Cambria" w:cs="Cambria"/>
+          <w:sz w:val="20"/>
+          <w:szCs w:val="20"/>
+        </w:rPr>
+        <w:t xml:space="preserve">are only for residential purposes and is strictly not for commercial, illegal or immoral purpose. Upon violation of this </w:t>
+      </w:r>
+      <w:proofErr w:type="gramStart"/>
+      <w:r>
+        <w:rPr>
+          <w:rFonts w:ascii="Cambria" w:eastAsia="Cambria" w:hAnsi="Cambria" w:cs="Cambria"/>
+          <w:sz w:val="20"/>
+          <w:szCs w:val="20"/>
+        </w:rPr>
+        <w:t xml:space="preserve">clause, </w:t>
+      </w:r>
+      <w:r>
+        <w:rPr>
+          <w:rFonts w:ascii="Cambria" w:eastAsia="Cambria" w:hAnsi="Cambria" w:cs="Cambria"/>
+          <w:sz w:val="20"/>
+          <w:szCs w:val="20"/>
+        </w:rPr>
+        <w:t>{{</w:t>
+      </w:r>
+      <w:proofErr w:type="gramEnd"/>
+      <w:r>
+        <w:rPr>
+          <w:rFonts w:ascii="Cambria" w:eastAsia="Cambria" w:hAnsi="Cambria" w:cs="Cambria"/>
+          <w:sz w:val="20"/>
+          <w:szCs w:val="20"/>
+        </w:rPr>
+        <w:t>company.name}}</w:t>
+      </w:r>
+      <w:r>
+        <w:rPr>
+          <w:rFonts w:ascii="Cambria" w:eastAsia="Cambria" w:hAnsi="Cambria" w:cs="Cambria"/>
+          <w:color w:val="FF0000"/>
+          <w:sz w:val="20"/>
+          <w:szCs w:val="20"/>
+        </w:rPr>
+        <w:t xml:space="preserve"> </w:t>
+      </w:r>
+      <w:r>
+        <w:rPr>
+          <w:rFonts w:ascii="Cambria" w:eastAsia="Cambria" w:hAnsi="Cambria" w:cs="Cambria"/>
+          <w:sz w:val="20"/>
+          <w:szCs w:val="20"/>
+        </w:rPr>
+        <w:t xml:space="preserve">reserves the rights to take appropriate legal action against the Tenant and all </w:t>
+      </w:r>
+      <w:proofErr w:type="gramStart"/>
+      <w:r>
+        <w:rPr>
+          <w:rFonts w:ascii="Cambria" w:eastAsia="Cambria" w:hAnsi="Cambria" w:cs="Cambria"/>
+          <w:sz w:val="20"/>
+          <w:szCs w:val="20"/>
+        </w:rPr>
+        <w:t>loses</w:t>
+      </w:r>
+      <w:proofErr w:type="gramEnd"/>
+      <w:r>
+        <w:rPr>
+          <w:rFonts w:ascii="Cambria" w:eastAsia="Cambria" w:hAnsi="Cambria" w:cs="Cambria"/>
+          <w:sz w:val="20"/>
+          <w:szCs w:val="20"/>
+        </w:rPr>
+        <w:t>, damages, costs, fees (including legal fees) and expenses shall be borne by the Tenant.</w:t>
+      </w:r>
+      <w:bookmarkEnd w:id="24"/>
     </w:p>
     <w:p>
       <w:pPr>
@@ -4635,957 +4880,920 @@
           <w:sz w:val="20"/>
           <w:szCs w:val="20"/>
         </w:rPr>
-        <w:t>Units rented under the Landlord</w:t>
-      </w:r>
-      <w:r>
-        <w:rPr>
-          <w:rFonts w:ascii="Cambria" w:eastAsia="Cambria" w:hAnsi="Cambria" w:cs="Cambria"/>
-          <w:color w:val="FF0000"/>
-          <w:sz w:val="20"/>
-          <w:szCs w:val="20"/>
-        </w:rPr>
-        <w:t xml:space="preserve"> </w:t>
-      </w:r>
-      <w:r>
-        <w:rPr>
-          <w:rFonts w:ascii="Cambria" w:eastAsia="Cambria" w:hAnsi="Cambria" w:cs="Cambria"/>
-          <w:sz w:val="20"/>
-          <w:szCs w:val="20"/>
-        </w:rPr>
-        <w:t>are only for residential purposes and is strictly not for commercial, illegal or immoral purpose. Upon violation of this clause, the Landlord</w:t>
-      </w:r>
-      <w:r>
-        <w:rPr>
-          <w:rFonts w:ascii="Cambria" w:eastAsia="Cambria" w:hAnsi="Cambria" w:cs="Cambria"/>
-          <w:color w:val="FF0000"/>
-          <w:sz w:val="20"/>
-          <w:szCs w:val="20"/>
-        </w:rPr>
-        <w:t xml:space="preserve"> </w:t>
-      </w:r>
-      <w:r>
-        <w:rPr>
-          <w:rFonts w:ascii="Cambria" w:eastAsia="Cambria" w:hAnsi="Cambria" w:cs="Cambria"/>
-          <w:sz w:val="20"/>
-          <w:szCs w:val="20"/>
-        </w:rPr>
-        <w:t xml:space="preserve">reserves the rights to take appropriate legal action against the </w:t>
-      </w:r>
-      <w:proofErr w:type="gramStart"/>
-      <w:r>
-        <w:rPr>
-          <w:rFonts w:ascii="Cambria" w:eastAsia="Cambria" w:hAnsi="Cambria" w:cs="Cambria"/>
-          <w:sz w:val="20"/>
-          <w:szCs w:val="20"/>
-        </w:rPr>
         <w:t>Tenant</w:t>
       </w:r>
-      <w:proofErr w:type="gramEnd"/>
-      <w:r>
-        <w:rPr>
-          <w:rFonts w:ascii="Cambria" w:eastAsia="Cambria" w:hAnsi="Cambria" w:cs="Cambria"/>
-          <w:sz w:val="20"/>
-          <w:szCs w:val="20"/>
-        </w:rPr>
-        <w:t xml:space="preserve"> and all loses, damages, costs, fees (including legal fees) and expenses shall be borne by the Tenant.</w:t>
+      <w:r>
+        <w:rPr>
+          <w:rFonts w:ascii="Cambria" w:eastAsia="Cambria" w:hAnsi="Cambria" w:cs="Cambria"/>
+          <w:spacing w:val="-4"/>
+          <w:sz w:val="20"/>
+          <w:szCs w:val="20"/>
+        </w:rPr>
+        <w:t xml:space="preserve"> </w:t>
+      </w:r>
+      <w:r>
+        <w:rPr>
+          <w:rFonts w:ascii="Cambria" w:eastAsia="Cambria" w:hAnsi="Cambria" w:cs="Cambria"/>
+          <w:sz w:val="20"/>
+          <w:szCs w:val="20"/>
+        </w:rPr>
+        <w:t>shall</w:t>
+      </w:r>
+      <w:r>
+        <w:rPr>
+          <w:rFonts w:ascii="Cambria" w:eastAsia="Cambria" w:hAnsi="Cambria" w:cs="Cambria"/>
+          <w:spacing w:val="-4"/>
+          <w:sz w:val="20"/>
+          <w:szCs w:val="20"/>
+        </w:rPr>
+        <w:t xml:space="preserve"> </w:t>
+      </w:r>
+      <w:r>
+        <w:rPr>
+          <w:rFonts w:ascii="Cambria" w:eastAsia="Cambria" w:hAnsi="Cambria" w:cs="Cambria"/>
+          <w:sz w:val="20"/>
+          <w:szCs w:val="20"/>
+        </w:rPr>
+        <w:t>not</w:t>
+      </w:r>
+      <w:r>
+        <w:rPr>
+          <w:rFonts w:ascii="Cambria" w:eastAsia="Cambria" w:hAnsi="Cambria" w:cs="Cambria"/>
+          <w:spacing w:val="-3"/>
+          <w:sz w:val="20"/>
+          <w:szCs w:val="20"/>
+        </w:rPr>
+        <w:t xml:space="preserve"> </w:t>
+      </w:r>
+      <w:r>
+        <w:rPr>
+          <w:rFonts w:ascii="Cambria" w:eastAsia="Cambria" w:hAnsi="Cambria" w:cs="Cambria"/>
+          <w:sz w:val="20"/>
+          <w:szCs w:val="20"/>
+        </w:rPr>
+        <w:t>do</w:t>
+      </w:r>
+      <w:r>
+        <w:rPr>
+          <w:rFonts w:ascii="Cambria" w:eastAsia="Cambria" w:hAnsi="Cambria" w:cs="Cambria"/>
+          <w:spacing w:val="-4"/>
+          <w:sz w:val="20"/>
+          <w:szCs w:val="20"/>
+        </w:rPr>
+        <w:t xml:space="preserve"> </w:t>
+      </w:r>
+      <w:r>
+        <w:rPr>
+          <w:rFonts w:ascii="Cambria" w:eastAsia="Cambria" w:hAnsi="Cambria" w:cs="Cambria"/>
+          <w:sz w:val="20"/>
+          <w:szCs w:val="20"/>
+        </w:rPr>
+        <w:t>or</w:t>
+      </w:r>
+      <w:r>
+        <w:rPr>
+          <w:rFonts w:ascii="Cambria" w:eastAsia="Cambria" w:hAnsi="Cambria" w:cs="Cambria"/>
+          <w:spacing w:val="-4"/>
+          <w:sz w:val="20"/>
+          <w:szCs w:val="20"/>
+        </w:rPr>
+        <w:t xml:space="preserve"> </w:t>
+      </w:r>
+      <w:r>
+        <w:rPr>
+          <w:rFonts w:ascii="Cambria" w:eastAsia="Cambria" w:hAnsi="Cambria" w:cs="Cambria"/>
+          <w:sz w:val="20"/>
+          <w:szCs w:val="20"/>
+        </w:rPr>
+        <w:t>permit</w:t>
+      </w:r>
+      <w:r>
+        <w:rPr>
+          <w:rFonts w:ascii="Cambria" w:eastAsia="Cambria" w:hAnsi="Cambria" w:cs="Cambria"/>
+          <w:spacing w:val="-4"/>
+          <w:sz w:val="20"/>
+          <w:szCs w:val="20"/>
+        </w:rPr>
+        <w:t xml:space="preserve"> </w:t>
+      </w:r>
+      <w:r>
+        <w:rPr>
+          <w:rFonts w:ascii="Cambria" w:eastAsia="Cambria" w:hAnsi="Cambria" w:cs="Cambria"/>
+          <w:sz w:val="20"/>
+          <w:szCs w:val="20"/>
+        </w:rPr>
+        <w:t>or</w:t>
+      </w:r>
+      <w:r>
+        <w:rPr>
+          <w:rFonts w:ascii="Cambria" w:eastAsia="Cambria" w:hAnsi="Cambria" w:cs="Cambria"/>
+          <w:spacing w:val="-4"/>
+          <w:sz w:val="20"/>
+          <w:szCs w:val="20"/>
+        </w:rPr>
+        <w:t xml:space="preserve"> </w:t>
+      </w:r>
+      <w:r>
+        <w:rPr>
+          <w:rFonts w:ascii="Cambria" w:eastAsia="Cambria" w:hAnsi="Cambria" w:cs="Cambria"/>
+          <w:sz w:val="20"/>
+          <w:szCs w:val="20"/>
+        </w:rPr>
+        <w:t>suffer</w:t>
+      </w:r>
+      <w:r>
+        <w:rPr>
+          <w:rFonts w:ascii="Cambria" w:eastAsia="Cambria" w:hAnsi="Cambria" w:cs="Cambria"/>
+          <w:spacing w:val="-4"/>
+          <w:sz w:val="20"/>
+          <w:szCs w:val="20"/>
+        </w:rPr>
+        <w:t xml:space="preserve"> </w:t>
+      </w:r>
+      <w:r>
+        <w:rPr>
+          <w:rFonts w:ascii="Cambria" w:eastAsia="Cambria" w:hAnsi="Cambria" w:cs="Cambria"/>
+          <w:sz w:val="20"/>
+          <w:szCs w:val="20"/>
+        </w:rPr>
+        <w:t>to</w:t>
+      </w:r>
+      <w:r>
+        <w:rPr>
+          <w:rFonts w:ascii="Cambria" w:eastAsia="Cambria" w:hAnsi="Cambria" w:cs="Cambria"/>
+          <w:spacing w:val="-4"/>
+          <w:sz w:val="20"/>
+          <w:szCs w:val="20"/>
+        </w:rPr>
+        <w:t xml:space="preserve"> </w:t>
+      </w:r>
+      <w:r>
+        <w:rPr>
+          <w:rFonts w:ascii="Cambria" w:eastAsia="Cambria" w:hAnsi="Cambria" w:cs="Cambria"/>
+          <w:sz w:val="20"/>
+          <w:szCs w:val="20"/>
+        </w:rPr>
+        <w:t>the</w:t>
+      </w:r>
+      <w:r>
+        <w:rPr>
+          <w:rFonts w:ascii="Cambria" w:eastAsia="Cambria" w:hAnsi="Cambria" w:cs="Cambria"/>
+          <w:spacing w:val="-4"/>
+          <w:sz w:val="20"/>
+          <w:szCs w:val="20"/>
+        </w:rPr>
+        <w:t xml:space="preserve"> </w:t>
+      </w:r>
+      <w:r>
+        <w:rPr>
+          <w:rFonts w:ascii="Cambria" w:eastAsia="Cambria" w:hAnsi="Cambria" w:cs="Cambria"/>
+          <w:sz w:val="20"/>
+          <w:szCs w:val="20"/>
+        </w:rPr>
+        <w:t>premise</w:t>
+      </w:r>
+      <w:r>
+        <w:rPr>
+          <w:rFonts w:ascii="Cambria" w:eastAsia="Cambria" w:hAnsi="Cambria" w:cs="Cambria"/>
+          <w:spacing w:val="-4"/>
+          <w:sz w:val="20"/>
+          <w:szCs w:val="20"/>
+        </w:rPr>
+        <w:t xml:space="preserve"> </w:t>
+      </w:r>
+      <w:r>
+        <w:rPr>
+          <w:rFonts w:ascii="Cambria" w:eastAsia="Cambria" w:hAnsi="Cambria" w:cs="Cambria"/>
+          <w:sz w:val="20"/>
+          <w:szCs w:val="20"/>
+        </w:rPr>
+        <w:t>or</w:t>
+      </w:r>
+      <w:r>
+        <w:rPr>
+          <w:rFonts w:ascii="Cambria" w:eastAsia="Cambria" w:hAnsi="Cambria" w:cs="Cambria"/>
+          <w:spacing w:val="-4"/>
+          <w:sz w:val="20"/>
+          <w:szCs w:val="20"/>
+        </w:rPr>
+        <w:t xml:space="preserve"> </w:t>
+      </w:r>
+      <w:r>
+        <w:rPr>
+          <w:rFonts w:ascii="Cambria" w:eastAsia="Cambria" w:hAnsi="Cambria" w:cs="Cambria"/>
+          <w:sz w:val="20"/>
+          <w:szCs w:val="20"/>
+        </w:rPr>
+        <w:t>room</w:t>
+      </w:r>
+      <w:r>
+        <w:rPr>
+          <w:rFonts w:ascii="Cambria" w:eastAsia="Cambria" w:hAnsi="Cambria" w:cs="Cambria"/>
+          <w:spacing w:val="-5"/>
+          <w:sz w:val="20"/>
+          <w:szCs w:val="20"/>
+        </w:rPr>
+        <w:t xml:space="preserve"> </w:t>
+      </w:r>
+      <w:r>
+        <w:rPr>
+          <w:rFonts w:ascii="Cambria" w:eastAsia="Cambria" w:hAnsi="Cambria" w:cs="Cambria"/>
+          <w:sz w:val="20"/>
+          <w:szCs w:val="20"/>
+        </w:rPr>
+        <w:t>any</w:t>
+      </w:r>
+      <w:r>
+        <w:rPr>
+          <w:rFonts w:ascii="Cambria" w:eastAsia="Cambria" w:hAnsi="Cambria" w:cs="Cambria"/>
+          <w:spacing w:val="-4"/>
+          <w:sz w:val="20"/>
+          <w:szCs w:val="20"/>
+        </w:rPr>
+        <w:t xml:space="preserve"> </w:t>
+      </w:r>
+      <w:r>
+        <w:rPr>
+          <w:rFonts w:ascii="Cambria" w:eastAsia="Cambria" w:hAnsi="Cambria" w:cs="Cambria"/>
+          <w:sz w:val="20"/>
+          <w:szCs w:val="20"/>
+        </w:rPr>
+        <w:t>act</w:t>
+      </w:r>
+      <w:r>
+        <w:rPr>
+          <w:rFonts w:ascii="Cambria" w:eastAsia="Cambria" w:hAnsi="Cambria" w:cs="Cambria"/>
+          <w:spacing w:val="-4"/>
+          <w:sz w:val="20"/>
+          <w:szCs w:val="20"/>
+        </w:rPr>
+        <w:t xml:space="preserve"> </w:t>
+      </w:r>
+      <w:r>
+        <w:rPr>
+          <w:rFonts w:ascii="Cambria" w:eastAsia="Cambria" w:hAnsi="Cambria" w:cs="Cambria"/>
+          <w:sz w:val="20"/>
+          <w:szCs w:val="20"/>
+        </w:rPr>
+        <w:t>or</w:t>
+      </w:r>
+      <w:r>
+        <w:rPr>
+          <w:rFonts w:ascii="Cambria" w:eastAsia="Cambria" w:hAnsi="Cambria" w:cs="Cambria"/>
+          <w:spacing w:val="-4"/>
+          <w:sz w:val="20"/>
+          <w:szCs w:val="20"/>
+        </w:rPr>
+        <w:t xml:space="preserve"> </w:t>
+      </w:r>
+      <w:r>
+        <w:rPr>
+          <w:rFonts w:ascii="Cambria" w:eastAsia="Cambria" w:hAnsi="Cambria" w:cs="Cambria"/>
+          <w:sz w:val="20"/>
+          <w:szCs w:val="20"/>
+        </w:rPr>
+        <w:t>thing</w:t>
+      </w:r>
+      <w:r>
+        <w:rPr>
+          <w:rFonts w:ascii="Cambria" w:eastAsia="Cambria" w:hAnsi="Cambria" w:cs="Cambria"/>
+          <w:spacing w:val="-4"/>
+          <w:sz w:val="20"/>
+          <w:szCs w:val="20"/>
+        </w:rPr>
+        <w:t xml:space="preserve"> </w:t>
+      </w:r>
+      <w:r>
+        <w:rPr>
+          <w:rFonts w:ascii="Cambria" w:eastAsia="Cambria" w:hAnsi="Cambria" w:cs="Cambria"/>
+          <w:sz w:val="20"/>
+          <w:szCs w:val="20"/>
+        </w:rPr>
+        <w:t>which</w:t>
+      </w:r>
+      <w:r>
+        <w:rPr>
+          <w:rFonts w:ascii="Cambria" w:eastAsia="Cambria" w:hAnsi="Cambria" w:cs="Cambria"/>
+          <w:spacing w:val="-4"/>
+          <w:sz w:val="20"/>
+          <w:szCs w:val="20"/>
+        </w:rPr>
+        <w:t xml:space="preserve"> </w:t>
+      </w:r>
+      <w:r>
+        <w:rPr>
+          <w:rFonts w:ascii="Cambria" w:eastAsia="Cambria" w:hAnsi="Cambria" w:cs="Cambria"/>
+          <w:sz w:val="20"/>
+          <w:szCs w:val="20"/>
+        </w:rPr>
+        <w:t>shall</w:t>
+      </w:r>
+      <w:r>
+        <w:rPr>
+          <w:rFonts w:ascii="Cambria" w:eastAsia="Cambria" w:hAnsi="Cambria" w:cs="Cambria"/>
+          <w:spacing w:val="-4"/>
+          <w:sz w:val="20"/>
+          <w:szCs w:val="20"/>
+        </w:rPr>
+        <w:t xml:space="preserve"> </w:t>
+      </w:r>
+      <w:r>
+        <w:rPr>
+          <w:rFonts w:ascii="Cambria" w:eastAsia="Cambria" w:hAnsi="Cambria" w:cs="Cambria"/>
+          <w:sz w:val="20"/>
+          <w:szCs w:val="20"/>
+        </w:rPr>
+        <w:t>or</w:t>
+      </w:r>
+      <w:r>
+        <w:rPr>
+          <w:rFonts w:ascii="Cambria" w:eastAsia="Cambria" w:hAnsi="Cambria" w:cs="Cambria"/>
+          <w:spacing w:val="-4"/>
+          <w:sz w:val="20"/>
+          <w:szCs w:val="20"/>
+        </w:rPr>
+        <w:t xml:space="preserve"> </w:t>
+      </w:r>
+      <w:r>
+        <w:rPr>
+          <w:rFonts w:ascii="Cambria" w:eastAsia="Cambria" w:hAnsi="Cambria" w:cs="Cambria"/>
+          <w:sz w:val="20"/>
+          <w:szCs w:val="20"/>
+        </w:rPr>
+        <w:t>may</w:t>
+      </w:r>
+      <w:r>
+        <w:rPr>
+          <w:rFonts w:ascii="Cambria" w:eastAsia="Cambria" w:hAnsi="Cambria" w:cs="Cambria"/>
+          <w:spacing w:val="-4"/>
+          <w:sz w:val="20"/>
+          <w:szCs w:val="20"/>
+        </w:rPr>
+        <w:t xml:space="preserve"> </w:t>
+      </w:r>
+      <w:r>
+        <w:rPr>
+          <w:rFonts w:ascii="Cambria" w:eastAsia="Cambria" w:hAnsi="Cambria" w:cs="Cambria"/>
+          <w:sz w:val="20"/>
+          <w:szCs w:val="20"/>
+        </w:rPr>
+        <w:t>be</w:t>
+      </w:r>
+      <w:r>
+        <w:rPr>
+          <w:rFonts w:ascii="Cambria" w:eastAsia="Cambria" w:hAnsi="Cambria" w:cs="Cambria"/>
+          <w:spacing w:val="-4"/>
+          <w:sz w:val="20"/>
+          <w:szCs w:val="20"/>
+        </w:rPr>
+        <w:t xml:space="preserve"> </w:t>
+      </w:r>
+      <w:r>
+        <w:rPr>
+          <w:rFonts w:ascii="Cambria" w:eastAsia="Cambria" w:hAnsi="Cambria" w:cs="Cambria"/>
+          <w:sz w:val="20"/>
+          <w:szCs w:val="20"/>
+        </w:rPr>
+        <w:t>an annoyance,</w:t>
+      </w:r>
+      <w:r>
+        <w:rPr>
+          <w:rFonts w:ascii="Cambria" w:eastAsia="Cambria" w:hAnsi="Cambria" w:cs="Cambria"/>
+          <w:spacing w:val="-11"/>
+          <w:sz w:val="20"/>
+          <w:szCs w:val="20"/>
+        </w:rPr>
+        <w:t xml:space="preserve"> </w:t>
+      </w:r>
+      <w:r>
+        <w:rPr>
+          <w:rFonts w:ascii="Cambria" w:eastAsia="Cambria" w:hAnsi="Cambria" w:cs="Cambria"/>
+          <w:sz w:val="20"/>
+          <w:szCs w:val="20"/>
+        </w:rPr>
+        <w:t>nuisance,</w:t>
+      </w:r>
+      <w:r>
+        <w:rPr>
+          <w:rFonts w:ascii="Cambria" w:eastAsia="Cambria" w:hAnsi="Cambria" w:cs="Cambria"/>
+          <w:spacing w:val="-11"/>
+          <w:sz w:val="20"/>
+          <w:szCs w:val="20"/>
+        </w:rPr>
+        <w:t xml:space="preserve"> </w:t>
+      </w:r>
+      <w:r>
+        <w:rPr>
+          <w:rFonts w:ascii="Cambria" w:eastAsia="Cambria" w:hAnsi="Cambria" w:cs="Cambria"/>
+          <w:sz w:val="20"/>
+          <w:szCs w:val="20"/>
+        </w:rPr>
+        <w:t>inconvenience</w:t>
+      </w:r>
+      <w:r>
+        <w:rPr>
+          <w:rFonts w:ascii="Cambria" w:eastAsia="Cambria" w:hAnsi="Cambria" w:cs="Cambria"/>
+          <w:spacing w:val="-11"/>
+          <w:sz w:val="20"/>
+          <w:szCs w:val="20"/>
+        </w:rPr>
+        <w:t xml:space="preserve"> </w:t>
+      </w:r>
+      <w:r>
+        <w:rPr>
+          <w:rFonts w:ascii="Cambria" w:eastAsia="Cambria" w:hAnsi="Cambria" w:cs="Cambria"/>
+          <w:sz w:val="20"/>
+          <w:szCs w:val="20"/>
+        </w:rPr>
+        <w:t>or</w:t>
+      </w:r>
+      <w:r>
+        <w:rPr>
+          <w:rFonts w:ascii="Cambria" w:eastAsia="Cambria" w:hAnsi="Cambria" w:cs="Cambria"/>
+          <w:spacing w:val="-11"/>
+          <w:sz w:val="20"/>
+          <w:szCs w:val="20"/>
+        </w:rPr>
+        <w:t xml:space="preserve"> </w:t>
+      </w:r>
+      <w:r>
+        <w:rPr>
+          <w:rFonts w:ascii="Cambria" w:eastAsia="Cambria" w:hAnsi="Cambria" w:cs="Cambria"/>
+          <w:sz w:val="20"/>
+          <w:szCs w:val="20"/>
+        </w:rPr>
+        <w:t>disturbance</w:t>
+      </w:r>
+      <w:r>
+        <w:rPr>
+          <w:rFonts w:ascii="Cambria" w:eastAsia="Cambria" w:hAnsi="Cambria" w:cs="Cambria"/>
+          <w:spacing w:val="-11"/>
+          <w:sz w:val="20"/>
+          <w:szCs w:val="20"/>
+        </w:rPr>
+        <w:t xml:space="preserve"> </w:t>
+      </w:r>
+      <w:r>
+        <w:rPr>
+          <w:rFonts w:ascii="Cambria" w:eastAsia="Cambria" w:hAnsi="Cambria" w:cs="Cambria"/>
+          <w:sz w:val="20"/>
+          <w:szCs w:val="20"/>
+        </w:rPr>
+        <w:t>or</w:t>
+      </w:r>
+      <w:r>
+        <w:rPr>
+          <w:rFonts w:ascii="Cambria" w:eastAsia="Cambria" w:hAnsi="Cambria" w:cs="Cambria"/>
+          <w:spacing w:val="-11"/>
+          <w:sz w:val="20"/>
+          <w:szCs w:val="20"/>
+        </w:rPr>
+        <w:t xml:space="preserve"> </w:t>
+      </w:r>
+      <w:r>
+        <w:rPr>
+          <w:rFonts w:ascii="Cambria" w:eastAsia="Cambria" w:hAnsi="Cambria" w:cs="Cambria"/>
+          <w:sz w:val="20"/>
+          <w:szCs w:val="20"/>
+        </w:rPr>
+        <w:t>omit</w:t>
+      </w:r>
+      <w:r>
+        <w:rPr>
+          <w:rFonts w:ascii="Cambria" w:eastAsia="Cambria" w:hAnsi="Cambria" w:cs="Cambria"/>
+          <w:spacing w:val="-11"/>
+          <w:sz w:val="20"/>
+          <w:szCs w:val="20"/>
+        </w:rPr>
+        <w:t xml:space="preserve"> </w:t>
+      </w:r>
+      <w:r>
+        <w:rPr>
+          <w:rFonts w:ascii="Cambria" w:eastAsia="Cambria" w:hAnsi="Cambria" w:cs="Cambria"/>
+          <w:sz w:val="20"/>
+          <w:szCs w:val="20"/>
+        </w:rPr>
+        <w:t>accumulate</w:t>
+      </w:r>
+      <w:r>
+        <w:rPr>
+          <w:rFonts w:ascii="Cambria" w:eastAsia="Cambria" w:hAnsi="Cambria" w:cs="Cambria"/>
+          <w:spacing w:val="-11"/>
+          <w:sz w:val="20"/>
+          <w:szCs w:val="20"/>
+        </w:rPr>
+        <w:t xml:space="preserve"> </w:t>
+      </w:r>
+      <w:r>
+        <w:rPr>
+          <w:rFonts w:ascii="Cambria" w:eastAsia="Cambria" w:hAnsi="Cambria" w:cs="Cambria"/>
+          <w:sz w:val="20"/>
+          <w:szCs w:val="20"/>
+        </w:rPr>
+        <w:t>and</w:t>
+      </w:r>
+      <w:r>
+        <w:rPr>
+          <w:rFonts w:ascii="Cambria" w:eastAsia="Cambria" w:hAnsi="Cambria" w:cs="Cambria"/>
+          <w:spacing w:val="-11"/>
+          <w:sz w:val="20"/>
+          <w:szCs w:val="20"/>
+        </w:rPr>
+        <w:t xml:space="preserve"> </w:t>
+      </w:r>
+      <w:r>
+        <w:rPr>
+          <w:rFonts w:ascii="Cambria" w:eastAsia="Cambria" w:hAnsi="Cambria" w:cs="Cambria"/>
+          <w:sz w:val="20"/>
+          <w:szCs w:val="20"/>
+        </w:rPr>
+        <w:t>disseminate</w:t>
+      </w:r>
+      <w:r>
+        <w:rPr>
+          <w:rFonts w:ascii="Cambria" w:eastAsia="Cambria" w:hAnsi="Cambria" w:cs="Cambria"/>
+          <w:spacing w:val="-11"/>
+          <w:sz w:val="20"/>
+          <w:szCs w:val="20"/>
+        </w:rPr>
+        <w:t xml:space="preserve"> </w:t>
+      </w:r>
+      <w:r>
+        <w:rPr>
+          <w:rFonts w:ascii="Cambria" w:eastAsia="Cambria" w:hAnsi="Cambria" w:cs="Cambria"/>
+          <w:sz w:val="20"/>
+          <w:szCs w:val="20"/>
+        </w:rPr>
+        <w:t>any</w:t>
+      </w:r>
+      <w:r>
+        <w:rPr>
+          <w:rFonts w:ascii="Cambria" w:eastAsia="Cambria" w:hAnsi="Cambria" w:cs="Cambria"/>
+          <w:spacing w:val="-11"/>
+          <w:sz w:val="20"/>
+          <w:szCs w:val="20"/>
+        </w:rPr>
+        <w:t xml:space="preserve"> </w:t>
+      </w:r>
+      <w:r>
+        <w:rPr>
+          <w:rFonts w:ascii="Cambria" w:eastAsia="Cambria" w:hAnsi="Cambria" w:cs="Cambria"/>
+          <w:sz w:val="20"/>
+          <w:szCs w:val="20"/>
+        </w:rPr>
+        <w:t xml:space="preserve">unpleasant </w:t>
+      </w:r>
+      <w:r>
+        <w:rPr>
+          <w:rFonts w:ascii="Cambria" w:eastAsia="Cambria" w:hAnsi="Cambria" w:cs="Cambria"/>
+          <w:sz w:val="20"/>
+          <w:szCs w:val="20"/>
+        </w:rPr>
+        <w:t>odour</w:t>
+      </w:r>
+      <w:r>
+        <w:rPr>
+          <w:rFonts w:ascii="Cambria" w:eastAsia="Cambria" w:hAnsi="Cambria" w:cs="Cambria"/>
+          <w:spacing w:val="-2"/>
+          <w:sz w:val="20"/>
+          <w:szCs w:val="20"/>
+        </w:rPr>
+        <w:t xml:space="preserve"> </w:t>
+      </w:r>
+      <w:r>
+        <w:rPr>
+          <w:rFonts w:ascii="Cambria" w:eastAsia="Cambria" w:hAnsi="Cambria" w:cs="Cambria"/>
+          <w:sz w:val="20"/>
+          <w:szCs w:val="20"/>
+        </w:rPr>
+        <w:t>or</w:t>
+      </w:r>
+      <w:r>
+        <w:rPr>
+          <w:rFonts w:ascii="Cambria" w:eastAsia="Cambria" w:hAnsi="Cambria" w:cs="Cambria"/>
+          <w:spacing w:val="-2"/>
+          <w:sz w:val="20"/>
+          <w:szCs w:val="20"/>
+        </w:rPr>
+        <w:t xml:space="preserve"> </w:t>
+      </w:r>
+      <w:r>
+        <w:rPr>
+          <w:rFonts w:ascii="Cambria" w:eastAsia="Cambria" w:hAnsi="Cambria" w:cs="Cambria"/>
+          <w:sz w:val="20"/>
+          <w:szCs w:val="20"/>
+        </w:rPr>
+        <w:t>cause</w:t>
+      </w:r>
+      <w:r>
+        <w:rPr>
+          <w:rFonts w:ascii="Cambria" w:eastAsia="Cambria" w:hAnsi="Cambria" w:cs="Cambria"/>
+          <w:spacing w:val="-2"/>
+          <w:sz w:val="20"/>
+          <w:szCs w:val="20"/>
+        </w:rPr>
+        <w:t xml:space="preserve"> </w:t>
+      </w:r>
+      <w:r>
+        <w:rPr>
+          <w:rFonts w:ascii="Cambria" w:eastAsia="Cambria" w:hAnsi="Cambria" w:cs="Cambria"/>
+          <w:sz w:val="20"/>
+          <w:szCs w:val="20"/>
+        </w:rPr>
+        <w:t>damage</w:t>
+      </w:r>
+      <w:r>
+        <w:rPr>
+          <w:rFonts w:ascii="Cambria" w:eastAsia="Cambria" w:hAnsi="Cambria" w:cs="Cambria"/>
+          <w:spacing w:val="-2"/>
+          <w:sz w:val="20"/>
+          <w:szCs w:val="20"/>
+        </w:rPr>
+        <w:t xml:space="preserve"> </w:t>
+      </w:r>
+      <w:r>
+        <w:rPr>
+          <w:rFonts w:ascii="Cambria" w:eastAsia="Cambria" w:hAnsi="Cambria" w:cs="Cambria"/>
+          <w:sz w:val="20"/>
+          <w:szCs w:val="20"/>
+        </w:rPr>
+        <w:t>to</w:t>
+      </w:r>
+      <w:r>
+        <w:rPr>
+          <w:rFonts w:ascii="Cambria" w:eastAsia="Cambria" w:hAnsi="Cambria" w:cs="Cambria"/>
+          <w:spacing w:val="-2"/>
+          <w:sz w:val="20"/>
+          <w:szCs w:val="20"/>
+        </w:rPr>
+        <w:t xml:space="preserve"> </w:t>
+      </w:r>
+      <w:r>
+        <w:rPr>
+          <w:rFonts w:ascii="Cambria" w:eastAsia="Cambria" w:hAnsi="Cambria" w:cs="Cambria"/>
+          <w:sz w:val="20"/>
+          <w:szCs w:val="20"/>
+        </w:rPr>
+        <w:t>the</w:t>
+      </w:r>
+      <w:r>
+        <w:rPr>
+          <w:rFonts w:ascii="Cambria" w:eastAsia="Cambria" w:hAnsi="Cambria" w:cs="Cambria"/>
+          <w:spacing w:val="-2"/>
+          <w:sz w:val="20"/>
+          <w:szCs w:val="20"/>
+        </w:rPr>
+        <w:t xml:space="preserve"> </w:t>
+      </w:r>
+      <w:r>
+        <w:rPr>
+          <w:rFonts w:ascii="Cambria" w:eastAsia="Cambria" w:hAnsi="Cambria" w:cs="Cambria"/>
+          <w:sz w:val="20"/>
+          <w:szCs w:val="20"/>
+        </w:rPr>
+        <w:t>occupiers</w:t>
+      </w:r>
+      <w:r>
+        <w:rPr>
+          <w:rFonts w:ascii="Cambria" w:eastAsia="Cambria" w:hAnsi="Cambria" w:cs="Cambria"/>
+          <w:spacing w:val="-2"/>
+          <w:sz w:val="20"/>
+          <w:szCs w:val="20"/>
+        </w:rPr>
+        <w:t xml:space="preserve"> </w:t>
+      </w:r>
+      <w:r>
+        <w:rPr>
+          <w:rFonts w:ascii="Cambria" w:eastAsia="Cambria" w:hAnsi="Cambria" w:cs="Cambria"/>
+          <w:sz w:val="20"/>
+          <w:szCs w:val="20"/>
+        </w:rPr>
+        <w:t>of</w:t>
+      </w:r>
+      <w:r>
+        <w:rPr>
+          <w:rFonts w:ascii="Cambria" w:eastAsia="Cambria" w:hAnsi="Cambria" w:cs="Cambria"/>
+          <w:spacing w:val="-1"/>
+          <w:sz w:val="20"/>
+          <w:szCs w:val="20"/>
+        </w:rPr>
+        <w:t xml:space="preserve"> </w:t>
+      </w:r>
+      <w:r>
+        <w:rPr>
+          <w:rFonts w:ascii="Cambria" w:eastAsia="Cambria" w:hAnsi="Cambria" w:cs="Cambria"/>
+          <w:sz w:val="20"/>
+          <w:szCs w:val="20"/>
+        </w:rPr>
+        <w:t>the</w:t>
+      </w:r>
+      <w:r>
+        <w:rPr>
+          <w:rFonts w:ascii="Cambria" w:eastAsia="Cambria" w:hAnsi="Cambria" w:cs="Cambria"/>
+          <w:spacing w:val="-2"/>
+          <w:sz w:val="20"/>
+          <w:szCs w:val="20"/>
+        </w:rPr>
+        <w:t xml:space="preserve"> </w:t>
+      </w:r>
+      <w:r>
+        <w:rPr>
+          <w:rFonts w:ascii="Cambria" w:eastAsia="Cambria" w:hAnsi="Cambria" w:cs="Cambria"/>
+          <w:sz w:val="20"/>
+          <w:szCs w:val="20"/>
+        </w:rPr>
+        <w:t>premise</w:t>
+      </w:r>
+      <w:r>
+        <w:rPr>
+          <w:rFonts w:ascii="Cambria" w:eastAsia="Cambria" w:hAnsi="Cambria" w:cs="Cambria"/>
+          <w:spacing w:val="-2"/>
+          <w:sz w:val="20"/>
+          <w:szCs w:val="20"/>
+        </w:rPr>
+        <w:t xml:space="preserve"> </w:t>
+      </w:r>
+      <w:r>
+        <w:rPr>
+          <w:rFonts w:ascii="Cambria" w:eastAsia="Cambria" w:hAnsi="Cambria" w:cs="Cambria"/>
+          <w:sz w:val="20"/>
+          <w:szCs w:val="20"/>
+        </w:rPr>
+        <w:t>or</w:t>
+      </w:r>
+      <w:r>
+        <w:rPr>
+          <w:rFonts w:ascii="Cambria" w:eastAsia="Cambria" w:hAnsi="Cambria" w:cs="Cambria"/>
+          <w:spacing w:val="-2"/>
+          <w:sz w:val="20"/>
+          <w:szCs w:val="20"/>
+        </w:rPr>
+        <w:t xml:space="preserve"> </w:t>
+      </w:r>
+      <w:r>
+        <w:rPr>
+          <w:rFonts w:ascii="Cambria" w:eastAsia="Cambria" w:hAnsi="Cambria" w:cs="Cambria"/>
+          <w:sz w:val="20"/>
+          <w:szCs w:val="20"/>
+        </w:rPr>
+        <w:t>any</w:t>
+      </w:r>
+      <w:r>
+        <w:rPr>
+          <w:rFonts w:ascii="Cambria" w:eastAsia="Cambria" w:hAnsi="Cambria" w:cs="Cambria"/>
+          <w:spacing w:val="-2"/>
+          <w:sz w:val="20"/>
+          <w:szCs w:val="20"/>
+        </w:rPr>
+        <w:t xml:space="preserve"> </w:t>
+      </w:r>
+      <w:r>
+        <w:rPr>
+          <w:rFonts w:ascii="Cambria" w:eastAsia="Cambria" w:hAnsi="Cambria" w:cs="Cambria"/>
+          <w:sz w:val="20"/>
+          <w:szCs w:val="20"/>
+        </w:rPr>
+        <w:t>adjoining</w:t>
+      </w:r>
+      <w:r>
+        <w:rPr>
+          <w:rFonts w:ascii="Cambria" w:eastAsia="Cambria" w:hAnsi="Cambria" w:cs="Cambria"/>
+          <w:spacing w:val="-2"/>
+          <w:sz w:val="20"/>
+          <w:szCs w:val="20"/>
+        </w:rPr>
+        <w:t xml:space="preserve"> </w:t>
+      </w:r>
+      <w:r>
+        <w:rPr>
+          <w:rFonts w:ascii="Cambria" w:eastAsia="Cambria" w:hAnsi="Cambria" w:cs="Cambria"/>
+          <w:sz w:val="20"/>
+          <w:szCs w:val="20"/>
+        </w:rPr>
+        <w:t>premises</w:t>
+      </w:r>
+      <w:r>
+        <w:rPr>
+          <w:rFonts w:ascii="Cambria" w:eastAsia="Cambria" w:hAnsi="Cambria" w:cs="Cambria"/>
+          <w:spacing w:val="-2"/>
+          <w:sz w:val="20"/>
+          <w:szCs w:val="20"/>
+        </w:rPr>
+        <w:t xml:space="preserve"> </w:t>
+      </w:r>
+      <w:r>
+        <w:rPr>
+          <w:rFonts w:ascii="Cambria" w:eastAsia="Cambria" w:hAnsi="Cambria" w:cs="Cambria"/>
+          <w:sz w:val="20"/>
+          <w:szCs w:val="20"/>
+        </w:rPr>
+        <w:t>or</w:t>
+      </w:r>
+      <w:r>
+        <w:rPr>
+          <w:rFonts w:ascii="Cambria" w:eastAsia="Cambria" w:hAnsi="Cambria" w:cs="Cambria"/>
+          <w:spacing w:val="-2"/>
+          <w:sz w:val="20"/>
+          <w:szCs w:val="20"/>
+        </w:rPr>
+        <w:t xml:space="preserve"> </w:t>
+      </w:r>
+      <w:r>
+        <w:rPr>
+          <w:rFonts w:ascii="Cambria" w:eastAsia="Cambria" w:hAnsi="Cambria" w:cs="Cambria"/>
+          <w:sz w:val="20"/>
+          <w:szCs w:val="20"/>
+        </w:rPr>
+        <w:t>general</w:t>
+      </w:r>
+      <w:r>
+        <w:rPr>
+          <w:rFonts w:ascii="Cambria" w:eastAsia="Cambria" w:hAnsi="Cambria" w:cs="Cambria"/>
+          <w:spacing w:val="-2"/>
+          <w:sz w:val="20"/>
+          <w:szCs w:val="20"/>
+        </w:rPr>
+        <w:t xml:space="preserve"> </w:t>
+      </w:r>
+      <w:r>
+        <w:rPr>
+          <w:rFonts w:ascii="Cambria" w:eastAsia="Cambria" w:hAnsi="Cambria" w:cs="Cambria"/>
+          <w:sz w:val="20"/>
+          <w:szCs w:val="20"/>
+        </w:rPr>
+        <w:t>public</w:t>
+      </w:r>
+      <w:r>
+        <w:rPr>
+          <w:rFonts w:ascii="Cambria" w:eastAsia="Cambria" w:hAnsi="Cambria" w:cs="Cambria"/>
+          <w:spacing w:val="-2"/>
+          <w:sz w:val="20"/>
+          <w:szCs w:val="20"/>
+        </w:rPr>
+        <w:t xml:space="preserve"> </w:t>
+      </w:r>
+      <w:r>
+        <w:rPr>
+          <w:rFonts w:ascii="Cambria" w:eastAsia="Cambria" w:hAnsi="Cambria" w:cs="Cambria"/>
+          <w:sz w:val="20"/>
+          <w:szCs w:val="20"/>
+        </w:rPr>
+        <w:t xml:space="preserve">and in particular not to deposit any rubbish, dirt, refuse or noxious matter in the premise or room or in the </w:t>
+      </w:r>
+      <w:r>
+        <w:rPr>
+          <w:rFonts w:ascii="Cambria" w:eastAsia="Cambria" w:hAnsi="Cambria" w:cs="Cambria"/>
+          <w:spacing w:val="-2"/>
+          <w:sz w:val="20"/>
+          <w:szCs w:val="20"/>
+        </w:rPr>
+        <w:t>neighborhood.</w:t>
       </w:r>
     </w:p>
     <w:p>
       <w:pPr>
-        <w:numPr>
-          <w:ilvl w:val="0"/>
-          <w:numId w:val="1"/>
-        </w:numPr>
         <w:tabs>
           <w:tab w:val="left" w:pos="652"/>
         </w:tabs>
         <w:spacing w:after="120" w:line="240" w:lineRule="auto"/>
-        <w:ind w:left="652" w:right="280" w:hanging="360"/>
+        <w:ind w:right="280"/>
         <w:jc w:val="both"/>
         <w:rPr>
           <w:rFonts w:ascii="Cambria" w:eastAsia="Cambria" w:hAnsi="Cambria" w:cs="Cambria"/>
+          <w:spacing w:val="-2"/>
           <w:sz w:val="20"/>
           <w:szCs w:val="20"/>
         </w:rPr>
       </w:pPr>
-      <w:r>
-        <w:rPr>
-          <w:rFonts w:ascii="Cambria" w:eastAsia="Cambria" w:hAnsi="Cambria" w:cs="Cambria"/>
-          <w:sz w:val="20"/>
-          <w:szCs w:val="20"/>
-        </w:rPr>
-        <w:t>Tenant</w:t>
-      </w:r>
-      <w:r>
-        <w:rPr>
-          <w:rFonts w:ascii="Cambria" w:eastAsia="Cambria" w:hAnsi="Cambria" w:cs="Cambria"/>
-          <w:spacing w:val="-4"/>
-          <w:sz w:val="20"/>
-          <w:szCs w:val="20"/>
-        </w:rPr>
-        <w:t xml:space="preserve"> </w:t>
-      </w:r>
-      <w:r>
-        <w:rPr>
-          <w:rFonts w:ascii="Cambria" w:eastAsia="Cambria" w:hAnsi="Cambria" w:cs="Cambria"/>
-          <w:sz w:val="20"/>
-          <w:szCs w:val="20"/>
-        </w:rPr>
-        <w:t>shall</w:t>
-      </w:r>
-      <w:r>
-        <w:rPr>
-          <w:rFonts w:ascii="Cambria" w:eastAsia="Cambria" w:hAnsi="Cambria" w:cs="Cambria"/>
-          <w:spacing w:val="-4"/>
-          <w:sz w:val="20"/>
-          <w:szCs w:val="20"/>
-        </w:rPr>
-        <w:t xml:space="preserve"> </w:t>
-      </w:r>
-      <w:r>
-        <w:rPr>
-          <w:rFonts w:ascii="Cambria" w:eastAsia="Cambria" w:hAnsi="Cambria" w:cs="Cambria"/>
-          <w:sz w:val="20"/>
-          <w:szCs w:val="20"/>
-        </w:rPr>
-        <w:t>not</w:t>
-      </w:r>
-      <w:r>
-        <w:rPr>
-          <w:rFonts w:ascii="Cambria" w:eastAsia="Cambria" w:hAnsi="Cambria" w:cs="Cambria"/>
-          <w:spacing w:val="-3"/>
-          <w:sz w:val="20"/>
-          <w:szCs w:val="20"/>
-        </w:rPr>
-        <w:t xml:space="preserve"> </w:t>
-      </w:r>
-      <w:r>
-        <w:rPr>
-          <w:rFonts w:ascii="Cambria" w:eastAsia="Cambria" w:hAnsi="Cambria" w:cs="Cambria"/>
-          <w:sz w:val="20"/>
-          <w:szCs w:val="20"/>
-        </w:rPr>
-        <w:t>do</w:t>
-      </w:r>
-      <w:r>
-        <w:rPr>
-          <w:rFonts w:ascii="Cambria" w:eastAsia="Cambria" w:hAnsi="Cambria" w:cs="Cambria"/>
-          <w:spacing w:val="-4"/>
-          <w:sz w:val="20"/>
-          <w:szCs w:val="20"/>
-        </w:rPr>
-        <w:t xml:space="preserve"> </w:t>
-      </w:r>
-      <w:r>
-        <w:rPr>
-          <w:rFonts w:ascii="Cambria" w:eastAsia="Cambria" w:hAnsi="Cambria" w:cs="Cambria"/>
-          <w:sz w:val="20"/>
-          <w:szCs w:val="20"/>
-        </w:rPr>
-        <w:t>or</w:t>
-      </w:r>
-      <w:r>
-        <w:rPr>
-          <w:rFonts w:ascii="Cambria" w:eastAsia="Cambria" w:hAnsi="Cambria" w:cs="Cambria"/>
-          <w:spacing w:val="-4"/>
-          <w:sz w:val="20"/>
-          <w:szCs w:val="20"/>
-        </w:rPr>
-        <w:t xml:space="preserve"> </w:t>
-      </w:r>
-      <w:r>
-        <w:rPr>
-          <w:rFonts w:ascii="Cambria" w:eastAsia="Cambria" w:hAnsi="Cambria" w:cs="Cambria"/>
-          <w:sz w:val="20"/>
-          <w:szCs w:val="20"/>
-        </w:rPr>
-        <w:t>permit</w:t>
-      </w:r>
-      <w:r>
-        <w:rPr>
-          <w:rFonts w:ascii="Cambria" w:eastAsia="Cambria" w:hAnsi="Cambria" w:cs="Cambria"/>
-          <w:spacing w:val="-4"/>
-          <w:sz w:val="20"/>
-          <w:szCs w:val="20"/>
-        </w:rPr>
-        <w:t xml:space="preserve"> </w:t>
-      </w:r>
-      <w:r>
-        <w:rPr>
-          <w:rFonts w:ascii="Cambria" w:eastAsia="Cambria" w:hAnsi="Cambria" w:cs="Cambria"/>
-          <w:sz w:val="20"/>
-          <w:szCs w:val="20"/>
-        </w:rPr>
-        <w:t>or</w:t>
-      </w:r>
-      <w:r>
-        <w:rPr>
-          <w:rFonts w:ascii="Cambria" w:eastAsia="Cambria" w:hAnsi="Cambria" w:cs="Cambria"/>
-          <w:spacing w:val="-4"/>
-          <w:sz w:val="20"/>
-          <w:szCs w:val="20"/>
-        </w:rPr>
-        <w:t xml:space="preserve"> </w:t>
-      </w:r>
-      <w:r>
-        <w:rPr>
-          <w:rFonts w:ascii="Cambria" w:eastAsia="Cambria" w:hAnsi="Cambria" w:cs="Cambria"/>
-          <w:sz w:val="20"/>
-          <w:szCs w:val="20"/>
-        </w:rPr>
-        <w:t>suffer</w:t>
-      </w:r>
-      <w:r>
-        <w:rPr>
-          <w:rFonts w:ascii="Cambria" w:eastAsia="Cambria" w:hAnsi="Cambria" w:cs="Cambria"/>
-          <w:spacing w:val="-4"/>
-          <w:sz w:val="20"/>
-          <w:szCs w:val="20"/>
-        </w:rPr>
-        <w:t xml:space="preserve"> </w:t>
-      </w:r>
-      <w:r>
-        <w:rPr>
-          <w:rFonts w:ascii="Cambria" w:eastAsia="Cambria" w:hAnsi="Cambria" w:cs="Cambria"/>
-          <w:sz w:val="20"/>
-          <w:szCs w:val="20"/>
-        </w:rPr>
-        <w:t>to</w:t>
-      </w:r>
-      <w:r>
-        <w:rPr>
-          <w:rFonts w:ascii="Cambria" w:eastAsia="Cambria" w:hAnsi="Cambria" w:cs="Cambria"/>
-          <w:spacing w:val="-4"/>
-          <w:sz w:val="20"/>
-          <w:szCs w:val="20"/>
-        </w:rPr>
-        <w:t xml:space="preserve"> </w:t>
-      </w:r>
-      <w:r>
-        <w:rPr>
-          <w:rFonts w:ascii="Cambria" w:eastAsia="Cambria" w:hAnsi="Cambria" w:cs="Cambria"/>
-          <w:sz w:val="20"/>
-          <w:szCs w:val="20"/>
-        </w:rPr>
-        <w:t>the</w:t>
-      </w:r>
-      <w:r>
-        <w:rPr>
-          <w:rFonts w:ascii="Cambria" w:eastAsia="Cambria" w:hAnsi="Cambria" w:cs="Cambria"/>
-          <w:spacing w:val="-4"/>
-          <w:sz w:val="20"/>
-          <w:szCs w:val="20"/>
-        </w:rPr>
-        <w:t xml:space="preserve"> </w:t>
-      </w:r>
-      <w:r>
-        <w:rPr>
-          <w:rFonts w:ascii="Cambria" w:eastAsia="Cambria" w:hAnsi="Cambria" w:cs="Cambria"/>
-          <w:sz w:val="20"/>
-          <w:szCs w:val="20"/>
-        </w:rPr>
-        <w:t>premise</w:t>
-      </w:r>
-      <w:r>
-        <w:rPr>
-          <w:rFonts w:ascii="Cambria" w:eastAsia="Cambria" w:hAnsi="Cambria" w:cs="Cambria"/>
-          <w:spacing w:val="-4"/>
-          <w:sz w:val="20"/>
-          <w:szCs w:val="20"/>
-        </w:rPr>
-        <w:t xml:space="preserve"> </w:t>
-      </w:r>
-      <w:r>
-        <w:rPr>
-          <w:rFonts w:ascii="Cambria" w:eastAsia="Cambria" w:hAnsi="Cambria" w:cs="Cambria"/>
-          <w:sz w:val="20"/>
-          <w:szCs w:val="20"/>
-        </w:rPr>
-        <w:t>or</w:t>
-      </w:r>
-      <w:r>
-        <w:rPr>
-          <w:rFonts w:ascii="Cambria" w:eastAsia="Cambria" w:hAnsi="Cambria" w:cs="Cambria"/>
-          <w:spacing w:val="-4"/>
-          <w:sz w:val="20"/>
-          <w:szCs w:val="20"/>
-        </w:rPr>
-        <w:t xml:space="preserve"> </w:t>
-      </w:r>
-      <w:r>
-        <w:rPr>
-          <w:rFonts w:ascii="Cambria" w:eastAsia="Cambria" w:hAnsi="Cambria" w:cs="Cambria"/>
-          <w:sz w:val="20"/>
-          <w:szCs w:val="20"/>
-        </w:rPr>
-        <w:t>room</w:t>
-      </w:r>
-      <w:r>
-        <w:rPr>
-          <w:rFonts w:ascii="Cambria" w:eastAsia="Cambria" w:hAnsi="Cambria" w:cs="Cambria"/>
-          <w:spacing w:val="-5"/>
-          <w:sz w:val="20"/>
-          <w:szCs w:val="20"/>
-        </w:rPr>
-        <w:t xml:space="preserve"> </w:t>
-      </w:r>
-      <w:r>
-        <w:rPr>
-          <w:rFonts w:ascii="Cambria" w:eastAsia="Cambria" w:hAnsi="Cambria" w:cs="Cambria"/>
-          <w:sz w:val="20"/>
-          <w:szCs w:val="20"/>
-        </w:rPr>
-        <w:t>any</w:t>
-      </w:r>
-      <w:r>
-        <w:rPr>
-          <w:rFonts w:ascii="Cambria" w:eastAsia="Cambria" w:hAnsi="Cambria" w:cs="Cambria"/>
-          <w:spacing w:val="-4"/>
-          <w:sz w:val="20"/>
-          <w:szCs w:val="20"/>
-        </w:rPr>
-        <w:t xml:space="preserve"> </w:t>
-      </w:r>
-      <w:r>
-        <w:rPr>
-          <w:rFonts w:ascii="Cambria" w:eastAsia="Cambria" w:hAnsi="Cambria" w:cs="Cambria"/>
-          <w:sz w:val="20"/>
-          <w:szCs w:val="20"/>
-        </w:rPr>
-        <w:t>act</w:t>
-      </w:r>
-      <w:r>
-        <w:rPr>
-          <w:rFonts w:ascii="Cambria" w:eastAsia="Cambria" w:hAnsi="Cambria" w:cs="Cambria"/>
-          <w:spacing w:val="-4"/>
-          <w:sz w:val="20"/>
-          <w:szCs w:val="20"/>
-        </w:rPr>
-        <w:t xml:space="preserve"> </w:t>
-      </w:r>
-      <w:r>
-        <w:rPr>
-          <w:rFonts w:ascii="Cambria" w:eastAsia="Cambria" w:hAnsi="Cambria" w:cs="Cambria"/>
-          <w:sz w:val="20"/>
-          <w:szCs w:val="20"/>
-        </w:rPr>
-        <w:t>or</w:t>
-      </w:r>
-      <w:r>
-        <w:rPr>
-          <w:rFonts w:ascii="Cambria" w:eastAsia="Cambria" w:hAnsi="Cambria" w:cs="Cambria"/>
-          <w:spacing w:val="-4"/>
-          <w:sz w:val="20"/>
-          <w:szCs w:val="20"/>
-        </w:rPr>
-        <w:t xml:space="preserve"> </w:t>
-      </w:r>
-      <w:r>
-        <w:rPr>
-          <w:rFonts w:ascii="Cambria" w:eastAsia="Cambria" w:hAnsi="Cambria" w:cs="Cambria"/>
-          <w:sz w:val="20"/>
-          <w:szCs w:val="20"/>
-        </w:rPr>
-        <w:t>thing</w:t>
-      </w:r>
-      <w:r>
-        <w:rPr>
-          <w:rFonts w:ascii="Cambria" w:eastAsia="Cambria" w:hAnsi="Cambria" w:cs="Cambria"/>
-          <w:spacing w:val="-4"/>
-          <w:sz w:val="20"/>
-          <w:szCs w:val="20"/>
-        </w:rPr>
-        <w:t xml:space="preserve"> </w:t>
-      </w:r>
-      <w:r>
-        <w:rPr>
-          <w:rFonts w:ascii="Cambria" w:eastAsia="Cambria" w:hAnsi="Cambria" w:cs="Cambria"/>
-          <w:sz w:val="20"/>
-          <w:szCs w:val="20"/>
-        </w:rPr>
-        <w:t>which</w:t>
-      </w:r>
-      <w:r>
-        <w:rPr>
-          <w:rFonts w:ascii="Cambria" w:eastAsia="Cambria" w:hAnsi="Cambria" w:cs="Cambria"/>
-          <w:spacing w:val="-4"/>
-          <w:sz w:val="20"/>
-          <w:szCs w:val="20"/>
-        </w:rPr>
-        <w:t xml:space="preserve"> </w:t>
-      </w:r>
-      <w:r>
-        <w:rPr>
-          <w:rFonts w:ascii="Cambria" w:eastAsia="Cambria" w:hAnsi="Cambria" w:cs="Cambria"/>
-          <w:sz w:val="20"/>
-          <w:szCs w:val="20"/>
-        </w:rPr>
-        <w:t>shall</w:t>
-      </w:r>
-      <w:r>
-        <w:rPr>
-          <w:rFonts w:ascii="Cambria" w:eastAsia="Cambria" w:hAnsi="Cambria" w:cs="Cambria"/>
-          <w:spacing w:val="-4"/>
-          <w:sz w:val="20"/>
-          <w:szCs w:val="20"/>
-        </w:rPr>
-        <w:t xml:space="preserve"> </w:t>
-      </w:r>
-      <w:r>
-        <w:rPr>
-          <w:rFonts w:ascii="Cambria" w:eastAsia="Cambria" w:hAnsi="Cambria" w:cs="Cambria"/>
-          <w:sz w:val="20"/>
-          <w:szCs w:val="20"/>
-        </w:rPr>
-        <w:t>or</w:t>
-      </w:r>
-      <w:r>
-        <w:rPr>
-          <w:rFonts w:ascii="Cambria" w:eastAsia="Cambria" w:hAnsi="Cambria" w:cs="Cambria"/>
-          <w:spacing w:val="-4"/>
-          <w:sz w:val="20"/>
-          <w:szCs w:val="20"/>
-        </w:rPr>
-        <w:t xml:space="preserve"> </w:t>
-      </w:r>
-      <w:r>
-        <w:rPr>
-          <w:rFonts w:ascii="Cambria" w:eastAsia="Cambria" w:hAnsi="Cambria" w:cs="Cambria"/>
-          <w:sz w:val="20"/>
-          <w:szCs w:val="20"/>
-        </w:rPr>
-        <w:t>may</w:t>
-      </w:r>
-      <w:r>
-        <w:rPr>
-          <w:rFonts w:ascii="Cambria" w:eastAsia="Cambria" w:hAnsi="Cambria" w:cs="Cambria"/>
-          <w:spacing w:val="-4"/>
-          <w:sz w:val="20"/>
-          <w:szCs w:val="20"/>
-        </w:rPr>
-        <w:t xml:space="preserve"> </w:t>
-      </w:r>
-      <w:r>
-        <w:rPr>
-          <w:rFonts w:ascii="Cambria" w:eastAsia="Cambria" w:hAnsi="Cambria" w:cs="Cambria"/>
-          <w:sz w:val="20"/>
-          <w:szCs w:val="20"/>
-        </w:rPr>
-        <w:t>be</w:t>
-      </w:r>
-      <w:r>
-        <w:rPr>
-          <w:rFonts w:ascii="Cambria" w:eastAsia="Cambria" w:hAnsi="Cambria" w:cs="Cambria"/>
-          <w:spacing w:val="-4"/>
-          <w:sz w:val="20"/>
-          <w:szCs w:val="20"/>
-        </w:rPr>
-        <w:t xml:space="preserve"> </w:t>
-      </w:r>
-      <w:r>
-        <w:rPr>
-          <w:rFonts w:ascii="Cambria" w:eastAsia="Cambria" w:hAnsi="Cambria" w:cs="Cambria"/>
-          <w:sz w:val="20"/>
-          <w:szCs w:val="20"/>
-        </w:rPr>
-        <w:t>an annoyance,</w:t>
-      </w:r>
-      <w:r>
-        <w:rPr>
-          <w:rFonts w:ascii="Cambria" w:eastAsia="Cambria" w:hAnsi="Cambria" w:cs="Cambria"/>
-          <w:spacing w:val="-11"/>
-          <w:sz w:val="20"/>
-          <w:szCs w:val="20"/>
-        </w:rPr>
-        <w:t xml:space="preserve"> </w:t>
-      </w:r>
-      <w:r>
-        <w:rPr>
-          <w:rFonts w:ascii="Cambria" w:eastAsia="Cambria" w:hAnsi="Cambria" w:cs="Cambria"/>
-          <w:sz w:val="20"/>
-          <w:szCs w:val="20"/>
-        </w:rPr>
-        <w:t>nuisance,</w:t>
-      </w:r>
-      <w:r>
-        <w:rPr>
-          <w:rFonts w:ascii="Cambria" w:eastAsia="Cambria" w:hAnsi="Cambria" w:cs="Cambria"/>
-          <w:spacing w:val="-11"/>
-          <w:sz w:val="20"/>
-          <w:szCs w:val="20"/>
-        </w:rPr>
-        <w:t xml:space="preserve"> </w:t>
-      </w:r>
-      <w:r>
-        <w:rPr>
-          <w:rFonts w:ascii="Cambria" w:eastAsia="Cambria" w:hAnsi="Cambria" w:cs="Cambria"/>
-          <w:sz w:val="20"/>
-          <w:szCs w:val="20"/>
-        </w:rPr>
-        <w:t>inconvenience</w:t>
-      </w:r>
-      <w:r>
-        <w:rPr>
-          <w:rFonts w:ascii="Cambria" w:eastAsia="Cambria" w:hAnsi="Cambria" w:cs="Cambria"/>
-          <w:spacing w:val="-11"/>
-          <w:sz w:val="20"/>
-          <w:szCs w:val="20"/>
-        </w:rPr>
-        <w:t xml:space="preserve"> </w:t>
-      </w:r>
-      <w:r>
-        <w:rPr>
-          <w:rFonts w:ascii="Cambria" w:eastAsia="Cambria" w:hAnsi="Cambria" w:cs="Cambria"/>
-          <w:sz w:val="20"/>
-          <w:szCs w:val="20"/>
-        </w:rPr>
-        <w:t>or</w:t>
-      </w:r>
-      <w:r>
-        <w:rPr>
-          <w:rFonts w:ascii="Cambria" w:eastAsia="Cambria" w:hAnsi="Cambria" w:cs="Cambria"/>
-          <w:spacing w:val="-11"/>
-          <w:sz w:val="20"/>
-          <w:szCs w:val="20"/>
-        </w:rPr>
-        <w:t xml:space="preserve"> </w:t>
-      </w:r>
-      <w:r>
-        <w:rPr>
-          <w:rFonts w:ascii="Cambria" w:eastAsia="Cambria" w:hAnsi="Cambria" w:cs="Cambria"/>
-          <w:sz w:val="20"/>
-          <w:szCs w:val="20"/>
-        </w:rPr>
-        <w:t>disturbance</w:t>
-      </w:r>
-      <w:r>
-        <w:rPr>
-          <w:rFonts w:ascii="Cambria" w:eastAsia="Cambria" w:hAnsi="Cambria" w:cs="Cambria"/>
-          <w:spacing w:val="-11"/>
-          <w:sz w:val="20"/>
-          <w:szCs w:val="20"/>
-        </w:rPr>
-        <w:t xml:space="preserve"> </w:t>
-      </w:r>
-      <w:r>
-        <w:rPr>
-          <w:rFonts w:ascii="Cambria" w:eastAsia="Cambria" w:hAnsi="Cambria" w:cs="Cambria"/>
-          <w:sz w:val="20"/>
-          <w:szCs w:val="20"/>
-        </w:rPr>
-        <w:t>or</w:t>
-      </w:r>
-      <w:r>
-        <w:rPr>
-          <w:rFonts w:ascii="Cambria" w:eastAsia="Cambria" w:hAnsi="Cambria" w:cs="Cambria"/>
-          <w:spacing w:val="-11"/>
-          <w:sz w:val="20"/>
-          <w:szCs w:val="20"/>
-        </w:rPr>
-        <w:t xml:space="preserve"> </w:t>
-      </w:r>
-      <w:r>
-        <w:rPr>
-          <w:rFonts w:ascii="Cambria" w:eastAsia="Cambria" w:hAnsi="Cambria" w:cs="Cambria"/>
-          <w:sz w:val="20"/>
-          <w:szCs w:val="20"/>
-        </w:rPr>
-        <w:t>omit</w:t>
-      </w:r>
-      <w:r>
-        <w:rPr>
-          <w:rFonts w:ascii="Cambria" w:eastAsia="Cambria" w:hAnsi="Cambria" w:cs="Cambria"/>
-          <w:spacing w:val="-11"/>
-          <w:sz w:val="20"/>
-          <w:szCs w:val="20"/>
-        </w:rPr>
-        <w:t xml:space="preserve"> </w:t>
-      </w:r>
-      <w:r>
-        <w:rPr>
-          <w:rFonts w:ascii="Cambria" w:eastAsia="Cambria" w:hAnsi="Cambria" w:cs="Cambria"/>
-          <w:sz w:val="20"/>
-          <w:szCs w:val="20"/>
-        </w:rPr>
-        <w:t>accumulate</w:t>
-      </w:r>
-      <w:r>
-        <w:rPr>
-          <w:rFonts w:ascii="Cambria" w:eastAsia="Cambria" w:hAnsi="Cambria" w:cs="Cambria"/>
-          <w:spacing w:val="-11"/>
-          <w:sz w:val="20"/>
-          <w:szCs w:val="20"/>
-        </w:rPr>
-        <w:t xml:space="preserve"> </w:t>
-      </w:r>
-      <w:r>
-        <w:rPr>
-          <w:rFonts w:ascii="Cambria" w:eastAsia="Cambria" w:hAnsi="Cambria" w:cs="Cambria"/>
-          <w:sz w:val="20"/>
-          <w:szCs w:val="20"/>
-        </w:rPr>
-        <w:t>and</w:t>
-      </w:r>
-      <w:r>
-        <w:rPr>
-          <w:rFonts w:ascii="Cambria" w:eastAsia="Cambria" w:hAnsi="Cambria" w:cs="Cambria"/>
-          <w:spacing w:val="-11"/>
-          <w:sz w:val="20"/>
-          <w:szCs w:val="20"/>
-        </w:rPr>
-        <w:t xml:space="preserve"> </w:t>
-      </w:r>
-      <w:r>
-        <w:rPr>
-          <w:rFonts w:ascii="Cambria" w:eastAsia="Cambria" w:hAnsi="Cambria" w:cs="Cambria"/>
-          <w:sz w:val="20"/>
-          <w:szCs w:val="20"/>
-        </w:rPr>
-        <w:t>disseminate</w:t>
-      </w:r>
-      <w:r>
-        <w:rPr>
-          <w:rFonts w:ascii="Cambria" w:eastAsia="Cambria" w:hAnsi="Cambria" w:cs="Cambria"/>
-          <w:spacing w:val="-11"/>
-          <w:sz w:val="20"/>
-          <w:szCs w:val="20"/>
-        </w:rPr>
-        <w:t xml:space="preserve"> </w:t>
-      </w:r>
-      <w:r>
-        <w:rPr>
-          <w:rFonts w:ascii="Cambria" w:eastAsia="Cambria" w:hAnsi="Cambria" w:cs="Cambria"/>
-          <w:sz w:val="20"/>
-          <w:szCs w:val="20"/>
-        </w:rPr>
-        <w:t>any</w:t>
-      </w:r>
-      <w:r>
-        <w:rPr>
-          <w:rFonts w:ascii="Cambria" w:eastAsia="Cambria" w:hAnsi="Cambria" w:cs="Cambria"/>
-          <w:spacing w:val="-11"/>
-          <w:sz w:val="20"/>
-          <w:szCs w:val="20"/>
-        </w:rPr>
-        <w:t xml:space="preserve"> </w:t>
-      </w:r>
-      <w:r>
-        <w:rPr>
-          <w:rFonts w:ascii="Cambria" w:eastAsia="Cambria" w:hAnsi="Cambria" w:cs="Cambria"/>
-          <w:sz w:val="20"/>
-          <w:szCs w:val="20"/>
-        </w:rPr>
-        <w:t xml:space="preserve">unpleasant </w:t>
-      </w:r>
-      <w:r>
-        <w:rPr>
-          <w:rFonts w:ascii="Cambria" w:eastAsia="Cambria" w:hAnsi="Cambria" w:cs="Cambria"/>
-          <w:sz w:val="20"/>
-          <w:szCs w:val="20"/>
-        </w:rPr>
-        <w:t>odour</w:t>
-      </w:r>
-      <w:r>
-        <w:rPr>
-          <w:rFonts w:ascii="Cambria" w:eastAsia="Cambria" w:hAnsi="Cambria" w:cs="Cambria"/>
-          <w:spacing w:val="-2"/>
-          <w:sz w:val="20"/>
-          <w:szCs w:val="20"/>
-        </w:rPr>
-        <w:t xml:space="preserve"> </w:t>
-      </w:r>
-      <w:r>
-        <w:rPr>
-          <w:rFonts w:ascii="Cambria" w:eastAsia="Cambria" w:hAnsi="Cambria" w:cs="Cambria"/>
-          <w:sz w:val="20"/>
-          <w:szCs w:val="20"/>
-        </w:rPr>
-        <w:t>or</w:t>
-      </w:r>
-      <w:r>
-        <w:rPr>
-          <w:rFonts w:ascii="Cambria" w:eastAsia="Cambria" w:hAnsi="Cambria" w:cs="Cambria"/>
-          <w:spacing w:val="-2"/>
-          <w:sz w:val="20"/>
-          <w:szCs w:val="20"/>
-        </w:rPr>
-        <w:t xml:space="preserve"> </w:t>
-      </w:r>
-      <w:r>
-        <w:rPr>
-          <w:rFonts w:ascii="Cambria" w:eastAsia="Cambria" w:hAnsi="Cambria" w:cs="Cambria"/>
-          <w:sz w:val="20"/>
-          <w:szCs w:val="20"/>
-        </w:rPr>
-        <w:t>cause</w:t>
-      </w:r>
-      <w:r>
-        <w:rPr>
-          <w:rFonts w:ascii="Cambria" w:eastAsia="Cambria" w:hAnsi="Cambria" w:cs="Cambria"/>
-          <w:spacing w:val="-2"/>
-          <w:sz w:val="20"/>
-          <w:szCs w:val="20"/>
-        </w:rPr>
-        <w:t xml:space="preserve"> </w:t>
-      </w:r>
-      <w:r>
-        <w:rPr>
-          <w:rFonts w:ascii="Cambria" w:eastAsia="Cambria" w:hAnsi="Cambria" w:cs="Cambria"/>
-          <w:sz w:val="20"/>
-          <w:szCs w:val="20"/>
-        </w:rPr>
-        <w:t>damage</w:t>
-      </w:r>
-      <w:r>
-        <w:rPr>
-          <w:rFonts w:ascii="Cambria" w:eastAsia="Cambria" w:hAnsi="Cambria" w:cs="Cambria"/>
-          <w:spacing w:val="-2"/>
-          <w:sz w:val="20"/>
-          <w:szCs w:val="20"/>
-        </w:rPr>
-        <w:t xml:space="preserve"> </w:t>
-      </w:r>
-      <w:r>
-        <w:rPr>
-          <w:rFonts w:ascii="Cambria" w:eastAsia="Cambria" w:hAnsi="Cambria" w:cs="Cambria"/>
-          <w:sz w:val="20"/>
-          <w:szCs w:val="20"/>
-        </w:rPr>
-        <w:t>to</w:t>
-      </w:r>
-      <w:r>
-        <w:rPr>
-          <w:rFonts w:ascii="Cambria" w:eastAsia="Cambria" w:hAnsi="Cambria" w:cs="Cambria"/>
-          <w:spacing w:val="-2"/>
-          <w:sz w:val="20"/>
-          <w:szCs w:val="20"/>
-        </w:rPr>
-        <w:t xml:space="preserve"> </w:t>
-      </w:r>
-      <w:r>
-        <w:rPr>
-          <w:rFonts w:ascii="Cambria" w:eastAsia="Cambria" w:hAnsi="Cambria" w:cs="Cambria"/>
-          <w:sz w:val="20"/>
-          <w:szCs w:val="20"/>
-        </w:rPr>
-        <w:t>the</w:t>
-      </w:r>
-      <w:r>
-        <w:rPr>
-          <w:rFonts w:ascii="Cambria" w:eastAsia="Cambria" w:hAnsi="Cambria" w:cs="Cambria"/>
-          <w:spacing w:val="-2"/>
-          <w:sz w:val="20"/>
-          <w:szCs w:val="20"/>
-        </w:rPr>
-        <w:t xml:space="preserve"> </w:t>
-      </w:r>
-      <w:r>
-        <w:rPr>
-          <w:rFonts w:ascii="Cambria" w:eastAsia="Cambria" w:hAnsi="Cambria" w:cs="Cambria"/>
-          <w:sz w:val="20"/>
-          <w:szCs w:val="20"/>
-        </w:rPr>
-        <w:t>occupiers</w:t>
-      </w:r>
-      <w:r>
-        <w:rPr>
-          <w:rFonts w:ascii="Cambria" w:eastAsia="Cambria" w:hAnsi="Cambria" w:cs="Cambria"/>
-          <w:spacing w:val="-2"/>
-          <w:sz w:val="20"/>
-          <w:szCs w:val="20"/>
-        </w:rPr>
-        <w:t xml:space="preserve"> </w:t>
-      </w:r>
-      <w:r>
-        <w:rPr>
-          <w:rFonts w:ascii="Cambria" w:eastAsia="Cambria" w:hAnsi="Cambria" w:cs="Cambria"/>
-          <w:sz w:val="20"/>
-          <w:szCs w:val="20"/>
-        </w:rPr>
-        <w:t>of</w:t>
-      </w:r>
-      <w:r>
-        <w:rPr>
-          <w:rFonts w:ascii="Cambria" w:eastAsia="Cambria" w:hAnsi="Cambria" w:cs="Cambria"/>
-          <w:spacing w:val="-1"/>
-          <w:sz w:val="20"/>
-          <w:szCs w:val="20"/>
-        </w:rPr>
-        <w:t xml:space="preserve"> </w:t>
-      </w:r>
-      <w:r>
-        <w:rPr>
-          <w:rFonts w:ascii="Cambria" w:eastAsia="Cambria" w:hAnsi="Cambria" w:cs="Cambria"/>
-          <w:sz w:val="20"/>
-          <w:szCs w:val="20"/>
-        </w:rPr>
-        <w:t>the</w:t>
-      </w:r>
-      <w:r>
-        <w:rPr>
-          <w:rFonts w:ascii="Cambria" w:eastAsia="Cambria" w:hAnsi="Cambria" w:cs="Cambria"/>
-          <w:spacing w:val="-2"/>
-          <w:sz w:val="20"/>
-          <w:szCs w:val="20"/>
-        </w:rPr>
-        <w:t xml:space="preserve"> </w:t>
-      </w:r>
-      <w:r>
-        <w:rPr>
-          <w:rFonts w:ascii="Cambria" w:eastAsia="Cambria" w:hAnsi="Cambria" w:cs="Cambria"/>
-          <w:sz w:val="20"/>
-          <w:szCs w:val="20"/>
-        </w:rPr>
-        <w:t>premise</w:t>
-      </w:r>
-      <w:r>
-        <w:rPr>
-          <w:rFonts w:ascii="Cambria" w:eastAsia="Cambria" w:hAnsi="Cambria" w:cs="Cambria"/>
-          <w:spacing w:val="-2"/>
-          <w:sz w:val="20"/>
-          <w:szCs w:val="20"/>
-        </w:rPr>
-        <w:t xml:space="preserve"> </w:t>
-      </w:r>
-      <w:r>
-        <w:rPr>
-          <w:rFonts w:ascii="Cambria" w:eastAsia="Cambria" w:hAnsi="Cambria" w:cs="Cambria"/>
-          <w:sz w:val="20"/>
-          <w:szCs w:val="20"/>
-        </w:rPr>
-        <w:t>or</w:t>
-      </w:r>
-      <w:r>
-        <w:rPr>
-          <w:rFonts w:ascii="Cambria" w:eastAsia="Cambria" w:hAnsi="Cambria" w:cs="Cambria"/>
-          <w:spacing w:val="-2"/>
-          <w:sz w:val="20"/>
-          <w:szCs w:val="20"/>
-        </w:rPr>
-        <w:t xml:space="preserve"> </w:t>
-      </w:r>
-      <w:r>
-        <w:rPr>
-          <w:rFonts w:ascii="Cambria" w:eastAsia="Cambria" w:hAnsi="Cambria" w:cs="Cambria"/>
-          <w:sz w:val="20"/>
-          <w:szCs w:val="20"/>
-        </w:rPr>
-        <w:t>any</w:t>
-      </w:r>
-      <w:r>
-        <w:rPr>
-          <w:rFonts w:ascii="Cambria" w:eastAsia="Cambria" w:hAnsi="Cambria" w:cs="Cambria"/>
-          <w:spacing w:val="-2"/>
-          <w:sz w:val="20"/>
-          <w:szCs w:val="20"/>
-        </w:rPr>
-        <w:t xml:space="preserve"> </w:t>
-      </w:r>
-      <w:r>
-        <w:rPr>
-          <w:rFonts w:ascii="Cambria" w:eastAsia="Cambria" w:hAnsi="Cambria" w:cs="Cambria"/>
-          <w:sz w:val="20"/>
-          <w:szCs w:val="20"/>
-        </w:rPr>
-        <w:t>adjoining</w:t>
-      </w:r>
-      <w:r>
-        <w:rPr>
-          <w:rFonts w:ascii="Cambria" w:eastAsia="Cambria" w:hAnsi="Cambria" w:cs="Cambria"/>
-          <w:spacing w:val="-2"/>
-          <w:sz w:val="20"/>
-          <w:szCs w:val="20"/>
-        </w:rPr>
-        <w:t xml:space="preserve"> </w:t>
-      </w:r>
-      <w:r>
-        <w:rPr>
-          <w:rFonts w:ascii="Cambria" w:eastAsia="Cambria" w:hAnsi="Cambria" w:cs="Cambria"/>
-          <w:sz w:val="20"/>
-          <w:szCs w:val="20"/>
-        </w:rPr>
-        <w:t>premises</w:t>
-      </w:r>
-      <w:r>
-        <w:rPr>
-          <w:rFonts w:ascii="Cambria" w:eastAsia="Cambria" w:hAnsi="Cambria" w:cs="Cambria"/>
-          <w:spacing w:val="-2"/>
-          <w:sz w:val="20"/>
-          <w:szCs w:val="20"/>
-        </w:rPr>
-        <w:t xml:space="preserve"> </w:t>
-      </w:r>
-      <w:r>
-        <w:rPr>
-          <w:rFonts w:ascii="Cambria" w:eastAsia="Cambria" w:hAnsi="Cambria" w:cs="Cambria"/>
-          <w:sz w:val="20"/>
-          <w:szCs w:val="20"/>
-        </w:rPr>
-        <w:t>or</w:t>
-      </w:r>
-      <w:r>
-        <w:rPr>
-          <w:rFonts w:ascii="Cambria" w:eastAsia="Cambria" w:hAnsi="Cambria" w:cs="Cambria"/>
-          <w:spacing w:val="-2"/>
-          <w:sz w:val="20"/>
-          <w:szCs w:val="20"/>
-        </w:rPr>
-        <w:t xml:space="preserve"> </w:t>
-      </w:r>
-      <w:r>
-        <w:rPr>
-          <w:rFonts w:ascii="Cambria" w:eastAsia="Cambria" w:hAnsi="Cambria" w:cs="Cambria"/>
-          <w:sz w:val="20"/>
-          <w:szCs w:val="20"/>
-        </w:rPr>
-        <w:t>general</w:t>
-      </w:r>
-      <w:r>
-        <w:rPr>
-          <w:rFonts w:ascii="Cambria" w:eastAsia="Cambria" w:hAnsi="Cambria" w:cs="Cambria"/>
-          <w:spacing w:val="-2"/>
-          <w:sz w:val="20"/>
-          <w:szCs w:val="20"/>
-        </w:rPr>
-        <w:t xml:space="preserve"> </w:t>
-      </w:r>
-      <w:r>
-        <w:rPr>
-          <w:rFonts w:ascii="Cambria" w:eastAsia="Cambria" w:hAnsi="Cambria" w:cs="Cambria"/>
-          <w:sz w:val="20"/>
-          <w:szCs w:val="20"/>
-        </w:rPr>
-        <w:t>public</w:t>
-      </w:r>
-      <w:r>
-        <w:rPr>
-          <w:rFonts w:ascii="Cambria" w:eastAsia="Cambria" w:hAnsi="Cambria" w:cs="Cambria"/>
-          <w:spacing w:val="-2"/>
-          <w:sz w:val="20"/>
-          <w:szCs w:val="20"/>
-        </w:rPr>
-        <w:t xml:space="preserve"> </w:t>
-      </w:r>
-      <w:r>
-        <w:rPr>
-          <w:rFonts w:ascii="Cambria" w:eastAsia="Cambria" w:hAnsi="Cambria" w:cs="Cambria"/>
-          <w:sz w:val="20"/>
-          <w:szCs w:val="20"/>
-        </w:rPr>
-        <w:t xml:space="preserve">and in particular not to deposit any rubbish, dirt, refuse or noxious matter in the premise or room or in the </w:t>
-      </w:r>
-      <w:r>
-        <w:rPr>
-          <w:rFonts w:ascii="Cambria" w:eastAsia="Cambria" w:hAnsi="Cambria" w:cs="Cambria"/>
-          <w:spacing w:val="-2"/>
-          <w:sz w:val="20"/>
-          <w:szCs w:val="20"/>
-        </w:rPr>
-        <w:t>neighborhood.</w:t>
-      </w:r>
     </w:p>
     <w:p>
       <w:pPr>
+        <w:tabs>
+          <w:tab w:val="left" w:pos="652"/>
+        </w:tabs>
+        <w:spacing w:after="120" w:line="240" w:lineRule="auto"/>
+        <w:ind w:right="280"/>
+        <w:jc w:val="both"/>
+        <w:rPr>
+          <w:rFonts w:ascii="Cambria" w:eastAsia="Cambria" w:hAnsi="Cambria" w:cs="Cambria"/>
+          <w:sz w:val="20"/>
+          <w:szCs w:val="20"/>
+        </w:rPr>
+        <w:sectPr>
+          <w:footerReference w:type="default" r:id="rId7"/>
+          <w:headerReference w:type="first" r:id="rId8"/>
+          <w:footerReference w:type="first" r:id="rId9"/>
+          <w:pgSz w:w="11906" w:h="16838" w:code="9"/>
+          <w:pgMar w:top="1152" w:right="1080" w:bottom="1440" w:left="1080" w:header="1300" w:footer="720" w:gutter="0"/>
+          <w:cols w:space="720"/>
+          <w:titlePg/>
+          <w:docGrid w:linePitch="360"/>
+        </w:sectPr>
+      </w:pPr>
+    </w:p>
+    <w:p>
+      <w:pPr>
+        <w:keepLines/>
         <w:numPr>
           <w:ilvl w:val="0"/>
           <w:numId w:val="1"/>
@@ -5602,78 +5810,32 @@
           <w:szCs w:val="20"/>
         </w:rPr>
       </w:pPr>
-      <w:r>
-        <w:rPr>
-          <w:rFonts w:ascii="Cambria" w:eastAsia="Cambria" w:hAnsi="Cambria" w:cs="Cambria"/>
-          <w:noProof/>
+      <w:bookmarkStart w:id="33" w:name="NNF_38_9093_960_20_0_B"/>
+      <w:r>
+        <w:rPr>
+          <w:rFonts w:ascii="Cambria" w:eastAsia="Cambria" w:hAnsi="Cambria" w:cs="Cambria"/>
+          <w:sz w:val="20"/>
+          <w:szCs w:val="20"/>
+        </w:rPr>
+        <w:lastRenderedPageBreak/>
+        <w:t>Upon</w:t>
+      </w:r>
+      <w:r>
+        <w:rPr>
+          <w:rFonts w:ascii="Cambria" w:eastAsia="Cambria" w:hAnsi="Cambria" w:cs="Cambria"/>
           <w:spacing w:val="-5"/>
           <w:sz w:val="20"/>
           <w:szCs w:val="20"/>
         </w:rPr>
-        <w:drawing>
-          <wp:anchor distT="0" distB="0" distL="114300" distR="114300" simplePos="0" relativeHeight="251657728" behindDoc="1" locked="0" layoutInCell="1" allowOverlap="1" wp14:anchorId="021194C6" wp14:editId="3C30549E">
-            <wp:simplePos x="0" y="0"/>
-            <wp:positionH relativeFrom="column">
-              <wp:posOffset>4723855</wp:posOffset>
-            </wp:positionH>
-            <wp:positionV relativeFrom="page">
-              <wp:posOffset>9770745</wp:posOffset>
-            </wp:positionV>
-            <wp:extent cx="1303020" cy="730250"/>
-            <wp:effectExtent l="0" t="0" r="0" b="0"/>
-            <wp:wrapNone/>
-            <wp:docPr id="888107780" name="Picture 1"/>
-            <wp:cNvGraphicFramePr>
-              <a:graphicFrameLocks xmlns:a="http://schemas.openxmlformats.org/drawingml/2006/main" noChangeAspect="1"/>
-            </wp:cNvGraphicFramePr>
-            <a:graphic xmlns:a="http://schemas.openxmlformats.org/drawingml/2006/main">
-              <a:graphicData uri="http://schemas.openxmlformats.org/drawingml/2006/picture">
-                <pic:pic xmlns:pic="http://schemas.openxmlformats.org/drawingml/2006/picture">
-                  <pic:nvPicPr>
-                    <pic:cNvPr id="0" name="Picture 1"/>
-                    <pic:cNvPicPr>
-                      <a:picLocks noChangeAspect="1" noChangeArrowheads="1"/>
-                    </pic:cNvPicPr>
-                  </pic:nvPicPr>
-                  <pic:blipFill>
-                    <a:blip r:embed="rId7" cstate="print">
-                      <a:extLst>
-                        <a:ext uri="{28A0092B-C50C-407E-A947-70E740481C1C}">
-                          <a14:useLocalDpi xmlns:a14="http://schemas.microsoft.com/office/drawing/2010/main" val="0"/>
-                        </a:ext>
-                      </a:extLst>
-                    </a:blip>
-                    <a:srcRect/>
-                    <a:stretch>
-                      <a:fillRect/>
-                    </a:stretch>
-                  </pic:blipFill>
-                  <pic:spPr bwMode="auto">
-                    <a:xfrm>
-                      <a:off x="0" y="0"/>
-                      <a:ext cx="1303020" cy="730250"/>
-                    </a:xfrm>
-                    <a:prstGeom prst="rect">
-                      <a:avLst/>
-                    </a:prstGeom>
-                    <a:noFill/>
-                    <a:ln>
-                      <a:noFill/>
-                    </a:ln>
-                  </pic:spPr>
-                </pic:pic>
-              </a:graphicData>
-            </a:graphic>
-          </wp:anchor>
-        </w:drawing>
-      </w:r>
-      <w:r>
-        <w:rPr>
-          <w:rFonts w:ascii="Cambria" w:eastAsia="Cambria" w:hAnsi="Cambria" w:cs="Cambria"/>
-          <w:sz w:val="20"/>
-          <w:szCs w:val="20"/>
-        </w:rPr>
-        <w:t>Upon</w:t>
+        <w:t xml:space="preserve"> </w:t>
+      </w:r>
+      <w:r>
+        <w:rPr>
+          <w:rFonts w:ascii="Cambria" w:eastAsia="Cambria" w:hAnsi="Cambria" w:cs="Cambria"/>
+          <w:sz w:val="20"/>
+          <w:szCs w:val="20"/>
+        </w:rPr>
+        <w:t>termination</w:t>
       </w:r>
       <w:r>
         <w:rPr>
@@ -5690,7 +5852,24 @@
           <w:sz w:val="20"/>
           <w:szCs w:val="20"/>
         </w:rPr>
-        <w:t>termination</w:t>
+        <w:t>of</w:t>
+      </w:r>
+      <w:r>
+        <w:rPr>
+          <w:rFonts w:ascii="Cambria" w:eastAsia="Cambria" w:hAnsi="Cambria" w:cs="Cambria"/>
+          <w:spacing w:val="-4"/>
+          <w:sz w:val="20"/>
+          <w:szCs w:val="20"/>
+        </w:rPr>
+        <w:t xml:space="preserve"> </w:t>
+      </w:r>
+      <w:r>
+        <w:rPr>
+          <w:rFonts w:ascii="Cambria" w:eastAsia="Cambria" w:hAnsi="Cambria" w:cs="Cambria"/>
+          <w:sz w:val="20"/>
+          <w:szCs w:val="20"/>
+        </w:rPr>
+        <w:t>the</w:t>
       </w:r>
       <w:r>
         <w:rPr>
@@ -5707,7 +5886,7 @@
           <w:sz w:val="20"/>
           <w:szCs w:val="20"/>
         </w:rPr>
-        <w:t>of</w:t>
+        <w:t>tenancy,</w:t>
       </w:r>
       <w:r>
         <w:rPr>
@@ -5741,7 +5920,7 @@
           <w:sz w:val="20"/>
           <w:szCs w:val="20"/>
         </w:rPr>
-        <w:t>tenancy,</w:t>
+        <w:t>Tenant</w:t>
       </w:r>
       <w:r>
         <w:rPr>
@@ -5758,6 +5937,40 @@
           <w:sz w:val="20"/>
           <w:szCs w:val="20"/>
         </w:rPr>
+        <w:t>shall</w:t>
+      </w:r>
+      <w:r>
+        <w:rPr>
+          <w:rFonts w:ascii="Cambria" w:eastAsia="Cambria" w:hAnsi="Cambria" w:cs="Cambria"/>
+          <w:spacing w:val="-4"/>
+          <w:sz w:val="20"/>
+          <w:szCs w:val="20"/>
+        </w:rPr>
+        <w:t xml:space="preserve"> </w:t>
+      </w:r>
+      <w:r>
+        <w:rPr>
+          <w:rFonts w:ascii="Cambria" w:eastAsia="Cambria" w:hAnsi="Cambria" w:cs="Cambria"/>
+          <w:sz w:val="20"/>
+          <w:szCs w:val="20"/>
+        </w:rPr>
+        <w:t>restore</w:t>
+      </w:r>
+      <w:r>
+        <w:rPr>
+          <w:rFonts w:ascii="Cambria" w:eastAsia="Cambria" w:hAnsi="Cambria" w:cs="Cambria"/>
+          <w:spacing w:val="-5"/>
+          <w:sz w:val="20"/>
+          <w:szCs w:val="20"/>
+        </w:rPr>
+        <w:t xml:space="preserve"> </w:t>
+      </w:r>
+      <w:r>
+        <w:rPr>
+          <w:rFonts w:ascii="Cambria" w:eastAsia="Cambria" w:hAnsi="Cambria" w:cs="Cambria"/>
+          <w:sz w:val="20"/>
+          <w:szCs w:val="20"/>
+        </w:rPr>
         <w:t>the</w:t>
       </w:r>
       <w:r>
@@ -5775,7 +5988,75 @@
           <w:sz w:val="20"/>
           <w:szCs w:val="20"/>
         </w:rPr>
-        <w:t>Tenant</w:t>
+        <w:t>room</w:t>
+      </w:r>
+      <w:r>
+        <w:rPr>
+          <w:rFonts w:ascii="Cambria" w:eastAsia="Cambria" w:hAnsi="Cambria" w:cs="Cambria"/>
+          <w:spacing w:val="-5"/>
+          <w:sz w:val="20"/>
+          <w:szCs w:val="20"/>
+        </w:rPr>
+        <w:t xml:space="preserve"> </w:t>
+      </w:r>
+      <w:r>
+        <w:rPr>
+          <w:rFonts w:ascii="Cambria" w:eastAsia="Cambria" w:hAnsi="Cambria" w:cs="Cambria"/>
+          <w:sz w:val="20"/>
+          <w:szCs w:val="20"/>
+        </w:rPr>
+        <w:t>and</w:t>
+      </w:r>
+      <w:r>
+        <w:rPr>
+          <w:rFonts w:ascii="Cambria" w:eastAsia="Cambria" w:hAnsi="Cambria" w:cs="Cambria"/>
+          <w:spacing w:val="-5"/>
+          <w:sz w:val="20"/>
+          <w:szCs w:val="20"/>
+        </w:rPr>
+        <w:t xml:space="preserve"> </w:t>
+      </w:r>
+      <w:r>
+        <w:rPr>
+          <w:rFonts w:ascii="Cambria" w:eastAsia="Cambria" w:hAnsi="Cambria" w:cs="Cambria"/>
+          <w:sz w:val="20"/>
+          <w:szCs w:val="20"/>
+        </w:rPr>
+        <w:t>premise</w:t>
+      </w:r>
+      <w:r>
+        <w:rPr>
+          <w:rFonts w:ascii="Cambria" w:eastAsia="Cambria" w:hAnsi="Cambria" w:cs="Cambria"/>
+          <w:spacing w:val="-5"/>
+          <w:sz w:val="20"/>
+          <w:szCs w:val="20"/>
+        </w:rPr>
+        <w:t xml:space="preserve"> </w:t>
+      </w:r>
+      <w:r>
+        <w:rPr>
+          <w:rFonts w:ascii="Cambria" w:eastAsia="Cambria" w:hAnsi="Cambria" w:cs="Cambria"/>
+          <w:sz w:val="20"/>
+          <w:szCs w:val="20"/>
+        </w:rPr>
+        <w:t>to</w:t>
+      </w:r>
+      <w:r>
+        <w:rPr>
+          <w:rFonts w:ascii="Cambria" w:eastAsia="Cambria" w:hAnsi="Cambria" w:cs="Cambria"/>
+          <w:spacing w:val="-5"/>
+          <w:sz w:val="20"/>
+          <w:szCs w:val="20"/>
+        </w:rPr>
+        <w:t xml:space="preserve"> </w:t>
+      </w:r>
+      <w:r>
+        <w:rPr>
+          <w:rFonts w:ascii="Cambria" w:eastAsia="Cambria" w:hAnsi="Cambria" w:cs="Cambria"/>
+          <w:sz w:val="20"/>
+          <w:szCs w:val="20"/>
+        </w:rPr>
+        <w:t>its</w:t>
       </w:r>
       <w:r>
         <w:rPr>
@@ -5792,7 +6073,7 @@
           <w:sz w:val="20"/>
           <w:szCs w:val="20"/>
         </w:rPr>
-        <w:t>shall</w:t>
+        <w:t>original</w:t>
       </w:r>
       <w:r>
         <w:rPr>
@@ -5809,7 +6090,7 @@
           <w:sz w:val="20"/>
           <w:szCs w:val="20"/>
         </w:rPr>
-        <w:t>restore</w:t>
+        <w:t>state</w:t>
       </w:r>
       <w:r>
         <w:rPr>
@@ -5826,152 +6107,15 @@
           <w:sz w:val="20"/>
           <w:szCs w:val="20"/>
         </w:rPr>
-        <w:t>the</w:t>
-      </w:r>
-      <w:r>
-        <w:rPr>
-          <w:rFonts w:ascii="Cambria" w:eastAsia="Cambria" w:hAnsi="Cambria" w:cs="Cambria"/>
-          <w:spacing w:val="-5"/>
-          <w:sz w:val="20"/>
-          <w:szCs w:val="20"/>
-        </w:rPr>
-        <w:t xml:space="preserve"> </w:t>
-      </w:r>
-      <w:r>
-        <w:rPr>
-          <w:rFonts w:ascii="Cambria" w:eastAsia="Cambria" w:hAnsi="Cambria" w:cs="Cambria"/>
-          <w:sz w:val="20"/>
-          <w:szCs w:val="20"/>
-        </w:rPr>
-        <w:t>room</w:t>
-      </w:r>
-      <w:r>
-        <w:rPr>
-          <w:rFonts w:ascii="Cambria" w:eastAsia="Cambria" w:hAnsi="Cambria" w:cs="Cambria"/>
-          <w:spacing w:val="-5"/>
-          <w:sz w:val="20"/>
-          <w:szCs w:val="20"/>
-        </w:rPr>
-        <w:t xml:space="preserve"> </w:t>
-      </w:r>
-      <w:r>
-        <w:rPr>
-          <w:rFonts w:ascii="Cambria" w:eastAsia="Cambria" w:hAnsi="Cambria" w:cs="Cambria"/>
-          <w:sz w:val="20"/>
-          <w:szCs w:val="20"/>
-        </w:rPr>
-        <w:t>and</w:t>
-      </w:r>
-      <w:r>
-        <w:rPr>
-          <w:rFonts w:ascii="Cambria" w:eastAsia="Cambria" w:hAnsi="Cambria" w:cs="Cambria"/>
-          <w:spacing w:val="-5"/>
-          <w:sz w:val="20"/>
-          <w:szCs w:val="20"/>
-        </w:rPr>
-        <w:t xml:space="preserve"> </w:t>
-      </w:r>
-      <w:r>
-        <w:rPr>
-          <w:rFonts w:ascii="Cambria" w:eastAsia="Cambria" w:hAnsi="Cambria" w:cs="Cambria"/>
-          <w:sz w:val="20"/>
-          <w:szCs w:val="20"/>
-        </w:rPr>
-        <w:t>premise</w:t>
-      </w:r>
-      <w:r>
-        <w:rPr>
-          <w:rFonts w:ascii="Cambria" w:eastAsia="Cambria" w:hAnsi="Cambria" w:cs="Cambria"/>
-          <w:spacing w:val="-5"/>
-          <w:sz w:val="20"/>
-          <w:szCs w:val="20"/>
-        </w:rPr>
-        <w:t xml:space="preserve"> </w:t>
-      </w:r>
-      <w:r>
-        <w:rPr>
-          <w:rFonts w:ascii="Cambria" w:eastAsia="Cambria" w:hAnsi="Cambria" w:cs="Cambria"/>
-          <w:sz w:val="20"/>
-          <w:szCs w:val="20"/>
-        </w:rPr>
-        <w:t>to</w:t>
-      </w:r>
-      <w:r>
-        <w:rPr>
-          <w:rFonts w:ascii="Cambria" w:eastAsia="Cambria" w:hAnsi="Cambria" w:cs="Cambria"/>
-          <w:spacing w:val="-5"/>
-          <w:sz w:val="20"/>
-          <w:szCs w:val="20"/>
-        </w:rPr>
-        <w:t xml:space="preserve"> </w:t>
-      </w:r>
-      <w:r>
-        <w:rPr>
-          <w:rFonts w:ascii="Cambria" w:eastAsia="Cambria" w:hAnsi="Cambria" w:cs="Cambria"/>
-          <w:sz w:val="20"/>
-          <w:szCs w:val="20"/>
-        </w:rPr>
-        <w:t>its</w:t>
-      </w:r>
-      <w:r>
-        <w:rPr>
-          <w:rFonts w:ascii="Cambria" w:eastAsia="Cambria" w:hAnsi="Cambria" w:cs="Cambria"/>
-          <w:spacing w:val="-4"/>
-          <w:sz w:val="20"/>
-          <w:szCs w:val="20"/>
-        </w:rPr>
-        <w:t xml:space="preserve"> </w:t>
-      </w:r>
-      <w:r>
-        <w:rPr>
-          <w:rFonts w:ascii="Cambria" w:eastAsia="Cambria" w:hAnsi="Cambria" w:cs="Cambria"/>
-          <w:sz w:val="20"/>
-          <w:szCs w:val="20"/>
-        </w:rPr>
-        <w:t>original</w:t>
-      </w:r>
-      <w:r>
-        <w:rPr>
-          <w:rFonts w:ascii="Cambria" w:eastAsia="Cambria" w:hAnsi="Cambria" w:cs="Cambria"/>
-          <w:spacing w:val="-4"/>
-          <w:sz w:val="20"/>
-          <w:szCs w:val="20"/>
-        </w:rPr>
-        <w:t xml:space="preserve"> </w:t>
-      </w:r>
-      <w:r>
-        <w:rPr>
-          <w:rFonts w:ascii="Cambria" w:eastAsia="Cambria" w:hAnsi="Cambria" w:cs="Cambria"/>
-          <w:sz w:val="20"/>
-          <w:szCs w:val="20"/>
-        </w:rPr>
-        <w:t>state</w:t>
-      </w:r>
-      <w:r>
-        <w:rPr>
-          <w:rFonts w:ascii="Cambria" w:eastAsia="Cambria" w:hAnsi="Cambria" w:cs="Cambria"/>
-          <w:spacing w:val="-5"/>
-          <w:sz w:val="20"/>
-          <w:szCs w:val="20"/>
-        </w:rPr>
-        <w:t xml:space="preserve"> </w:t>
-      </w:r>
-      <w:r>
-        <w:rPr>
-          <w:rFonts w:ascii="Cambria" w:eastAsia="Cambria" w:hAnsi="Cambria" w:cs="Cambria"/>
-          <w:sz w:val="20"/>
-          <w:szCs w:val="20"/>
-        </w:rPr>
-        <w:t xml:space="preserve">and condition at the expense of the Tenant (fair wear and tear excepted) and to clear up any rubbish and </w:t>
-      </w:r>
-      <w:r>
-        <w:rPr>
-          <w:rFonts w:ascii="Cambria" w:eastAsia="Cambria" w:hAnsi="Cambria" w:cs="Cambria"/>
-          <w:sz w:val="20"/>
-          <w:szCs w:val="20"/>
-        </w:rPr>
-        <w:lastRenderedPageBreak/>
-        <w:t>peaceably and quietly deliver up to the Landlord</w:t>
+        <w:t xml:space="preserve">and condition at the expense of the Tenant (fair wear and tear excepted) and to clear up any rubbish and peaceably and quietly deliver up to </w:t>
+      </w:r>
+      <w:r>
+        <w:rPr>
+          <w:rFonts w:ascii="Cambria" w:eastAsia="Cambria" w:hAnsi="Cambria" w:cs="Cambria"/>
+          <w:sz w:val="20"/>
+          <w:szCs w:val="20"/>
+        </w:rPr>
+        <w:t>{{company.name}}</w:t>
       </w:r>
       <w:r>
         <w:rPr>
@@ -5998,9 +6142,11 @@
         </w:rPr>
         <w:t xml:space="preserve"> </w:t>
       </w:r>
+      <w:bookmarkEnd w:id="33"/>
     </w:p>
     <w:p>
       <w:pPr>
+        <w:keepLines/>
         <w:numPr>
           <w:ilvl w:val="0"/>
           <w:numId w:val="1"/>
@@ -6018,6 +6164,7 @@
           <w:szCs w:val="20"/>
         </w:rPr>
       </w:pPr>
+      <w:bookmarkStart w:id="34" w:name="NNF_39_9096_1440_20_0_B"/>
       <w:r>
         <w:rPr>
           <w:rFonts w:ascii="Cambria" w:eastAsia="Cambria" w:hAnsi="Cambria" w:cs="Cambria"/>
@@ -6052,24 +6199,45 @@
           <w:sz w:val="20"/>
           <w:szCs w:val="20"/>
         </w:rPr>
-        <w:t xml:space="preserve"> working days after the handover of house and room keys and the Landlord reserves the absolute right to make such deductions for (i) such amount due and owing to the Landlord and any applicable third party(ies) including utilities bodies; and (ii)any damages caused by the Tenant to the premise, the room and the fixtures, fittings and furniture therein.</w:t>
-      </w:r>
-    </w:p>
-    <w:p>
-      <w:pPr>
-        <w:tabs>
-          <w:tab w:val="left" w:pos="651"/>
-        </w:tabs>
-        <w:spacing w:after="120" w:line="240" w:lineRule="auto"/>
-        <w:ind w:right="275"/>
-        <w:jc w:val="both"/>
+        <w:t xml:space="preserve"> working days after the handover of house and room keys and </w:t>
+      </w:r>
+      <w:r>
         <w:rPr>
           <w:rFonts w:ascii="Cambria" w:eastAsia="Cambria" w:hAnsi="Cambria" w:cs="Cambria"/>
           <w:spacing w:val="-5"/>
           <w:sz w:val="20"/>
           <w:szCs w:val="20"/>
         </w:rPr>
-      </w:pPr>
+        <w:t>{{company.name}}</w:t>
+      </w:r>
+      <w:r>
+        <w:rPr>
+          <w:rFonts w:ascii="Cambria" w:eastAsia="Cambria" w:hAnsi="Cambria" w:cs="Cambria"/>
+          <w:spacing w:val="-5"/>
+          <w:sz w:val="20"/>
+          <w:szCs w:val="20"/>
+        </w:rPr>
+        <w:t xml:space="preserve"> reserves the absolute right to make such deductions for (i) such amount due and owing to </w:t>
+      </w:r>
+      <w:r>
+        <w:rPr>
+          <w:rFonts w:ascii="Cambria" w:eastAsia="Cambria" w:hAnsi="Cambria" w:cs="Cambria"/>
+          <w:spacing w:val="-5"/>
+          <w:sz w:val="20"/>
+          <w:szCs w:val="20"/>
+        </w:rPr>
+        <w:t>{{company.name}}</w:t>
+      </w:r>
+      <w:r>
+        <w:rPr>
+          <w:rFonts w:ascii="Cambria" w:eastAsia="Cambria" w:hAnsi="Cambria" w:cs="Cambria"/>
+          <w:spacing w:val="-5"/>
+          <w:sz w:val="20"/>
+          <w:szCs w:val="20"/>
+        </w:rPr>
+        <w:t xml:space="preserve"> and any applicable third party(ies) including utilities bodies; and (ii)any damages caused by the Tenant to the premise, the room and the fixtures, fittings and furniture therein.</w:t>
+      </w:r>
+      <w:bookmarkEnd w:id="34"/>
     </w:p>
     <w:p>
       <w:pPr>
@@ -6198,7 +6366,7 @@
                 <w:szCs w:val="20"/>
               </w:rPr>
             </w:pPr>
-            <w:bookmarkStart w:id="13" w:name="NNF_14_4544_355_19_0_B"/>
+            <w:bookmarkStart w:id="35" w:name="NNF_14_4544_355_19_0_B"/>
             <w:r>
               <w:rPr>
                 <w:rFonts w:ascii="Cambria" w:eastAsia="Cambria" w:hAnsi="Cambria" w:cs="Cambria"/>
@@ -6228,7 +6396,7 @@
               </w:rPr>
               <w:t>_name}}</w:t>
             </w:r>
-            <w:bookmarkEnd w:id="13"/>
+            <w:bookmarkEnd w:id="35"/>
           </w:p>
         </w:tc>
       </w:tr>
@@ -6287,7 +6455,7 @@
                 <w:szCs w:val="20"/>
               </w:rPr>
             </w:pPr>
-            <w:bookmarkStart w:id="14" w:name="NNF_15_4544_352_19_0_B"/>
+            <w:bookmarkStart w:id="36" w:name="NNF_15_4544_352_19_0_B"/>
             <w:r>
               <w:rPr>
                 <w:rFonts w:ascii="Cambria" w:eastAsia="Cambria" w:hAnsi="Cambria" w:cs="Cambria"/>
@@ -6317,7 +6485,7 @@
               </w:rPr>
               <w:t>}}</w:t>
             </w:r>
-            <w:bookmarkEnd w:id="14"/>
+            <w:bookmarkEnd w:id="36"/>
           </w:p>
         </w:tc>
       </w:tr>
@@ -6374,7 +6542,7 @@
                 <w:szCs w:val="20"/>
               </w:rPr>
             </w:pPr>
-            <w:bookmarkStart w:id="15" w:name="NNF_16_4544_357_19_0_B"/>
+            <w:bookmarkStart w:id="37" w:name="NNF_16_4544_357_19_0_B"/>
             <w:r>
               <w:rPr>
                 <w:rFonts w:ascii="Cambria" w:eastAsia="Cambria" w:hAnsi="Cambria" w:cs="Cambria"/>
@@ -6404,59 +6572,11 @@
               </w:rPr>
               <w:t>_number}}</w:t>
             </w:r>
-            <w:bookmarkEnd w:id="15"/>
+            <w:bookmarkEnd w:id="37"/>
           </w:p>
         </w:tc>
       </w:tr>
     </w:tbl>
-    <w:p>
-      <w:pPr>
-        <w:tabs>
-          <w:tab w:val="left" w:pos="651"/>
-        </w:tabs>
-        <w:spacing w:after="120" w:line="240" w:lineRule="auto"/>
-        <w:ind w:left="652" w:right="275"/>
-        <w:jc w:val="both"/>
-        <w:rPr>
-          <w:rFonts w:ascii="Cambria" w:eastAsia="Cambria" w:hAnsi="Cambria" w:cs="Cambria"/>
-          <w:spacing w:val="-5"/>
-          <w:sz w:val="20"/>
-          <w:szCs w:val="20"/>
-        </w:rPr>
-      </w:pPr>
-    </w:p>
-    <w:p>
-      <w:pPr>
-        <w:tabs>
-          <w:tab w:val="left" w:pos="651"/>
-        </w:tabs>
-        <w:spacing w:after="120" w:line="240" w:lineRule="auto"/>
-        <w:ind w:right="275"/>
-        <w:jc w:val="both"/>
-        <w:rPr>
-          <w:rFonts w:ascii="Cambria" w:eastAsia="Cambria" w:hAnsi="Cambria" w:cs="Cambria"/>
-          <w:spacing w:val="-5"/>
-          <w:sz w:val="20"/>
-          <w:szCs w:val="20"/>
-        </w:rPr>
-      </w:pPr>
-    </w:p>
-    <w:p>
-      <w:pPr>
-        <w:tabs>
-          <w:tab w:val="left" w:pos="651"/>
-        </w:tabs>
-        <w:spacing w:after="120" w:line="240" w:lineRule="auto"/>
-        <w:ind w:right="275"/>
-        <w:jc w:val="both"/>
-        <w:rPr>
-          <w:rFonts w:ascii="Cambria" w:eastAsia="Cambria" w:hAnsi="Cambria" w:cs="Cambria"/>
-          <w:spacing w:val="-5"/>
-          <w:sz w:val="20"/>
-          <w:szCs w:val="20"/>
-        </w:rPr>
-      </w:pPr>
-    </w:p>
     <w:p>
       <w:pPr>
         <w:tabs>
@@ -6647,7 +6767,7 @@
                           </pic:cNvPicPr>
                         </pic:nvPicPr>
                         <pic:blipFill>
-                          <a:blip r:embed="rId7" cstate="print">
+                          <a:blip r:embed="rId10" cstate="print">
                             <a:extLst>
                               <a:ext uri="{28A0092B-C50C-407E-A947-70E740481C1C}">
                                 <a14:useLocalDpi xmlns:a14="http://schemas.microsoft.com/office/drawing/2010/main" val="0"/>
@@ -6704,7 +6824,7 @@
                           </pic:cNvPicPr>
                         </pic:nvPicPr>
                         <pic:blipFill>
-                          <a:blip r:embed="rId8" cstate="print">
+                          <a:blip r:embed="rId11" cstate="print">
                             <a:extLst>
                               <a:ext uri="{28A0092B-C50C-407E-A947-70E740481C1C}">
                                 <a14:useLocalDpi xmlns:a14="http://schemas.microsoft.com/office/drawing/2010/main" val="0"/>
@@ -6834,6 +6954,7 @@
           </w:tcPr>
           <w:p>
             <w:pPr>
+              <w:keepLines/>
               <w:tabs>
                 <w:tab w:val="left" w:pos="1010"/>
                 <w:tab w:val="left" w:pos="5330"/>
@@ -6848,6 +6969,7 @@
                 <w:szCs w:val="20"/>
               </w:rPr>
             </w:pPr>
+            <w:bookmarkStart w:id="38" w:name="NNF_40_4400_480_20_1_D"/>
             <w:r>
               <w:rPr>
                 <w:rFonts w:ascii="Cambria" w:eastAsia="Cambria" w:hAnsi="Cambria" w:cs="Cambria"/>
@@ -6874,37 +6996,18 @@
                 <w:sz w:val="20"/>
                 <w:szCs w:val="20"/>
               </w:rPr>
-              <w:t>by</w:t>
+              <w:t>of {{company.name}}</w:t>
             </w:r>
             <w:r>
               <w:rPr>
                 <w:rFonts w:ascii="Cambria" w:eastAsia="Cambria" w:hAnsi="Cambria" w:cs="Cambria"/>
                 <w:b/>
-                <w:spacing w:val="-6"/>
-                <w:sz w:val="20"/>
-                <w:szCs w:val="20"/>
-              </w:rPr>
-              <w:t xml:space="preserve"> </w:t>
-            </w:r>
-            <w:r>
-              <w:rPr>
-                <w:rFonts w:ascii="Cambria" w:eastAsia="Cambria" w:hAnsi="Cambria" w:cs="Cambria"/>
-                <w:b/>
-                <w:spacing w:val="-6"/>
-                <w:sz w:val="20"/>
-                <w:szCs w:val="20"/>
-              </w:rPr>
-              <w:t>Officer and on behalf of</w:t>
-            </w:r>
-            <w:r>
-              <w:rPr>
-                <w:rFonts w:ascii="Cambria" w:eastAsia="Cambria" w:hAnsi="Cambria" w:cs="Cambria"/>
-                <w:b/>
                 <w:sz w:val="20"/>
                 <w:szCs w:val="20"/>
               </w:rPr>
               <w:t>)</w:t>
             </w:r>
+            <w:bookmarkEnd w:id="38"/>
           </w:p>
         </w:tc>
       </w:tr>
@@ -6931,7 +7034,7 @@
                 <w:szCs w:val="20"/>
               </w:rPr>
             </w:pPr>
-            <w:bookmarkStart w:id="16" w:name="NNF_17_4693_235_19_0_B"/>
+            <w:bookmarkStart w:id="39" w:name="NNF_17_4693_235_19_0_B"/>
             <w:proofErr w:type="gramStart"/>
             <w:r>
               <w:rPr>
@@ -6952,7 +7055,7 @@
               </w:rPr>
               <w:t>tenant_name}}</w:t>
             </w:r>
-            <w:bookmarkEnd w:id="16"/>
+            <w:bookmarkEnd w:id="39"/>
           </w:p>
         </w:tc>
         <w:tc>
@@ -6961,6 +7064,7 @@
           </w:tcPr>
           <w:p>
             <w:pPr>
+              <w:keepLines/>
               <w:tabs>
                 <w:tab w:val="left" w:pos="1010"/>
                 <w:tab w:val="left" w:pos="5330"/>
@@ -6974,7 +7078,7 @@
                 <w:szCs w:val="20"/>
               </w:rPr>
             </w:pPr>
-            <w:bookmarkStart w:id="17" w:name="NNF_18_4741_235_19_0_B"/>
+            <w:bookmarkStart w:id="40" w:name="NNF_18_4741_235_19_0_B"/>
             <w:proofErr w:type="gramStart"/>
             <w:r>
               <w:rPr>
@@ -6995,7 +7099,7 @@
               </w:rPr>
               <w:t>company.name}}</w:t>
             </w:r>
-            <w:bookmarkEnd w:id="17"/>
+            <w:bookmarkEnd w:id="40"/>
           </w:p>
         </w:tc>
       </w:tr>
@@ -7022,7 +7126,7 @@
                 <w:szCs w:val="20"/>
               </w:rPr>
             </w:pPr>
-            <w:bookmarkStart w:id="18" w:name="NNF_19_4693_237_19_0_B"/>
+            <w:bookmarkStart w:id="41" w:name="NNF_19_4693_237_19_0_B"/>
             <w:r>
               <w:rPr>
                 <w:rFonts w:ascii="Cambria" w:eastAsia="Cambria" w:hAnsi="Cambria" w:cs="Cambria"/>
@@ -7055,7 +7159,7 @@
               </w:rPr>
               <w:t>tenant_id}}</w:t>
             </w:r>
-            <w:bookmarkEnd w:id="18"/>
+            <w:bookmarkEnd w:id="41"/>
           </w:p>
         </w:tc>
         <w:tc>
@@ -7077,7 +7181,7 @@
                 <w:szCs w:val="20"/>
               </w:rPr>
             </w:pPr>
-            <w:bookmarkStart w:id="19" w:name="NNF_20_4741_237_19_0_B"/>
+            <w:bookmarkStart w:id="42" w:name="NNF_20_4741_237_19_0_B"/>
             <w:r>
               <w:rPr>
                 <w:rFonts w:ascii="Cambria" w:eastAsia="Cambria" w:hAnsi="Cambria" w:cs="Cambria"/>
@@ -7107,7 +7211,7 @@
               </w:rPr>
               <w:t>}}</w:t>
             </w:r>
-            <w:bookmarkEnd w:id="19"/>
+            <w:bookmarkEnd w:id="42"/>
           </w:p>
         </w:tc>
       </w:tr>
@@ -7134,7 +7238,7 @@
                 <w:szCs w:val="20"/>
               </w:rPr>
             </w:pPr>
-            <w:bookmarkStart w:id="20" w:name="NNF_21_4693_235_19_0_B"/>
+            <w:bookmarkStart w:id="43" w:name="NNF_21_4693_235_19_0_B"/>
             <w:proofErr w:type="gramStart"/>
             <w:r>
               <w:rPr>
@@ -7157,7 +7261,7 @@
               </w:rPr>
               <w:t>agreement_date}}</w:t>
             </w:r>
-            <w:bookmarkEnd w:id="20"/>
+            <w:bookmarkEnd w:id="43"/>
           </w:p>
         </w:tc>
         <w:tc>
@@ -7180,7 +7284,7 @@
                 <w:lang w:eastAsia="zh-CN"/>
               </w:rPr>
             </w:pPr>
-            <w:bookmarkStart w:id="21" w:name="NNF_22_4741_235_19_0_B"/>
+            <w:bookmarkStart w:id="44" w:name="NNF_22_4741_235_19_0_B"/>
             <w:proofErr w:type="gramStart"/>
             <w:r>
               <w:rPr>
@@ -7203,7 +7307,7 @@
               </w:rPr>
               <w:t>agreement_date}}</w:t>
             </w:r>
-            <w:bookmarkEnd w:id="21"/>
+            <w:bookmarkEnd w:id="44"/>
           </w:p>
         </w:tc>
       </w:tr>
@@ -7571,8 +7675,8 @@
         <w:tblLook w:val="04A0" w:firstRow="1" w:lastRow="0" w:firstColumn="1" w:lastColumn="0" w:noHBand="0" w:noVBand="1"/>
       </w:tblPr>
       <w:tblGrid>
-        <w:gridCol w:w="4852"/>
-        <w:gridCol w:w="4820"/>
+        <w:gridCol w:w="4835"/>
+        <w:gridCol w:w="4837"/>
       </w:tblGrid>
       <w:tr>
         <w:tc>
@@ -7805,6 +7909,7 @@
           <w:p>
             <w:pPr>
               <w:keepNext/>
+              <w:keepLines/>
               <w:tabs>
                 <w:tab w:val="left" w:pos="1010"/>
                 <w:tab w:val="left" w:pos="5330"/>
@@ -7819,6 +7924,7 @@
                 <w:szCs w:val="20"/>
               </w:rPr>
             </w:pPr>
+            <w:bookmarkStart w:id="45" w:name="NNF_41_4518_480_20_1_D"/>
             <w:r>
               <w:rPr>
                 <w:rFonts w:ascii="Cambria" w:eastAsia="Cambria" w:hAnsi="Cambria" w:cs="Cambria"/>
@@ -7864,8 +7970,27 @@
                 <w:sz w:val="20"/>
                 <w:szCs w:val="20"/>
               </w:rPr>
-              <w:t>of the Landlord)</w:t>
+              <w:t xml:space="preserve">of </w:t>
             </w:r>
+            <w:r>
+              <w:rPr>
+                <w:rFonts w:ascii="Cambria" w:eastAsia="Cambria" w:hAnsi="Cambria" w:cs="Cambria"/>
+                <w:b/>
+                <w:sz w:val="20"/>
+                <w:szCs w:val="20"/>
+              </w:rPr>
+              <w:t>{{company.name}}</w:t>
+            </w:r>
+            <w:r>
+              <w:rPr>
+                <w:rFonts w:ascii="Cambria" w:eastAsia="Cambria" w:hAnsi="Cambria" w:cs="Cambria"/>
+                <w:b/>
+                <w:sz w:val="20"/>
+                <w:szCs w:val="20"/>
+              </w:rPr>
+              <w:t>)</w:t>
+            </w:r>
+            <w:bookmarkEnd w:id="45"/>
           </w:p>
         </w:tc>
       </w:tr>
@@ -7893,7 +8018,7 @@
                 <w:szCs w:val="20"/>
               </w:rPr>
             </w:pPr>
-            <w:bookmarkStart w:id="22" w:name="NNF_23_4717_235_19_0_B"/>
+            <w:bookmarkStart w:id="46" w:name="NNF_23_4717_235_19_0_B"/>
             <w:proofErr w:type="gramStart"/>
             <w:r>
               <w:rPr>
@@ -7914,7 +8039,7 @@
               </w:rPr>
               <w:t>guardian_name}}</w:t>
             </w:r>
-            <w:bookmarkEnd w:id="22"/>
+            <w:bookmarkEnd w:id="46"/>
           </w:p>
         </w:tc>
         <w:tc>
@@ -7983,7 +8108,7 @@
                 <w:szCs w:val="20"/>
               </w:rPr>
             </w:pPr>
-            <w:bookmarkStart w:id="23" w:name="NNF_24_4717_235_19_0_B"/>
+            <w:bookmarkStart w:id="47" w:name="NNF_24_4717_235_19_0_B"/>
             <w:proofErr w:type="gramStart"/>
             <w:r>
               <w:rPr>
@@ -8006,7 +8131,7 @@
               </w:rPr>
               <w:t>guardian_id}}</w:t>
             </w:r>
-            <w:bookmarkEnd w:id="23"/>
+            <w:bookmarkEnd w:id="47"/>
           </w:p>
         </w:tc>
         <w:tc>
@@ -8065,7 +8190,7 @@
                 <w:szCs w:val="20"/>
               </w:rPr>
             </w:pPr>
-            <w:bookmarkStart w:id="24" w:name="NNF_25_4717_237_19_0_B"/>
+            <w:bookmarkStart w:id="48" w:name="NNF_25_4717_237_19_0_B"/>
             <w:proofErr w:type="gramStart"/>
             <w:r>
               <w:rPr>
@@ -8088,7 +8213,7 @@
               </w:rPr>
               <w:t>guardian_date}}</w:t>
             </w:r>
-            <w:bookmarkEnd w:id="24"/>
+            <w:bookmarkEnd w:id="48"/>
           </w:p>
         </w:tc>
         <w:tc>
@@ -8159,72 +8284,7 @@
           <w:szCs w:val="20"/>
         </w:rPr>
       </w:pPr>
-      <w:bookmarkStart w:id="25" w:name="NNF_26_9270_1370_19_0_B"/>
-      <w:r>
-        <w:rPr>
-          <w:rFonts w:ascii="Cambria" w:eastAsia="Cambria" w:hAnsi="Cambria" w:cs="Cambria"/>
-          <w:noProof/>
-          <w:spacing w:val="-5"/>
-          <w:sz w:val="20"/>
-          <w:szCs w:val="20"/>
-        </w:rPr>
-        <w:drawing>
-          <wp:anchor distT="0" distB="0" distL="114300" distR="114300" simplePos="0" relativeHeight="251665920" behindDoc="1" locked="0" layoutInCell="1" allowOverlap="1" wp14:anchorId="53938DEE" wp14:editId="0631A1D8">
-            <wp:simplePos x="0" y="0"/>
-            <wp:positionH relativeFrom="column">
-              <wp:posOffset>4713514</wp:posOffset>
-            </wp:positionH>
-            <wp:positionV relativeFrom="page">
-              <wp:posOffset>9688286</wp:posOffset>
-            </wp:positionV>
-            <wp:extent cx="1303020" cy="730250"/>
-            <wp:effectExtent l="0" t="0" r="0" b="0"/>
-            <wp:wrapNone/>
-            <wp:docPr id="1255896697" name="Picture 1"/>
-            <wp:cNvGraphicFramePr>
-              <a:graphicFrameLocks xmlns:a="http://schemas.openxmlformats.org/drawingml/2006/main" noChangeAspect="1"/>
-            </wp:cNvGraphicFramePr>
-            <a:graphic xmlns:a="http://schemas.openxmlformats.org/drawingml/2006/main">
-              <a:graphicData uri="http://schemas.openxmlformats.org/drawingml/2006/picture">
-                <pic:pic xmlns:pic="http://schemas.openxmlformats.org/drawingml/2006/picture">
-                  <pic:nvPicPr>
-                    <pic:cNvPr id="0" name="Picture 1"/>
-                    <pic:cNvPicPr>
-                      <a:picLocks noChangeAspect="1" noChangeArrowheads="1"/>
-                    </pic:cNvPicPr>
-                  </pic:nvPicPr>
-                  <pic:blipFill>
-                    <a:blip r:embed="rId7" cstate="print">
-                      <a:extLst>
-                        <a:ext uri="{28A0092B-C50C-407E-A947-70E740481C1C}">
-                          <a14:useLocalDpi xmlns:a14="http://schemas.microsoft.com/office/drawing/2010/main" val="0"/>
-                        </a:ext>
-                      </a:extLst>
-                    </a:blip>
-                    <a:srcRect/>
-                    <a:stretch>
-                      <a:fillRect/>
-                    </a:stretch>
-                  </pic:blipFill>
-                  <pic:spPr bwMode="auto">
-                    <a:xfrm>
-                      <a:off x="0" y="0"/>
-                      <a:ext cx="1303020" cy="730250"/>
-                    </a:xfrm>
-                    <a:prstGeom prst="rect">
-                      <a:avLst/>
-                    </a:prstGeom>
-                    <a:noFill/>
-                    <a:ln>
-                      <a:noFill/>
-                    </a:ln>
-                  </pic:spPr>
-                </pic:pic>
-              </a:graphicData>
-            </a:graphic>
-          </wp:anchor>
-        </w:drawing>
-      </w:r>
+      <w:bookmarkStart w:id="49" w:name="NNF_26_9270_1370_19_0_B"/>
       <w:r>
         <w:rPr>
           <w:rFonts w:ascii="Cambria" w:eastAsia="Cambria" w:hAnsi="Cambria" w:cs="Cambria"/>
@@ -8311,12 +8371,13 @@
         </w:rPr>
         <w:t>.</w:t>
       </w:r>
-      <w:bookmarkEnd w:id="25"/>
+      <w:bookmarkEnd w:id="49"/>
     </w:p>
     <w:sectPr>
-      <w:headerReference w:type="first" r:id="rId9"/>
+      <w:headerReference w:type="first" r:id="rId12"/>
+      <w:footerReference w:type="first" r:id="rId13"/>
       <w:pgSz w:w="11906" w:h="16838" w:code="9"/>
-      <w:pgMar w:top="1152" w:right="1080" w:bottom="1440" w:left="1080" w:header="1300" w:footer="720" w:gutter="0"/>
+      <w:pgMar w:top="1152" w:right="1080" w:bottom="1440" w:left="1080" w:header="864" w:footer="720" w:gutter="0"/>
       <w:cols w:space="720"/>
       <w:titlePg/>
       <w:docGrid w:linePitch="360"/>
@@ -8350,6 +8411,178 @@
 </w:endnotes>
 </file>
 
+<file path=word/footer1.xml><?xml version="1.0" encoding="utf-8"?>
+<w:ftr xmlns:wpc="http://schemas.microsoft.com/office/word/2010/wordprocessingCanvas" xmlns:cx="http://schemas.microsoft.com/office/drawing/2014/chartex" xmlns:cx1="http://schemas.microsoft.com/office/drawing/2015/9/8/chartex" xmlns:cx2="http://schemas.microsoft.com/office/drawing/2015/10/21/chartex" xmlns:cx3="http://schemas.microsoft.com/office/drawing/2016/5/9/chartex" xmlns:cx4="http://schemas.microsoft.com/office/drawing/2016/5/10/chartex" xmlns:cx5="http://schemas.microsoft.com/office/drawing/2016/5/11/chartex" xmlns:cx6="http://schemas.microsoft.com/office/drawing/2016/5/12/chartex" xmlns:cx7="http://schemas.microsoft.com/office/drawing/2016/5/13/chartex" xmlns:cx8="http://schemas.microsoft.com/office/drawing/2016/5/14/chartex" xmlns:mc="http://schemas.openxmlformats.org/markup-compatibility/2006" xmlns:aink="http://schemas.microsoft.com/office/drawing/2016/ink" xmlns:am3d="http://schemas.microsoft.com/office/drawing/2017/model3d" xmlns:o="urn:schemas-microsoft-com:office:office" xmlns:oel="http://schemas.microsoft.com/office/2019/extlst" xmlns:r="http://schemas.openxmlformats.org/officeDocument/2006/relationships" xmlns:m="http://schemas.openxmlformats.org/officeDocument/2006/math" xmlns:v="urn:schemas-microsoft-com:vml" xmlns:wp14="http://schemas.microsoft.com/office/word/2010/wordprocessingDrawing" xmlns:wp="http://schemas.openxmlformats.org/drawingml/2006/wordprocessingDrawing" xmlns:w10="urn:schemas-microsoft-com:office:word" xmlns:w="http://schemas.openxmlformats.org/wordprocessingml/2006/main" xmlns:w14="http://schemas.microsoft.com/office/word/2010/wordml" xmlns:w15="http://schemas.microsoft.com/office/word/2012/wordml" xmlns:w16cex="http://schemas.microsoft.com/office/word/2018/wordml/cex" xmlns:w16cid="http://schemas.microsoft.com/office/word/2016/wordml/cid" xmlns:w16="http://schemas.microsoft.com/office/word/2018/wordml" xmlns:w16du="http://schemas.microsoft.com/office/word/2023/wordml/word16du" xmlns:w16sdtdh="http://schemas.microsoft.com/office/word/2020/wordml/sdtdatahash" xmlns:w16sdtfl="http://schemas.microsoft.com/office/word/2024/wordml/sdtformatlock" xmlns:w16se="http://schemas.microsoft.com/office/word/2015/wordml/symex" xmlns:wpg="http://schemas.microsoft.com/office/word/2010/wordprocessingGroup" xmlns:wpi="http://schemas.microsoft.com/office/word/2010/wordprocessingInk" xmlns:wne="http://schemas.microsoft.com/office/word/2006/wordml" xmlns:wps="http://schemas.microsoft.com/office/word/2010/wordprocessingShape" mc:Ignorable="w14 w15 w16se w16cid w16 w16cex w16sdtdh w16sdtfl w16du wp14">
+  <w:p>
+    <w:pPr>
+      <w:pStyle w:val="Footer"/>
+    </w:pPr>
+    <w:r>
+      <w:rPr>
+        <w:rFonts w:ascii="Cambria" w:eastAsia="Cambria" w:hAnsi="Cambria" w:cs="Cambria"/>
+        <w:noProof/>
+        <w:spacing w:val="-5"/>
+        <w:sz w:val="20"/>
+        <w:szCs w:val="20"/>
+      </w:rPr>
+      <w:drawing>
+        <wp:anchor distT="0" distB="0" distL="114300" distR="114300" simplePos="0" relativeHeight="251660288" behindDoc="0" locked="0" layoutInCell="1" allowOverlap="1" wp14:anchorId="36378236" wp14:editId="233ABAB4">
+          <wp:simplePos x="0" y="0"/>
+          <wp:positionH relativeFrom="column">
+            <wp:posOffset>4729843</wp:posOffset>
+          </wp:positionH>
+          <wp:positionV relativeFrom="page">
+            <wp:posOffset>9852932</wp:posOffset>
+          </wp:positionV>
+          <wp:extent cx="1307592" cy="731520"/>
+          <wp:effectExtent l="0" t="0" r="0" b="0"/>
+          <wp:wrapNone/>
+          <wp:docPr id="1055847095" name="Picture 1"/>
+          <wp:cNvGraphicFramePr>
+            <a:graphicFrameLocks xmlns:a="http://schemas.openxmlformats.org/drawingml/2006/main" noChangeAspect="1"/>
+          </wp:cNvGraphicFramePr>
+          <a:graphic xmlns:a="http://schemas.openxmlformats.org/drawingml/2006/main">
+            <a:graphicData uri="http://schemas.openxmlformats.org/drawingml/2006/picture">
+              <pic:pic xmlns:pic="http://schemas.openxmlformats.org/drawingml/2006/picture">
+                <pic:nvPicPr>
+                  <pic:cNvPr id="0" name="Picture 1"/>
+                  <pic:cNvPicPr>
+                    <a:picLocks noChangeAspect="1" noChangeArrowheads="1"/>
+                  </pic:cNvPicPr>
+                </pic:nvPicPr>
+                <pic:blipFill>
+                  <a:blip r:embed="rId1" cstate="print">
+                    <a:extLst>
+                      <a:ext uri="{28A0092B-C50C-407E-A947-70E740481C1C}">
+                        <a14:useLocalDpi xmlns:a14="http://schemas.microsoft.com/office/drawing/2010/main" val="0"/>
+                      </a:ext>
+                    </a:extLst>
+                  </a:blip>
+                  <a:srcRect/>
+                  <a:stretch>
+                    <a:fillRect/>
+                  </a:stretch>
+                </pic:blipFill>
+                <pic:spPr bwMode="auto">
+                  <a:xfrm>
+                    <a:off x="0" y="0"/>
+                    <a:ext cx="1307592" cy="731520"/>
+                  </a:xfrm>
+                  <a:prstGeom prst="rect">
+                    <a:avLst/>
+                  </a:prstGeom>
+                  <a:noFill/>
+                  <a:ln>
+                    <a:noFill/>
+                  </a:ln>
+                </pic:spPr>
+              </pic:pic>
+            </a:graphicData>
+          </a:graphic>
+          <wp14:sizeRelH relativeFrom="margin">
+            <wp14:pctWidth>0</wp14:pctWidth>
+          </wp14:sizeRelH>
+          <wp14:sizeRelV relativeFrom="margin">
+            <wp14:pctHeight>0</wp14:pctHeight>
+          </wp14:sizeRelV>
+        </wp:anchor>
+      </w:drawing>
+    </w:r>
+  </w:p>
+</w:ftr>
+</file>
+
+<file path=word/footer2.xml><?xml version="1.0" encoding="utf-8"?>
+<w:ftr xmlns:wpc="http://schemas.microsoft.com/office/word/2010/wordprocessingCanvas" xmlns:cx="http://schemas.microsoft.com/office/drawing/2014/chartex" xmlns:cx1="http://schemas.microsoft.com/office/drawing/2015/9/8/chartex" xmlns:cx2="http://schemas.microsoft.com/office/drawing/2015/10/21/chartex" xmlns:cx3="http://schemas.microsoft.com/office/drawing/2016/5/9/chartex" xmlns:cx4="http://schemas.microsoft.com/office/drawing/2016/5/10/chartex" xmlns:cx5="http://schemas.microsoft.com/office/drawing/2016/5/11/chartex" xmlns:cx6="http://schemas.microsoft.com/office/drawing/2016/5/12/chartex" xmlns:cx7="http://schemas.microsoft.com/office/drawing/2016/5/13/chartex" xmlns:cx8="http://schemas.microsoft.com/office/drawing/2016/5/14/chartex" xmlns:mc="http://schemas.openxmlformats.org/markup-compatibility/2006" xmlns:aink="http://schemas.microsoft.com/office/drawing/2016/ink" xmlns:am3d="http://schemas.microsoft.com/office/drawing/2017/model3d" xmlns:o="urn:schemas-microsoft-com:office:office" xmlns:oel="http://schemas.microsoft.com/office/2019/extlst" xmlns:r="http://schemas.openxmlformats.org/officeDocument/2006/relationships" xmlns:m="http://schemas.openxmlformats.org/officeDocument/2006/math" xmlns:v="urn:schemas-microsoft-com:vml" xmlns:wp14="http://schemas.microsoft.com/office/word/2010/wordprocessingDrawing" xmlns:wp="http://schemas.openxmlformats.org/drawingml/2006/wordprocessingDrawing" xmlns:w10="urn:schemas-microsoft-com:office:word" xmlns:w="http://schemas.openxmlformats.org/wordprocessingml/2006/main" xmlns:w14="http://schemas.microsoft.com/office/word/2010/wordml" xmlns:w15="http://schemas.microsoft.com/office/word/2012/wordml" xmlns:w16cex="http://schemas.microsoft.com/office/word/2018/wordml/cex" xmlns:w16cid="http://schemas.microsoft.com/office/word/2016/wordml/cid" xmlns:w16="http://schemas.microsoft.com/office/word/2018/wordml" xmlns:w16du="http://schemas.microsoft.com/office/word/2023/wordml/word16du" xmlns:w16sdtdh="http://schemas.microsoft.com/office/word/2020/wordml/sdtdatahash" xmlns:w16sdtfl="http://schemas.microsoft.com/office/word/2024/wordml/sdtformatlock" xmlns:w16se="http://schemas.microsoft.com/office/word/2015/wordml/symex" xmlns:wpg="http://schemas.microsoft.com/office/word/2010/wordprocessingGroup" xmlns:wpi="http://schemas.microsoft.com/office/word/2010/wordprocessingInk" xmlns:wne="http://schemas.microsoft.com/office/word/2006/wordml" xmlns:wps="http://schemas.microsoft.com/office/word/2010/wordprocessingShape" mc:Ignorable="w14 w15 w16se w16cid w16 w16cex w16sdtdh w16sdtfl w16du wp14">
+  <w:p>
+    <w:pPr>
+      <w:pStyle w:val="Footer"/>
+    </w:pPr>
+    <w:r>
+      <w:rPr>
+        <w:rFonts w:ascii="Cambria" w:eastAsia="Cambria" w:hAnsi="Cambria" w:cs="Cambria"/>
+        <w:noProof/>
+        <w:spacing w:val="-5"/>
+        <w:sz w:val="20"/>
+        <w:szCs w:val="20"/>
+      </w:rPr>
+      <w:drawing>
+        <wp:anchor distT="0" distB="0" distL="114300" distR="114300" simplePos="0" relativeHeight="251658752" behindDoc="0" locked="0" layoutInCell="1" allowOverlap="1" wp14:anchorId="0365F667" wp14:editId="0C0BB47C">
+          <wp:simplePos x="0" y="0"/>
+          <wp:positionH relativeFrom="column">
+            <wp:posOffset>4708071</wp:posOffset>
+          </wp:positionH>
+          <wp:positionV relativeFrom="page">
+            <wp:posOffset>9771290</wp:posOffset>
+          </wp:positionV>
+          <wp:extent cx="1307592" cy="731520"/>
+          <wp:effectExtent l="0" t="0" r="0" b="0"/>
+          <wp:wrapNone/>
+          <wp:docPr id="2116713634" name="Picture 1"/>
+          <wp:cNvGraphicFramePr>
+            <a:graphicFrameLocks xmlns:a="http://schemas.openxmlformats.org/drawingml/2006/main" noChangeAspect="1"/>
+          </wp:cNvGraphicFramePr>
+          <a:graphic xmlns:a="http://schemas.openxmlformats.org/drawingml/2006/main">
+            <a:graphicData uri="http://schemas.openxmlformats.org/drawingml/2006/picture">
+              <pic:pic xmlns:pic="http://schemas.openxmlformats.org/drawingml/2006/picture">
+                <pic:nvPicPr>
+                  <pic:cNvPr id="0" name="Picture 1"/>
+                  <pic:cNvPicPr>
+                    <a:picLocks noChangeAspect="1" noChangeArrowheads="1"/>
+                  </pic:cNvPicPr>
+                </pic:nvPicPr>
+                <pic:blipFill>
+                  <a:blip r:embed="rId1" cstate="print">
+                    <a:extLst>
+                      <a:ext uri="{28A0092B-C50C-407E-A947-70E740481C1C}">
+                        <a14:useLocalDpi xmlns:a14="http://schemas.microsoft.com/office/drawing/2010/main" val="0"/>
+                      </a:ext>
+                    </a:extLst>
+                  </a:blip>
+                  <a:srcRect/>
+                  <a:stretch>
+                    <a:fillRect/>
+                  </a:stretch>
+                </pic:blipFill>
+                <pic:spPr bwMode="auto">
+                  <a:xfrm>
+                    <a:off x="0" y="0"/>
+                    <a:ext cx="1307592" cy="731520"/>
+                  </a:xfrm>
+                  <a:prstGeom prst="rect">
+                    <a:avLst/>
+                  </a:prstGeom>
+                  <a:noFill/>
+                  <a:ln>
+                    <a:noFill/>
+                  </a:ln>
+                </pic:spPr>
+              </pic:pic>
+            </a:graphicData>
+          </a:graphic>
+          <wp14:sizeRelH relativeFrom="margin">
+            <wp14:pctWidth>0</wp14:pctWidth>
+          </wp14:sizeRelH>
+          <wp14:sizeRelV relativeFrom="margin">
+            <wp14:pctHeight>0</wp14:pctHeight>
+          </wp14:sizeRelV>
+        </wp:anchor>
+      </w:drawing>
+    </w:r>
+  </w:p>
+</w:ftr>
+</file>
+
+<file path=word/footer3.xml><?xml version="1.0" encoding="utf-8"?>
+<w:ftr xmlns:wpc="http://schemas.microsoft.com/office/word/2010/wordprocessingCanvas" xmlns:cx="http://schemas.microsoft.com/office/drawing/2014/chartex" xmlns:cx1="http://schemas.microsoft.com/office/drawing/2015/9/8/chartex" xmlns:cx2="http://schemas.microsoft.com/office/drawing/2015/10/21/chartex" xmlns:cx3="http://schemas.microsoft.com/office/drawing/2016/5/9/chartex" xmlns:cx4="http://schemas.microsoft.com/office/drawing/2016/5/10/chartex" xmlns:cx5="http://schemas.microsoft.com/office/drawing/2016/5/11/chartex" xmlns:cx6="http://schemas.microsoft.com/office/drawing/2016/5/12/chartex" xmlns:cx7="http://schemas.microsoft.com/office/drawing/2016/5/13/chartex" xmlns:cx8="http://schemas.microsoft.com/office/drawing/2016/5/14/chartex" xmlns:mc="http://schemas.openxmlformats.org/markup-compatibility/2006" xmlns:aink="http://schemas.microsoft.com/office/drawing/2016/ink" xmlns:am3d="http://schemas.microsoft.com/office/drawing/2017/model3d" xmlns:o="urn:schemas-microsoft-com:office:office" xmlns:oel="http://schemas.microsoft.com/office/2019/extlst" xmlns:r="http://schemas.openxmlformats.org/officeDocument/2006/relationships" xmlns:m="http://schemas.openxmlformats.org/officeDocument/2006/math" xmlns:v="urn:schemas-microsoft-com:vml" xmlns:wp14="http://schemas.microsoft.com/office/word/2010/wordprocessingDrawing" xmlns:wp="http://schemas.openxmlformats.org/drawingml/2006/wordprocessingDrawing" xmlns:w10="urn:schemas-microsoft-com:office:word" xmlns:w="http://schemas.openxmlformats.org/wordprocessingml/2006/main" xmlns:w14="http://schemas.microsoft.com/office/word/2010/wordml" xmlns:w15="http://schemas.microsoft.com/office/word/2012/wordml" xmlns:w16cex="http://schemas.microsoft.com/office/word/2018/wordml/cex" xmlns:w16cid="http://schemas.microsoft.com/office/word/2016/wordml/cid" xmlns:w16="http://schemas.microsoft.com/office/word/2018/wordml" xmlns:w16du="http://schemas.microsoft.com/office/word/2023/wordml/word16du" xmlns:w16sdtdh="http://schemas.microsoft.com/office/word/2020/wordml/sdtdatahash" xmlns:w16sdtfl="http://schemas.microsoft.com/office/word/2024/wordml/sdtformatlock" xmlns:w16se="http://schemas.microsoft.com/office/word/2015/wordml/symex" xmlns:wpg="http://schemas.microsoft.com/office/word/2010/wordprocessingGroup" xmlns:wpi="http://schemas.microsoft.com/office/word/2010/wordprocessingInk" xmlns:wne="http://schemas.microsoft.com/office/word/2006/wordml" xmlns:wps="http://schemas.microsoft.com/office/word/2010/wordprocessingShape" mc:Ignorable="w14 w15 w16se w16cid w16 w16cex w16sdtdh w16sdtfl w16du wp14">
+  <w:p>
+    <w:pPr>
+      <w:pStyle w:val="Footer"/>
+    </w:pPr>
+  </w:p>
+</w:ftr>
+</file>
+
 <file path=word/footnotes.xml><?xml version="1.0" encoding="utf-8"?>
 <w:footnotes xmlns:wpc="http://schemas.microsoft.com/office/word/2010/wordprocessingCanvas" xmlns:cx="http://schemas.microsoft.com/office/drawing/2014/chartex" xmlns:cx1="http://schemas.microsoft.com/office/drawing/2015/9/8/chartex" xmlns:cx2="http://schemas.microsoft.com/office/drawing/2015/10/21/chartex" xmlns:cx3="http://schemas.microsoft.com/office/drawing/2016/5/9/chartex" xmlns:cx4="http://schemas.microsoft.com/office/drawing/2016/5/10/chartex" xmlns:cx5="http://schemas.microsoft.com/office/drawing/2016/5/11/chartex" xmlns:cx6="http://schemas.microsoft.com/office/drawing/2016/5/12/chartex" xmlns:cx7="http://schemas.microsoft.com/office/drawing/2016/5/13/chartex" xmlns:cx8="http://schemas.microsoft.com/office/drawing/2016/5/14/chartex" xmlns:mc="http://schemas.openxmlformats.org/markup-compatibility/2006" xmlns:aink="http://schemas.microsoft.com/office/drawing/2016/ink" xmlns:am3d="http://schemas.microsoft.com/office/drawing/2017/model3d" xmlns:o="urn:schemas-microsoft-com:office:office" xmlns:oel="http://schemas.microsoft.com/office/2019/extlst" xmlns:r="http://schemas.openxmlformats.org/officeDocument/2006/relationships" xmlns:m="http://schemas.openxmlformats.org/officeDocument/2006/math" xmlns:v="urn:schemas-microsoft-com:vml" xmlns:wp14="http://schemas.microsoft.com/office/word/2010/wordprocessingDrawing" xmlns:wp="http://schemas.openxmlformats.org/drawingml/2006/wordprocessingDrawing" xmlns:w10="urn:schemas-microsoft-com:office:word" xmlns:w="http://schemas.openxmlformats.org/wordprocessingml/2006/main" xmlns:w14="http://schemas.microsoft.com/office/word/2010/wordml" xmlns:w15="http://schemas.microsoft.com/office/word/2012/wordml" xmlns:w16cex="http://schemas.microsoft.com/office/word/2018/wordml/cex" xmlns:w16cid="http://schemas.microsoft.com/office/word/2016/wordml/cid" xmlns:w16="http://schemas.microsoft.com/office/word/2018/wordml" xmlns:w16du="http://schemas.microsoft.com/office/word/2023/wordml/word16du" xmlns:w16sdtdh="http://schemas.microsoft.com/office/word/2020/wordml/sdtdatahash" xmlns:w16sdtfl="http://schemas.microsoft.com/office/word/2024/wordml/sdtformatlock" xmlns:w16se="http://schemas.microsoft.com/office/word/2015/wordml/symex" xmlns:wpg="http://schemas.microsoft.com/office/word/2010/wordprocessingGroup" xmlns:wpi="http://schemas.microsoft.com/office/word/2010/wordprocessingInk" xmlns:wne="http://schemas.microsoft.com/office/word/2006/wordml" xmlns:wps="http://schemas.microsoft.com/office/word/2010/wordprocessingShape" mc:Ignorable="w14 w15 w16se w16cid w16 w16cex w16sdtdh w16sdtfl w16du wp14">
   <w:footnote w:type="separator" w:id="-1">
@@ -8377,182 +8610,305 @@
 
 <file path=word/header1.xml><?xml version="1.0" encoding="utf-8"?>
 <w:hdr xmlns:wpc="http://schemas.microsoft.com/office/word/2010/wordprocessingCanvas" xmlns:cx="http://schemas.microsoft.com/office/drawing/2014/chartex" xmlns:cx1="http://schemas.microsoft.com/office/drawing/2015/9/8/chartex" xmlns:cx2="http://schemas.microsoft.com/office/drawing/2015/10/21/chartex" xmlns:cx3="http://schemas.microsoft.com/office/drawing/2016/5/9/chartex" xmlns:cx4="http://schemas.microsoft.com/office/drawing/2016/5/10/chartex" xmlns:cx5="http://schemas.microsoft.com/office/drawing/2016/5/11/chartex" xmlns:cx6="http://schemas.microsoft.com/office/drawing/2016/5/12/chartex" xmlns:cx7="http://schemas.microsoft.com/office/drawing/2016/5/13/chartex" xmlns:cx8="http://schemas.microsoft.com/office/drawing/2016/5/14/chartex" xmlns:mc="http://schemas.openxmlformats.org/markup-compatibility/2006" xmlns:aink="http://schemas.microsoft.com/office/drawing/2016/ink" xmlns:am3d="http://schemas.microsoft.com/office/drawing/2017/model3d" xmlns:o="urn:schemas-microsoft-com:office:office" xmlns:oel="http://schemas.microsoft.com/office/2019/extlst" xmlns:r="http://schemas.openxmlformats.org/officeDocument/2006/relationships" xmlns:m="http://schemas.openxmlformats.org/officeDocument/2006/math" xmlns:v="urn:schemas-microsoft-com:vml" xmlns:wp14="http://schemas.microsoft.com/office/word/2010/wordprocessingDrawing" xmlns:wp="http://schemas.openxmlformats.org/drawingml/2006/wordprocessingDrawing" xmlns:w10="urn:schemas-microsoft-com:office:word" xmlns:w="http://schemas.openxmlformats.org/wordprocessingml/2006/main" xmlns:w14="http://schemas.microsoft.com/office/word/2010/wordml" xmlns:w15="http://schemas.microsoft.com/office/word/2012/wordml" xmlns:w16cex="http://schemas.microsoft.com/office/word/2018/wordml/cex" xmlns:w16cid="http://schemas.microsoft.com/office/word/2016/wordml/cid" xmlns:w16="http://schemas.microsoft.com/office/word/2018/wordml" xmlns:w16du="http://schemas.microsoft.com/office/word/2023/wordml/word16du" xmlns:w16sdtdh="http://schemas.microsoft.com/office/word/2020/wordml/sdtdatahash" xmlns:w16sdtfl="http://schemas.microsoft.com/office/word/2024/wordml/sdtformatlock" xmlns:w16se="http://schemas.microsoft.com/office/word/2015/wordml/symex" xmlns:wpg="http://schemas.microsoft.com/office/word/2010/wordprocessingGroup" xmlns:wpi="http://schemas.microsoft.com/office/word/2010/wordprocessingInk" xmlns:wne="http://schemas.microsoft.com/office/word/2006/wordml" xmlns:wps="http://schemas.microsoft.com/office/word/2010/wordprocessingShape" mc:Ignorable="w14 w15 w16se w16cid w16 w16cex w16sdtdh w16sdtfl w16du wp14">
+  <w:tbl>
+    <w:tblPr>
+      <w:tblStyle w:val="TableGrid1"/>
+      <w:tblW w:w="0" w:type="auto"/>
+      <w:tblInd w:w="0" w:type="dxa"/>
+      <w:tblLook w:val="04A0" w:firstRow="1" w:lastRow="0" w:firstColumn="1" w:lastColumn="0" w:noHBand="0" w:noVBand="1"/>
+    </w:tblPr>
+    <w:tblGrid>
+      <w:gridCol w:w="4968"/>
+      <w:gridCol w:w="4968"/>
+    </w:tblGrid>
+    <w:tr>
+      <w:trPr>
+        <w:trHeight w:val="900"/>
+      </w:trPr>
+      <w:tc>
+        <w:tcPr>
+          <w:tcW w:w="4968" w:type="dxa"/>
+          <w:tcBorders>
+            <w:top w:val="nil"/>
+            <w:left w:val="nil"/>
+            <w:bottom w:val="nil"/>
+            <w:right w:val="nil"/>
+          </w:tcBorders>
+          <w:hideMark/>
+        </w:tcPr>
+        <w:p>
+          <w:pPr>
+            <w:spacing w:after="200"/>
+            <w:jc w:val="right"/>
+            <w:rPr>
+              <w:rFonts w:ascii="SimSun" w:hAnsi="SimSun" w:cs="SimSun"/>
+              <w14:ligatures w14:val="none"/>
+            </w:rPr>
+          </w:pPr>
+          <w:r>
+            <w:rPr>
+              <w:rFonts w:ascii="SimSun" w:hAnsi="SimSun" w:cs="SimSun"/>
+              <w:noProof/>
+              <w14:ligatures w14:val="none"/>
+            </w:rPr>
+            <w:drawing>
+              <wp:inline distT="0" distB="0" distL="0" distR="0" wp14:anchorId="2D65B959" wp14:editId="328465B2">
+                <wp:extent cx="506095" cy="440690"/>
+                <wp:effectExtent l="0" t="0" r="8255" b="0"/>
+                <wp:docPr id="3" name="Picture 906555684"/>
+                <wp:cNvGraphicFramePr>
+                  <a:graphicFrameLocks xmlns:a="http://schemas.openxmlformats.org/drawingml/2006/main" noChangeAspect="1"/>
+                </wp:cNvGraphicFramePr>
+                <a:graphic xmlns:a="http://schemas.openxmlformats.org/drawingml/2006/main">
+                  <a:graphicData uri="http://schemas.openxmlformats.org/drawingml/2006/picture">
+                    <pic:pic xmlns:pic="http://schemas.openxmlformats.org/drawingml/2006/picture">
+                      <pic:nvPicPr>
+                        <pic:cNvPr id="0" name="Picture 906555684"/>
+                        <pic:cNvPicPr>
+                          <a:picLocks noChangeAspect="1" noChangeArrowheads="1"/>
+                        </pic:cNvPicPr>
+                      </pic:nvPicPr>
+                      <pic:blipFill>
+                        <a:blip r:embed="rId1">
+                          <a:extLst>
+                            <a:ext uri="{28A0092B-C50C-407E-A947-70E740481C1C}">
+                              <a14:useLocalDpi xmlns:a14="http://schemas.microsoft.com/office/drawing/2010/main" val="0"/>
+                            </a:ext>
+                          </a:extLst>
+                        </a:blip>
+                        <a:srcRect l="67619" t="16667" r="6190" b="44167"/>
+                        <a:stretch>
+                          <a:fillRect/>
+                        </a:stretch>
+                      </pic:blipFill>
+                      <pic:spPr bwMode="auto">
+                        <a:xfrm>
+                          <a:off x="0" y="0"/>
+                          <a:ext cx="506095" cy="440690"/>
+                        </a:xfrm>
+                        <a:prstGeom prst="rect">
+                          <a:avLst/>
+                        </a:prstGeom>
+                        <a:noFill/>
+                        <a:ln>
+                          <a:noFill/>
+                        </a:ln>
+                      </pic:spPr>
+                    </pic:pic>
+                  </a:graphicData>
+                </a:graphic>
+              </wp:inline>
+            </w:drawing>
+          </w:r>
+        </w:p>
+      </w:tc>
+      <w:tc>
+        <w:tcPr>
+          <w:tcW w:w="4968" w:type="dxa"/>
+          <w:tcBorders>
+            <w:top w:val="nil"/>
+            <w:left w:val="nil"/>
+            <w:bottom w:val="nil"/>
+            <w:right w:val="nil"/>
+          </w:tcBorders>
+          <w:hideMark/>
+        </w:tcPr>
+        <w:p>
+          <w:pPr>
+            <w:spacing w:after="40"/>
+            <w:rPr>
+              <w:rFonts w:ascii="SimSun" w:hAnsi="SimSun" w:cs="SimSun"/>
+              <w:sz w:val="16"/>
+              <w:szCs w:val="16"/>
+              <w14:ligatures w14:val="none"/>
+            </w:rPr>
+          </w:pPr>
+          <w:bookmarkStart w:id="25" w:name="NNF_188_9720_272_22_1_S"/>
+          <w:bookmarkStart w:id="26" w:name="NestHeader_name"/>
+          <w:r>
+            <w:rPr>
+              <w:rFonts w:ascii="Arial" w:hAnsi="Arial" w:cs="SimSun"/>
+              <w:b/>
+              <w:sz w:val="16"/>
+              <w:szCs w:val="16"/>
+              <w14:ligatures w14:val="none"/>
+            </w:rPr>
+            <w:t>{{company.name}}</w:t>
+          </w:r>
+          <w:bookmarkEnd w:id="25"/>
+          <w:bookmarkEnd w:id="26"/>
+        </w:p>
+        <w:p>
+          <w:pPr>
+            <w:spacing w:after="40"/>
+            <w:rPr>
+              <w:rFonts w:ascii="SimSun" w:hAnsi="SimSun" w:cs="SimSun"/>
+              <w:sz w:val="14"/>
+              <w:szCs w:val="14"/>
+              <w14:ligatures w14:val="none"/>
+            </w:rPr>
+          </w:pPr>
+          <w:bookmarkStart w:id="27" w:name="NNF_189_9720_294_24_1_S"/>
+          <w:bookmarkStart w:id="28" w:name="NestHeader_registration"/>
+          <w:r>
+            <w:rPr>
+              <w:rFonts w:ascii="Arial" w:hAnsi="Arial" w:cs="SimSun"/>
+              <w:b/>
+              <w:sz w:val="16"/>
+              <w:szCs w:val="14"/>
+              <w14:ligatures w14:val="none"/>
+            </w:rPr>
+            <w:t>{{</w:t>
+          </w:r>
+          <w:proofErr w:type="gramStart"/>
+          <w:r>
+            <w:rPr>
+              <w:rFonts w:ascii="Arial" w:hAnsi="Arial" w:cs="SimSun"/>
+              <w:b/>
+              <w:sz w:val="16"/>
+              <w:szCs w:val="14"/>
+              <w14:ligatures w14:val="none"/>
+            </w:rPr>
+            <w:t>company.registration</w:t>
+          </w:r>
+          <w:proofErr w:type="gramEnd"/>
+          <w:r>
+            <w:rPr>
+              <w:rFonts w:ascii="Arial" w:hAnsi="Arial" w:cs="SimSun"/>
+              <w:b/>
+              <w:sz w:val="16"/>
+              <w:szCs w:val="14"/>
+              <w14:ligatures w14:val="none"/>
+            </w:rPr>
+            <w:t>}}</w:t>
+          </w:r>
+          <w:bookmarkEnd w:id="27"/>
+          <w:bookmarkEnd w:id="28"/>
+        </w:p>
+        <w:p>
+          <w:pPr>
+            <w:spacing w:after="40"/>
+            <w:rPr>
+              <w:rFonts w:ascii="SimSun" w:hAnsi="SimSun" w:cs="SimSun"/>
+              <w:sz w:val="16"/>
+              <w:szCs w:val="16"/>
+              <w14:ligatures w14:val="none"/>
+            </w:rPr>
+          </w:pPr>
+          <w:bookmarkStart w:id="29" w:name="NNF_190_9720_260_21_1_T"/>
+          <w:bookmarkStart w:id="30" w:name="NestHeader_address"/>
+          <w:r>
+            <w:rPr>
+              <w:rFonts w:ascii="Times New Roman" w:hAnsi="Times New Roman" w:cs="SimSun"/>
+              <w:b/>
+              <w:sz w:val="16"/>
+              <w:szCs w:val="16"/>
+              <w14:ligatures w14:val="none"/>
+            </w:rPr>
+            <w:t>{{</w:t>
+          </w:r>
+          <w:proofErr w:type="gramStart"/>
+          <w:r>
+            <w:rPr>
+              <w:rFonts w:ascii="Times New Roman" w:hAnsi="Times New Roman" w:cs="SimSun"/>
+              <w:b/>
+              <w:sz w:val="16"/>
+              <w:szCs w:val="16"/>
+              <w14:ligatures w14:val="none"/>
+            </w:rPr>
+            <w:t>company.address</w:t>
+          </w:r>
+          <w:proofErr w:type="gramEnd"/>
+          <w:r>
+            <w:rPr>
+              <w:rFonts w:ascii="Times New Roman" w:hAnsi="Times New Roman" w:cs="SimSun"/>
+              <w:b/>
+              <w:sz w:val="16"/>
+              <w:szCs w:val="16"/>
+              <w14:ligatures w14:val="none"/>
+            </w:rPr>
+            <w:t>}}</w:t>
+          </w:r>
+          <w:bookmarkEnd w:id="29"/>
+          <w:bookmarkEnd w:id="30"/>
+        </w:p>
+        <w:p>
+          <w:pPr>
+            <w:spacing w:after="40"/>
+            <w:rPr>
+              <w:rFonts w:ascii="SimSun" w:hAnsi="SimSun" w:cs="SimSun"/>
+              <w:sz w:val="16"/>
+              <w:szCs w:val="16"/>
+              <w14:ligatures w14:val="none"/>
+            </w:rPr>
+          </w:pPr>
+          <w:bookmarkStart w:id="31" w:name="NNF_191_9720_281_23_1_T"/>
+          <w:bookmarkStart w:id="32" w:name="NestHeader_phone"/>
+          <w:r>
+            <w:rPr>
+              <w:rFonts w:ascii="Times New Roman" w:hAnsi="Times New Roman" w:cs="SimSun"/>
+              <w:b/>
+              <w:sz w:val="16"/>
+              <w:szCs w:val="14"/>
+              <w14:ligatures w14:val="none"/>
+            </w:rPr>
+            <w:t>TEL NO</w:t>
+          </w:r>
+          <w:proofErr w:type="gramStart"/>
+          <w:r>
+            <w:rPr>
+              <w:rFonts w:ascii="Times New Roman" w:hAnsi="Times New Roman" w:cs="SimSun"/>
+              <w:b/>
+              <w:sz w:val="16"/>
+              <w:szCs w:val="14"/>
+              <w14:ligatures w14:val="none"/>
+            </w:rPr>
+            <w:t>.: {{company.phone</w:t>
+          </w:r>
+          <w:proofErr w:type="gramEnd"/>
+          <w:r>
+            <w:rPr>
+              <w:rFonts w:ascii="Times New Roman" w:hAnsi="Times New Roman" w:cs="SimSun"/>
+              <w:b/>
+              <w:sz w:val="16"/>
+              <w:szCs w:val="14"/>
+              <w14:ligatures w14:val="none"/>
+            </w:rPr>
+            <w:t>}}</w:t>
+          </w:r>
+          <w:bookmarkEnd w:id="31"/>
+          <w:bookmarkEnd w:id="32"/>
+        </w:p>
+      </w:tc>
+    </w:tr>
+  </w:tbl>
   <w:p>
     <w:pPr>
-      <w:spacing w:after="200"/>
-      <w:jc w:val="center"/>
-    </w:pPr>
-    <w:r>
-      <w:rPr>
-        <w:noProof/>
-      </w:rPr>
-      <w:drawing>
-        <wp:inline distT="0" distB="0" distL="0" distR="0" wp14:anchorId="2BC36225" wp14:editId="0198FFCF">
-          <wp:extent cx="889000" cy="762000"/>
-          <wp:effectExtent l="0" t="0" r="0" b="0"/>
-          <wp:docPr id="1" name="Picture 1"/>
-          <wp:cNvGraphicFramePr>
-            <a:graphicFrameLocks xmlns:a="http://schemas.openxmlformats.org/drawingml/2006/main" noChangeAspect="1"/>
-          </wp:cNvGraphicFramePr>
-          <a:graphic xmlns:a="http://schemas.openxmlformats.org/drawingml/2006/main">
-            <a:graphicData uri="http://schemas.openxmlformats.org/drawingml/2006/picture">
-              <pic:pic xmlns:pic="http://schemas.openxmlformats.org/drawingml/2006/picture">
-                <pic:nvPicPr>
-                  <pic:cNvPr id="0" name="business_card.jpg"/>
-                  <pic:cNvPicPr/>
-                </pic:nvPicPr>
-                <pic:blipFill>
-                  <a:blip r:embed="rId1"/>
-                  <a:srcRect l="67619" t="16667" r="6190" b="44167"/>
-                  <a:stretch>
-                    <a:fillRect/>
-                  </a:stretch>
-                </pic:blipFill>
-                <pic:spPr>
-                  <a:xfrm>
-                    <a:off x="0" y="0"/>
-                    <a:ext cx="889000" cy="762000"/>
-                  </a:xfrm>
-                  <a:prstGeom prst="rect">
-                    <a:avLst/>
-                  </a:prstGeom>
-                </pic:spPr>
-              </pic:pic>
-            </a:graphicData>
-          </a:graphic>
-        </wp:inline>
-      </w:drawing>
-    </w:r>
-  </w:p>
-  <w:p>
-    <w:pPr>
-      <w:spacing w:after="40" w:line="240" w:lineRule="auto"/>
-      <w:jc w:val="center"/>
-    </w:pPr>
-    <w:bookmarkStart w:id="26" w:name="NestHeader_name"/>
-    <w:bookmarkStart w:id="27" w:name="NNF_27_9746_272_22_1_S"/>
-    <w:r>
-      <w:rPr>
-        <w:rFonts w:ascii="Arial" w:hAnsi="Arial"/>
-        <w:b/>
-        <w:sz w:val="22"/>
-      </w:rPr>
-      <w:t>{{company.name}}</w:t>
-    </w:r>
-    <w:bookmarkEnd w:id="26"/>
-    <w:bookmarkEnd w:id="27"/>
-  </w:p>
-  <w:p>
-    <w:pPr>
-      <w:spacing w:after="40" w:line="240" w:lineRule="auto"/>
-      <w:jc w:val="center"/>
-    </w:pPr>
-    <w:bookmarkStart w:id="28" w:name="NestHeader_registration"/>
-    <w:bookmarkStart w:id="29" w:name="NNF_28_9746_294_24_1_S"/>
-    <w:r>
-      <w:rPr>
-        <w:rFonts w:ascii="Arial" w:hAnsi="Arial"/>
-        <w:b/>
-      </w:rPr>
-      <w:t>{{</w:t>
-    </w:r>
-    <w:proofErr w:type="gramStart"/>
-    <w:r>
-      <w:rPr>
-        <w:rFonts w:ascii="Arial" w:hAnsi="Arial"/>
-        <w:b/>
-      </w:rPr>
-      <w:t>company.registration</w:t>
-    </w:r>
-    <w:proofErr w:type="gramEnd"/>
-    <w:r>
-      <w:rPr>
-        <w:rFonts w:ascii="Arial" w:hAnsi="Arial"/>
-        <w:b/>
-      </w:rPr>
-      <w:t>}}</w:t>
-    </w:r>
-    <w:bookmarkEnd w:id="28"/>
-    <w:bookmarkEnd w:id="29"/>
-  </w:p>
-  <w:p>
-    <w:pPr>
-      <w:spacing w:after="40" w:line="240" w:lineRule="auto"/>
-      <w:jc w:val="center"/>
-    </w:pPr>
-    <w:bookmarkStart w:id="30" w:name="NestHeader_address"/>
-    <w:bookmarkStart w:id="31" w:name="NNF_29_9746_260_21_1_T"/>
-    <w:r>
-      <w:rPr>
-        <w:rFonts w:ascii="Times New Roman" w:hAnsi="Times New Roman"/>
-        <w:b/>
-        <w:sz w:val="21"/>
-      </w:rPr>
-      <w:t>{{</w:t>
-    </w:r>
-    <w:proofErr w:type="gramStart"/>
-    <w:r>
-      <w:rPr>
-        <w:rFonts w:ascii="Times New Roman" w:hAnsi="Times New Roman"/>
-        <w:b/>
-        <w:sz w:val="21"/>
-      </w:rPr>
-      <w:t>company.address</w:t>
-    </w:r>
-    <w:proofErr w:type="gramEnd"/>
-    <w:r>
-      <w:rPr>
-        <w:rFonts w:ascii="Times New Roman" w:hAnsi="Times New Roman"/>
-        <w:b/>
-        <w:sz w:val="21"/>
-      </w:rPr>
-      <w:t>}}</w:t>
-    </w:r>
-    <w:bookmarkEnd w:id="30"/>
-    <w:bookmarkEnd w:id="31"/>
-  </w:p>
-  <w:p>
-    <w:pPr>
-      <w:spacing w:after="40" w:line="240" w:lineRule="auto"/>
-      <w:jc w:val="center"/>
-    </w:pPr>
-    <w:bookmarkStart w:id="32" w:name="NestHeader_phone"/>
-    <w:bookmarkStart w:id="33" w:name="NNF_30_9746_281_23_1_T"/>
-    <w:r>
-      <w:rPr>
-        <w:rFonts w:ascii="Times New Roman" w:hAnsi="Times New Roman"/>
-        <w:b/>
-        <w:sz w:val="23"/>
-      </w:rPr>
-      <w:t>TEL NO</w:t>
-    </w:r>
-    <w:proofErr w:type="gramStart"/>
-    <w:r>
-      <w:rPr>
-        <w:rFonts w:ascii="Times New Roman" w:hAnsi="Times New Roman"/>
-        <w:b/>
-        <w:sz w:val="23"/>
-      </w:rPr>
-      <w:t>.: {{company.phone</w:t>
-    </w:r>
-    <w:proofErr w:type="gramEnd"/>
-    <w:r>
-      <w:rPr>
-        <w:rFonts w:ascii="Times New Roman" w:hAnsi="Times New Roman"/>
-        <w:b/>
-        <w:sz w:val="23"/>
-      </w:rPr>
-      <w:t>}}</w:t>
-    </w:r>
-    <w:bookmarkEnd w:id="32"/>
-    <w:bookmarkEnd w:id="33"/>
-  </w:p>
-  <w:p>
-    <w:pPr>
+      <w:widowControl w:val="0"/>
       <w:pBdr>
         <w:bottom w:val="single" w:sz="4" w:space="1" w:color="000000"/>
       </w:pBdr>
+      <w:autoSpaceDE w:val="0"/>
+      <w:autoSpaceDN w:val="0"/>
       <w:spacing w:after="240" w:line="20" w:lineRule="exact"/>
+      <w:rPr>
+        <w:rFonts w:ascii="SimSun" w:eastAsia="SimSun" w:hAnsi="SimSun" w:cs="SimSun"/>
+        <w:kern w:val="0"/>
+        <w:sz w:val="22"/>
+        <w:szCs w:val="22"/>
+        <w:lang w:eastAsia="en-US"/>
+        <w14:ligatures w14:val="none"/>
+      </w:rPr>
+    </w:pPr>
+  </w:p>
+</w:hdr>
+</file>
+
+<file path=word/header2.xml><?xml version="1.0" encoding="utf-8"?>
+<w:hdr xmlns:wpc="http://schemas.microsoft.com/office/word/2010/wordprocessingCanvas" xmlns:cx="http://schemas.microsoft.com/office/drawing/2014/chartex" xmlns:cx1="http://schemas.microsoft.com/office/drawing/2015/9/8/chartex" xmlns:cx2="http://schemas.microsoft.com/office/drawing/2015/10/21/chartex" xmlns:cx3="http://schemas.microsoft.com/office/drawing/2016/5/9/chartex" xmlns:cx4="http://schemas.microsoft.com/office/drawing/2016/5/10/chartex" xmlns:cx5="http://schemas.microsoft.com/office/drawing/2016/5/11/chartex" xmlns:cx6="http://schemas.microsoft.com/office/drawing/2016/5/12/chartex" xmlns:cx7="http://schemas.microsoft.com/office/drawing/2016/5/13/chartex" xmlns:cx8="http://schemas.microsoft.com/office/drawing/2016/5/14/chartex" xmlns:mc="http://schemas.openxmlformats.org/markup-compatibility/2006" xmlns:aink="http://schemas.microsoft.com/office/drawing/2016/ink" xmlns:am3d="http://schemas.microsoft.com/office/drawing/2017/model3d" xmlns:o="urn:schemas-microsoft-com:office:office" xmlns:oel="http://schemas.microsoft.com/office/2019/extlst" xmlns:r="http://schemas.openxmlformats.org/officeDocument/2006/relationships" xmlns:m="http://schemas.openxmlformats.org/officeDocument/2006/math" xmlns:v="urn:schemas-microsoft-com:vml" xmlns:wp14="http://schemas.microsoft.com/office/word/2010/wordprocessingDrawing" xmlns:wp="http://schemas.openxmlformats.org/drawingml/2006/wordprocessingDrawing" xmlns:w10="urn:schemas-microsoft-com:office:word" xmlns:w="http://schemas.openxmlformats.org/wordprocessingml/2006/main" xmlns:w14="http://schemas.microsoft.com/office/word/2010/wordml" xmlns:w15="http://schemas.microsoft.com/office/word/2012/wordml" xmlns:w16cex="http://schemas.microsoft.com/office/word/2018/wordml/cex" xmlns:w16cid="http://schemas.microsoft.com/office/word/2016/wordml/cid" xmlns:w16="http://schemas.microsoft.com/office/word/2018/wordml" xmlns:w16du="http://schemas.microsoft.com/office/word/2023/wordml/word16du" xmlns:w16sdtdh="http://schemas.microsoft.com/office/word/2020/wordml/sdtdatahash" xmlns:w16sdtfl="http://schemas.microsoft.com/office/word/2024/wordml/sdtformatlock" xmlns:w16se="http://schemas.microsoft.com/office/word/2015/wordml/symex" xmlns:wpg="http://schemas.microsoft.com/office/word/2010/wordprocessingGroup" xmlns:wpi="http://schemas.microsoft.com/office/word/2010/wordprocessingInk" xmlns:wne="http://schemas.microsoft.com/office/word/2006/wordml" xmlns:wps="http://schemas.microsoft.com/office/word/2010/wordprocessingShape" mc:Ignorable="w14 w15 w16se w16cid w16 w16cex w16sdtdh w16sdtfl w16du wp14">
+  <w:p>
+    <w:pPr>
+      <w:pStyle w:val="Header"/>
     </w:pPr>
   </w:p>
 </w:hdr>
@@ -9065,6 +9421,81 @@
       </w:tblBorders>
     </w:tblPr>
   </w:style>
+  <w:style w:type="paragraph" w:styleId="Header">
+    <w:name w:val="header"/>
+    <w:basedOn w:val="Normal"/>
+    <w:link w:val="HeaderChar"/>
+    <w:uiPriority w:val="99"/>
+    <w:unhideWhenUsed/>
+    <w:rsid w:val="006A2993"/>
+    <w:pPr>
+      <w:tabs>
+        <w:tab w:val="center" w:pos="4153"/>
+        <w:tab w:val="right" w:pos="8306"/>
+      </w:tabs>
+      <w:spacing w:after="0" w:line="240" w:lineRule="auto"/>
+    </w:pPr>
+  </w:style>
+  <w:style w:type="character" w:customStyle="1" w:styleId="HeaderChar">
+    <w:name w:val="Header Char"/>
+    <w:basedOn w:val="DefaultParagraphFont"/>
+    <w:link w:val="Header"/>
+    <w:uiPriority w:val="99"/>
+    <w:rsid w:val="006A2993"/>
+  </w:style>
+  <w:style w:type="paragraph" w:styleId="Footer">
+    <w:name w:val="footer"/>
+    <w:basedOn w:val="Normal"/>
+    <w:link w:val="FooterChar"/>
+    <w:uiPriority w:val="99"/>
+    <w:unhideWhenUsed/>
+    <w:rsid w:val="006A2993"/>
+    <w:pPr>
+      <w:tabs>
+        <w:tab w:val="center" w:pos="4153"/>
+        <w:tab w:val="right" w:pos="8306"/>
+      </w:tabs>
+      <w:spacing w:after="0" w:line="240" w:lineRule="auto"/>
+    </w:pPr>
+  </w:style>
+  <w:style w:type="character" w:customStyle="1" w:styleId="FooterChar">
+    <w:name w:val="Footer Char"/>
+    <w:basedOn w:val="DefaultParagraphFont"/>
+    <w:link w:val="Footer"/>
+    <w:uiPriority w:val="99"/>
+    <w:rsid w:val="006A2993"/>
+  </w:style>
+  <w:style w:type="table" w:customStyle="1" w:styleId="TableGrid1">
+    <w:name w:val="Table Grid1"/>
+    <w:basedOn w:val="TableNormal"/>
+    <w:next w:val="TableGrid"/>
+    <w:uiPriority w:val="39"/>
+    <w:rsid w:val="00A87E40"/>
+    <w:pPr>
+      <w:widowControl w:val="0"/>
+      <w:autoSpaceDE w:val="0"/>
+      <w:autoSpaceDN w:val="0"/>
+      <w:spacing w:after="0" w:line="240" w:lineRule="auto"/>
+    </w:pPr>
+    <w:rPr>
+      <w:rFonts w:ascii="Calibri" w:eastAsia="SimSun" w:hAnsi="Calibri" w:cs="Times New Roman"/>
+      <w:kern w:val="0"/>
+      <w:sz w:val="22"/>
+      <w:szCs w:val="22"/>
+      <w:lang w:eastAsia="en-US"/>
+    </w:rPr>
+    <w:tblPr>
+      <w:tblInd w:w="0" w:type="nil"/>
+      <w:tblBorders>
+        <w:top w:val="single" w:sz="4" w:space="0" w:color="auto"/>
+        <w:left w:val="single" w:sz="4" w:space="0" w:color="auto"/>
+        <w:bottom w:val="single" w:sz="4" w:space="0" w:color="auto"/>
+        <w:right w:val="single" w:sz="4" w:space="0" w:color="auto"/>
+        <w:insideH w:val="single" w:sz="4" w:space="0" w:color="auto"/>
+        <w:insideV w:val="single" w:sz="4" w:space="0" w:color="auto"/>
+      </w:tblBorders>
+    </w:tblPr>
+  </w:style>
 </w:styles>
 </file>
 

--- a/agreements/3. Room TA_AC.docx
+++ b/agreements/3. Room TA_AC.docx
@@ -558,6 +558,7 @@
                 <w:lang w:eastAsia="zh-CN"/>
               </w:rPr>
             </w:pPr>
+            <w:bookmarkStart w:id="50" w:name="NNF_50_4600_360_20_0_D"/>
             <w:r>
               <w:rPr>
                 <w:rFonts w:ascii="Cambria" w:eastAsia="DengXian" w:hAnsi="Cambria" w:cs="Cambria"/>
@@ -567,8 +568,9 @@
                 <w:szCs w:val="20"/>
                 <w:lang w:eastAsia="zh-CN"/>
               </w:rPr>
-              <w:t>Rental</w:t>
+              <w:t>{{rental_label}}</w:t>
             </w:r>
+            <w:bookmarkEnd w:id="50"/>
           </w:p>
         </w:tc>
         <w:tc>

--- a/agreements/3. Room TA_AC.docx
+++ b/agreements/3. Room TA_AC.docx
@@ -558,7 +558,7 @@
                 <w:lang w:eastAsia="zh-CN"/>
               </w:rPr>
             </w:pPr>
-            <w:bookmarkStart w:id="50" w:name="NNF_50_4600_360_20_0_D"/>
+            <w:bookmarkStart w:id="6" w:name="NNF_50_4600_360_20_0_D"/>
             <w:r>
               <w:rPr>
                 <w:rFonts w:ascii="Cambria" w:eastAsia="DengXian" w:hAnsi="Cambria" w:cs="Cambria"/>
@@ -570,7 +570,7 @@
               </w:rPr>
               <w:t>{{rental_label}}</w:t>
             </w:r>
-            <w:bookmarkEnd w:id="50"/>
+            <w:bookmarkEnd w:id="6"/>
           </w:p>
         </w:tc>
         <w:tc>
@@ -596,7 +596,7 @@
                 <w:lang w:eastAsia="zh-CN"/>
               </w:rPr>
             </w:pPr>
-            <w:bookmarkStart w:id="6" w:name="NNF_7_4653_352_19_0_B"/>
+            <w:bookmarkStart w:id="7" w:name="NNF_7_4653_352_19_0_B"/>
             <w:r>
               <w:rPr>
                 <w:rFonts w:ascii="Cambria" w:eastAsia="DengXian" w:hAnsi="Cambria" w:cs="Cambria"/>
@@ -608,7 +608,7 @@
               </w:rPr>
               <w:t>{{rent}}</w:t>
             </w:r>
-            <w:bookmarkEnd w:id="6"/>
+            <w:bookmarkEnd w:id="7"/>
           </w:p>
         </w:tc>
       </w:tr>
@@ -676,7 +676,7 @@
                 <w:lang w:eastAsia="zh-CN"/>
               </w:rPr>
             </w:pPr>
-            <w:bookmarkStart w:id="7" w:name="NNF_8_4653_350_19_0_B"/>
+            <w:bookmarkStart w:id="8" w:name="NNF_8_4653_350_19_0_B"/>
             <w:r>
               <w:rPr>
                 <w:rFonts w:ascii="Cambria" w:eastAsia="DengXian" w:hAnsi="Cambria" w:cs="Cambria"/>
@@ -688,7 +688,7 @@
               </w:rPr>
               <w:t>{{parking}}</w:t>
             </w:r>
-            <w:bookmarkEnd w:id="7"/>
+            <w:bookmarkEnd w:id="8"/>
           </w:p>
         </w:tc>
       </w:tr>
@@ -756,7 +756,7 @@
                 <w:lang w:eastAsia="zh-CN"/>
               </w:rPr>
             </w:pPr>
-            <w:bookmarkStart w:id="8" w:name="NNF_9_4653_352_19_0_B"/>
+            <w:bookmarkStart w:id="9" w:name="NNF_9_4653_352_19_0_B"/>
             <w:r>
               <w:rPr>
                 <w:rFonts w:ascii="Cambria" w:eastAsia="DengXian" w:hAnsi="Cambria" w:cs="Cambria"/>
@@ -768,7 +768,7 @@
               </w:rPr>
               <w:t>{{security_deposit}}</w:t>
             </w:r>
-            <w:bookmarkEnd w:id="8"/>
+            <w:bookmarkEnd w:id="9"/>
           </w:p>
         </w:tc>
       </w:tr>
@@ -836,7 +836,7 @@
                 <w:lang w:eastAsia="zh-CN"/>
               </w:rPr>
             </w:pPr>
-            <w:bookmarkStart w:id="9" w:name="NNF_10_4653_353_19_0_B"/>
+            <w:bookmarkStart w:id="10" w:name="NNF_10_4653_353_19_0_B"/>
             <w:r>
               <w:rPr>
                 <w:rFonts w:ascii="Cambria" w:eastAsia="DengXian" w:hAnsi="Cambria" w:cs="Cambria"/>
@@ -848,7 +848,7 @@
               </w:rPr>
               <w:t>{{access_deposit}}</w:t>
             </w:r>
-            <w:bookmarkEnd w:id="9"/>
+            <w:bookmarkEnd w:id="10"/>
           </w:p>
         </w:tc>
       </w:tr>
@@ -956,7 +956,7 @@
                 <w:lang w:eastAsia="zh-CN"/>
               </w:rPr>
             </w:pPr>
-            <w:bookmarkStart w:id="10" w:name="NNF_11_4653_708_19_0_B"/>
+            <w:bookmarkStart w:id="11" w:name="NNF_11_4653_708_19_0_B"/>
             <w:r>
               <w:rPr>
                 <w:rFonts w:ascii="Cambria" w:eastAsia="DengXian" w:hAnsi="Cambria" w:cs="Cambria" w:hint="eastAsia"/>
@@ -968,7 +968,7 @@
               </w:rPr>
               <w:t>{{advance_rent}}</w:t>
             </w:r>
-            <w:bookmarkEnd w:id="10"/>
+            <w:bookmarkEnd w:id="11"/>
           </w:p>
         </w:tc>
       </w:tr>
@@ -1036,7 +1036,7 @@
                 <w:lang w:eastAsia="zh-CN"/>
               </w:rPr>
             </w:pPr>
-            <w:bookmarkStart w:id="11" w:name="NNF_12_4653_354_19_0_B"/>
+            <w:bookmarkStart w:id="12" w:name="NNF_12_4653_354_19_0_B"/>
             <w:r>
               <w:rPr>
                 <w:rFonts w:ascii="Cambria" w:eastAsia="DengXian" w:hAnsi="Cambria" w:cs="Cambria"/>
@@ -1048,7 +1048,7 @@
               </w:rPr>
               <w:t>{{agreement_fee}}</w:t>
             </w:r>
-            <w:bookmarkEnd w:id="11"/>
+            <w:bookmarkEnd w:id="12"/>
           </w:p>
         </w:tc>
       </w:tr>
@@ -1119,7 +1119,7 @@
           <w:szCs w:val="20"/>
         </w:rPr>
       </w:pPr>
-      <w:bookmarkStart w:id="12" w:name="NNF_26_9096_720_20_0_B"/>
+      <w:bookmarkStart w:id="13" w:name="NNF_26_9096_720_20_0_B"/>
       <w:r>
         <w:rPr>
           <w:rFonts w:ascii="Cambria" w:eastAsia="Cambria" w:hAnsi="Cambria" w:cs="Cambria"/>
@@ -1519,7 +1519,7 @@
         </w:rPr>
         <w:t xml:space="preserve">in writing. </w:t>
       </w:r>
-      <w:bookmarkEnd w:id="12"/>
+      <w:bookmarkEnd w:id="13"/>
     </w:p>
     <w:p>
       <w:pPr>
@@ -1688,7 +1688,7 @@
           <w:szCs w:val="20"/>
         </w:rPr>
       </w:pPr>
-      <w:bookmarkStart w:id="13" w:name="NNF_27_9093_960_20_0_B"/>
+      <w:bookmarkStart w:id="14" w:name="NNF_27_9093_960_20_0_B"/>
       <w:r>
         <w:rPr>
           <w:rFonts w:ascii="Cambria" w:eastAsia="Cambria" w:hAnsi="Cambria" w:cs="Cambria"/>
@@ -1945,9 +1945,8 @@
           <w:sz w:val="20"/>
           <w:szCs w:val="20"/>
         </w:rPr>
-        <w:t xml:space="preserve">month Rental and if the Tenant cancels the tenancy before </w:t>
-      </w:r>
-      <w:proofErr w:type="gramStart"/>
+        <w:t xml:space="preserve">month Rental and if the Tenant cancels the tenancy before moving in into the room, the </w:t>
+      </w:r>
       <w:r>
         <w:rPr>
           <w:rFonts w:ascii="Cambria" w:eastAsia="Cambria" w:hAnsi="Cambria" w:cs="Cambria"/>
@@ -1955,9 +1954,8 @@
           <w:sz w:val="20"/>
           <w:szCs w:val="20"/>
         </w:rPr>
-        <w:t>moving in</w:t>
-      </w:r>
-      <w:proofErr w:type="gramEnd"/>
+        <w:t>Booking Fee</w:t>
+      </w:r>
       <w:r>
         <w:rPr>
           <w:rFonts w:ascii="Cambria" w:eastAsia="Cambria" w:hAnsi="Cambria" w:cs="Cambria"/>
@@ -1965,7 +1963,7 @@
           <w:sz w:val="20"/>
           <w:szCs w:val="20"/>
         </w:rPr>
-        <w:t xml:space="preserve"> into the room, the </w:t>
+        <w:t xml:space="preserve"> shall be forfeited by </w:t>
       </w:r>
       <w:r>
         <w:rPr>
@@ -1974,7 +1972,7 @@
           <w:sz w:val="20"/>
           <w:szCs w:val="20"/>
         </w:rPr>
-        <w:t>Booking Fee</w:t>
+        <w:t>{{company.name}}</w:t>
       </w:r>
       <w:r>
         <w:rPr>
@@ -1983,27 +1981,9 @@
           <w:sz w:val="20"/>
           <w:szCs w:val="20"/>
         </w:rPr>
-        <w:t xml:space="preserve"> shall be forfeited by </w:t>
-      </w:r>
-      <w:r>
-        <w:rPr>
-          <w:rFonts w:ascii="Cambria" w:eastAsia="Cambria" w:hAnsi="Cambria" w:cs="Cambria"/>
-          <w:color w:val="1A1A1A"/>
-          <w:sz w:val="20"/>
-          <w:szCs w:val="20"/>
-        </w:rPr>
-        <w:t>{{company.name}}</w:t>
-      </w:r>
-      <w:r>
-        <w:rPr>
-          <w:rFonts w:ascii="Cambria" w:eastAsia="Cambria" w:hAnsi="Cambria" w:cs="Cambria"/>
-          <w:color w:val="1A1A1A"/>
-          <w:sz w:val="20"/>
-          <w:szCs w:val="20"/>
-        </w:rPr>
         <w:t>.</w:t>
       </w:r>
-      <w:bookmarkEnd w:id="13"/>
+      <w:bookmarkEnd w:id="14"/>
     </w:p>
     <w:p>
       <w:pPr>
@@ -2025,7 +2005,7 @@
           <w:szCs w:val="20"/>
         </w:rPr>
       </w:pPr>
-      <w:bookmarkStart w:id="14" w:name="NNF_28_9093_1200_20_0_B"/>
+      <w:bookmarkStart w:id="15" w:name="NNF_28_9093_1200_20_0_B"/>
       <w:r>
         <w:rPr>
           <w:rFonts w:ascii="Cambria" w:eastAsia="Cambria" w:hAnsi="Cambria" w:cs="Cambria"/>
@@ -2391,7 +2371,7 @@
         </w:rPr>
         <w:t xml:space="preserve"> of the month, Landlord reserves the right to enter the premises and change the locks without prior notice.</w:t>
       </w:r>
-      <w:bookmarkEnd w:id="14"/>
+      <w:bookmarkEnd w:id="15"/>
     </w:p>
     <w:p>
       <w:pPr>
@@ -2504,7 +2484,7 @@
           <w:szCs w:val="20"/>
         </w:rPr>
       </w:pPr>
-      <w:bookmarkStart w:id="15" w:name="NNF_29_9093_720_20_0_B"/>
+      <w:bookmarkStart w:id="16" w:name="NNF_29_9093_720_20_0_B"/>
       <w:r>
         <w:rPr>
           <w:rFonts w:ascii="Cambria" w:eastAsia="Cambria" w:hAnsi="Cambria" w:cs="Cambria"/>
@@ -2936,7 +2916,7 @@
         </w:rPr>
         <w:t xml:space="preserve"> Deposit will be forfeited as penalty.</w:t>
       </w:r>
-      <w:bookmarkEnd w:id="15"/>
+      <w:bookmarkEnd w:id="16"/>
     </w:p>
     <w:p>
       <w:pPr>
@@ -2957,7 +2937,7 @@
           <w:szCs w:val="20"/>
         </w:rPr>
       </w:pPr>
-      <w:bookmarkStart w:id="16" w:name="NNF_30_9096_720_20_0_B"/>
+      <w:bookmarkStart w:id="17" w:name="NNF_30_9096_720_20_0_B"/>
       <w:r>
         <w:rPr>
           <w:rFonts w:ascii="Cambria" w:eastAsia="Cambria" w:hAnsi="Cambria" w:cs="Cambria"/>
@@ -2992,7 +2972,7 @@
         </w:rPr>
         <w:t>reserves the right to vary the Rental payment and the terms and conditions for the renewed and/or the transferred tenancy.</w:t>
       </w:r>
-      <w:bookmarkEnd w:id="16"/>
+      <w:bookmarkEnd w:id="17"/>
     </w:p>
     <w:p>
       <w:pPr>
@@ -3038,7 +3018,7 @@
           <w:szCs w:val="20"/>
         </w:rPr>
       </w:pPr>
-      <w:bookmarkStart w:id="17" w:name="NNF_31_9096_1200_20_0_B"/>
+      <w:bookmarkStart w:id="18" w:name="NNF_31_9096_1200_20_0_B"/>
       <w:r>
         <w:rPr>
           <w:rFonts w:ascii="Cambria" w:eastAsia="Cambria" w:hAnsi="Cambria" w:cs="Cambria"/>
@@ -3116,187 +3096,6 @@
           <w:szCs w:val="20"/>
         </w:rPr>
         <w:t xml:space="preserve"> and wear-and-tear items, such as replacement of light bulbs, batteries, air conditioning cleaning, small fittings, and other small consumables necessary for the daily upkeep of the room only. </w:t>
-      </w:r>
-      <w:bookmarkEnd w:id="17"/>
-    </w:p>
-    <w:p>
-      <w:pPr>
-        <w:keepLines/>
-        <w:numPr>
-          <w:ilvl w:val="0"/>
-          <w:numId w:val="1"/>
-        </w:numPr>
-        <w:spacing w:after="120" w:line="240" w:lineRule="auto"/>
-        <w:ind w:left="651" w:right="281" w:hanging="360"/>
-        <w:jc w:val="both"/>
-        <w:rPr>
-          <w:rFonts w:ascii="Cambria" w:eastAsia="Cambria" w:hAnsi="Cambria" w:cs="Cambria"/>
-          <w:sz w:val="20"/>
-          <w:szCs w:val="20"/>
-        </w:rPr>
-      </w:pPr>
-      <w:bookmarkStart w:id="18" w:name="NNF_32_9096_720_20_0_B"/>
-      <w:r>
-        <w:rPr>
-          <w:rFonts w:ascii="Cambria" w:eastAsia="Cambria" w:hAnsi="Cambria" w:cs="Cambria"/>
-          <w:sz w:val="20"/>
-          <w:szCs w:val="20"/>
-        </w:rPr>
-        <w:t>{{company.name}}</w:t>
-      </w:r>
-      <w:r>
-        <w:rPr>
-          <w:rFonts w:ascii="Cambria" w:eastAsia="Cambria" w:hAnsi="Cambria" w:cs="Cambria"/>
-          <w:sz w:val="20"/>
-          <w:szCs w:val="20"/>
-        </w:rPr>
-        <w:t xml:space="preserve"> agrees to provide a </w:t>
-      </w:r>
-      <w:r>
-        <w:rPr>
-          <w:rFonts w:ascii="Cambria" w:eastAsia="Cambria" w:hAnsi="Cambria" w:cs="Cambria"/>
-          <w:b/>
-          <w:bCs/>
-          <w:sz w:val="20"/>
-          <w:szCs w:val="20"/>
-        </w:rPr>
-        <w:t>one</w:t>
-      </w:r>
-      <w:r>
-        <w:rPr>
-          <w:rFonts w:ascii="Cambria" w:eastAsia="Cambria" w:hAnsi="Cambria" w:cs="Cambria"/>
-          <w:b/>
-          <w:bCs/>
-          <w:sz w:val="20"/>
-          <w:szCs w:val="20"/>
-        </w:rPr>
-        <w:t xml:space="preserve"> (</w:t>
-      </w:r>
-      <w:r>
-        <w:rPr>
-          <w:rFonts w:ascii="Cambria" w:eastAsia="Cambria" w:hAnsi="Cambria" w:cs="Cambria"/>
-          <w:b/>
-          <w:bCs/>
-          <w:sz w:val="20"/>
-          <w:szCs w:val="20"/>
-        </w:rPr>
-        <w:t>1</w:t>
-      </w:r>
-      <w:r>
-        <w:rPr>
-          <w:rFonts w:ascii="Cambria" w:eastAsia="Cambria" w:hAnsi="Cambria" w:cs="Cambria"/>
-          <w:b/>
-          <w:bCs/>
-          <w:sz w:val="20"/>
-          <w:szCs w:val="20"/>
-        </w:rPr>
-        <w:t>) month warranty</w:t>
-      </w:r>
-      <w:r>
-        <w:rPr>
-          <w:rFonts w:ascii="Cambria" w:eastAsia="Cambria" w:hAnsi="Cambria" w:cs="Cambria"/>
-          <w:sz w:val="20"/>
-          <w:szCs w:val="20"/>
-        </w:rPr>
-        <w:t xml:space="preserve"> period commencing from the date of handover of the </w:t>
-      </w:r>
-      <w:r>
-        <w:rPr>
-          <w:rFonts w:ascii="Cambria" w:eastAsia="Cambria" w:hAnsi="Cambria" w:cs="Cambria"/>
-          <w:sz w:val="20"/>
-          <w:szCs w:val="20"/>
-        </w:rPr>
-        <w:t>premise</w:t>
-      </w:r>
-      <w:r>
-        <w:rPr>
-          <w:rFonts w:ascii="Cambria" w:eastAsia="Cambria" w:hAnsi="Cambria" w:cs="Cambria"/>
-          <w:sz w:val="20"/>
-          <w:szCs w:val="20"/>
-        </w:rPr>
-        <w:t xml:space="preserve"> to the Tenant.</w:t>
-      </w:r>
-      <w:r>
-        <w:rPr>
-          <w:rFonts w:ascii="Cambria" w:eastAsia="Cambria" w:hAnsi="Cambria" w:cs="Cambria"/>
-          <w:sz w:val="20"/>
-          <w:szCs w:val="20"/>
-        </w:rPr>
-        <w:t xml:space="preserve"> </w:t>
-      </w:r>
-      <w:r>
-        <w:rPr>
-          <w:rFonts w:ascii="Cambria" w:eastAsia="Cambria" w:hAnsi="Cambria" w:cs="Cambria"/>
-          <w:sz w:val="20"/>
-          <w:szCs w:val="20"/>
-        </w:rPr>
-        <w:t xml:space="preserve">During this </w:t>
-      </w:r>
-      <w:proofErr w:type="gramStart"/>
-      <w:r>
-        <w:rPr>
-          <w:rFonts w:ascii="Cambria" w:eastAsia="Cambria" w:hAnsi="Cambria" w:cs="Cambria"/>
-          <w:sz w:val="20"/>
-          <w:szCs w:val="20"/>
-        </w:rPr>
-        <w:t xml:space="preserve">period, </w:t>
-      </w:r>
-      <w:r>
-        <w:rPr>
-          <w:rFonts w:ascii="Cambria" w:eastAsia="Cambria" w:hAnsi="Cambria" w:cs="Cambria"/>
-          <w:sz w:val="20"/>
-          <w:szCs w:val="20"/>
-        </w:rPr>
-        <w:t>{{</w:t>
-      </w:r>
-      <w:proofErr w:type="gramEnd"/>
-      <w:r>
-        <w:rPr>
-          <w:rFonts w:ascii="Cambria" w:eastAsia="Cambria" w:hAnsi="Cambria" w:cs="Cambria"/>
-          <w:sz w:val="20"/>
-          <w:szCs w:val="20"/>
-        </w:rPr>
-        <w:t>company.name}}</w:t>
-      </w:r>
-      <w:r>
-        <w:rPr>
-          <w:rFonts w:ascii="Cambria" w:eastAsia="Cambria" w:hAnsi="Cambria" w:cs="Cambria"/>
-          <w:sz w:val="20"/>
-          <w:szCs w:val="20"/>
-        </w:rPr>
-        <w:t xml:space="preserve"> shall be responsible for all reaso</w:t>
-      </w:r>
-      <w:r>
-        <w:rPr>
-          <w:rFonts w:ascii="Cambria" w:eastAsia="Cambria" w:hAnsi="Cambria" w:cs="Cambria"/>
-          <w:sz w:val="20"/>
-          <w:szCs w:val="20"/>
-        </w:rPr>
-        <w:t xml:space="preserve">nable </w:t>
-      </w:r>
-      <w:r>
-        <w:rPr>
-          <w:rFonts w:ascii="Cambria" w:eastAsia="Cambria" w:hAnsi="Cambria" w:cs="Cambria"/>
-          <w:sz w:val="20"/>
-          <w:szCs w:val="20"/>
-        </w:rPr>
-        <w:t>maintenance</w:t>
-      </w:r>
-      <w:r>
-        <w:rPr>
-          <w:rFonts w:ascii="Cambria" w:eastAsia="Cambria" w:hAnsi="Cambria" w:cs="Cambria"/>
-          <w:sz w:val="20"/>
-          <w:szCs w:val="20"/>
-        </w:rPr>
-        <w:t xml:space="preserve"> and wear-and-tear issues</w:t>
-      </w:r>
-      <w:r>
-        <w:rPr>
-          <w:rFonts w:ascii="Cambria" w:eastAsia="Cambria" w:hAnsi="Cambria" w:cs="Cambria"/>
-          <w:sz w:val="20"/>
-          <w:szCs w:val="20"/>
-        </w:rPr>
-        <w:t xml:space="preserve">. </w:t>
       </w:r>
       <w:bookmarkEnd w:id="18"/>
     </w:p>
@@ -3316,34 +3115,71 @@
           <w:szCs w:val="20"/>
         </w:rPr>
       </w:pPr>
-      <w:bookmarkStart w:id="19" w:name="NNF_33_9096_960_20_0_B"/>
-      <w:r>
-        <w:rPr>
-          <w:rFonts w:ascii="Cambria" w:eastAsia="Cambria" w:hAnsi="Cambria" w:cs="Cambria"/>
-          <w:sz w:val="20"/>
-          <w:szCs w:val="20"/>
-        </w:rPr>
-        <w:t xml:space="preserve">However, if any damage is caused by the Tenant, inclusive of damage to the furniture and equipment </w:t>
-      </w:r>
-      <w:proofErr w:type="gramStart"/>
-      <w:r>
-        <w:rPr>
-          <w:rFonts w:ascii="Cambria" w:eastAsia="Cambria" w:hAnsi="Cambria" w:cs="Cambria"/>
-          <w:sz w:val="20"/>
-          <w:szCs w:val="20"/>
-        </w:rPr>
-        <w:t>in</w:t>
-      </w:r>
-      <w:proofErr w:type="gramEnd"/>
-      <w:r>
-        <w:rPr>
-          <w:rFonts w:ascii="Cambria" w:eastAsia="Cambria" w:hAnsi="Cambria" w:cs="Cambria"/>
-          <w:sz w:val="20"/>
-          <w:szCs w:val="20"/>
-        </w:rPr>
-        <w:t xml:space="preserve"> the </w:t>
-      </w:r>
-      <w:proofErr w:type="gramStart"/>
+      <w:bookmarkStart w:id="19" w:name="NNF_32_9096_720_20_0_B"/>
+      <w:r>
+        <w:rPr>
+          <w:rFonts w:ascii="Cambria" w:eastAsia="Cambria" w:hAnsi="Cambria" w:cs="Cambria"/>
+          <w:sz w:val="20"/>
+          <w:szCs w:val="20"/>
+        </w:rPr>
+        <w:t>{{company.name}}</w:t>
+      </w:r>
+      <w:r>
+        <w:rPr>
+          <w:rFonts w:ascii="Cambria" w:eastAsia="Cambria" w:hAnsi="Cambria" w:cs="Cambria"/>
+          <w:sz w:val="20"/>
+          <w:szCs w:val="20"/>
+        </w:rPr>
+        <w:t xml:space="preserve"> agrees to provide a </w:t>
+      </w:r>
+      <w:r>
+        <w:rPr>
+          <w:rFonts w:ascii="Cambria" w:eastAsia="Cambria" w:hAnsi="Cambria" w:cs="Cambria"/>
+          <w:b/>
+          <w:bCs/>
+          <w:sz w:val="20"/>
+          <w:szCs w:val="20"/>
+        </w:rPr>
+        <w:t>one</w:t>
+      </w:r>
+      <w:r>
+        <w:rPr>
+          <w:rFonts w:ascii="Cambria" w:eastAsia="Cambria" w:hAnsi="Cambria" w:cs="Cambria"/>
+          <w:b/>
+          <w:bCs/>
+          <w:sz w:val="20"/>
+          <w:szCs w:val="20"/>
+        </w:rPr>
+        <w:t xml:space="preserve"> (</w:t>
+      </w:r>
+      <w:r>
+        <w:rPr>
+          <w:rFonts w:ascii="Cambria" w:eastAsia="Cambria" w:hAnsi="Cambria" w:cs="Cambria"/>
+          <w:b/>
+          <w:bCs/>
+          <w:sz w:val="20"/>
+          <w:szCs w:val="20"/>
+        </w:rPr>
+        <w:t>1</w:t>
+      </w:r>
+      <w:r>
+        <w:rPr>
+          <w:rFonts w:ascii="Cambria" w:eastAsia="Cambria" w:hAnsi="Cambria" w:cs="Cambria"/>
+          <w:b/>
+          <w:bCs/>
+          <w:sz w:val="20"/>
+          <w:szCs w:val="20"/>
+        </w:rPr>
+        <w:t>) month warranty</w:t>
+      </w:r>
+      <w:r>
+        <w:rPr>
+          <w:rFonts w:ascii="Cambria" w:eastAsia="Cambria" w:hAnsi="Cambria" w:cs="Cambria"/>
+          <w:sz w:val="20"/>
+          <w:szCs w:val="20"/>
+        </w:rPr>
+        <w:t xml:space="preserve"> period commencing from the date of handover of the </w:t>
+      </w:r>
       <w:r>
         <w:rPr>
           <w:rFonts w:ascii="Cambria" w:eastAsia="Cambria" w:hAnsi="Cambria" w:cs="Cambria"/>
@@ -3352,30 +3188,29 @@
         </w:rPr>
         <w:t>premise</w:t>
       </w:r>
-      <w:proofErr w:type="gramEnd"/>
-      <w:r>
-        <w:rPr>
-          <w:rFonts w:ascii="Cambria" w:eastAsia="Cambria" w:hAnsi="Cambria" w:cs="Cambria"/>
-          <w:sz w:val="20"/>
-          <w:szCs w:val="20"/>
-        </w:rPr>
-        <w:t xml:space="preserve">, </w:t>
-      </w:r>
-      <w:r>
-        <w:rPr>
-          <w:rFonts w:ascii="Cambria" w:eastAsia="Cambria" w:hAnsi="Cambria" w:cs="Cambria"/>
-          <w:sz w:val="20"/>
-          <w:szCs w:val="20"/>
-        </w:rPr>
-        <w:t>the Tenant</w:t>
-      </w:r>
-      <w:r>
-        <w:rPr>
-          <w:rFonts w:ascii="Cambria" w:eastAsia="Cambria" w:hAnsi="Cambria" w:cs="Cambria"/>
-          <w:sz w:val="20"/>
-          <w:szCs w:val="20"/>
-        </w:rPr>
-        <w:t xml:space="preserve"> shall be borne to the cost of repair. The Tenant is strictly not allowed to make any renovation and/or alteration to the room and premise unless prior written consent of </w:t>
+      <w:r>
+        <w:rPr>
+          <w:rFonts w:ascii="Cambria" w:eastAsia="Cambria" w:hAnsi="Cambria" w:cs="Cambria"/>
+          <w:sz w:val="20"/>
+          <w:szCs w:val="20"/>
+        </w:rPr>
+        <w:t xml:space="preserve"> to the Tenant.</w:t>
+      </w:r>
+      <w:r>
+        <w:rPr>
+          <w:rFonts w:ascii="Cambria" w:eastAsia="Cambria" w:hAnsi="Cambria" w:cs="Cambria"/>
+          <w:sz w:val="20"/>
+          <w:szCs w:val="20"/>
+        </w:rPr>
+        <w:t xml:space="preserve"> </w:t>
+      </w:r>
+      <w:r>
+        <w:rPr>
+          <w:rFonts w:ascii="Cambria" w:eastAsia="Cambria" w:hAnsi="Cambria" w:cs="Cambria"/>
+          <w:sz w:val="20"/>
+          <w:szCs w:val="20"/>
+        </w:rPr>
+        <w:t xml:space="preserve">During this period, </w:t>
       </w:r>
       <w:r>
         <w:rPr>
@@ -3388,31 +3223,52 @@
       <w:r>
         <w:rPr>
           <w:rFonts w:ascii="Cambria" w:eastAsia="Cambria" w:hAnsi="Cambria" w:cs="Cambria"/>
-          <w:color w:val="FF0000"/>
-          <w:spacing w:val="40"/>
-          <w:sz w:val="20"/>
-          <w:szCs w:val="20"/>
-        </w:rPr>
-        <w:t xml:space="preserve"> </w:t>
-      </w:r>
-      <w:r>
-        <w:rPr>
-          <w:rFonts w:ascii="Cambria" w:eastAsia="Cambria" w:hAnsi="Cambria" w:cs="Cambria"/>
-          <w:color w:val="1A1A1A"/>
-          <w:sz w:val="20"/>
-          <w:szCs w:val="20"/>
-        </w:rPr>
-        <w:t>is obtained</w:t>
-      </w:r>
-      <w:r>
-        <w:rPr>
-          <w:rFonts w:ascii="Cambria" w:eastAsia="Cambria" w:hAnsi="Cambria" w:cs="Cambria"/>
-          <w:sz w:val="20"/>
-          <w:szCs w:val="20"/>
-        </w:rPr>
-        <w:t>.</w:t>
+          <w:sz w:val="20"/>
+          <w:szCs w:val="20"/>
+        </w:rPr>
+        <w:t xml:space="preserve"> shall be responsible for all reaso</w:t>
+      </w:r>
+      <w:r>
+        <w:rPr>
+          <w:rFonts w:ascii="Cambria" w:eastAsia="Cambria" w:hAnsi="Cambria" w:cs="Cambria"/>
+          <w:sz w:val="20"/>
+          <w:szCs w:val="20"/>
+        </w:rPr>
+        <w:t xml:space="preserve">nable </w:t>
+      </w:r>
+      <w:r>
+        <w:rPr>
+          <w:rFonts w:ascii="Cambria" w:eastAsia="Cambria" w:hAnsi="Cambria" w:cs="Cambria"/>
+          <w:sz w:val="20"/>
+          <w:szCs w:val="20"/>
+        </w:rPr>
+        <w:t>maintenance</w:t>
+      </w:r>
+      <w:r>
+        <w:rPr>
+          <w:rFonts w:ascii="Cambria" w:eastAsia="Cambria" w:hAnsi="Cambria" w:cs="Cambria"/>
+          <w:sz w:val="20"/>
+          <w:szCs w:val="20"/>
+        </w:rPr>
+        <w:t xml:space="preserve"> and wear-and-tear issues</w:t>
+      </w:r>
+      <w:r>
+        <w:rPr>
+          <w:rFonts w:ascii="Cambria" w:eastAsia="Cambria" w:hAnsi="Cambria" w:cs="Cambria"/>
+          <w:sz w:val="20"/>
+          <w:szCs w:val="20"/>
+        </w:rPr>
+        <w:t xml:space="preserve">. </w:t>
       </w:r>
       <w:bookmarkEnd w:id="19"/>
+      <w:r>
+        <w:rPr>
+          <w:rFonts w:ascii="Cambria" w:eastAsia="Cambria" w:hAnsi="Cambria" w:cs="Cambria"/>
+          <w:sz w:val="20"/>
+          <w:szCs w:val="20"/>
+        </w:rPr>
+        <w:t>Not applicable for tenancy renewal.</w:t>
+      </w:r>
     </w:p>
     <w:p>
       <w:pPr>
@@ -3421,12 +3277,8 @@
           <w:ilvl w:val="0"/>
           <w:numId w:val="1"/>
         </w:numPr>
-        <w:tabs>
-          <w:tab w:val="left" w:pos="649"/>
-          <w:tab w:val="left" w:pos="651"/>
-        </w:tabs>
         <w:spacing w:after="120" w:line="240" w:lineRule="auto"/>
-        <w:ind w:left="651" w:right="281" w:hanging="361"/>
+        <w:ind w:left="651" w:right="281" w:hanging="360"/>
         <w:jc w:val="both"/>
         <w:rPr>
           <w:rFonts w:ascii="Cambria" w:eastAsia="Cambria" w:hAnsi="Cambria" w:cs="Cambria"/>
@@ -3434,7 +3286,31 @@
           <w:szCs w:val="20"/>
         </w:rPr>
       </w:pPr>
-      <w:bookmarkStart w:id="20" w:name="NNF_34_9098_960_20_0_B"/>
+      <w:bookmarkStart w:id="20" w:name="NNF_33_9096_960_20_0_B"/>
+      <w:r>
+        <w:rPr>
+          <w:rFonts w:ascii="Cambria" w:eastAsia="Cambria" w:hAnsi="Cambria" w:cs="Cambria"/>
+          <w:sz w:val="20"/>
+          <w:szCs w:val="20"/>
+        </w:rPr>
+        <w:t xml:space="preserve">However, if any damage is caused by the Tenant, inclusive of damage to the furniture and equipment in the premise, </w:t>
+      </w:r>
+      <w:r>
+        <w:rPr>
+          <w:rFonts w:ascii="Cambria" w:eastAsia="Cambria" w:hAnsi="Cambria" w:cs="Cambria"/>
+          <w:sz w:val="20"/>
+          <w:szCs w:val="20"/>
+        </w:rPr>
+        <w:t>the Tenant</w:t>
+      </w:r>
+      <w:r>
+        <w:rPr>
+          <w:rFonts w:ascii="Cambria" w:eastAsia="Cambria" w:hAnsi="Cambria" w:cs="Cambria"/>
+          <w:sz w:val="20"/>
+          <w:szCs w:val="20"/>
+        </w:rPr>
+        <w:t xml:space="preserve"> shall be borne to the cost of repair. The Tenant is strictly not allowed to make any renovation and/or alteration to the room and premise unless prior written consent of </w:t>
+      </w:r>
       <w:r>
         <w:rPr>
           <w:rFonts w:ascii="Cambria" w:eastAsia="Cambria" w:hAnsi="Cambria" w:cs="Cambria"/>
@@ -3446,34 +3322,29 @@
       <w:r>
         <w:rPr>
           <w:rFonts w:ascii="Cambria" w:eastAsia="Cambria" w:hAnsi="Cambria" w:cs="Cambria"/>
-          <w:sz w:val="20"/>
-          <w:szCs w:val="20"/>
-        </w:rPr>
-        <w:t xml:space="preserve"> shall bear the costs for water, electricity</w:t>
-      </w:r>
-      <w:r>
-        <w:rPr>
-          <w:rFonts w:ascii="Cambria" w:eastAsia="Cambria" w:hAnsi="Cambria" w:cs="Cambria"/>
-          <w:sz w:val="20"/>
-          <w:szCs w:val="20"/>
-        </w:rPr>
-        <w:t xml:space="preserve">, </w:t>
-      </w:r>
-      <w:r>
-        <w:rPr>
-          <w:rFonts w:ascii="Cambria" w:eastAsia="Cambria" w:hAnsi="Cambria" w:cs="Cambria"/>
-          <w:sz w:val="20"/>
-          <w:szCs w:val="20"/>
-        </w:rPr>
-        <w:t>internet utilities</w:t>
-      </w:r>
-      <w:r>
-        <w:rPr>
-          <w:rFonts w:ascii="Cambria" w:eastAsia="Cambria" w:hAnsi="Cambria" w:cs="Cambria"/>
-          <w:sz w:val="20"/>
-          <w:szCs w:val="20"/>
-        </w:rPr>
-        <w:t xml:space="preserve"> and {{aircon_kwh}} kWh of air conditioning usage. Extra usage of air conditioning shall be the sole responsibility of the Tenant. The Tenant shall independently manage and recharge the Smart Meter account as needed to cover the air-conditioning usage expenses during the lease term. </w:t>
+          <w:color w:val="FF0000"/>
+          <w:spacing w:val="40"/>
+          <w:sz w:val="20"/>
+          <w:szCs w:val="20"/>
+        </w:rPr>
+        <w:t xml:space="preserve"> </w:t>
+      </w:r>
+      <w:r>
+        <w:rPr>
+          <w:rFonts w:ascii="Cambria" w:eastAsia="Cambria" w:hAnsi="Cambria" w:cs="Cambria"/>
+          <w:color w:val="1A1A1A"/>
+          <w:sz w:val="20"/>
+          <w:szCs w:val="20"/>
+        </w:rPr>
+        <w:t>is obtained</w:t>
+      </w:r>
+      <w:r>
+        <w:rPr>
+          <w:rFonts w:ascii="Cambria" w:eastAsia="Cambria" w:hAnsi="Cambria" w:cs="Cambria"/>
+          <w:sz w:val="20"/>
+          <w:szCs w:val="20"/>
+        </w:rPr>
+        <w:t>.</w:t>
       </w:r>
       <w:bookmarkEnd w:id="20"/>
     </w:p>
@@ -3497,7 +3368,70 @@
           <w:szCs w:val="20"/>
         </w:rPr>
       </w:pPr>
-      <w:bookmarkStart w:id="21" w:name="NNF_35_9098_480_20_0_B"/>
+      <w:bookmarkStart w:id="21" w:name="NNF_34_9098_960_20_0_B"/>
+      <w:r>
+        <w:rPr>
+          <w:rFonts w:ascii="Cambria" w:eastAsia="Cambria" w:hAnsi="Cambria" w:cs="Cambria"/>
+          <w:sz w:val="20"/>
+          <w:szCs w:val="20"/>
+        </w:rPr>
+        <w:t>{{company.name}}</w:t>
+      </w:r>
+      <w:r>
+        <w:rPr>
+          <w:rFonts w:ascii="Cambria" w:eastAsia="Cambria" w:hAnsi="Cambria" w:cs="Cambria"/>
+          <w:sz w:val="20"/>
+          <w:szCs w:val="20"/>
+        </w:rPr>
+        <w:t xml:space="preserve"> shall bear the costs for water, electricity</w:t>
+      </w:r>
+      <w:r>
+        <w:rPr>
+          <w:rFonts w:ascii="Cambria" w:eastAsia="Cambria" w:hAnsi="Cambria" w:cs="Cambria"/>
+          <w:sz w:val="20"/>
+          <w:szCs w:val="20"/>
+        </w:rPr>
+        <w:t xml:space="preserve">, </w:t>
+      </w:r>
+      <w:r>
+        <w:rPr>
+          <w:rFonts w:ascii="Cambria" w:eastAsia="Cambria" w:hAnsi="Cambria" w:cs="Cambria"/>
+          <w:sz w:val="20"/>
+          <w:szCs w:val="20"/>
+        </w:rPr>
+        <w:t>internet utilities</w:t>
+      </w:r>
+      <w:r>
+        <w:rPr>
+          <w:rFonts w:ascii="Cambria" w:eastAsia="Cambria" w:hAnsi="Cambria" w:cs="Cambria"/>
+          <w:sz w:val="20"/>
+          <w:szCs w:val="20"/>
+        </w:rPr>
+        <w:t xml:space="preserve"> and {{aircon_kwh}} kWh of air conditioning usage. Extra usage of air conditioning shall be the sole responsibility of the Tenant. The Tenant shall independently manage and recharge the Smart Meter account as needed to cover the air-conditioning usage expenses during the lease term. </w:t>
+      </w:r>
+      <w:bookmarkEnd w:id="21"/>
+    </w:p>
+    <w:p>
+      <w:pPr>
+        <w:keepLines/>
+        <w:numPr>
+          <w:ilvl w:val="0"/>
+          <w:numId w:val="1"/>
+        </w:numPr>
+        <w:tabs>
+          <w:tab w:val="left" w:pos="649"/>
+          <w:tab w:val="left" w:pos="651"/>
+        </w:tabs>
+        <w:spacing w:after="120" w:line="240" w:lineRule="auto"/>
+        <w:ind w:left="651" w:right="281" w:hanging="361"/>
+        <w:jc w:val="both"/>
+        <w:rPr>
+          <w:rFonts w:ascii="Cambria" w:eastAsia="Cambria" w:hAnsi="Cambria" w:cs="Cambria"/>
+          <w:sz w:val="20"/>
+          <w:szCs w:val="20"/>
+        </w:rPr>
+      </w:pPr>
+      <w:bookmarkStart w:id="22" w:name="NNF_35_9098_480_20_0_B"/>
       <w:r>
         <w:rPr>
           <w:rFonts w:ascii="Cambria" w:eastAsia="Cambria" w:hAnsi="Cambria" w:cs="Cambria"/>
@@ -3728,7 +3662,7 @@
         </w:rPr>
         <w:t>or to initiate repairs only after giving Tenant 24-hour advance notice.</w:t>
       </w:r>
-      <w:bookmarkEnd w:id="21"/>
+      <w:bookmarkEnd w:id="22"/>
     </w:p>
     <w:p>
       <w:pPr>
@@ -3748,7 +3682,6 @@
           <w:szCs w:val="20"/>
         </w:rPr>
       </w:pPr>
-      <w:proofErr w:type="gramStart"/>
       <w:r>
         <w:rPr>
           <w:rFonts w:ascii="Cambria" w:eastAsia="Cambria" w:hAnsi="Cambria" w:cs="Cambria"/>
@@ -3774,7 +3707,6 @@
         </w:rPr>
         <w:t>has</w:t>
       </w:r>
-      <w:proofErr w:type="gramEnd"/>
       <w:r>
         <w:rPr>
           <w:rFonts w:ascii="Cambria" w:eastAsia="Cambria" w:hAnsi="Cambria" w:cs="Cambria"/>
@@ -4362,7 +4294,7 @@
           <w:szCs w:val="20"/>
         </w:rPr>
       </w:pPr>
-      <w:bookmarkStart w:id="22" w:name="NNF_36_9093_720_20_0_B"/>
+      <w:bookmarkStart w:id="23" w:name="NNF_36_9093_720_20_0_B"/>
       <w:r>
         <w:rPr>
           <w:rFonts w:ascii="Cambria" w:eastAsia="Cambria" w:hAnsi="Cambria" w:cs="Cambria"/>
@@ -4676,7 +4608,7 @@
         </w:rPr>
         <w:t>.</w:t>
       </w:r>
-      <w:bookmarkEnd w:id="22"/>
+      <w:bookmarkEnd w:id="23"/>
     </w:p>
     <w:p>
       <w:pPr>
@@ -4697,7 +4629,7 @@
           <w:szCs w:val="20"/>
         </w:rPr>
       </w:pPr>
-      <w:bookmarkStart w:id="23" w:name="NNF_13_8910_1210_19_0_B"/>
+      <w:bookmarkStart w:id="24" w:name="NNF_13_8910_1210_19_0_B"/>
       <w:r>
         <w:rPr>
           <w:rFonts w:ascii="Cambria" w:eastAsia="Cambria" w:hAnsi="Cambria" w:cs="Cambria"/>
@@ -4720,27 +4652,9 @@
           <w:sz w:val="20"/>
           <w:szCs w:val="20"/>
         </w:rPr>
-        <w:t xml:space="preserve"> in managing the Tenants in the premises. In the event landlord </w:t>
-      </w:r>
-      <w:proofErr w:type="gramStart"/>
-      <w:r>
-        <w:rPr>
-          <w:rFonts w:ascii="Cambria" w:eastAsia="Cambria" w:hAnsi="Cambria" w:cs="Cambria"/>
-          <w:sz w:val="20"/>
-          <w:szCs w:val="20"/>
-        </w:rPr>
-        <w:t>has to</w:t>
-      </w:r>
-      <w:proofErr w:type="gramEnd"/>
-      <w:r>
-        <w:rPr>
-          <w:rFonts w:ascii="Cambria" w:eastAsia="Cambria" w:hAnsi="Cambria" w:cs="Cambria"/>
-          <w:sz w:val="20"/>
-          <w:szCs w:val="20"/>
-        </w:rPr>
-        <w:t xml:space="preserve"> vacate the premises before the maturity of this agreement, {{company.name}} will give 2 months notice period and assist Tenant relocate to other nearest available premises.</w:t>
-      </w:r>
-      <w:bookmarkEnd w:id="23"/>
+        <w:t xml:space="preserve"> in managing the Tenants in the premises. In the event landlord has to vacate the premises before the maturity of this agreement, {{company.name}} will give 2 months notice period and assist Tenant relocate to other nearest available premises.</w:t>
+      </w:r>
+      <w:bookmarkEnd w:id="24"/>
     </w:p>
     <w:p>
       <w:pPr>
@@ -4761,7 +4675,7 @@
           <w:szCs w:val="20"/>
         </w:rPr>
       </w:pPr>
-      <w:bookmarkStart w:id="24" w:name="NNF_37_9093_960_20_0_B"/>
+      <w:bookmarkStart w:id="25" w:name="NNF_37_9093_960_20_0_B"/>
       <w:r>
         <w:rPr>
           <w:rFonts w:ascii="Cambria" w:eastAsia="Cambria" w:hAnsi="Cambria" w:cs="Cambria"/>
@@ -4793,33 +4707,15 @@
           <w:sz w:val="20"/>
           <w:szCs w:val="20"/>
         </w:rPr>
-        <w:t xml:space="preserve">are only for residential purposes and is strictly not for commercial, illegal or immoral purpose. Upon violation of this </w:t>
-      </w:r>
-      <w:proofErr w:type="gramStart"/>
-      <w:r>
-        <w:rPr>
-          <w:rFonts w:ascii="Cambria" w:eastAsia="Cambria" w:hAnsi="Cambria" w:cs="Cambria"/>
-          <w:sz w:val="20"/>
-          <w:szCs w:val="20"/>
-        </w:rPr>
-        <w:t xml:space="preserve">clause, </w:t>
-      </w:r>
-      <w:r>
-        <w:rPr>
-          <w:rFonts w:ascii="Cambria" w:eastAsia="Cambria" w:hAnsi="Cambria" w:cs="Cambria"/>
-          <w:sz w:val="20"/>
-          <w:szCs w:val="20"/>
-        </w:rPr>
-        <w:t>{{</w:t>
-      </w:r>
-      <w:proofErr w:type="gramEnd"/>
-      <w:r>
-        <w:rPr>
-          <w:rFonts w:ascii="Cambria" w:eastAsia="Cambria" w:hAnsi="Cambria" w:cs="Cambria"/>
-          <w:sz w:val="20"/>
-          <w:szCs w:val="20"/>
-        </w:rPr>
-        <w:t>company.name}}</w:t>
+        <w:t xml:space="preserve">are only for residential purposes and is strictly not for commercial, illegal or immoral purpose. Upon violation of this clause, </w:t>
+      </w:r>
+      <w:r>
+        <w:rPr>
+          <w:rFonts w:ascii="Cambria" w:eastAsia="Cambria" w:hAnsi="Cambria" w:cs="Cambria"/>
+          <w:sz w:val="20"/>
+          <w:szCs w:val="20"/>
+        </w:rPr>
+        <w:t>{{company.name}}</w:t>
       </w:r>
       <w:r>
         <w:rPr>
@@ -4836,27 +4732,9 @@
           <w:sz w:val="20"/>
           <w:szCs w:val="20"/>
         </w:rPr>
-        <w:t xml:space="preserve">reserves the rights to take appropriate legal action against the Tenant and all </w:t>
-      </w:r>
-      <w:proofErr w:type="gramStart"/>
-      <w:r>
-        <w:rPr>
-          <w:rFonts w:ascii="Cambria" w:eastAsia="Cambria" w:hAnsi="Cambria" w:cs="Cambria"/>
-          <w:sz w:val="20"/>
-          <w:szCs w:val="20"/>
-        </w:rPr>
-        <w:t>loses</w:t>
-      </w:r>
-      <w:proofErr w:type="gramEnd"/>
-      <w:r>
-        <w:rPr>
-          <w:rFonts w:ascii="Cambria" w:eastAsia="Cambria" w:hAnsi="Cambria" w:cs="Cambria"/>
-          <w:sz w:val="20"/>
-          <w:szCs w:val="20"/>
-        </w:rPr>
-        <w:t>, damages, costs, fees (including legal fees) and expenses shall be borne by the Tenant.</w:t>
-      </w:r>
-      <w:bookmarkEnd w:id="24"/>
+        <w:t>reserves the rights to take appropriate legal action against the Tenant and all loses, damages, costs, fees (including legal fees) and expenses shall be borne by the Tenant.</w:t>
+      </w:r>
+      <w:bookmarkEnd w:id="25"/>
     </w:p>
     <w:p>
       <w:pPr>
@@ -5782,9 +5660,12 @@
           <w:szCs w:val="20"/>
         </w:rPr>
         <w:sectPr>
-          <w:footerReference w:type="default" r:id="rId7"/>
-          <w:headerReference w:type="first" r:id="rId8"/>
-          <w:footerReference w:type="first" r:id="rId9"/>
+          <w:headerReference w:type="even" r:id="rId7"/>
+          <w:headerReference w:type="default" r:id="rId8"/>
+          <w:footerReference w:type="even" r:id="rId9"/>
+          <w:footerReference w:type="default" r:id="rId10"/>
+          <w:headerReference w:type="first" r:id="rId11"/>
+          <w:footerReference w:type="first" r:id="rId12"/>
           <w:pgSz w:w="11906" w:h="16838" w:code="9"/>
           <w:pgMar w:top="1152" w:right="1080" w:bottom="1440" w:left="1080" w:header="1300" w:footer="720" w:gutter="0"/>
           <w:cols w:space="720"/>
@@ -5812,7 +5693,7 @@
           <w:szCs w:val="20"/>
         </w:rPr>
       </w:pPr>
-      <w:bookmarkStart w:id="33" w:name="NNF_38_9093_960_20_0_B"/>
+      <w:bookmarkStart w:id="34" w:name="NNF_38_9093_960_20_0_B"/>
       <w:r>
         <w:rPr>
           <w:rFonts w:ascii="Cambria" w:eastAsia="Cambria" w:hAnsi="Cambria" w:cs="Cambria"/>
@@ -6144,7 +6025,7 @@
         </w:rPr>
         <w:t xml:space="preserve"> </w:t>
       </w:r>
-      <w:bookmarkEnd w:id="33"/>
+      <w:bookmarkEnd w:id="34"/>
     </w:p>
     <w:p>
       <w:pPr>
@@ -6166,7 +6047,7 @@
           <w:szCs w:val="20"/>
         </w:rPr>
       </w:pPr>
-      <w:bookmarkStart w:id="34" w:name="NNF_39_9096_1440_20_0_B"/>
+      <w:bookmarkStart w:id="35" w:name="NNF_39_9096_1440_20_0_B"/>
       <w:r>
         <w:rPr>
           <w:rFonts w:ascii="Cambria" w:eastAsia="Cambria" w:hAnsi="Cambria" w:cs="Cambria"/>
@@ -6239,7 +6120,7 @@
         </w:rPr>
         <w:t xml:space="preserve"> and any applicable third party(ies) including utilities bodies; and (ii)any damages caused by the Tenant to the premise, the room and the fixtures, fittings and furniture therein.</w:t>
       </w:r>
-      <w:bookmarkEnd w:id="34"/>
+      <w:bookmarkEnd w:id="35"/>
     </w:p>
     <w:p>
       <w:pPr>
@@ -6368,7 +6249,7 @@
                 <w:szCs w:val="20"/>
               </w:rPr>
             </w:pPr>
-            <w:bookmarkStart w:id="35" w:name="NNF_14_4544_355_19_0_B"/>
+            <w:bookmarkStart w:id="36" w:name="NNF_14_4544_355_19_0_B"/>
             <w:r>
               <w:rPr>
                 <w:rFonts w:ascii="Cambria" w:eastAsia="Cambria" w:hAnsi="Cambria" w:cs="Cambria"/>
@@ -6376,29 +6257,9 @@
                 <w:sz w:val="20"/>
                 <w:szCs w:val="20"/>
               </w:rPr>
-              <w:t>{{</w:t>
+              <w:t>{{company.account_name}}</w:t>
             </w:r>
-            <w:proofErr w:type="gramStart"/>
-            <w:r>
-              <w:rPr>
-                <w:rFonts w:ascii="Cambria" w:eastAsia="Cambria" w:hAnsi="Cambria" w:cs="Cambria"/>
-                <w:spacing w:val="-5"/>
-                <w:sz w:val="20"/>
-                <w:szCs w:val="20"/>
-              </w:rPr>
-              <w:t>company.account</w:t>
-            </w:r>
-            <w:proofErr w:type="gramEnd"/>
-            <w:r>
-              <w:rPr>
-                <w:rFonts w:ascii="Cambria" w:eastAsia="Cambria" w:hAnsi="Cambria" w:cs="Cambria"/>
-                <w:spacing w:val="-5"/>
-                <w:sz w:val="20"/>
-                <w:szCs w:val="20"/>
-              </w:rPr>
-              <w:t>_name}}</w:t>
-            </w:r>
-            <w:bookmarkEnd w:id="35"/>
+            <w:bookmarkEnd w:id="36"/>
           </w:p>
         </w:tc>
       </w:tr>
@@ -6457,7 +6318,7 @@
                 <w:szCs w:val="20"/>
               </w:rPr>
             </w:pPr>
-            <w:bookmarkStart w:id="36" w:name="NNF_15_4544_352_19_0_B"/>
+            <w:bookmarkStart w:id="37" w:name="NNF_15_4544_352_19_0_B"/>
             <w:r>
               <w:rPr>
                 <w:rFonts w:ascii="Cambria" w:eastAsia="Cambria" w:hAnsi="Cambria" w:cs="Cambria"/>
@@ -6465,29 +6326,9 @@
                 <w:sz w:val="20"/>
                 <w:szCs w:val="20"/>
               </w:rPr>
-              <w:t>{{</w:t>
+              <w:t>{{company.bank}}</w:t>
             </w:r>
-            <w:proofErr w:type="gramStart"/>
-            <w:r>
-              <w:rPr>
-                <w:rFonts w:ascii="Cambria" w:eastAsia="Cambria" w:hAnsi="Cambria" w:cs="Cambria"/>
-                <w:spacing w:val="-5"/>
-                <w:sz w:val="20"/>
-                <w:szCs w:val="20"/>
-              </w:rPr>
-              <w:t>company.bank</w:t>
-            </w:r>
-            <w:proofErr w:type="gramEnd"/>
-            <w:r>
-              <w:rPr>
-                <w:rFonts w:ascii="Cambria" w:eastAsia="Cambria" w:hAnsi="Cambria" w:cs="Cambria"/>
-                <w:spacing w:val="-5"/>
-                <w:sz w:val="20"/>
-                <w:szCs w:val="20"/>
-              </w:rPr>
-              <w:t>}}</w:t>
-            </w:r>
-            <w:bookmarkEnd w:id="36"/>
+            <w:bookmarkEnd w:id="37"/>
           </w:p>
         </w:tc>
       </w:tr>
@@ -6544,7 +6385,7 @@
                 <w:szCs w:val="20"/>
               </w:rPr>
             </w:pPr>
-            <w:bookmarkStart w:id="37" w:name="NNF_16_4544_357_19_0_B"/>
+            <w:bookmarkStart w:id="38" w:name="NNF_16_4544_357_19_0_B"/>
             <w:r>
               <w:rPr>
                 <w:rFonts w:ascii="Cambria" w:eastAsia="Cambria" w:hAnsi="Cambria" w:cs="Cambria"/>
@@ -6552,29 +6393,9 @@
                 <w:sz w:val="20"/>
                 <w:szCs w:val="20"/>
               </w:rPr>
-              <w:t>{{</w:t>
+              <w:t>{{company.account_number}}</w:t>
             </w:r>
-            <w:proofErr w:type="gramStart"/>
-            <w:r>
-              <w:rPr>
-                <w:rFonts w:ascii="Cambria" w:eastAsia="Cambria" w:hAnsi="Cambria" w:cs="Cambria"/>
-                <w:spacing w:val="-5"/>
-                <w:sz w:val="20"/>
-                <w:szCs w:val="20"/>
-              </w:rPr>
-              <w:t>company.account</w:t>
-            </w:r>
-            <w:proofErr w:type="gramEnd"/>
-            <w:r>
-              <w:rPr>
-                <w:rFonts w:ascii="Cambria" w:eastAsia="Cambria" w:hAnsi="Cambria" w:cs="Cambria"/>
-                <w:spacing w:val="-5"/>
-                <w:sz w:val="20"/>
-                <w:szCs w:val="20"/>
-              </w:rPr>
-              <w:t>_number}}</w:t>
-            </w:r>
-            <w:bookmarkEnd w:id="37"/>
+            <w:bookmarkEnd w:id="38"/>
           </w:p>
         </w:tc>
       </w:tr>
@@ -6769,7 +6590,7 @@
                           </pic:cNvPicPr>
                         </pic:nvPicPr>
                         <pic:blipFill>
-                          <a:blip r:embed="rId10" cstate="print">
+                          <a:blip r:embed="rId13" cstate="print">
                             <a:extLst>
                               <a:ext uri="{28A0092B-C50C-407E-A947-70E740481C1C}">
                                 <a14:useLocalDpi xmlns:a14="http://schemas.microsoft.com/office/drawing/2010/main" val="0"/>
@@ -6826,7 +6647,7 @@
                           </pic:cNvPicPr>
                         </pic:nvPicPr>
                         <pic:blipFill>
-                          <a:blip r:embed="rId11" cstate="print">
+                          <a:blip r:embed="rId14" cstate="print">
                             <a:extLst>
                               <a:ext uri="{28A0092B-C50C-407E-A947-70E740481C1C}">
                                 <a14:useLocalDpi xmlns:a14="http://schemas.microsoft.com/office/drawing/2010/main" val="0"/>
@@ -6971,7 +6792,7 @@
                 <w:szCs w:val="20"/>
               </w:rPr>
             </w:pPr>
-            <w:bookmarkStart w:id="38" w:name="NNF_40_4400_480_20_1_D"/>
+            <w:bookmarkStart w:id="39" w:name="NNF_40_4400_480_20_1_D"/>
             <w:r>
               <w:rPr>
                 <w:rFonts w:ascii="Cambria" w:eastAsia="Cambria" w:hAnsi="Cambria" w:cs="Cambria"/>
@@ -7009,7 +6830,7 @@
               </w:rPr>
               <w:t>)</w:t>
             </w:r>
-            <w:bookmarkEnd w:id="38"/>
+            <w:bookmarkEnd w:id="39"/>
           </w:p>
         </w:tc>
       </w:tr>
@@ -7036,8 +6857,7 @@
                 <w:szCs w:val="20"/>
               </w:rPr>
             </w:pPr>
-            <w:bookmarkStart w:id="39" w:name="NNF_17_4693_235_19_0_B"/>
-            <w:proofErr w:type="gramStart"/>
+            <w:bookmarkStart w:id="40" w:name="NNF_17_4693_235_19_0_B"/>
             <w:r>
               <w:rPr>
                 <w:rFonts w:ascii="Cambria" w:eastAsia="Cambria" w:hAnsi="Cambria" w:cs="Cambria"/>
@@ -7045,19 +6865,9 @@
                 <w:sz w:val="20"/>
                 <w:szCs w:val="20"/>
               </w:rPr>
-              <w:t>Name: {{</w:t>
+              <w:t>Name: {{tenant_name}}</w:t>
             </w:r>
-            <w:proofErr w:type="gramEnd"/>
-            <w:r>
-              <w:rPr>
-                <w:rFonts w:ascii="Cambria" w:eastAsia="Cambria" w:hAnsi="Cambria" w:cs="Cambria"/>
-                <w:bCs/>
-                <w:sz w:val="20"/>
-                <w:szCs w:val="20"/>
-              </w:rPr>
-              <w:t>tenant_name}}</w:t>
-            </w:r>
-            <w:bookmarkEnd w:id="39"/>
+            <w:bookmarkEnd w:id="40"/>
           </w:p>
         </w:tc>
         <w:tc>
@@ -7080,8 +6890,7 @@
                 <w:szCs w:val="20"/>
               </w:rPr>
             </w:pPr>
-            <w:bookmarkStart w:id="40" w:name="NNF_18_4741_235_19_0_B"/>
-            <w:proofErr w:type="gramStart"/>
+            <w:bookmarkStart w:id="41" w:name="NNF_18_4741_235_19_0_B"/>
             <w:r>
               <w:rPr>
                 <w:rFonts w:ascii="Cambria" w:eastAsia="Cambria" w:hAnsi="Cambria" w:cs="Cambria"/>
@@ -7089,19 +6898,9 @@
                 <w:sz w:val="20"/>
                 <w:szCs w:val="20"/>
               </w:rPr>
-              <w:t>Name: {{</w:t>
+              <w:t>Name: {{company.name}}</w:t>
             </w:r>
-            <w:proofErr w:type="gramEnd"/>
-            <w:r>
-              <w:rPr>
-                <w:rFonts w:ascii="Cambria" w:eastAsia="Cambria" w:hAnsi="Cambria" w:cs="Cambria"/>
-                <w:bCs/>
-                <w:sz w:val="20"/>
-                <w:szCs w:val="20"/>
-              </w:rPr>
-              <w:t>company.name}}</w:t>
-            </w:r>
-            <w:bookmarkEnd w:id="40"/>
+            <w:bookmarkEnd w:id="41"/>
           </w:p>
         </w:tc>
       </w:tr>
@@ -7128,7 +6927,7 @@
                 <w:szCs w:val="20"/>
               </w:rPr>
             </w:pPr>
-            <w:bookmarkStart w:id="41" w:name="NNF_19_4693_237_19_0_B"/>
+            <w:bookmarkStart w:id="42" w:name="NNF_19_4693_237_19_0_B"/>
             <w:r>
               <w:rPr>
                 <w:rFonts w:ascii="Cambria" w:eastAsia="Cambria" w:hAnsi="Cambria" w:cs="Cambria"/>
@@ -7137,31 +6936,9 @@
                 <w:sz w:val="20"/>
                 <w:szCs w:val="20"/>
               </w:rPr>
-              <w:t>IC No</w:t>
+              <w:t>IC No.: {{tenant_id}}</w:t>
             </w:r>
-            <w:proofErr w:type="gramStart"/>
-            <w:r>
-              <w:rPr>
-                <w:rFonts w:ascii="Cambria" w:eastAsia="Cambria" w:hAnsi="Cambria" w:cs="Cambria"/>
-                <w:bCs/>
-                <w:spacing w:val="-10"/>
-                <w:sz w:val="20"/>
-                <w:szCs w:val="20"/>
-              </w:rPr>
-              <w:t>.: {{</w:t>
-            </w:r>
-            <w:proofErr w:type="gramEnd"/>
-            <w:r>
-              <w:rPr>
-                <w:rFonts w:ascii="Cambria" w:eastAsia="Cambria" w:hAnsi="Cambria" w:cs="Cambria"/>
-                <w:bCs/>
-                <w:spacing w:val="-10"/>
-                <w:sz w:val="20"/>
-                <w:szCs w:val="20"/>
-              </w:rPr>
-              <w:t>tenant_id}}</w:t>
-            </w:r>
-            <w:bookmarkEnd w:id="41"/>
+            <w:bookmarkEnd w:id="42"/>
           </w:p>
         </w:tc>
         <w:tc>
@@ -7183,7 +6960,7 @@
                 <w:szCs w:val="20"/>
               </w:rPr>
             </w:pPr>
-            <w:bookmarkStart w:id="42" w:name="NNF_20_4741_237_19_0_B"/>
+            <w:bookmarkStart w:id="43" w:name="NNF_20_4741_237_19_0_B"/>
             <w:r>
               <w:rPr>
                 <w:rFonts w:ascii="Cambria" w:eastAsia="Cambria" w:hAnsi="Cambria" w:cs="Cambria"/>
@@ -7191,29 +6968,9 @@
                 <w:sz w:val="20"/>
                 <w:szCs w:val="20"/>
               </w:rPr>
-              <w:t>SSM No</w:t>
+              <w:t>SSM No.: {{company.registration}}</w:t>
             </w:r>
-            <w:proofErr w:type="gramStart"/>
-            <w:r>
-              <w:rPr>
-                <w:rFonts w:ascii="Cambria" w:eastAsia="Cambria" w:hAnsi="Cambria" w:cs="Cambria"/>
-                <w:bCs/>
-                <w:sz w:val="20"/>
-                <w:szCs w:val="20"/>
-              </w:rPr>
-              <w:t>.: {{company.registration</w:t>
-            </w:r>
-            <w:proofErr w:type="gramEnd"/>
-            <w:r>
-              <w:rPr>
-                <w:rFonts w:ascii="Cambria" w:eastAsia="Cambria" w:hAnsi="Cambria" w:cs="Cambria"/>
-                <w:bCs/>
-                <w:sz w:val="20"/>
-                <w:szCs w:val="20"/>
-              </w:rPr>
-              <w:t>}}</w:t>
-            </w:r>
-            <w:bookmarkEnd w:id="42"/>
+            <w:bookmarkEnd w:id="43"/>
           </w:p>
         </w:tc>
       </w:tr>
@@ -7240,8 +6997,7 @@
                 <w:szCs w:val="20"/>
               </w:rPr>
             </w:pPr>
-            <w:bookmarkStart w:id="43" w:name="NNF_21_4693_235_19_0_B"/>
-            <w:proofErr w:type="gramStart"/>
+            <w:bookmarkStart w:id="44" w:name="NNF_21_4693_235_19_0_B"/>
             <w:r>
               <w:rPr>
                 <w:rFonts w:ascii="Cambria" w:eastAsia="Cambria" w:hAnsi="Cambria" w:cs="Cambria"/>
@@ -7250,20 +7006,9 @@
                 <w:sz w:val="20"/>
                 <w:szCs w:val="20"/>
               </w:rPr>
-              <w:t>Date: {{</w:t>
+              <w:t>Date: {{agreement_date}}</w:t>
             </w:r>
-            <w:proofErr w:type="gramEnd"/>
-            <w:r>
-              <w:rPr>
-                <w:rFonts w:ascii="Cambria" w:eastAsia="Cambria" w:hAnsi="Cambria" w:cs="Cambria"/>
-                <w:bCs/>
-                <w:spacing w:val="-4"/>
-                <w:sz w:val="20"/>
-                <w:szCs w:val="20"/>
-              </w:rPr>
-              <w:t>agreement_date}}</w:t>
-            </w:r>
-            <w:bookmarkEnd w:id="43"/>
+            <w:bookmarkEnd w:id="44"/>
           </w:p>
         </w:tc>
         <w:tc>
@@ -7286,8 +7031,7 @@
                 <w:lang w:eastAsia="zh-CN"/>
               </w:rPr>
             </w:pPr>
-            <w:bookmarkStart w:id="44" w:name="NNF_22_4741_235_19_0_B"/>
-            <w:proofErr w:type="gramStart"/>
+            <w:bookmarkStart w:id="45" w:name="NNF_22_4741_235_19_0_B"/>
             <w:r>
               <w:rPr>
                 <w:rFonts w:ascii="Cambria" w:eastAsia="Cambria" w:hAnsi="Cambria" w:cs="Cambria"/>
@@ -7296,20 +7040,9 @@
                 <w:sz w:val="20"/>
                 <w:szCs w:val="20"/>
               </w:rPr>
-              <w:t>Date: {{</w:t>
+              <w:t>Date: {{agreement_date}}</w:t>
             </w:r>
-            <w:proofErr w:type="gramEnd"/>
-            <w:r>
-              <w:rPr>
-                <w:rFonts w:ascii="Cambria" w:eastAsia="Cambria" w:hAnsi="Cambria" w:cs="Cambria"/>
-                <w:bCs/>
-                <w:spacing w:val="-4"/>
-                <w:sz w:val="20"/>
-                <w:szCs w:val="20"/>
-              </w:rPr>
-              <w:t>agreement_date}}</w:t>
-            </w:r>
-            <w:bookmarkEnd w:id="44"/>
+            <w:bookmarkEnd w:id="45"/>
           </w:p>
         </w:tc>
       </w:tr>
@@ -7890,7 +7623,6 @@
               </w:rPr>
               <w:t xml:space="preserve"> </w:t>
             </w:r>
-            <w:proofErr w:type="gramStart"/>
             <w:r>
               <w:rPr>
                 <w:rFonts w:ascii="Cambria" w:eastAsia="Cambria" w:hAnsi="Cambria" w:cs="Cambria"/>
@@ -7901,7 +7633,6 @@
               </w:rPr>
               <w:t>Tenant’s )</w:t>
             </w:r>
-            <w:proofErr w:type="gramEnd"/>
           </w:p>
         </w:tc>
         <w:tc>
@@ -7926,7 +7657,7 @@
                 <w:szCs w:val="20"/>
               </w:rPr>
             </w:pPr>
-            <w:bookmarkStart w:id="45" w:name="NNF_41_4518_480_20_1_D"/>
+            <w:bookmarkStart w:id="46" w:name="NNF_41_4518_480_20_1_D"/>
             <w:r>
               <w:rPr>
                 <w:rFonts w:ascii="Cambria" w:eastAsia="Cambria" w:hAnsi="Cambria" w:cs="Cambria"/>
@@ -7992,7 +7723,7 @@
               </w:rPr>
               <w:t>)</w:t>
             </w:r>
-            <w:bookmarkEnd w:id="45"/>
+            <w:bookmarkEnd w:id="46"/>
           </w:p>
         </w:tc>
       </w:tr>
@@ -8020,8 +7751,7 @@
                 <w:szCs w:val="20"/>
               </w:rPr>
             </w:pPr>
-            <w:bookmarkStart w:id="46" w:name="NNF_23_4717_235_19_0_B"/>
-            <w:proofErr w:type="gramStart"/>
+            <w:bookmarkStart w:id="47" w:name="NNF_23_4717_235_19_0_B"/>
             <w:r>
               <w:rPr>
                 <w:rFonts w:ascii="Cambria" w:eastAsia="Cambria" w:hAnsi="Cambria" w:cs="Cambria"/>
@@ -8029,19 +7759,9 @@
                 <w:sz w:val="20"/>
                 <w:szCs w:val="20"/>
               </w:rPr>
-              <w:t>Name: {{</w:t>
+              <w:t>Name: {{guardian_name}}</w:t>
             </w:r>
-            <w:proofErr w:type="gramEnd"/>
-            <w:r>
-              <w:rPr>
-                <w:rFonts w:ascii="Cambria" w:eastAsia="Cambria" w:hAnsi="Cambria" w:cs="Cambria"/>
-                <w:b/>
-                <w:sz w:val="20"/>
-                <w:szCs w:val="20"/>
-              </w:rPr>
-              <w:t>guardian_name}}</w:t>
-            </w:r>
-            <w:bookmarkEnd w:id="46"/>
+            <w:bookmarkEnd w:id="47"/>
           </w:p>
         </w:tc>
         <w:tc>
@@ -8110,8 +7830,7 @@
                 <w:szCs w:val="20"/>
               </w:rPr>
             </w:pPr>
-            <w:bookmarkStart w:id="47" w:name="NNF_24_4717_235_19_0_B"/>
-            <w:proofErr w:type="gramStart"/>
+            <w:bookmarkStart w:id="48" w:name="NNF_24_4717_235_19_0_B"/>
             <w:r>
               <w:rPr>
                 <w:rFonts w:ascii="Cambria" w:eastAsia="Cambria" w:hAnsi="Cambria" w:cs="Cambria"/>
@@ -8120,20 +7839,9 @@
                 <w:sz w:val="20"/>
                 <w:szCs w:val="20"/>
               </w:rPr>
-              <w:t>IC: {{</w:t>
+              <w:t>IC: {{guardian_id}}</w:t>
             </w:r>
-            <w:proofErr w:type="gramEnd"/>
-            <w:r>
-              <w:rPr>
-                <w:rFonts w:ascii="Cambria" w:eastAsia="Cambria" w:hAnsi="Cambria" w:cs="Cambria"/>
-                <w:b/>
-                <w:spacing w:val="-5"/>
-                <w:sz w:val="20"/>
-                <w:szCs w:val="20"/>
-              </w:rPr>
-              <w:t>guardian_id}}</w:t>
-            </w:r>
-            <w:bookmarkEnd w:id="47"/>
+            <w:bookmarkEnd w:id="48"/>
           </w:p>
         </w:tc>
         <w:tc>
@@ -8192,8 +7900,7 @@
                 <w:szCs w:val="20"/>
               </w:rPr>
             </w:pPr>
-            <w:bookmarkStart w:id="48" w:name="NNF_25_4717_237_19_0_B"/>
-            <w:proofErr w:type="gramStart"/>
+            <w:bookmarkStart w:id="49" w:name="NNF_25_4717_237_19_0_B"/>
             <w:r>
               <w:rPr>
                 <w:rFonts w:ascii="Cambria" w:eastAsia="Cambria" w:hAnsi="Cambria" w:cs="Cambria"/>
@@ -8202,20 +7909,9 @@
                 <w:sz w:val="20"/>
                 <w:szCs w:val="20"/>
               </w:rPr>
-              <w:t>Date: {{</w:t>
+              <w:t>Date: {{guardian_date}}</w:t>
             </w:r>
-            <w:proofErr w:type="gramEnd"/>
-            <w:r>
-              <w:rPr>
-                <w:rFonts w:ascii="Cambria" w:eastAsia="Cambria" w:hAnsi="Cambria" w:cs="Cambria"/>
-                <w:b/>
-                <w:spacing w:val="-4"/>
-                <w:sz w:val="20"/>
-                <w:szCs w:val="20"/>
-              </w:rPr>
-              <w:t>guardian_date}}</w:t>
-            </w:r>
-            <w:bookmarkEnd w:id="48"/>
+            <w:bookmarkEnd w:id="49"/>
           </w:p>
         </w:tc>
         <w:tc>
@@ -8286,7 +7982,7 @@
           <w:szCs w:val="20"/>
         </w:rPr>
       </w:pPr>
-      <w:bookmarkStart w:id="49" w:name="NNF_26_9270_1370_19_0_B"/>
+      <w:bookmarkStart w:id="50" w:name="NNF_26_9270_1370_19_0_B"/>
       <w:r>
         <w:rPr>
           <w:rFonts w:ascii="Cambria" w:eastAsia="Cambria" w:hAnsi="Cambria" w:cs="Cambria"/>
@@ -8373,11 +8069,11 @@
         </w:rPr>
         <w:t>.</w:t>
       </w:r>
-      <w:bookmarkEnd w:id="49"/>
+      <w:bookmarkEnd w:id="50"/>
     </w:p>
     <w:sectPr>
-      <w:headerReference w:type="first" r:id="rId12"/>
-      <w:footerReference w:type="first" r:id="rId13"/>
+      <w:headerReference w:type="first" r:id="rId15"/>
+      <w:footerReference w:type="first" r:id="rId16"/>
       <w:pgSz w:w="11906" w:h="16838" w:code="9"/>
       <w:pgMar w:top="1152" w:right="1080" w:bottom="1440" w:left="1080" w:header="864" w:footer="720" w:gutter="0"/>
       <w:cols w:space="720"/>
@@ -8414,6 +8110,16 @@
 </file>
 
 <file path=word/footer1.xml><?xml version="1.0" encoding="utf-8"?>
+<w:ftr xmlns:wpc="http://schemas.microsoft.com/office/word/2010/wordprocessingCanvas" xmlns:cx="http://schemas.microsoft.com/office/drawing/2014/chartex" xmlns:cx1="http://schemas.microsoft.com/office/drawing/2015/9/8/chartex" xmlns:cx2="http://schemas.microsoft.com/office/drawing/2015/10/21/chartex" xmlns:cx3="http://schemas.microsoft.com/office/drawing/2016/5/9/chartex" xmlns:cx4="http://schemas.microsoft.com/office/drawing/2016/5/10/chartex" xmlns:cx5="http://schemas.microsoft.com/office/drawing/2016/5/11/chartex" xmlns:cx6="http://schemas.microsoft.com/office/drawing/2016/5/12/chartex" xmlns:cx7="http://schemas.microsoft.com/office/drawing/2016/5/13/chartex" xmlns:cx8="http://schemas.microsoft.com/office/drawing/2016/5/14/chartex" xmlns:mc="http://schemas.openxmlformats.org/markup-compatibility/2006" xmlns:aink="http://schemas.microsoft.com/office/drawing/2016/ink" xmlns:am3d="http://schemas.microsoft.com/office/drawing/2017/model3d" xmlns:o="urn:schemas-microsoft-com:office:office" xmlns:oel="http://schemas.microsoft.com/office/2019/extlst" xmlns:r="http://schemas.openxmlformats.org/officeDocument/2006/relationships" xmlns:m="http://schemas.openxmlformats.org/officeDocument/2006/math" xmlns:v="urn:schemas-microsoft-com:vml" xmlns:wp14="http://schemas.microsoft.com/office/word/2010/wordprocessingDrawing" xmlns:wp="http://schemas.openxmlformats.org/drawingml/2006/wordprocessingDrawing" xmlns:w10="urn:schemas-microsoft-com:office:word" xmlns:w="http://schemas.openxmlformats.org/wordprocessingml/2006/main" xmlns:w14="http://schemas.microsoft.com/office/word/2010/wordml" xmlns:w15="http://schemas.microsoft.com/office/word/2012/wordml" xmlns:w16cex="http://schemas.microsoft.com/office/word/2018/wordml/cex" xmlns:w16cid="http://schemas.microsoft.com/office/word/2016/wordml/cid" xmlns:w16="http://schemas.microsoft.com/office/word/2018/wordml" xmlns:w16du="http://schemas.microsoft.com/office/word/2023/wordml/word16du" xmlns:w16sdtdh="http://schemas.microsoft.com/office/word/2020/wordml/sdtdatahash" xmlns:w16sdtfl="http://schemas.microsoft.com/office/word/2024/wordml/sdtformatlock" xmlns:w16se="http://schemas.microsoft.com/office/word/2015/wordml/symex" xmlns:wpg="http://schemas.microsoft.com/office/word/2010/wordprocessingGroup" xmlns:wpi="http://schemas.microsoft.com/office/word/2010/wordprocessingInk" xmlns:wne="http://schemas.microsoft.com/office/word/2006/wordml" xmlns:wps="http://schemas.microsoft.com/office/word/2010/wordprocessingShape" mc:Ignorable="w14 w15 w16se w16cid w16 w16cex w16sdtdh w16sdtfl w16du wp14">
+  <w:p>
+    <w:pPr>
+      <w:pStyle w:val="Footer"/>
+    </w:pPr>
+  </w:p>
+</w:ftr>
+</file>
+
+<file path=word/footer2.xml><?xml version="1.0" encoding="utf-8"?>
 <w:ftr xmlns:wpc="http://schemas.microsoft.com/office/word/2010/wordprocessingCanvas" xmlns:cx="http://schemas.microsoft.com/office/drawing/2014/chartex" xmlns:cx1="http://schemas.microsoft.com/office/drawing/2015/9/8/chartex" xmlns:cx2="http://schemas.microsoft.com/office/drawing/2015/10/21/chartex" xmlns:cx3="http://schemas.microsoft.com/office/drawing/2016/5/9/chartex" xmlns:cx4="http://schemas.microsoft.com/office/drawing/2016/5/10/chartex" xmlns:cx5="http://schemas.microsoft.com/office/drawing/2016/5/11/chartex" xmlns:cx6="http://schemas.microsoft.com/office/drawing/2016/5/12/chartex" xmlns:cx7="http://schemas.microsoft.com/office/drawing/2016/5/13/chartex" xmlns:cx8="http://schemas.microsoft.com/office/drawing/2016/5/14/chartex" xmlns:mc="http://schemas.openxmlformats.org/markup-compatibility/2006" xmlns:aink="http://schemas.microsoft.com/office/drawing/2016/ink" xmlns:am3d="http://schemas.microsoft.com/office/drawing/2017/model3d" xmlns:o="urn:schemas-microsoft-com:office:office" xmlns:oel="http://schemas.microsoft.com/office/2019/extlst" xmlns:r="http://schemas.openxmlformats.org/officeDocument/2006/relationships" xmlns:m="http://schemas.openxmlformats.org/officeDocument/2006/math" xmlns:v="urn:schemas-microsoft-com:vml" xmlns:wp14="http://schemas.microsoft.com/office/word/2010/wordprocessingDrawing" xmlns:wp="http://schemas.openxmlformats.org/drawingml/2006/wordprocessingDrawing" xmlns:w10="urn:schemas-microsoft-com:office:word" xmlns:w="http://schemas.openxmlformats.org/wordprocessingml/2006/main" xmlns:w14="http://schemas.microsoft.com/office/word/2010/wordml" xmlns:w15="http://schemas.microsoft.com/office/word/2012/wordml" xmlns:w16cex="http://schemas.microsoft.com/office/word/2018/wordml/cex" xmlns:w16cid="http://schemas.microsoft.com/office/word/2016/wordml/cid" xmlns:w16="http://schemas.microsoft.com/office/word/2018/wordml" xmlns:w16du="http://schemas.microsoft.com/office/word/2023/wordml/word16du" xmlns:w16sdtdh="http://schemas.microsoft.com/office/word/2020/wordml/sdtdatahash" xmlns:w16sdtfl="http://schemas.microsoft.com/office/word/2024/wordml/sdtformatlock" xmlns:w16se="http://schemas.microsoft.com/office/word/2015/wordml/symex" xmlns:wpg="http://schemas.microsoft.com/office/word/2010/wordprocessingGroup" xmlns:wpi="http://schemas.microsoft.com/office/word/2010/wordprocessingInk" xmlns:wne="http://schemas.microsoft.com/office/word/2006/wordml" xmlns:wps="http://schemas.microsoft.com/office/word/2010/wordprocessingShape" mc:Ignorable="w14 w15 w16se w16cid w16 w16cex w16sdtdh w16sdtfl w16du wp14">
   <w:p>
     <w:pPr>
@@ -8494,7 +8200,7 @@
 </w:ftr>
 </file>
 
-<file path=word/footer2.xml><?xml version="1.0" encoding="utf-8"?>
+<file path=word/footer3.xml><?xml version="1.0" encoding="utf-8"?>
 <w:ftr xmlns:wpc="http://schemas.microsoft.com/office/word/2010/wordprocessingCanvas" xmlns:cx="http://schemas.microsoft.com/office/drawing/2014/chartex" xmlns:cx1="http://schemas.microsoft.com/office/drawing/2015/9/8/chartex" xmlns:cx2="http://schemas.microsoft.com/office/drawing/2015/10/21/chartex" xmlns:cx3="http://schemas.microsoft.com/office/drawing/2016/5/9/chartex" xmlns:cx4="http://schemas.microsoft.com/office/drawing/2016/5/10/chartex" xmlns:cx5="http://schemas.microsoft.com/office/drawing/2016/5/11/chartex" xmlns:cx6="http://schemas.microsoft.com/office/drawing/2016/5/12/chartex" xmlns:cx7="http://schemas.microsoft.com/office/drawing/2016/5/13/chartex" xmlns:cx8="http://schemas.microsoft.com/office/drawing/2016/5/14/chartex" xmlns:mc="http://schemas.openxmlformats.org/markup-compatibility/2006" xmlns:aink="http://schemas.microsoft.com/office/drawing/2016/ink" xmlns:am3d="http://schemas.microsoft.com/office/drawing/2017/model3d" xmlns:o="urn:schemas-microsoft-com:office:office" xmlns:oel="http://schemas.microsoft.com/office/2019/extlst" xmlns:r="http://schemas.openxmlformats.org/officeDocument/2006/relationships" xmlns:m="http://schemas.openxmlformats.org/officeDocument/2006/math" xmlns:v="urn:schemas-microsoft-com:vml" xmlns:wp14="http://schemas.microsoft.com/office/word/2010/wordprocessingDrawing" xmlns:wp="http://schemas.openxmlformats.org/drawingml/2006/wordprocessingDrawing" xmlns:w10="urn:schemas-microsoft-com:office:word" xmlns:w="http://schemas.openxmlformats.org/wordprocessingml/2006/main" xmlns:w14="http://schemas.microsoft.com/office/word/2010/wordml" xmlns:w15="http://schemas.microsoft.com/office/word/2012/wordml" xmlns:w16cex="http://schemas.microsoft.com/office/word/2018/wordml/cex" xmlns:w16cid="http://schemas.microsoft.com/office/word/2016/wordml/cid" xmlns:w16="http://schemas.microsoft.com/office/word/2018/wordml" xmlns:w16du="http://schemas.microsoft.com/office/word/2023/wordml/word16du" xmlns:w16sdtdh="http://schemas.microsoft.com/office/word/2020/wordml/sdtdatahash" xmlns:w16sdtfl="http://schemas.microsoft.com/office/word/2024/wordml/sdtformatlock" xmlns:w16se="http://schemas.microsoft.com/office/word/2015/wordml/symex" xmlns:wpg="http://schemas.microsoft.com/office/word/2010/wordprocessingGroup" xmlns:wpi="http://schemas.microsoft.com/office/word/2010/wordprocessingInk" xmlns:wne="http://schemas.microsoft.com/office/word/2006/wordml" xmlns:wps="http://schemas.microsoft.com/office/word/2010/wordprocessingShape" mc:Ignorable="w14 w15 w16se w16cid w16 w16cex w16sdtdh w16sdtfl w16du wp14">
   <w:p>
     <w:pPr>
@@ -8575,7 +8281,7 @@
 </w:ftr>
 </file>
 
-<file path=word/footer3.xml><?xml version="1.0" encoding="utf-8"?>
+<file path=word/footer4.xml><?xml version="1.0" encoding="utf-8"?>
 <w:ftr xmlns:wpc="http://schemas.microsoft.com/office/word/2010/wordprocessingCanvas" xmlns:cx="http://schemas.microsoft.com/office/drawing/2014/chartex" xmlns:cx1="http://schemas.microsoft.com/office/drawing/2015/9/8/chartex" xmlns:cx2="http://schemas.microsoft.com/office/drawing/2015/10/21/chartex" xmlns:cx3="http://schemas.microsoft.com/office/drawing/2016/5/9/chartex" xmlns:cx4="http://schemas.microsoft.com/office/drawing/2016/5/10/chartex" xmlns:cx5="http://schemas.microsoft.com/office/drawing/2016/5/11/chartex" xmlns:cx6="http://schemas.microsoft.com/office/drawing/2016/5/12/chartex" xmlns:cx7="http://schemas.microsoft.com/office/drawing/2016/5/13/chartex" xmlns:cx8="http://schemas.microsoft.com/office/drawing/2016/5/14/chartex" xmlns:mc="http://schemas.openxmlformats.org/markup-compatibility/2006" xmlns:aink="http://schemas.microsoft.com/office/drawing/2016/ink" xmlns:am3d="http://schemas.microsoft.com/office/drawing/2017/model3d" xmlns:o="urn:schemas-microsoft-com:office:office" xmlns:oel="http://schemas.microsoft.com/office/2019/extlst" xmlns:r="http://schemas.openxmlformats.org/officeDocument/2006/relationships" xmlns:m="http://schemas.openxmlformats.org/officeDocument/2006/math" xmlns:v="urn:schemas-microsoft-com:vml" xmlns:wp14="http://schemas.microsoft.com/office/word/2010/wordprocessingDrawing" xmlns:wp="http://schemas.openxmlformats.org/drawingml/2006/wordprocessingDrawing" xmlns:w10="urn:schemas-microsoft-com:office:word" xmlns:w="http://schemas.openxmlformats.org/wordprocessingml/2006/main" xmlns:w14="http://schemas.microsoft.com/office/word/2010/wordml" xmlns:w15="http://schemas.microsoft.com/office/word/2012/wordml" xmlns:w16cex="http://schemas.microsoft.com/office/word/2018/wordml/cex" xmlns:w16cid="http://schemas.microsoft.com/office/word/2016/wordml/cid" xmlns:w16="http://schemas.microsoft.com/office/word/2018/wordml" xmlns:w16du="http://schemas.microsoft.com/office/word/2023/wordml/word16du" xmlns:w16sdtdh="http://schemas.microsoft.com/office/word/2020/wordml/sdtdatahash" xmlns:w16sdtfl="http://schemas.microsoft.com/office/word/2024/wordml/sdtformatlock" xmlns:w16se="http://schemas.microsoft.com/office/word/2015/wordml/symex" xmlns:wpg="http://schemas.microsoft.com/office/word/2010/wordprocessingGroup" xmlns:wpi="http://schemas.microsoft.com/office/word/2010/wordprocessingInk" xmlns:wne="http://schemas.microsoft.com/office/word/2006/wordml" xmlns:wps="http://schemas.microsoft.com/office/word/2010/wordprocessingShape" mc:Ignorable="w14 w15 w16se w16cid w16 w16cex w16sdtdh w16sdtfl w16du wp14">
   <w:p>
     <w:pPr>
@@ -8612,6 +8318,26 @@
 
 <file path=word/header1.xml><?xml version="1.0" encoding="utf-8"?>
 <w:hdr xmlns:wpc="http://schemas.microsoft.com/office/word/2010/wordprocessingCanvas" xmlns:cx="http://schemas.microsoft.com/office/drawing/2014/chartex" xmlns:cx1="http://schemas.microsoft.com/office/drawing/2015/9/8/chartex" xmlns:cx2="http://schemas.microsoft.com/office/drawing/2015/10/21/chartex" xmlns:cx3="http://schemas.microsoft.com/office/drawing/2016/5/9/chartex" xmlns:cx4="http://schemas.microsoft.com/office/drawing/2016/5/10/chartex" xmlns:cx5="http://schemas.microsoft.com/office/drawing/2016/5/11/chartex" xmlns:cx6="http://schemas.microsoft.com/office/drawing/2016/5/12/chartex" xmlns:cx7="http://schemas.microsoft.com/office/drawing/2016/5/13/chartex" xmlns:cx8="http://schemas.microsoft.com/office/drawing/2016/5/14/chartex" xmlns:mc="http://schemas.openxmlformats.org/markup-compatibility/2006" xmlns:aink="http://schemas.microsoft.com/office/drawing/2016/ink" xmlns:am3d="http://schemas.microsoft.com/office/drawing/2017/model3d" xmlns:o="urn:schemas-microsoft-com:office:office" xmlns:oel="http://schemas.microsoft.com/office/2019/extlst" xmlns:r="http://schemas.openxmlformats.org/officeDocument/2006/relationships" xmlns:m="http://schemas.openxmlformats.org/officeDocument/2006/math" xmlns:v="urn:schemas-microsoft-com:vml" xmlns:wp14="http://schemas.microsoft.com/office/word/2010/wordprocessingDrawing" xmlns:wp="http://schemas.openxmlformats.org/drawingml/2006/wordprocessingDrawing" xmlns:w10="urn:schemas-microsoft-com:office:word" xmlns:w="http://schemas.openxmlformats.org/wordprocessingml/2006/main" xmlns:w14="http://schemas.microsoft.com/office/word/2010/wordml" xmlns:w15="http://schemas.microsoft.com/office/word/2012/wordml" xmlns:w16cex="http://schemas.microsoft.com/office/word/2018/wordml/cex" xmlns:w16cid="http://schemas.microsoft.com/office/word/2016/wordml/cid" xmlns:w16="http://schemas.microsoft.com/office/word/2018/wordml" xmlns:w16du="http://schemas.microsoft.com/office/word/2023/wordml/word16du" xmlns:w16sdtdh="http://schemas.microsoft.com/office/word/2020/wordml/sdtdatahash" xmlns:w16sdtfl="http://schemas.microsoft.com/office/word/2024/wordml/sdtformatlock" xmlns:w16se="http://schemas.microsoft.com/office/word/2015/wordml/symex" xmlns:wpg="http://schemas.microsoft.com/office/word/2010/wordprocessingGroup" xmlns:wpi="http://schemas.microsoft.com/office/word/2010/wordprocessingInk" xmlns:wne="http://schemas.microsoft.com/office/word/2006/wordml" xmlns:wps="http://schemas.microsoft.com/office/word/2010/wordprocessingShape" mc:Ignorable="w14 w15 w16se w16cid w16 w16cex w16sdtdh w16sdtfl w16du wp14">
+  <w:p>
+    <w:pPr>
+      <w:pStyle w:val="Header"/>
+    </w:pPr>
+  </w:p>
+</w:hdr>
+</file>
+
+<file path=word/header2.xml><?xml version="1.0" encoding="utf-8"?>
+<w:hdr xmlns:wpc="http://schemas.microsoft.com/office/word/2010/wordprocessingCanvas" xmlns:cx="http://schemas.microsoft.com/office/drawing/2014/chartex" xmlns:cx1="http://schemas.microsoft.com/office/drawing/2015/9/8/chartex" xmlns:cx2="http://schemas.microsoft.com/office/drawing/2015/10/21/chartex" xmlns:cx3="http://schemas.microsoft.com/office/drawing/2016/5/9/chartex" xmlns:cx4="http://schemas.microsoft.com/office/drawing/2016/5/10/chartex" xmlns:cx5="http://schemas.microsoft.com/office/drawing/2016/5/11/chartex" xmlns:cx6="http://schemas.microsoft.com/office/drawing/2016/5/12/chartex" xmlns:cx7="http://schemas.microsoft.com/office/drawing/2016/5/13/chartex" xmlns:cx8="http://schemas.microsoft.com/office/drawing/2016/5/14/chartex" xmlns:mc="http://schemas.openxmlformats.org/markup-compatibility/2006" xmlns:aink="http://schemas.microsoft.com/office/drawing/2016/ink" xmlns:am3d="http://schemas.microsoft.com/office/drawing/2017/model3d" xmlns:o="urn:schemas-microsoft-com:office:office" xmlns:oel="http://schemas.microsoft.com/office/2019/extlst" xmlns:r="http://schemas.openxmlformats.org/officeDocument/2006/relationships" xmlns:m="http://schemas.openxmlformats.org/officeDocument/2006/math" xmlns:v="urn:schemas-microsoft-com:vml" xmlns:wp14="http://schemas.microsoft.com/office/word/2010/wordprocessingDrawing" xmlns:wp="http://schemas.openxmlformats.org/drawingml/2006/wordprocessingDrawing" xmlns:w10="urn:schemas-microsoft-com:office:word" xmlns:w="http://schemas.openxmlformats.org/wordprocessingml/2006/main" xmlns:w14="http://schemas.microsoft.com/office/word/2010/wordml" xmlns:w15="http://schemas.microsoft.com/office/word/2012/wordml" xmlns:w16cex="http://schemas.microsoft.com/office/word/2018/wordml/cex" xmlns:w16cid="http://schemas.microsoft.com/office/word/2016/wordml/cid" xmlns:w16="http://schemas.microsoft.com/office/word/2018/wordml" xmlns:w16du="http://schemas.microsoft.com/office/word/2023/wordml/word16du" xmlns:w16sdtdh="http://schemas.microsoft.com/office/word/2020/wordml/sdtdatahash" xmlns:w16sdtfl="http://schemas.microsoft.com/office/word/2024/wordml/sdtformatlock" xmlns:w16se="http://schemas.microsoft.com/office/word/2015/wordml/symex" xmlns:wpg="http://schemas.microsoft.com/office/word/2010/wordprocessingGroup" xmlns:wpi="http://schemas.microsoft.com/office/word/2010/wordprocessingInk" xmlns:wne="http://schemas.microsoft.com/office/word/2006/wordml" xmlns:wps="http://schemas.microsoft.com/office/word/2010/wordprocessingShape" mc:Ignorable="w14 w15 w16se w16cid w16 w16cex w16sdtdh w16sdtfl w16du wp14">
+  <w:p>
+    <w:pPr>
+      <w:pStyle w:val="Header"/>
+    </w:pPr>
+  </w:p>
+</w:hdr>
+</file>
+
+<file path=word/header3.xml><?xml version="1.0" encoding="utf-8"?>
+<w:hdr xmlns:wpc="http://schemas.microsoft.com/office/word/2010/wordprocessingCanvas" xmlns:cx="http://schemas.microsoft.com/office/drawing/2014/chartex" xmlns:cx1="http://schemas.microsoft.com/office/drawing/2015/9/8/chartex" xmlns:cx2="http://schemas.microsoft.com/office/drawing/2015/10/21/chartex" xmlns:cx3="http://schemas.microsoft.com/office/drawing/2016/5/9/chartex" xmlns:cx4="http://schemas.microsoft.com/office/drawing/2016/5/10/chartex" xmlns:cx5="http://schemas.microsoft.com/office/drawing/2016/5/11/chartex" xmlns:cx6="http://schemas.microsoft.com/office/drawing/2016/5/12/chartex" xmlns:cx7="http://schemas.microsoft.com/office/drawing/2016/5/13/chartex" xmlns:cx8="http://schemas.microsoft.com/office/drawing/2016/5/14/chartex" xmlns:mc="http://schemas.openxmlformats.org/markup-compatibility/2006" xmlns:aink="http://schemas.microsoft.com/office/drawing/2016/ink" xmlns:am3d="http://schemas.microsoft.com/office/drawing/2017/model3d" xmlns:o="urn:schemas-microsoft-com:office:office" xmlns:oel="http://schemas.microsoft.com/office/2019/extlst" xmlns:r="http://schemas.openxmlformats.org/officeDocument/2006/relationships" xmlns:m="http://schemas.openxmlformats.org/officeDocument/2006/math" xmlns:v="urn:schemas-microsoft-com:vml" xmlns:wp14="http://schemas.microsoft.com/office/word/2010/wordprocessingDrawing" xmlns:wp="http://schemas.openxmlformats.org/drawingml/2006/wordprocessingDrawing" xmlns:w10="urn:schemas-microsoft-com:office:word" xmlns:w="http://schemas.openxmlformats.org/wordprocessingml/2006/main" xmlns:w14="http://schemas.microsoft.com/office/word/2010/wordml" xmlns:w15="http://schemas.microsoft.com/office/word/2012/wordml" xmlns:w16cex="http://schemas.microsoft.com/office/word/2018/wordml/cex" xmlns:w16cid="http://schemas.microsoft.com/office/word/2016/wordml/cid" xmlns:w16="http://schemas.microsoft.com/office/word/2018/wordml" xmlns:w16du="http://schemas.microsoft.com/office/word/2023/wordml/word16du" xmlns:w16sdtdh="http://schemas.microsoft.com/office/word/2020/wordml/sdtdatahash" xmlns:w16sdtfl="http://schemas.microsoft.com/office/word/2024/wordml/sdtformatlock" xmlns:w16se="http://schemas.microsoft.com/office/word/2015/wordml/symex" xmlns:wpg="http://schemas.microsoft.com/office/word/2010/wordprocessingGroup" xmlns:wpi="http://schemas.microsoft.com/office/word/2010/wordprocessingInk" xmlns:wne="http://schemas.microsoft.com/office/word/2006/wordml" xmlns:wps="http://schemas.microsoft.com/office/word/2010/wordprocessingShape" mc:Ignorable="w14 w15 w16se w16cid w16 w16cex w16sdtdh w16sdtfl w16du wp14">
   <w:tbl>
     <w:tblPr>
       <w:tblStyle w:val="TableGrid1"/>
@@ -8620,8 +8346,8 @@
       <w:tblLook w:val="04A0" w:firstRow="1" w:lastRow="0" w:firstColumn="1" w:lastColumn="0" w:noHBand="0" w:noVBand="1"/>
     </w:tblPr>
     <w:tblGrid>
-      <w:gridCol w:w="4968"/>
-      <w:gridCol w:w="4968"/>
+      <w:gridCol w:w="4338"/>
+      <w:gridCol w:w="5598"/>
     </w:tblGrid>
     <w:tr>
       <w:trPr>
@@ -8629,7 +8355,7 @@
       </w:trPr>
       <w:tc>
         <w:tcPr>
-          <w:tcW w:w="4968" w:type="dxa"/>
+          <w:tcW w:w="4338" w:type="dxa"/>
           <w:tcBorders>
             <w:top w:val="nil"/>
             <w:left w:val="nil"/>
@@ -8706,7 +8432,7 @@
       </w:tc>
       <w:tc>
         <w:tcPr>
-          <w:tcW w:w="4968" w:type="dxa"/>
+          <w:tcW w:w="5598" w:type="dxa"/>
           <w:tcBorders>
             <w:top w:val="nil"/>
             <w:left w:val="nil"/>
@@ -8725,8 +8451,8 @@
               <w14:ligatures w14:val="none"/>
             </w:rPr>
           </w:pPr>
-          <w:bookmarkStart w:id="25" w:name="NNF_188_9720_272_22_1_S"/>
-          <w:bookmarkStart w:id="26" w:name="NestHeader_name"/>
+          <w:bookmarkStart w:id="26" w:name="NNF_188_9720_272_22_1_S"/>
+          <w:bookmarkStart w:id="27" w:name="NestHeader_name"/>
           <w:r>
             <w:rPr>
               <w:rFonts w:ascii="Arial" w:hAnsi="Arial" w:cs="SimSun"/>
@@ -8737,8 +8463,8 @@
             </w:rPr>
             <w:t>{{company.name}}</w:t>
           </w:r>
-          <w:bookmarkEnd w:id="25"/>
           <w:bookmarkEnd w:id="26"/>
+          <w:bookmarkEnd w:id="27"/>
         </w:p>
         <w:p>
           <w:pPr>
@@ -8750,8 +8476,8 @@
               <w14:ligatures w14:val="none"/>
             </w:rPr>
           </w:pPr>
-          <w:bookmarkStart w:id="27" w:name="NNF_189_9720_294_24_1_S"/>
-          <w:bookmarkStart w:id="28" w:name="NestHeader_registration"/>
+          <w:bookmarkStart w:id="28" w:name="NNF_189_9720_294_24_1_S"/>
+          <w:bookmarkStart w:id="29" w:name="NestHeader_registration"/>
           <w:r>
             <w:rPr>
               <w:rFonts w:ascii="Arial" w:hAnsi="Arial" w:cs="SimSun"/>
@@ -8760,32 +8486,10 @@
               <w:szCs w:val="14"/>
               <w14:ligatures w14:val="none"/>
             </w:rPr>
-            <w:t>{{</w:t>
+            <w:t>{{company.registration}}</w:t>
           </w:r>
-          <w:proofErr w:type="gramStart"/>
-          <w:r>
-            <w:rPr>
-              <w:rFonts w:ascii="Arial" w:hAnsi="Arial" w:cs="SimSun"/>
-              <w:b/>
-              <w:sz w:val="16"/>
-              <w:szCs w:val="14"/>
-              <w14:ligatures w14:val="none"/>
-            </w:rPr>
-            <w:t>company.registration</w:t>
-          </w:r>
-          <w:proofErr w:type="gramEnd"/>
-          <w:r>
-            <w:rPr>
-              <w:rFonts w:ascii="Arial" w:hAnsi="Arial" w:cs="SimSun"/>
-              <w:b/>
-              <w:sz w:val="16"/>
-              <w:szCs w:val="14"/>
-              <w14:ligatures w14:val="none"/>
-            </w:rPr>
-            <w:t>}}</w:t>
-          </w:r>
-          <w:bookmarkEnd w:id="27"/>
           <w:bookmarkEnd w:id="28"/>
+          <w:bookmarkEnd w:id="29"/>
         </w:p>
         <w:p>
           <w:pPr>
@@ -8797,8 +8501,8 @@
               <w14:ligatures w14:val="none"/>
             </w:rPr>
           </w:pPr>
-          <w:bookmarkStart w:id="29" w:name="NNF_190_9720_260_21_1_T"/>
-          <w:bookmarkStart w:id="30" w:name="NestHeader_address"/>
+          <w:bookmarkStart w:id="30" w:name="NNF_190_9720_260_21_1_T"/>
+          <w:bookmarkStart w:id="31" w:name="NestHeader_address"/>
           <w:r>
             <w:rPr>
               <w:rFonts w:ascii="Times New Roman" w:hAnsi="Times New Roman" w:cs="SimSun"/>
@@ -8807,32 +8511,10 @@
               <w:szCs w:val="16"/>
               <w14:ligatures w14:val="none"/>
             </w:rPr>
-            <w:t>{{</w:t>
+            <w:t>{{company.address}}</w:t>
           </w:r>
-          <w:proofErr w:type="gramStart"/>
-          <w:r>
-            <w:rPr>
-              <w:rFonts w:ascii="Times New Roman" w:hAnsi="Times New Roman" w:cs="SimSun"/>
-              <w:b/>
-              <w:sz w:val="16"/>
-              <w:szCs w:val="16"/>
-              <w14:ligatures w14:val="none"/>
-            </w:rPr>
-            <w:t>company.address</w:t>
-          </w:r>
-          <w:proofErr w:type="gramEnd"/>
-          <w:r>
-            <w:rPr>
-              <w:rFonts w:ascii="Times New Roman" w:hAnsi="Times New Roman" w:cs="SimSun"/>
-              <w:b/>
-              <w:sz w:val="16"/>
-              <w:szCs w:val="16"/>
-              <w14:ligatures w14:val="none"/>
-            </w:rPr>
-            <w:t>}}</w:t>
-          </w:r>
-          <w:bookmarkEnd w:id="29"/>
           <w:bookmarkEnd w:id="30"/>
+          <w:bookmarkEnd w:id="31"/>
         </w:p>
         <w:p>
           <w:pPr>
@@ -8844,8 +8526,8 @@
               <w14:ligatures w14:val="none"/>
             </w:rPr>
           </w:pPr>
-          <w:bookmarkStart w:id="31" w:name="NNF_191_9720_281_23_1_T"/>
-          <w:bookmarkStart w:id="32" w:name="NestHeader_phone"/>
+          <w:bookmarkStart w:id="32" w:name="NNF_191_9720_281_23_1_T"/>
+          <w:bookmarkStart w:id="33" w:name="NestHeader_phone"/>
           <w:r>
             <w:rPr>
               <w:rFonts w:ascii="Times New Roman" w:hAnsi="Times New Roman" w:cs="SimSun"/>
@@ -8854,32 +8536,10 @@
               <w:szCs w:val="14"/>
               <w14:ligatures w14:val="none"/>
             </w:rPr>
-            <w:t>TEL NO</w:t>
+            <w:t>TEL NO.: {{company.phone}}</w:t>
           </w:r>
-          <w:proofErr w:type="gramStart"/>
-          <w:r>
-            <w:rPr>
-              <w:rFonts w:ascii="Times New Roman" w:hAnsi="Times New Roman" w:cs="SimSun"/>
-              <w:b/>
-              <w:sz w:val="16"/>
-              <w:szCs w:val="14"/>
-              <w14:ligatures w14:val="none"/>
-            </w:rPr>
-            <w:t>.: {{company.phone</w:t>
-          </w:r>
-          <w:proofErr w:type="gramEnd"/>
-          <w:r>
-            <w:rPr>
-              <w:rFonts w:ascii="Times New Roman" w:hAnsi="Times New Roman" w:cs="SimSun"/>
-              <w:b/>
-              <w:sz w:val="16"/>
-              <w:szCs w:val="14"/>
-              <w14:ligatures w14:val="none"/>
-            </w:rPr>
-            <w:t>}}</w:t>
-          </w:r>
-          <w:bookmarkEnd w:id="31"/>
           <w:bookmarkEnd w:id="32"/>
+          <w:bookmarkEnd w:id="33"/>
         </w:p>
       </w:tc>
     </w:tr>
@@ -8906,7 +8566,7 @@
 </w:hdr>
 </file>
 
-<file path=word/header2.xml><?xml version="1.0" encoding="utf-8"?>
+<file path=word/header4.xml><?xml version="1.0" encoding="utf-8"?>
 <w:hdr xmlns:wpc="http://schemas.microsoft.com/office/word/2010/wordprocessingCanvas" xmlns:cx="http://schemas.microsoft.com/office/drawing/2014/chartex" xmlns:cx1="http://schemas.microsoft.com/office/drawing/2015/9/8/chartex" xmlns:cx2="http://schemas.microsoft.com/office/drawing/2015/10/21/chartex" xmlns:cx3="http://schemas.microsoft.com/office/drawing/2016/5/9/chartex" xmlns:cx4="http://schemas.microsoft.com/office/drawing/2016/5/10/chartex" xmlns:cx5="http://schemas.microsoft.com/office/drawing/2016/5/11/chartex" xmlns:cx6="http://schemas.microsoft.com/office/drawing/2016/5/12/chartex" xmlns:cx7="http://schemas.microsoft.com/office/drawing/2016/5/13/chartex" xmlns:cx8="http://schemas.microsoft.com/office/drawing/2016/5/14/chartex" xmlns:mc="http://schemas.openxmlformats.org/markup-compatibility/2006" xmlns:aink="http://schemas.microsoft.com/office/drawing/2016/ink" xmlns:am3d="http://schemas.microsoft.com/office/drawing/2017/model3d" xmlns:o="urn:schemas-microsoft-com:office:office" xmlns:oel="http://schemas.microsoft.com/office/2019/extlst" xmlns:r="http://schemas.openxmlformats.org/officeDocument/2006/relationships" xmlns:m="http://schemas.openxmlformats.org/officeDocument/2006/math" xmlns:v="urn:schemas-microsoft-com:vml" xmlns:wp14="http://schemas.microsoft.com/office/word/2010/wordprocessingDrawing" xmlns:wp="http://schemas.openxmlformats.org/drawingml/2006/wordprocessingDrawing" xmlns:w10="urn:schemas-microsoft-com:office:word" xmlns:w="http://schemas.openxmlformats.org/wordprocessingml/2006/main" xmlns:w14="http://schemas.microsoft.com/office/word/2010/wordml" xmlns:w15="http://schemas.microsoft.com/office/word/2012/wordml" xmlns:w16cex="http://schemas.microsoft.com/office/word/2018/wordml/cex" xmlns:w16cid="http://schemas.microsoft.com/office/word/2016/wordml/cid" xmlns:w16="http://schemas.microsoft.com/office/word/2018/wordml" xmlns:w16du="http://schemas.microsoft.com/office/word/2023/wordml/word16du" xmlns:w16sdtdh="http://schemas.microsoft.com/office/word/2020/wordml/sdtdatahash" xmlns:w16sdtfl="http://schemas.microsoft.com/office/word/2024/wordml/sdtformatlock" xmlns:w16se="http://schemas.microsoft.com/office/word/2015/wordml/symex" xmlns:wpg="http://schemas.microsoft.com/office/word/2010/wordprocessingGroup" xmlns:wpi="http://schemas.microsoft.com/office/word/2010/wordprocessingInk" xmlns:wne="http://schemas.microsoft.com/office/word/2006/wordml" xmlns:wps="http://schemas.microsoft.com/office/word/2010/wordprocessingShape" mc:Ignorable="w14 w15 w16se w16cid w16 w16cex w16sdtdh w16sdtfl w16du wp14">
   <w:p>
     <w:pPr>
